--- a/advanced crptography.docx
+++ b/advanced crptography.docx
@@ -21,7 +21,7 @@
                     <pic:cNvPicPr/>
                   </pic:nvPicPr>
                   <pic:blipFill>
-                    <a:blip r:embed="rId6">
+                    <a:blip r:embed="rId8">
                       <a:extLst>
                         <a:ext uri="{28A0092B-C50C-407E-A947-70E740481C1C}">
                           <a14:useLocalDpi xmlns:a14="http://schemas.microsoft.com/office/drawing/2010/main" val="0"/>
@@ -372,8 +372,6 @@
           <w:szCs w:val="48"/>
         </w:rPr>
       </w:pPr>
-      <w:bookmarkStart w:id="0" w:name="_GoBack"/>
-      <w:bookmarkEnd w:id="0"/>
     </w:p>
     <w:p>
       <w:pPr>
@@ -3622,7 +3620,7 @@
         </w:p>
       </w:sdtContent>
     </w:sdt>
-    <w:bookmarkStart w:id="1" w:name="_Toc231766913" w:displacedByCustomXml="prev"/>
+    <w:bookmarkStart w:id="0" w:name="_Toc231766913" w:displacedByCustomXml="prev"/>
     <w:p/>
     <w:p/>
     <w:p/>
@@ -3643,6 +3641,24 @@
       <w:r>
         <w:t>Week 1: Cryptography Environment Setup</w:t>
       </w:r>
+      <w:bookmarkEnd w:id="0"/>
+    </w:p>
+    <w:p>
+      <w:pPr>
+        <w:pStyle w:val="Heading2"/>
+        <w:rPr>
+          <w:rFonts w:eastAsia="Times New Roman"/>
+          <w:color w:val="auto"/>
+        </w:rPr>
+      </w:pPr>
+      <w:bookmarkStart w:id="1" w:name="_Toc231766914"/>
+      <w:r>
+        <w:rPr>
+          <w:rFonts w:eastAsia="Times New Roman"/>
+          <w:color w:val="auto"/>
+        </w:rPr>
+        <w:t>Title</w:t>
+      </w:r>
       <w:bookmarkEnd w:id="1"/>
     </w:p>
     <w:p>
@@ -3653,49 +3669,31 @@
           <w:color w:val="auto"/>
         </w:rPr>
       </w:pPr>
-      <w:bookmarkStart w:id="2" w:name="_Toc231766914"/>
+      <w:bookmarkStart w:id="2" w:name="_Toc231766915"/>
       <w:r>
         <w:rPr>
           <w:rFonts w:eastAsia="Times New Roman"/>
           <w:color w:val="auto"/>
         </w:rPr>
-        <w:t>Title</w:t>
+        <w:t>Installation and Configuration of Cryptography Development Environment</w:t>
       </w:r>
       <w:bookmarkEnd w:id="2"/>
     </w:p>
     <w:p>
       <w:pPr>
-        <w:pStyle w:val="Heading2"/>
-        <w:rPr>
-          <w:rFonts w:eastAsia="Times New Roman"/>
+        <w:pStyle w:val="Heading3"/>
+        <w:rPr>
           <w:color w:val="auto"/>
         </w:rPr>
       </w:pPr>
-      <w:bookmarkStart w:id="3" w:name="_Toc231766915"/>
-      <w:r>
-        <w:rPr>
-          <w:rFonts w:eastAsia="Times New Roman"/>
+      <w:bookmarkStart w:id="3" w:name="_Toc231766916"/>
+      <w:r>
+        <w:rPr>
           <w:color w:val="auto"/>
         </w:rPr>
-        <w:t>Installation and Configuration of Cryptography Development Environment</w:t>
+        <w:t>Fig 1:Installing python</w:t>
       </w:r>
       <w:bookmarkEnd w:id="3"/>
-    </w:p>
-    <w:p>
-      <w:pPr>
-        <w:pStyle w:val="Heading3"/>
-        <w:rPr>
-          <w:color w:val="auto"/>
-        </w:rPr>
-      </w:pPr>
-      <w:bookmarkStart w:id="4" w:name="_Toc231766916"/>
-      <w:r>
-        <w:rPr>
-          <w:color w:val="auto"/>
-        </w:rPr>
-        <w:t>Fig 1:Installing python</w:t>
-      </w:r>
-      <w:bookmarkEnd w:id="4"/>
     </w:p>
     <w:p/>
     <w:p>
@@ -3708,132 +3706,6 @@
             <wp:extent cx="5943600" cy="3797300"/>
             <wp:effectExtent l="0" t="0" r="0" b="0"/>
             <wp:docPr id="18" name="Picture 18"/>
-            <wp:cNvGraphicFramePr>
-              <a:graphicFrameLocks xmlns:a="http://schemas.openxmlformats.org/drawingml/2006/main" noChangeAspect="1"/>
-            </wp:cNvGraphicFramePr>
-            <a:graphic xmlns:a="http://schemas.openxmlformats.org/drawingml/2006/main">
-              <a:graphicData uri="http://schemas.openxmlformats.org/drawingml/2006/picture">
-                <pic:pic xmlns:pic="http://schemas.openxmlformats.org/drawingml/2006/picture">
-                  <pic:nvPicPr>
-                    <pic:cNvPr id="1" name=""/>
-                    <pic:cNvPicPr/>
-                  </pic:nvPicPr>
-                  <pic:blipFill>
-                    <a:blip r:embed="rId7"/>
-                    <a:stretch>
-                      <a:fillRect/>
-                    </a:stretch>
-                  </pic:blipFill>
-                  <pic:spPr>
-                    <a:xfrm>
-                      <a:off x="0" y="0"/>
-                      <a:ext cx="5943600" cy="3797300"/>
-                    </a:xfrm>
-                    <a:prstGeom prst="rect">
-                      <a:avLst/>
-                    </a:prstGeom>
-                  </pic:spPr>
-                </pic:pic>
-              </a:graphicData>
-            </a:graphic>
-          </wp:inline>
-        </w:drawing>
-      </w:r>
-    </w:p>
-    <w:p>
-      <w:pPr>
-        <w:tabs>
-          <w:tab w:val="left" w:pos="1515"/>
-        </w:tabs>
-      </w:pPr>
-    </w:p>
-    <w:p>
-      <w:pPr>
-        <w:pStyle w:val="Heading3"/>
-        <w:rPr>
-          <w:color w:val="auto"/>
-        </w:rPr>
-      </w:pPr>
-      <w:bookmarkStart w:id="5" w:name="_Toc231766917"/>
-      <w:r>
-        <w:rPr>
-          <w:color w:val="auto"/>
-        </w:rPr>
-        <w:t>Fig2:Installation of cryptography libraries</w:t>
-      </w:r>
-      <w:bookmarkEnd w:id="5"/>
-    </w:p>
-    <w:p/>
-    <w:p>
-      <w:r>
-        <w:rPr>
-          <w:noProof/>
-        </w:rPr>
-        <w:lastRenderedPageBreak/>
-        <w:drawing>
-          <wp:inline distT="0" distB="0" distL="0" distR="0" wp14:anchorId="71CD3911" wp14:editId="69134220">
-            <wp:extent cx="5943600" cy="4093210"/>
-            <wp:effectExtent l="0" t="0" r="0" b="2540"/>
-            <wp:docPr id="17" name="Picture 17"/>
-            <wp:cNvGraphicFramePr>
-              <a:graphicFrameLocks xmlns:a="http://schemas.openxmlformats.org/drawingml/2006/main" noChangeAspect="1"/>
-            </wp:cNvGraphicFramePr>
-            <a:graphic xmlns:a="http://schemas.openxmlformats.org/drawingml/2006/main">
-              <a:graphicData uri="http://schemas.openxmlformats.org/drawingml/2006/picture">
-                <pic:pic xmlns:pic="http://schemas.openxmlformats.org/drawingml/2006/picture">
-                  <pic:nvPicPr>
-                    <pic:cNvPr id="1" name=""/>
-                    <pic:cNvPicPr/>
-                  </pic:nvPicPr>
-                  <pic:blipFill>
-                    <a:blip r:embed="rId8"/>
-                    <a:stretch>
-                      <a:fillRect/>
-                    </a:stretch>
-                  </pic:blipFill>
-                  <pic:spPr>
-                    <a:xfrm>
-                      <a:off x="0" y="0"/>
-                      <a:ext cx="5943600" cy="4093210"/>
-                    </a:xfrm>
-                    <a:prstGeom prst="rect">
-                      <a:avLst/>
-                    </a:prstGeom>
-                  </pic:spPr>
-                </pic:pic>
-              </a:graphicData>
-            </a:graphic>
-          </wp:inline>
-        </w:drawing>
-      </w:r>
-    </w:p>
-    <w:p>
-      <w:pPr>
-        <w:pStyle w:val="Heading3"/>
-        <w:rPr>
-          <w:color w:val="auto"/>
-        </w:rPr>
-      </w:pPr>
-      <w:bookmarkStart w:id="6" w:name="_Toc231766918"/>
-      <w:r>
-        <w:rPr>
-          <w:color w:val="auto"/>
-        </w:rPr>
-        <w:t>Fig 3:Openssl version</w:t>
-      </w:r>
-      <w:bookmarkEnd w:id="6"/>
-    </w:p>
-    <w:p/>
-    <w:p>
-      <w:r>
-        <w:rPr>
-          <w:noProof/>
-        </w:rPr>
-        <w:drawing>
-          <wp:inline distT="0" distB="0" distL="0" distR="0" wp14:anchorId="1E4CAE9C" wp14:editId="7ED34832">
-            <wp:extent cx="5744377" cy="1790950"/>
-            <wp:effectExtent l="0" t="0" r="8890" b="0"/>
-            <wp:docPr id="16" name="Picture 16"/>
             <wp:cNvGraphicFramePr>
               <a:graphicFrameLocks xmlns:a="http://schemas.openxmlformats.org/drawingml/2006/main" noChangeAspect="1"/>
             </wp:cNvGraphicFramePr>
@@ -3853,7 +3725,7 @@
                   <pic:spPr>
                     <a:xfrm>
                       <a:off x="0" y="0"/>
-                      <a:ext cx="5744377" cy="1790950"/>
+                      <a:ext cx="5943600" cy="3797300"/>
                     </a:xfrm>
                     <a:prstGeom prst="rect">
                       <a:avLst/>
@@ -3868,19 +3740,26 @@
     </w:p>
     <w:p>
       <w:pPr>
+        <w:tabs>
+          <w:tab w:val="left" w:pos="1515"/>
+        </w:tabs>
+      </w:pPr>
+    </w:p>
+    <w:p>
+      <w:pPr>
         <w:pStyle w:val="Heading3"/>
         <w:rPr>
           <w:color w:val="auto"/>
         </w:rPr>
       </w:pPr>
-      <w:bookmarkStart w:id="7" w:name="_Toc231766919"/>
+      <w:bookmarkStart w:id="4" w:name="_Toc231766917"/>
       <w:r>
         <w:rPr>
           <w:color w:val="auto"/>
         </w:rPr>
-        <w:t>Fig 4:Local encryption script execution</w:t>
-      </w:r>
-      <w:bookmarkEnd w:id="7"/>
+        <w:t>Fig2:Installation of cryptography libraries</w:t>
+      </w:r>
+      <w:bookmarkEnd w:id="4"/>
     </w:p>
     <w:p/>
     <w:p>
@@ -3890,10 +3769,10 @@
         </w:rPr>
         <w:lastRenderedPageBreak/>
         <w:drawing>
-          <wp:inline distT="0" distB="0" distL="0" distR="0" wp14:anchorId="1E6B4B1F" wp14:editId="152DAB12">
-            <wp:extent cx="5943600" cy="2110105"/>
-            <wp:effectExtent l="0" t="0" r="0" b="4445"/>
-            <wp:docPr id="15" name="Picture 15"/>
+          <wp:inline distT="0" distB="0" distL="0" distR="0" wp14:anchorId="71CD3911" wp14:editId="69134220">
+            <wp:extent cx="5943600" cy="4093210"/>
+            <wp:effectExtent l="0" t="0" r="0" b="2540"/>
+            <wp:docPr id="17" name="Picture 17"/>
             <wp:cNvGraphicFramePr>
               <a:graphicFrameLocks xmlns:a="http://schemas.openxmlformats.org/drawingml/2006/main" noChangeAspect="1"/>
             </wp:cNvGraphicFramePr>
@@ -3913,7 +3792,7 @@
                   <pic:spPr>
                     <a:xfrm>
                       <a:off x="0" y="0"/>
-                      <a:ext cx="5943600" cy="2110105"/>
+                      <a:ext cx="5943600" cy="4093210"/>
                     </a:xfrm>
                     <a:prstGeom prst="rect">
                       <a:avLst/>
@@ -3929,18 +3808,18 @@
     <w:p>
       <w:pPr>
         <w:pStyle w:val="Heading3"/>
-      </w:pPr>
-      <w:bookmarkStart w:id="8" w:name="_Toc231766920"/>
-      <w:r>
         <w:rPr>
           <w:color w:val="auto"/>
         </w:rPr>
-        <w:t>Fig 5:Github repository initialization</w:t>
-      </w:r>
-      <w:r>
-        <w:t>.</w:t>
-      </w:r>
-      <w:bookmarkEnd w:id="8"/>
+      </w:pPr>
+      <w:bookmarkStart w:id="5" w:name="_Toc231766918"/>
+      <w:r>
+        <w:rPr>
+          <w:color w:val="auto"/>
+        </w:rPr>
+        <w:t>Fig 3:Openssl version</w:t>
+      </w:r>
+      <w:bookmarkEnd w:id="5"/>
     </w:p>
     <w:p/>
     <w:p>
@@ -3949,10 +3828,10 @@
           <w:noProof/>
         </w:rPr>
         <w:drawing>
-          <wp:inline distT="0" distB="0" distL="0" distR="0" wp14:anchorId="1ED6A665" wp14:editId="3B6AB89B">
-            <wp:extent cx="5943600" cy="2858770"/>
-            <wp:effectExtent l="0" t="0" r="0" b="0"/>
-            <wp:docPr id="26" name="Picture 26"/>
+          <wp:inline distT="0" distB="0" distL="0" distR="0" wp14:anchorId="1E4CAE9C" wp14:editId="7ED34832">
+            <wp:extent cx="5744377" cy="1790950"/>
+            <wp:effectExtent l="0" t="0" r="8890" b="0"/>
+            <wp:docPr id="16" name="Picture 16"/>
             <wp:cNvGraphicFramePr>
               <a:graphicFrameLocks xmlns:a="http://schemas.openxmlformats.org/drawingml/2006/main" noChangeAspect="1"/>
             </wp:cNvGraphicFramePr>
@@ -3972,7 +3851,7 @@
                   <pic:spPr>
                     <a:xfrm>
                       <a:off x="0" y="0"/>
-                      <a:ext cx="5943600" cy="2858770"/>
+                      <a:ext cx="5744377" cy="1790950"/>
                     </a:xfrm>
                     <a:prstGeom prst="rect">
                       <a:avLst/>
@@ -3987,130 +3866,32 @@
     </w:p>
     <w:p>
       <w:pPr>
-        <w:pStyle w:val="Heading2"/>
+        <w:pStyle w:val="Heading3"/>
         <w:rPr>
           <w:color w:val="auto"/>
         </w:rPr>
       </w:pPr>
-      <w:bookmarkStart w:id="9" w:name="_Toc231766921"/>
+      <w:bookmarkStart w:id="6" w:name="_Toc231766919"/>
       <w:r>
         <w:rPr>
           <w:color w:val="auto"/>
         </w:rPr>
-        <w:t>Student reflection</w:t>
-      </w:r>
-      <w:bookmarkEnd w:id="9"/>
-    </w:p>
-    <w:p>
-      <w:r>
-        <w:t>I learned to deploy real-world cryptography by configuring OpenSSL tools for key generation. Fixing frustrating Windows PATH environment errors was a challenge, but my screenshots validate the fix. Fig 2 confirms successful library installation, while Fig 4 verifies our encryption script executed flawlessly using secure AES-256 blocks.</w:t>
-      </w:r>
-    </w:p>
-    <w:p>
-      <w:pPr>
-        <w:pStyle w:val="Heading1"/>
-        <w:rPr>
-          <w:rFonts w:eastAsia="Times New Roman"/>
-          <w:color w:val="auto"/>
-        </w:rPr>
-      </w:pPr>
-      <w:bookmarkStart w:id="10" w:name="_Toc231766922"/>
-      <w:r>
-        <w:rPr>
-          <w:rFonts w:eastAsia="Times New Roman"/>
-          <w:color w:val="auto"/>
-        </w:rPr>
-        <w:t>Week 2: Classical Cryptography and Cipher Design</w:t>
-      </w:r>
-      <w:bookmarkEnd w:id="10"/>
-    </w:p>
-    <w:p>
-      <w:pPr>
-        <w:spacing w:before="100" w:beforeAutospacing="1" w:after="100" w:afterAutospacing="1" w:line="240" w:lineRule="auto"/>
-        <w:outlineLvl w:val="1"/>
-        <w:rPr>
-          <w:rFonts w:ascii="Times New Roman" w:eastAsia="Times New Roman" w:hAnsi="Times New Roman" w:cs="Times New Roman"/>
-          <w:b/>
-          <w:bCs/>
-          <w:sz w:val="36"/>
-          <w:szCs w:val="36"/>
-        </w:rPr>
-      </w:pPr>
-      <w:bookmarkStart w:id="11" w:name="_Toc231766923"/>
-      <w:r>
-        <w:rPr>
-          <w:rFonts w:ascii="Times New Roman" w:eastAsia="Times New Roman" w:hAnsi="Times New Roman" w:cs="Times New Roman"/>
-          <w:b/>
-          <w:bCs/>
-          <w:sz w:val="36"/>
-          <w:szCs w:val="36"/>
-        </w:rPr>
-        <w:t>Title</w:t>
-      </w:r>
-      <w:bookmarkEnd w:id="11"/>
-    </w:p>
-    <w:p>
-      <w:pPr>
-        <w:pStyle w:val="Heading2"/>
-        <w:rPr>
-          <w:rFonts w:eastAsia="Times New Roman"/>
-          <w:color w:val="auto"/>
-        </w:rPr>
-      </w:pPr>
-      <w:bookmarkStart w:id="12" w:name="_Toc231766924"/>
-      <w:r>
-        <w:rPr>
-          <w:rFonts w:eastAsia="Times New Roman"/>
-          <w:color w:val="auto"/>
+        <w:t>Fig 4:Local encryption script execution</w:t>
+      </w:r>
+      <w:bookmarkEnd w:id="6"/>
+    </w:p>
+    <w:p/>
+    <w:p>
+      <w:r>
+        <w:rPr>
+          <w:noProof/>
         </w:rPr>
         <w:lastRenderedPageBreak/>
-        <w:t>Implementation of Classical Encryption Algorithms</w:t>
-      </w:r>
-      <w:bookmarkEnd w:id="12"/>
-    </w:p>
-    <w:p>
-      <w:pPr>
-        <w:pStyle w:val="Heading2"/>
-        <w:rPr>
-          <w:color w:val="auto"/>
-        </w:rPr>
-      </w:pPr>
-      <w:bookmarkStart w:id="13" w:name="_Toc231766925"/>
-      <w:r>
-        <w:rPr>
-          <w:color w:val="auto"/>
-        </w:rPr>
-        <w:t>Fig1:Caeser Cipher Implementation</w:t>
-      </w:r>
-      <w:bookmarkEnd w:id="13"/>
-    </w:p>
-    <w:p>
-      <w:pPr>
-        <w:spacing w:before="100" w:beforeAutospacing="1" w:after="100" w:afterAutospacing="1" w:line="240" w:lineRule="auto"/>
-        <w:outlineLvl w:val="2"/>
-        <w:rPr>
-          <w:rFonts w:ascii="Times New Roman" w:eastAsia="Times New Roman" w:hAnsi="Times New Roman" w:cs="Times New Roman"/>
-          <w:b/>
-          <w:bCs/>
-          <w:sz w:val="27"/>
-          <w:szCs w:val="27"/>
-        </w:rPr>
-      </w:pPr>
-      <w:bookmarkStart w:id="14" w:name="_Toc231766926"/>
-      <w:r>
-        <w:rPr>
-          <w:rFonts w:ascii="Times New Roman" w:eastAsia="Times New Roman" w:hAnsi="Times New Roman" w:cs="Times New Roman"/>
-          <w:b/>
-          <w:bCs/>
-          <w:noProof/>
-          <w:sz w:val="27"/>
-          <w:szCs w:val="27"/>
-        </w:rPr>
         <w:drawing>
-          <wp:inline distT="0" distB="0" distL="0" distR="0" wp14:anchorId="480155A2" wp14:editId="0F14BB50">
-            <wp:extent cx="5706271" cy="1705213"/>
-            <wp:effectExtent l="0" t="0" r="8890" b="9525"/>
-            <wp:docPr id="8" name="Picture 8"/>
+          <wp:inline distT="0" distB="0" distL="0" distR="0" wp14:anchorId="1E6B4B1F" wp14:editId="152DAB12">
+            <wp:extent cx="5943600" cy="2110105"/>
+            <wp:effectExtent l="0" t="0" r="0" b="4445"/>
+            <wp:docPr id="15" name="Picture 15"/>
             <wp:cNvGraphicFramePr>
               <a:graphicFrameLocks xmlns:a="http://schemas.openxmlformats.org/drawingml/2006/main" noChangeAspect="1"/>
             </wp:cNvGraphicFramePr>
@@ -4130,7 +3911,7 @@
                   <pic:spPr>
                     <a:xfrm>
                       <a:off x="0" y="0"/>
-                      <a:ext cx="5706271" cy="1705213"/>
+                      <a:ext cx="5943600" cy="2110105"/>
                     </a:xfrm>
                     <a:prstGeom prst="rect">
                       <a:avLst/>
@@ -4142,51 +3923,34 @@
           </wp:inline>
         </w:drawing>
       </w:r>
-      <w:bookmarkEnd w:id="14"/>
-    </w:p>
-    <w:p>
-      <w:pPr>
-        <w:pStyle w:val="Heading2"/>
-        <w:rPr>
-          <w:rFonts w:eastAsia="Times New Roman"/>
-        </w:rPr>
-      </w:pPr>
-      <w:bookmarkStart w:id="15" w:name="_Toc231766927"/>
-      <w:r>
-        <w:rPr>
-          <w:rFonts w:eastAsia="Times New Roman"/>
-        </w:rPr>
-        <w:t>Fig2:Vigenere cipher encryption process</w:t>
-      </w:r>
-      <w:bookmarkEnd w:id="15"/>
-    </w:p>
-    <w:p>
-      <w:pPr>
-        <w:spacing w:before="100" w:beforeAutospacing="1" w:after="100" w:afterAutospacing="1" w:line="240" w:lineRule="auto"/>
-        <w:outlineLvl w:val="2"/>
-        <w:rPr>
-          <w:rFonts w:ascii="Times New Roman" w:eastAsia="Times New Roman" w:hAnsi="Times New Roman" w:cs="Times New Roman"/>
-          <w:b/>
-          <w:bCs/>
-          <w:sz w:val="27"/>
-          <w:szCs w:val="27"/>
-        </w:rPr>
-      </w:pPr>
-      <w:bookmarkStart w:id="16" w:name="_Toc231766928"/>
-      <w:r>
-        <w:rPr>
-          <w:rFonts w:ascii="Times New Roman" w:eastAsia="Times New Roman" w:hAnsi="Times New Roman" w:cs="Times New Roman"/>
-          <w:b/>
-          <w:bCs/>
+    </w:p>
+    <w:p>
+      <w:pPr>
+        <w:pStyle w:val="Heading3"/>
+      </w:pPr>
+      <w:bookmarkStart w:id="7" w:name="_Toc231766920"/>
+      <w:r>
+        <w:rPr>
+          <w:color w:val="auto"/>
+        </w:rPr>
+        <w:t>Fig 5:Github repository initialization</w:t>
+      </w:r>
+      <w:r>
+        <w:t>.</w:t>
+      </w:r>
+      <w:bookmarkEnd w:id="7"/>
+    </w:p>
+    <w:p/>
+    <w:p>
+      <w:r>
+        <w:rPr>
           <w:noProof/>
-          <w:sz w:val="27"/>
-          <w:szCs w:val="27"/>
         </w:rPr>
         <w:drawing>
-          <wp:inline distT="0" distB="0" distL="0" distR="0" wp14:anchorId="756C951C" wp14:editId="0278F91D">
-            <wp:extent cx="5334744" cy="2514951"/>
+          <wp:inline distT="0" distB="0" distL="0" distR="0" wp14:anchorId="1ED6A665" wp14:editId="3B6AB89B">
+            <wp:extent cx="5943600" cy="2858770"/>
             <wp:effectExtent l="0" t="0" r="0" b="0"/>
-            <wp:docPr id="9" name="Picture 9"/>
+            <wp:docPr id="26" name="Picture 26"/>
             <wp:cNvGraphicFramePr>
               <a:graphicFrameLocks xmlns:a="http://schemas.openxmlformats.org/drawingml/2006/main" noChangeAspect="1"/>
             </wp:cNvGraphicFramePr>
@@ -4206,7 +3970,7 @@
                   <pic:spPr>
                     <a:xfrm>
                       <a:off x="0" y="0"/>
-                      <a:ext cx="5334744" cy="2514951"/>
+                      <a:ext cx="5943600" cy="2858770"/>
                     </a:xfrm>
                     <a:prstGeom prst="rect">
                       <a:avLst/>
@@ -4218,7 +3982,6 @@
           </wp:inline>
         </w:drawing>
       </w:r>
-      <w:bookmarkEnd w:id="16"/>
     </w:p>
     <w:p>
       <w:pPr>
@@ -4227,14 +3990,97 @@
           <w:color w:val="auto"/>
         </w:rPr>
       </w:pPr>
-      <w:bookmarkStart w:id="17" w:name="_Toc231766929"/>
+      <w:bookmarkStart w:id="8" w:name="_Toc231766921"/>
       <w:r>
         <w:rPr>
           <w:color w:val="auto"/>
         </w:rPr>
-        <w:t>Fig 3:Encryption and decryption process</w:t>
-      </w:r>
-      <w:bookmarkEnd w:id="17"/>
+        <w:t>Student reflection</w:t>
+      </w:r>
+      <w:bookmarkEnd w:id="8"/>
+    </w:p>
+    <w:p>
+      <w:r>
+        <w:t>I learned to deploy real-world cryptography by configuring OpenSSL tools for key generation. Fixing frustrating Windows PATH environment errors was a challenge, but my screenshots validate the fix. Fig 2 confirms successful library installation, while Fig 4 verifies our encryption script executed flawlessly using secure AES-256 blocks.</w:t>
+      </w:r>
+    </w:p>
+    <w:p>
+      <w:pPr>
+        <w:pStyle w:val="Heading1"/>
+        <w:rPr>
+          <w:rFonts w:eastAsia="Times New Roman"/>
+          <w:color w:val="auto"/>
+        </w:rPr>
+      </w:pPr>
+      <w:bookmarkStart w:id="9" w:name="_Toc231766922"/>
+      <w:r>
+        <w:rPr>
+          <w:rFonts w:eastAsia="Times New Roman"/>
+          <w:color w:val="auto"/>
+        </w:rPr>
+        <w:t>Week 2: Classical Cryptography and Cipher Design</w:t>
+      </w:r>
+      <w:bookmarkEnd w:id="9"/>
+    </w:p>
+    <w:p>
+      <w:pPr>
+        <w:spacing w:before="100" w:beforeAutospacing="1" w:after="100" w:afterAutospacing="1" w:line="240" w:lineRule="auto"/>
+        <w:outlineLvl w:val="1"/>
+        <w:rPr>
+          <w:rFonts w:ascii="Times New Roman" w:eastAsia="Times New Roman" w:hAnsi="Times New Roman" w:cs="Times New Roman"/>
+          <w:b/>
+          <w:bCs/>
+          <w:sz w:val="36"/>
+          <w:szCs w:val="36"/>
+        </w:rPr>
+      </w:pPr>
+      <w:bookmarkStart w:id="10" w:name="_Toc231766923"/>
+      <w:r>
+        <w:rPr>
+          <w:rFonts w:ascii="Times New Roman" w:eastAsia="Times New Roman" w:hAnsi="Times New Roman" w:cs="Times New Roman"/>
+          <w:b/>
+          <w:bCs/>
+          <w:sz w:val="36"/>
+          <w:szCs w:val="36"/>
+        </w:rPr>
+        <w:t>Title</w:t>
+      </w:r>
+      <w:bookmarkEnd w:id="10"/>
+    </w:p>
+    <w:p>
+      <w:pPr>
+        <w:pStyle w:val="Heading2"/>
+        <w:rPr>
+          <w:rFonts w:eastAsia="Times New Roman"/>
+          <w:color w:val="auto"/>
+        </w:rPr>
+      </w:pPr>
+      <w:bookmarkStart w:id="11" w:name="_Toc231766924"/>
+      <w:r>
+        <w:rPr>
+          <w:rFonts w:eastAsia="Times New Roman"/>
+          <w:color w:val="auto"/>
+        </w:rPr>
+        <w:lastRenderedPageBreak/>
+        <w:t>Implementation of Classical Encryption Algorithms</w:t>
+      </w:r>
+      <w:bookmarkEnd w:id="11"/>
+    </w:p>
+    <w:p>
+      <w:pPr>
+        <w:pStyle w:val="Heading2"/>
+        <w:rPr>
+          <w:color w:val="auto"/>
+        </w:rPr>
+      </w:pPr>
+      <w:bookmarkStart w:id="12" w:name="_Toc231766925"/>
+      <w:r>
+        <w:rPr>
+          <w:color w:val="auto"/>
+        </w:rPr>
+        <w:t>Fig1:Caeser Cipher Implementation</w:t>
+      </w:r>
+      <w:bookmarkEnd w:id="12"/>
     </w:p>
     <w:p>
       <w:pPr>
@@ -4248,7 +4094,7 @@
           <w:szCs w:val="27"/>
         </w:rPr>
       </w:pPr>
-      <w:bookmarkStart w:id="18" w:name="_Toc231766930"/>
+      <w:bookmarkStart w:id="13" w:name="_Toc231766926"/>
       <w:r>
         <w:rPr>
           <w:rFonts w:ascii="Times New Roman" w:eastAsia="Times New Roman" w:hAnsi="Times New Roman" w:cs="Times New Roman"/>
@@ -4259,10 +4105,10 @@
           <w:szCs w:val="27"/>
         </w:rPr>
         <w:drawing>
-          <wp:inline distT="0" distB="0" distL="0" distR="0" wp14:anchorId="557567E8" wp14:editId="015A81E9">
-            <wp:extent cx="4372585" cy="828791"/>
-            <wp:effectExtent l="0" t="0" r="0" b="9525"/>
-            <wp:docPr id="6" name="Picture 6"/>
+          <wp:inline distT="0" distB="0" distL="0" distR="0" wp14:anchorId="480155A2" wp14:editId="0F14BB50">
+            <wp:extent cx="5706271" cy="1705213"/>
+            <wp:effectExtent l="0" t="0" r="8890" b="9525"/>
+            <wp:docPr id="8" name="Picture 8"/>
             <wp:cNvGraphicFramePr>
               <a:graphicFrameLocks xmlns:a="http://schemas.openxmlformats.org/drawingml/2006/main" noChangeAspect="1"/>
             </wp:cNvGraphicFramePr>
@@ -4282,7 +4128,7 @@
                   <pic:spPr>
                     <a:xfrm>
                       <a:off x="0" y="0"/>
-                      <a:ext cx="4372585" cy="828791"/>
+                      <a:ext cx="5706271" cy="1705213"/>
                     </a:xfrm>
                     <a:prstGeom prst="rect">
                       <a:avLst/>
@@ -4294,24 +4140,23 @@
           </wp:inline>
         </w:drawing>
       </w:r>
-      <w:bookmarkEnd w:id="18"/>
+      <w:bookmarkEnd w:id="13"/>
     </w:p>
     <w:p>
       <w:pPr>
         <w:pStyle w:val="Heading2"/>
         <w:rPr>
-          <w:color w:val="auto"/>
-        </w:rPr>
-      </w:pPr>
-      <w:bookmarkStart w:id="19" w:name="_Toc231766931"/>
-      <w:r>
-        <w:rPr>
-          <w:color w:val="auto"/>
-        </w:rPr>
-        <w:lastRenderedPageBreak/>
-        <w:t>Fig 4:User input validation interface</w:t>
-      </w:r>
-      <w:bookmarkEnd w:id="19"/>
+          <w:rFonts w:eastAsia="Times New Roman"/>
+        </w:rPr>
+      </w:pPr>
+      <w:bookmarkStart w:id="14" w:name="_Toc231766927"/>
+      <w:r>
+        <w:rPr>
+          <w:rFonts w:eastAsia="Times New Roman"/>
+        </w:rPr>
+        <w:t>Fig2:Vigenere cipher encryption process</w:t>
+      </w:r>
+      <w:bookmarkEnd w:id="14"/>
     </w:p>
     <w:p>
       <w:pPr>
@@ -4325,7 +4170,7 @@
           <w:szCs w:val="27"/>
         </w:rPr>
       </w:pPr>
-      <w:bookmarkStart w:id="20" w:name="_Toc231766932"/>
+      <w:bookmarkStart w:id="15" w:name="_Toc231766928"/>
       <w:r>
         <w:rPr>
           <w:rFonts w:ascii="Times New Roman" w:eastAsia="Times New Roman" w:hAnsi="Times New Roman" w:cs="Times New Roman"/>
@@ -4336,10 +4181,10 @@
           <w:szCs w:val="27"/>
         </w:rPr>
         <w:drawing>
-          <wp:inline distT="0" distB="0" distL="0" distR="0" wp14:anchorId="1C3268A8" wp14:editId="6413332E">
-            <wp:extent cx="5915851" cy="2343477"/>
-            <wp:effectExtent l="0" t="0" r="8890" b="0"/>
-            <wp:docPr id="5" name="Picture 5"/>
+          <wp:inline distT="0" distB="0" distL="0" distR="0" wp14:anchorId="756C951C" wp14:editId="0278F91D">
+            <wp:extent cx="5334744" cy="2514951"/>
+            <wp:effectExtent l="0" t="0" r="0" b="0"/>
+            <wp:docPr id="9" name="Picture 9"/>
             <wp:cNvGraphicFramePr>
               <a:graphicFrameLocks xmlns:a="http://schemas.openxmlformats.org/drawingml/2006/main" noChangeAspect="1"/>
             </wp:cNvGraphicFramePr>
@@ -4359,7 +4204,7 @@
                   <pic:spPr>
                     <a:xfrm>
                       <a:off x="0" y="0"/>
-                      <a:ext cx="5915851" cy="2343477"/>
+                      <a:ext cx="5334744" cy="2514951"/>
                     </a:xfrm>
                     <a:prstGeom prst="rect">
                       <a:avLst/>
@@ -4371,7 +4216,7 @@
           </wp:inline>
         </w:drawing>
       </w:r>
-      <w:bookmarkEnd w:id="20"/>
+      <w:bookmarkEnd w:id="15"/>
     </w:p>
     <w:p>
       <w:pPr>
@@ -4380,25 +4225,42 @@
           <w:color w:val="auto"/>
         </w:rPr>
       </w:pPr>
-      <w:bookmarkStart w:id="21" w:name="_Toc231766933"/>
+      <w:bookmarkStart w:id="16" w:name="_Toc231766929"/>
       <w:r>
         <w:rPr>
           <w:color w:val="auto"/>
         </w:rPr>
-        <w:t>Fig 5:Cipher testing result</w:t>
-      </w:r>
-      <w:bookmarkEnd w:id="21"/>
-    </w:p>
-    <w:p>
-      <w:r>
-        <w:rPr>
+        <w:t>Fig 3:Encryption and decryption process</w:t>
+      </w:r>
+      <w:bookmarkEnd w:id="16"/>
+    </w:p>
+    <w:p>
+      <w:pPr>
+        <w:spacing w:before="100" w:beforeAutospacing="1" w:after="100" w:afterAutospacing="1" w:line="240" w:lineRule="auto"/>
+        <w:outlineLvl w:val="2"/>
+        <w:rPr>
+          <w:rFonts w:ascii="Times New Roman" w:eastAsia="Times New Roman" w:hAnsi="Times New Roman" w:cs="Times New Roman"/>
+          <w:b/>
+          <w:bCs/>
+          <w:sz w:val="27"/>
+          <w:szCs w:val="27"/>
+        </w:rPr>
+      </w:pPr>
+      <w:bookmarkStart w:id="17" w:name="_Toc231766930"/>
+      <w:r>
+        <w:rPr>
+          <w:rFonts w:ascii="Times New Roman" w:eastAsia="Times New Roman" w:hAnsi="Times New Roman" w:cs="Times New Roman"/>
+          <w:b/>
+          <w:bCs/>
           <w:noProof/>
+          <w:sz w:val="27"/>
+          <w:szCs w:val="27"/>
         </w:rPr>
         <w:drawing>
-          <wp:inline distT="0" distB="0" distL="0" distR="0" wp14:anchorId="17B96BC8" wp14:editId="51885A0F">
-            <wp:extent cx="4572638" cy="695422"/>
+          <wp:inline distT="0" distB="0" distL="0" distR="0" wp14:anchorId="557567E8" wp14:editId="015A81E9">
+            <wp:extent cx="4372585" cy="828791"/>
             <wp:effectExtent l="0" t="0" r="0" b="9525"/>
-            <wp:docPr id="7" name="Picture 7"/>
+            <wp:docPr id="6" name="Picture 6"/>
             <wp:cNvGraphicFramePr>
               <a:graphicFrameLocks xmlns:a="http://schemas.openxmlformats.org/drawingml/2006/main" noChangeAspect="1"/>
             </wp:cNvGraphicFramePr>
@@ -4418,7 +4280,7 @@
                   <pic:spPr>
                     <a:xfrm>
                       <a:off x="0" y="0"/>
-                      <a:ext cx="4572638" cy="695422"/>
+                      <a:ext cx="4372585" cy="828791"/>
                     </a:xfrm>
                     <a:prstGeom prst="rect">
                       <a:avLst/>
@@ -4430,185 +4292,25 @@
           </wp:inline>
         </w:drawing>
       </w:r>
-    </w:p>
-    <w:p>
-      <w:pPr>
-        <w:pStyle w:val="Heading3"/>
+      <w:bookmarkEnd w:id="17"/>
+    </w:p>
+    <w:p>
+      <w:pPr>
+        <w:pStyle w:val="Heading2"/>
         <w:rPr>
           <w:color w:val="auto"/>
         </w:rPr>
       </w:pPr>
-      <w:bookmarkStart w:id="22" w:name="_Toc231766934"/>
+      <w:bookmarkStart w:id="18" w:name="_Toc231766931"/>
       <w:r>
         <w:rPr>
           <w:color w:val="auto"/>
         </w:rPr>
-        <w:t>Student Reflection</w:t>
-      </w:r>
-      <w:bookmarkEnd w:id="22"/>
-    </w:p>
-    <w:p>
-      <w:r>
-        <w:t>Building these classical algorithms showed me how ciphers mathematically scramble data. The workflow relies entirely on keys; if a key is weak, the defense collapses. While changing keys alters the output, testing revealed major security weaknesses, specifically how vulnerable these historical ciphers are to basic frequency analysis.Key Points Covered</w:t>
-      </w:r>
-    </w:p>
-    <w:p>
-      <w:pPr>
-        <w:pStyle w:val="NormalWeb"/>
-        <w:numPr>
-          <w:ilvl w:val="0"/>
-          <w:numId w:val="1"/>
-        </w:numPr>
-      </w:pPr>
-      <w:r>
-        <w:rPr>
-          <w:b/>
-          <w:bCs/>
-        </w:rPr>
-        <w:t>How algorithms work:</w:t>
-      </w:r>
-      <w:r>
-        <w:t xml:space="preserve"> Altering plaintext mathematically.</w:t>
-      </w:r>
-    </w:p>
-    <w:p>
-      <w:pPr>
-        <w:pStyle w:val="NormalWeb"/>
-        <w:numPr>
-          <w:ilvl w:val="0"/>
-          <w:numId w:val="1"/>
-        </w:numPr>
-      </w:pPr>
-      <w:r>
-        <w:rPr>
-          <w:b/>
-          <w:bCs/>
-        </w:rPr>
-        <w:t>Why keys matter:</w:t>
-      </w:r>
-      <w:r>
-        <w:t xml:space="preserve"> They dictate the transformation and control access.</w:t>
-      </w:r>
-    </w:p>
-    <w:p>
-      <w:pPr>
-        <w:pStyle w:val="NormalWeb"/>
-        <w:numPr>
-          <w:ilvl w:val="0"/>
-          <w:numId w:val="1"/>
-        </w:numPr>
-      </w:pPr>
-      <w:r>
-        <w:rPr>
-          <w:b/>
-          <w:bCs/>
-        </w:rPr>
-        <w:t>Encryption workflow:</w:t>
-      </w:r>
-      <w:r>
-        <w:t xml:space="preserve"> Routing data through cipher mapping transformations.</w:t>
-      </w:r>
-    </w:p>
-    <w:p>
-      <w:pPr>
-        <w:pStyle w:val="NormalWeb"/>
-        <w:numPr>
-          <w:ilvl w:val="0"/>
-          <w:numId w:val="1"/>
-        </w:numPr>
-      </w:pPr>
-      <w:r>
-        <w:rPr>
-          <w:b/>
-          <w:bCs/>
-        </w:rPr>
-        <w:t>Security weaknesses:</w:t>
-      </w:r>
-      <w:r>
-        <w:t xml:space="preserve"> Vulnerability to frequency analysis during key reuse.</w:t>
-      </w:r>
-    </w:p>
-    <w:p/>
-    <w:p>
-      <w:pPr>
-        <w:pStyle w:val="Heading1"/>
-        <w:rPr>
-          <w:rFonts w:eastAsia="Times New Roman"/>
-          <w:color w:val="auto"/>
-        </w:rPr>
-      </w:pPr>
-      <w:bookmarkStart w:id="23" w:name="_Toc231766935"/>
-      <w:r>
-        <w:rPr>
-          <w:rFonts w:eastAsia="Times New Roman"/>
-          <w:color w:val="auto"/>
-        </w:rPr>
-        <w:t>Week 3: Stream Ciphers and Randomness Testing</w:t>
-      </w:r>
-      <w:bookmarkEnd w:id="23"/>
-    </w:p>
-    <w:p>
-      <w:pPr>
-        <w:spacing w:before="100" w:beforeAutospacing="1" w:after="100" w:afterAutospacing="1" w:line="240" w:lineRule="auto"/>
-        <w:outlineLvl w:val="1"/>
-        <w:rPr>
-          <w:rFonts w:ascii="Times New Roman" w:eastAsia="Times New Roman" w:hAnsi="Times New Roman" w:cs="Times New Roman"/>
-          <w:b/>
-          <w:bCs/>
-          <w:sz w:val="36"/>
-          <w:szCs w:val="36"/>
-        </w:rPr>
-      </w:pPr>
-      <w:bookmarkStart w:id="24" w:name="_Toc231766936"/>
-      <w:r>
-        <w:rPr>
-          <w:rFonts w:ascii="Times New Roman" w:eastAsia="Times New Roman" w:hAnsi="Times New Roman" w:cs="Times New Roman"/>
-          <w:b/>
-          <w:bCs/>
-          <w:sz w:val="36"/>
-          <w:szCs w:val="36"/>
-        </w:rPr>
-        <w:t>Title</w:t>
-      </w:r>
-      <w:bookmarkEnd w:id="24"/>
-    </w:p>
-    <w:p>
-      <w:pPr>
-        <w:pStyle w:val="Heading2"/>
-        <w:rPr>
-          <w:rFonts w:eastAsia="Times New Roman"/>
-          <w:color w:val="auto"/>
-        </w:rPr>
-      </w:pPr>
-      <w:bookmarkStart w:id="25" w:name="_Toc231766937"/>
-      <w:r>
-        <w:rPr>
-          <w:rFonts w:eastAsia="Times New Roman"/>
-          <w:color w:val="auto"/>
-        </w:rPr>
-        <w:t>Implementation of Stream Cipher Systems and Random Sequence Analysis</w:t>
-      </w:r>
-      <w:bookmarkEnd w:id="25"/>
-    </w:p>
-    <w:p>
-      <w:pPr>
-        <w:pStyle w:val="Heading2"/>
-        <w:rPr>
-          <w:rFonts w:eastAsia="Times New Roman"/>
-          <w:color w:val="auto"/>
-        </w:rPr>
-      </w:pPr>
-      <w:bookmarkStart w:id="26" w:name="_Toc231766938"/>
-      <w:r>
-        <w:rPr>
-          <w:rFonts w:eastAsia="Times New Roman"/>
-          <w:color w:val="auto"/>
-        </w:rPr>
-        <w:t>Fig 1: LFSR Generator Implementation</w:t>
-      </w:r>
-      <w:bookmarkEnd w:id="26"/>
-    </w:p>
-    <w:p/>
+        <w:lastRenderedPageBreak/>
+        <w:t>Fig 4:User input validation interface</w:t>
+      </w:r>
+      <w:bookmarkEnd w:id="18"/>
+    </w:p>
     <w:p>
       <w:pPr>
         <w:spacing w:before="100" w:beforeAutospacing="1" w:after="100" w:afterAutospacing="1" w:line="240" w:lineRule="auto"/>
@@ -4621,7 +4323,7 @@
           <w:szCs w:val="27"/>
         </w:rPr>
       </w:pPr>
-      <w:bookmarkStart w:id="27" w:name="_Toc231766939"/>
+      <w:bookmarkStart w:id="19" w:name="_Toc231766932"/>
       <w:r>
         <w:rPr>
           <w:rFonts w:ascii="Times New Roman" w:eastAsia="Times New Roman" w:hAnsi="Times New Roman" w:cs="Times New Roman"/>
@@ -4631,12 +4333,11 @@
           <w:sz w:val="27"/>
           <w:szCs w:val="27"/>
         </w:rPr>
-        <w:lastRenderedPageBreak/>
         <w:drawing>
-          <wp:inline distT="0" distB="0" distL="0" distR="0" wp14:anchorId="41E252E8" wp14:editId="4E7FB854">
-            <wp:extent cx="5943600" cy="3437255"/>
-            <wp:effectExtent l="0" t="0" r="0" b="0"/>
-            <wp:docPr id="10" name="Picture 10"/>
+          <wp:inline distT="0" distB="0" distL="0" distR="0" wp14:anchorId="1C3268A8" wp14:editId="6413332E">
+            <wp:extent cx="5915851" cy="2343477"/>
+            <wp:effectExtent l="0" t="0" r="8890" b="0"/>
+            <wp:docPr id="5" name="Picture 5"/>
             <wp:cNvGraphicFramePr>
               <a:graphicFrameLocks xmlns:a="http://schemas.openxmlformats.org/drawingml/2006/main" noChangeAspect="1"/>
             </wp:cNvGraphicFramePr>
@@ -4656,7 +4357,7 @@
                   <pic:spPr>
                     <a:xfrm>
                       <a:off x="0" y="0"/>
-                      <a:ext cx="5943600" cy="3437255"/>
+                      <a:ext cx="5915851" cy="2343477"/>
                     </a:xfrm>
                     <a:prstGeom prst="rect">
                       <a:avLst/>
@@ -4668,54 +4369,34 @@
           </wp:inline>
         </w:drawing>
       </w:r>
-      <w:bookmarkEnd w:id="27"/>
+      <w:bookmarkEnd w:id="19"/>
     </w:p>
     <w:p>
       <w:pPr>
         <w:pStyle w:val="Heading2"/>
         <w:rPr>
-          <w:rFonts w:eastAsia="Times New Roman"/>
           <w:color w:val="auto"/>
         </w:rPr>
       </w:pPr>
-      <w:bookmarkStart w:id="28" w:name="_Toc231766940"/>
-      <w:r>
-        <w:rPr>
-          <w:rFonts w:eastAsia="Times New Roman"/>
+      <w:bookmarkStart w:id="20" w:name="_Toc231766933"/>
+      <w:r>
+        <w:rPr>
           <w:color w:val="auto"/>
         </w:rPr>
-        <w:t>Fig 2: Pseudorandom Sequence Output</w:t>
-      </w:r>
-      <w:bookmarkEnd w:id="28"/>
-    </w:p>
-    <w:p/>
-    <w:p>
-      <w:pPr>
-        <w:spacing w:before="100" w:beforeAutospacing="1" w:after="100" w:afterAutospacing="1" w:line="240" w:lineRule="auto"/>
-        <w:outlineLvl w:val="2"/>
-        <w:rPr>
-          <w:rFonts w:ascii="Times New Roman" w:eastAsia="Times New Roman" w:hAnsi="Times New Roman" w:cs="Times New Roman"/>
-          <w:b/>
-          <w:bCs/>
-          <w:sz w:val="27"/>
-          <w:szCs w:val="27"/>
-        </w:rPr>
-      </w:pPr>
-      <w:bookmarkStart w:id="29" w:name="_Toc231766941"/>
-      <w:r>
-        <w:rPr>
-          <w:rFonts w:ascii="Times New Roman" w:eastAsia="Times New Roman" w:hAnsi="Times New Roman" w:cs="Times New Roman"/>
-          <w:b/>
-          <w:bCs/>
+        <w:t>Fig 5:Cipher testing result</w:t>
+      </w:r>
+      <w:bookmarkEnd w:id="20"/>
+    </w:p>
+    <w:p>
+      <w:r>
+        <w:rPr>
           <w:noProof/>
-          <w:sz w:val="27"/>
-          <w:szCs w:val="27"/>
         </w:rPr>
         <w:drawing>
-          <wp:inline distT="0" distB="0" distL="0" distR="0" wp14:anchorId="2C37B6F7" wp14:editId="5AD65477">
-            <wp:extent cx="5943600" cy="1639570"/>
-            <wp:effectExtent l="0" t="0" r="0" b="0"/>
-            <wp:docPr id="11" name="Picture 11"/>
+          <wp:inline distT="0" distB="0" distL="0" distR="0" wp14:anchorId="17B96BC8" wp14:editId="51885A0F">
+            <wp:extent cx="4572638" cy="695422"/>
+            <wp:effectExtent l="0" t="0" r="0" b="9525"/>
+            <wp:docPr id="7" name="Picture 7"/>
             <wp:cNvGraphicFramePr>
               <a:graphicFrameLocks xmlns:a="http://schemas.openxmlformats.org/drawingml/2006/main" noChangeAspect="1"/>
             </wp:cNvGraphicFramePr>
@@ -4735,7 +4416,7 @@
                   <pic:spPr>
                     <a:xfrm>
                       <a:off x="0" y="0"/>
-                      <a:ext cx="5943600" cy="1639570"/>
+                      <a:ext cx="4572638" cy="695422"/>
                     </a:xfrm>
                     <a:prstGeom prst="rect">
                       <a:avLst/>
@@ -4747,7 +4428,147 @@
           </wp:inline>
         </w:drawing>
       </w:r>
-      <w:bookmarkEnd w:id="29"/>
+    </w:p>
+    <w:p>
+      <w:pPr>
+        <w:pStyle w:val="Heading3"/>
+        <w:rPr>
+          <w:color w:val="auto"/>
+        </w:rPr>
+      </w:pPr>
+      <w:bookmarkStart w:id="21" w:name="_Toc231766934"/>
+      <w:r>
+        <w:rPr>
+          <w:color w:val="auto"/>
+        </w:rPr>
+        <w:t>Student Reflection</w:t>
+      </w:r>
+      <w:bookmarkEnd w:id="21"/>
+    </w:p>
+    <w:p>
+      <w:r>
+        <w:t>Building these classical algorithms showed me how ciphers mathematically scramble data. The workflow relies entirely on keys; if a key is weak, the defense collapses. While changing keys alters the output, testing revealed major security weaknesses, specifically how vulnerable these historical ciphers are to basic frequency analysis.Key Points Covered</w:t>
+      </w:r>
+    </w:p>
+    <w:p>
+      <w:pPr>
+        <w:pStyle w:val="NormalWeb"/>
+        <w:numPr>
+          <w:ilvl w:val="0"/>
+          <w:numId w:val="1"/>
+        </w:numPr>
+      </w:pPr>
+      <w:r>
+        <w:rPr>
+          <w:b/>
+          <w:bCs/>
+        </w:rPr>
+        <w:t>How algorithms work:</w:t>
+      </w:r>
+      <w:r>
+        <w:t xml:space="preserve"> Altering plaintext mathematically.</w:t>
+      </w:r>
+    </w:p>
+    <w:p>
+      <w:pPr>
+        <w:pStyle w:val="NormalWeb"/>
+        <w:numPr>
+          <w:ilvl w:val="0"/>
+          <w:numId w:val="1"/>
+        </w:numPr>
+      </w:pPr>
+      <w:r>
+        <w:rPr>
+          <w:b/>
+          <w:bCs/>
+        </w:rPr>
+        <w:t>Why keys matter:</w:t>
+      </w:r>
+      <w:r>
+        <w:t xml:space="preserve"> They dictate the transformation and control access.</w:t>
+      </w:r>
+    </w:p>
+    <w:p>
+      <w:pPr>
+        <w:pStyle w:val="NormalWeb"/>
+        <w:numPr>
+          <w:ilvl w:val="0"/>
+          <w:numId w:val="1"/>
+        </w:numPr>
+      </w:pPr>
+      <w:r>
+        <w:rPr>
+          <w:b/>
+          <w:bCs/>
+        </w:rPr>
+        <w:t>Encryption workflow:</w:t>
+      </w:r>
+      <w:r>
+        <w:t xml:space="preserve"> Routing data through cipher mapping transformations.</w:t>
+      </w:r>
+    </w:p>
+    <w:p>
+      <w:pPr>
+        <w:pStyle w:val="NormalWeb"/>
+        <w:numPr>
+          <w:ilvl w:val="0"/>
+          <w:numId w:val="1"/>
+        </w:numPr>
+      </w:pPr>
+      <w:r>
+        <w:rPr>
+          <w:b/>
+          <w:bCs/>
+        </w:rPr>
+        <w:t>Security weaknesses:</w:t>
+      </w:r>
+      <w:r>
+        <w:t xml:space="preserve"> Vulnerability to frequency analysis during key reuse.</w:t>
+      </w:r>
+    </w:p>
+    <w:p/>
+    <w:p>
+      <w:pPr>
+        <w:pStyle w:val="Heading1"/>
+        <w:rPr>
+          <w:rFonts w:eastAsia="Times New Roman"/>
+          <w:color w:val="auto"/>
+        </w:rPr>
+      </w:pPr>
+      <w:bookmarkStart w:id="22" w:name="_Toc231766935"/>
+      <w:r>
+        <w:rPr>
+          <w:rFonts w:eastAsia="Times New Roman"/>
+          <w:color w:val="auto"/>
+        </w:rPr>
+        <w:t>Week 3: Stream Ciphers and Randomness Testing</w:t>
+      </w:r>
+      <w:bookmarkEnd w:id="22"/>
+    </w:p>
+    <w:p>
+      <w:pPr>
+        <w:spacing w:before="100" w:beforeAutospacing="1" w:after="100" w:afterAutospacing="1" w:line="240" w:lineRule="auto"/>
+        <w:outlineLvl w:val="1"/>
+        <w:rPr>
+          <w:rFonts w:ascii="Times New Roman" w:eastAsia="Times New Roman" w:hAnsi="Times New Roman" w:cs="Times New Roman"/>
+          <w:b/>
+          <w:bCs/>
+          <w:sz w:val="36"/>
+          <w:szCs w:val="36"/>
+        </w:rPr>
+      </w:pPr>
+      <w:bookmarkStart w:id="23" w:name="_Toc231766936"/>
+      <w:r>
+        <w:rPr>
+          <w:rFonts w:ascii="Times New Roman" w:eastAsia="Times New Roman" w:hAnsi="Times New Roman" w:cs="Times New Roman"/>
+          <w:b/>
+          <w:bCs/>
+          <w:sz w:val="36"/>
+          <w:szCs w:val="36"/>
+        </w:rPr>
+        <w:t>Title</w:t>
+      </w:r>
+      <w:bookmarkEnd w:id="23"/>
     </w:p>
     <w:p>
       <w:pPr>
@@ -4757,15 +4578,33 @@
           <w:color w:val="auto"/>
         </w:rPr>
       </w:pPr>
-      <w:bookmarkStart w:id="30" w:name="_Toc231766942"/>
+      <w:bookmarkStart w:id="24" w:name="_Toc231766937"/>
       <w:r>
         <w:rPr>
           <w:rFonts w:eastAsia="Times New Roman"/>
           <w:color w:val="auto"/>
         </w:rPr>
-        <w:t>Fig 3: Statistical Randomness Testing</w:t>
-      </w:r>
-      <w:bookmarkEnd w:id="30"/>
+        <w:t>Implementation of Stream Cipher Systems and Random Sequence Analysis</w:t>
+      </w:r>
+      <w:bookmarkEnd w:id="24"/>
+    </w:p>
+    <w:p>
+      <w:pPr>
+        <w:pStyle w:val="Heading2"/>
+        <w:rPr>
+          <w:rFonts w:eastAsia="Times New Roman"/>
+          <w:color w:val="auto"/>
+        </w:rPr>
+      </w:pPr>
+      <w:bookmarkStart w:id="25" w:name="_Toc231766938"/>
+      <w:r>
+        <w:rPr>
+          <w:rFonts w:eastAsia="Times New Roman"/>
+          <w:color w:val="auto"/>
+        </w:rPr>
+        <w:t>Fig 1: LFSR Generator Implementation</w:t>
+      </w:r>
+      <w:bookmarkEnd w:id="25"/>
     </w:p>
     <w:p/>
     <w:p>
@@ -4780,7 +4619,7 @@
           <w:szCs w:val="27"/>
         </w:rPr>
       </w:pPr>
-      <w:bookmarkStart w:id="31" w:name="_Toc231766943"/>
+      <w:bookmarkStart w:id="26" w:name="_Toc231766939"/>
       <w:r>
         <w:rPr>
           <w:rFonts w:ascii="Times New Roman" w:eastAsia="Times New Roman" w:hAnsi="Times New Roman" w:cs="Times New Roman"/>
@@ -4790,11 +4629,12 @@
           <w:sz w:val="27"/>
           <w:szCs w:val="27"/>
         </w:rPr>
+        <w:lastRenderedPageBreak/>
         <w:drawing>
-          <wp:inline distT="0" distB="0" distL="0" distR="0" wp14:anchorId="15A69D21" wp14:editId="36AB3B47">
-            <wp:extent cx="4686954" cy="838317"/>
+          <wp:inline distT="0" distB="0" distL="0" distR="0" wp14:anchorId="41E252E8" wp14:editId="4E7FB854">
+            <wp:extent cx="5943600" cy="3437255"/>
             <wp:effectExtent l="0" t="0" r="0" b="0"/>
-            <wp:docPr id="12" name="Picture 12"/>
+            <wp:docPr id="10" name="Picture 10"/>
             <wp:cNvGraphicFramePr>
               <a:graphicFrameLocks xmlns:a="http://schemas.openxmlformats.org/drawingml/2006/main" noChangeAspect="1"/>
             </wp:cNvGraphicFramePr>
@@ -4814,7 +4654,7 @@
                   <pic:spPr>
                     <a:xfrm>
                       <a:off x="0" y="0"/>
-                      <a:ext cx="4686954" cy="838317"/>
+                      <a:ext cx="5943600" cy="3437255"/>
                     </a:xfrm>
                     <a:prstGeom prst="rect">
                       <a:avLst/>
@@ -4826,7 +4666,7 @@
           </wp:inline>
         </w:drawing>
       </w:r>
-      <w:bookmarkEnd w:id="31"/>
+      <w:bookmarkEnd w:id="26"/>
     </w:p>
     <w:p>
       <w:pPr>
@@ -4836,15 +4676,15 @@
           <w:color w:val="auto"/>
         </w:rPr>
       </w:pPr>
-      <w:bookmarkStart w:id="32" w:name="_Toc231766944"/>
+      <w:bookmarkStart w:id="27" w:name="_Toc231766940"/>
       <w:r>
         <w:rPr>
           <w:rFonts w:eastAsia="Times New Roman"/>
           <w:color w:val="auto"/>
         </w:rPr>
-        <w:t>Fig 4: RC4 Stream Cipher Simulation</w:t>
-      </w:r>
-      <w:bookmarkEnd w:id="32"/>
+        <w:t>Fig 2: Pseudorandom Sequence Output</w:t>
+      </w:r>
+      <w:bookmarkEnd w:id="27"/>
     </w:p>
     <w:p/>
     <w:p>
@@ -4859,7 +4699,7 @@
           <w:szCs w:val="27"/>
         </w:rPr>
       </w:pPr>
-      <w:bookmarkStart w:id="33" w:name="_Toc231766945"/>
+      <w:bookmarkStart w:id="28" w:name="_Toc231766941"/>
       <w:r>
         <w:rPr>
           <w:rFonts w:ascii="Times New Roman" w:eastAsia="Times New Roman" w:hAnsi="Times New Roman" w:cs="Times New Roman"/>
@@ -4869,12 +4709,11 @@
           <w:sz w:val="27"/>
           <w:szCs w:val="27"/>
         </w:rPr>
-        <w:lastRenderedPageBreak/>
         <w:drawing>
-          <wp:inline distT="0" distB="0" distL="0" distR="0" wp14:anchorId="521ED62C" wp14:editId="15AA343F">
-            <wp:extent cx="5943600" cy="518795"/>
+          <wp:inline distT="0" distB="0" distL="0" distR="0" wp14:anchorId="2C37B6F7" wp14:editId="5AD65477">
+            <wp:extent cx="5943600" cy="1639570"/>
             <wp:effectExtent l="0" t="0" r="0" b="0"/>
-            <wp:docPr id="13" name="Picture 13"/>
+            <wp:docPr id="11" name="Picture 11"/>
             <wp:cNvGraphicFramePr>
               <a:graphicFrameLocks xmlns:a="http://schemas.openxmlformats.org/drawingml/2006/main" noChangeAspect="1"/>
             </wp:cNvGraphicFramePr>
@@ -4894,7 +4733,7 @@
                   <pic:spPr>
                     <a:xfrm>
                       <a:off x="0" y="0"/>
-                      <a:ext cx="5943600" cy="518795"/>
+                      <a:ext cx="5943600" cy="1639570"/>
                     </a:xfrm>
                     <a:prstGeom prst="rect">
                       <a:avLst/>
@@ -4906,7 +4745,7 @@
           </wp:inline>
         </w:drawing>
       </w:r>
-      <w:bookmarkEnd w:id="33"/>
+      <w:bookmarkEnd w:id="28"/>
     </w:p>
     <w:p>
       <w:pPr>
@@ -4916,27 +4755,44 @@
           <w:color w:val="auto"/>
         </w:rPr>
       </w:pPr>
-      <w:bookmarkStart w:id="34" w:name="_Toc231766946"/>
+      <w:bookmarkStart w:id="29" w:name="_Toc231766942"/>
       <w:r>
         <w:rPr>
           <w:rFonts w:eastAsia="Times New Roman"/>
           <w:color w:val="auto"/>
         </w:rPr>
-        <w:t>Fig 5: Encryption Performance Results</w:t>
-      </w:r>
-      <w:bookmarkEnd w:id="34"/>
+        <w:t>Fig 3: Statistical Randomness Testing</w:t>
+      </w:r>
+      <w:bookmarkEnd w:id="29"/>
     </w:p>
     <w:p/>
     <w:p>
-      <w:r>
-        <w:rPr>
+      <w:pPr>
+        <w:spacing w:before="100" w:beforeAutospacing="1" w:after="100" w:afterAutospacing="1" w:line="240" w:lineRule="auto"/>
+        <w:outlineLvl w:val="2"/>
+        <w:rPr>
+          <w:rFonts w:ascii="Times New Roman" w:eastAsia="Times New Roman" w:hAnsi="Times New Roman" w:cs="Times New Roman"/>
+          <w:b/>
+          <w:bCs/>
+          <w:sz w:val="27"/>
+          <w:szCs w:val="27"/>
+        </w:rPr>
+      </w:pPr>
+      <w:bookmarkStart w:id="30" w:name="_Toc231766943"/>
+      <w:r>
+        <w:rPr>
+          <w:rFonts w:ascii="Times New Roman" w:eastAsia="Times New Roman" w:hAnsi="Times New Roman" w:cs="Times New Roman"/>
+          <w:b/>
+          <w:bCs/>
           <w:noProof/>
+          <w:sz w:val="27"/>
+          <w:szCs w:val="27"/>
         </w:rPr>
         <w:drawing>
-          <wp:inline distT="0" distB="0" distL="0" distR="0" wp14:anchorId="434E5722" wp14:editId="3458248A">
-            <wp:extent cx="5943600" cy="654685"/>
+          <wp:inline distT="0" distB="0" distL="0" distR="0" wp14:anchorId="15A69D21" wp14:editId="36AB3B47">
+            <wp:extent cx="4686954" cy="838317"/>
             <wp:effectExtent l="0" t="0" r="0" b="0"/>
-            <wp:docPr id="14" name="Picture 14"/>
+            <wp:docPr id="12" name="Picture 12"/>
             <wp:cNvGraphicFramePr>
               <a:graphicFrameLocks xmlns:a="http://schemas.openxmlformats.org/drawingml/2006/main" noChangeAspect="1"/>
             </wp:cNvGraphicFramePr>
@@ -4956,7 +4812,7 @@
                   <pic:spPr>
                     <a:xfrm>
                       <a:off x="0" y="0"/>
-                      <a:ext cx="5943600" cy="654685"/>
+                      <a:ext cx="4686954" cy="838317"/>
                     </a:xfrm>
                     <a:prstGeom prst="rect">
                       <a:avLst/>
@@ -4968,106 +4824,25 @@
           </wp:inline>
         </w:drawing>
       </w:r>
-    </w:p>
-    <w:p>
-      <w:pPr>
-        <w:pStyle w:val="Heading3"/>
-      </w:pPr>
-      <w:bookmarkStart w:id="35" w:name="_Toc231766947"/>
-      <w:r>
-        <w:rPr>
+      <w:bookmarkEnd w:id="30"/>
+    </w:p>
+    <w:p>
+      <w:pPr>
+        <w:pStyle w:val="Heading2"/>
+        <w:rPr>
+          <w:rFonts w:eastAsia="Times New Roman"/>
           <w:color w:val="auto"/>
         </w:rPr>
-        <w:t>STUDENT REFLECTION</w:t>
-      </w:r>
-      <w:r>
-        <w:t>:</w:t>
-      </w:r>
-      <w:bookmarkEnd w:id="35"/>
-    </w:p>
-    <w:p>
-      <w:r>
-        <w:t>I learned how stream ciphers protect data by mixing plaintext with a continuous keystream bit-by-bit. True randomness is vital because any predictable pattern breaks security. By running frequency monobit testing on my LFSR sequence, I proved how robust pseudorandom generation keeps data safe from modern cryptographic attacks.</w:t>
-      </w:r>
-    </w:p>
-    <w:p>
-      <w:pPr>
-        <w:pStyle w:val="Heading1"/>
+      </w:pPr>
+      <w:bookmarkStart w:id="31" w:name="_Toc231766944"/>
+      <w:r>
         <w:rPr>
           <w:rFonts w:eastAsia="Times New Roman"/>
           <w:color w:val="auto"/>
         </w:rPr>
-      </w:pPr>
-      <w:bookmarkStart w:id="36" w:name="_Toc231766948"/>
-      <w:r>
-        <w:rPr>
-          <w:rFonts w:eastAsia="Times New Roman"/>
-          <w:color w:val="auto"/>
-        </w:rPr>
-        <w:t>Week 4: Block Cipher Design and AES</w:t>
-      </w:r>
-      <w:bookmarkEnd w:id="36"/>
-    </w:p>
-    <w:p>
-      <w:pPr>
-        <w:spacing w:before="100" w:beforeAutospacing="1" w:after="100" w:afterAutospacing="1" w:line="240" w:lineRule="auto"/>
-        <w:outlineLvl w:val="1"/>
-        <w:rPr>
-          <w:rFonts w:ascii="Times New Roman" w:eastAsia="Times New Roman" w:hAnsi="Times New Roman" w:cs="Times New Roman"/>
-          <w:b/>
-          <w:bCs/>
-          <w:sz w:val="36"/>
-          <w:szCs w:val="36"/>
-        </w:rPr>
-      </w:pPr>
-      <w:bookmarkStart w:id="37" w:name="_Toc231766949"/>
-      <w:r>
-        <w:rPr>
-          <w:rFonts w:ascii="Times New Roman" w:eastAsia="Times New Roman" w:hAnsi="Times New Roman" w:cs="Times New Roman"/>
-          <w:b/>
-          <w:bCs/>
-          <w:sz w:val="36"/>
-          <w:szCs w:val="36"/>
-        </w:rPr>
-        <w:t>Title</w:t>
-      </w:r>
-      <w:bookmarkEnd w:id="37"/>
-    </w:p>
-    <w:p>
-      <w:pPr>
-        <w:pStyle w:val="Heading2"/>
-        <w:rPr>
-          <w:rFonts w:eastAsia="Times New Roman"/>
-          <w:color w:val="auto"/>
-        </w:rPr>
-      </w:pPr>
-      <w:bookmarkStart w:id="38" w:name="_Toc231766950"/>
-      <w:r>
-        <w:rPr>
-          <w:rFonts w:eastAsia="Times New Roman"/>
-          <w:color w:val="auto"/>
-        </w:rPr>
-        <w:t>Advanced Encryption Standard (AES) and Block Cipher Operations</w:t>
-      </w:r>
-      <w:bookmarkEnd w:id="38"/>
-    </w:p>
-    <w:p>
-      <w:pPr>
-        <w:pStyle w:val="Heading2"/>
-        <w:rPr>
-          <w:rFonts w:eastAsia="Times New Roman"/>
-          <w:color w:val="auto"/>
-        </w:rPr>
-      </w:pPr>
-      <w:bookmarkStart w:id="39" w:name="_Toc231766951"/>
-      <w:r>
-        <w:rPr>
-          <w:rFonts w:eastAsia="Times New Roman"/>
-          <w:color w:val="auto"/>
-        </w:rPr>
-        <w:t>Fig 1: AES Encryption Script</w:t>
-      </w:r>
-      <w:bookmarkEnd w:id="39"/>
+        <w:t>Fig 4: RC4 Stream Cipher Simulation</w:t>
+      </w:r>
+      <w:bookmarkEnd w:id="31"/>
     </w:p>
     <w:p/>
     <w:p>
@@ -5082,16 +4857,22 @@
           <w:szCs w:val="27"/>
         </w:rPr>
       </w:pPr>
-      <w:bookmarkStart w:id="40" w:name="_Toc231766952"/>
-      <w:r>
-        <w:rPr>
+      <w:bookmarkStart w:id="32" w:name="_Toc231766945"/>
+      <w:r>
+        <w:rPr>
+          <w:rFonts w:ascii="Times New Roman" w:eastAsia="Times New Roman" w:hAnsi="Times New Roman" w:cs="Times New Roman"/>
+          <w:b/>
+          <w:bCs/>
           <w:noProof/>
-        </w:rPr>
+          <w:sz w:val="27"/>
+          <w:szCs w:val="27"/>
+        </w:rPr>
+        <w:lastRenderedPageBreak/>
         <w:drawing>
-          <wp:inline distT="0" distB="0" distL="0" distR="0" wp14:anchorId="6D09695E" wp14:editId="1D1C1A4F">
-            <wp:extent cx="5943600" cy="1960245"/>
-            <wp:effectExtent l="0" t="0" r="0" b="1905"/>
-            <wp:docPr id="2" name="Picture 2"/>
+          <wp:inline distT="0" distB="0" distL="0" distR="0" wp14:anchorId="521ED62C" wp14:editId="15AA343F">
+            <wp:extent cx="5943600" cy="518795"/>
+            <wp:effectExtent l="0" t="0" r="0" b="0"/>
+            <wp:docPr id="13" name="Picture 13"/>
             <wp:cNvGraphicFramePr>
               <a:graphicFrameLocks xmlns:a="http://schemas.openxmlformats.org/drawingml/2006/main" noChangeAspect="1"/>
             </wp:cNvGraphicFramePr>
@@ -5111,7 +4892,7 @@
                   <pic:spPr>
                     <a:xfrm>
                       <a:off x="0" y="0"/>
-                      <a:ext cx="5943600" cy="1960245"/>
+                      <a:ext cx="5943600" cy="518795"/>
                     </a:xfrm>
                     <a:prstGeom prst="rect">
                       <a:avLst/>
@@ -5123,7 +4904,7 @@
           </wp:inline>
         </w:drawing>
       </w:r>
-      <w:bookmarkEnd w:id="40"/>
+      <w:bookmarkEnd w:id="32"/>
     </w:p>
     <w:p>
       <w:pPr>
@@ -5133,45 +4914,27 @@
           <w:color w:val="auto"/>
         </w:rPr>
       </w:pPr>
-      <w:bookmarkStart w:id="41" w:name="_Toc231766953"/>
+      <w:bookmarkStart w:id="33" w:name="_Toc231766946"/>
       <w:r>
         <w:rPr>
           <w:rFonts w:eastAsia="Times New Roman"/>
           <w:color w:val="auto"/>
         </w:rPr>
-        <w:t>Fig 2: Key Generation Process</w:t>
-      </w:r>
-      <w:bookmarkEnd w:id="41"/>
+        <w:t>Fig 5: Encryption Performance Results</w:t>
+      </w:r>
+      <w:bookmarkEnd w:id="33"/>
     </w:p>
     <w:p/>
     <w:p>
-      <w:pPr>
-        <w:spacing w:before="100" w:beforeAutospacing="1" w:after="100" w:afterAutospacing="1" w:line="240" w:lineRule="auto"/>
-        <w:outlineLvl w:val="2"/>
-        <w:rPr>
-          <w:rFonts w:ascii="Times New Roman" w:eastAsia="Times New Roman" w:hAnsi="Times New Roman" w:cs="Times New Roman"/>
-          <w:b/>
-          <w:bCs/>
-          <w:sz w:val="27"/>
-          <w:szCs w:val="27"/>
-        </w:rPr>
-      </w:pPr>
-      <w:bookmarkStart w:id="42" w:name="_Toc231766954"/>
-      <w:r>
-        <w:rPr>
-          <w:rFonts w:ascii="Times New Roman" w:eastAsia="Times New Roman" w:hAnsi="Times New Roman" w:cs="Times New Roman"/>
-          <w:b/>
-          <w:bCs/>
+      <w:r>
+        <w:rPr>
           <w:noProof/>
-          <w:sz w:val="27"/>
-          <w:szCs w:val="27"/>
-        </w:rPr>
-        <w:lastRenderedPageBreak/>
+        </w:rPr>
         <w:drawing>
-          <wp:inline distT="0" distB="0" distL="0" distR="0" wp14:anchorId="7E8CD274" wp14:editId="3C46D893">
-            <wp:extent cx="5943600" cy="1899285"/>
-            <wp:effectExtent l="0" t="0" r="0" b="5715"/>
-            <wp:docPr id="4" name="Picture 4"/>
+          <wp:inline distT="0" distB="0" distL="0" distR="0" wp14:anchorId="434E5722" wp14:editId="3458248A">
+            <wp:extent cx="5943600" cy="654685"/>
+            <wp:effectExtent l="0" t="0" r="0" b="0"/>
+            <wp:docPr id="14" name="Picture 14"/>
             <wp:cNvGraphicFramePr>
               <a:graphicFrameLocks xmlns:a="http://schemas.openxmlformats.org/drawingml/2006/main" noChangeAspect="1"/>
             </wp:cNvGraphicFramePr>
@@ -5191,7 +4954,7 @@
                   <pic:spPr>
                     <a:xfrm>
                       <a:off x="0" y="0"/>
-                      <a:ext cx="5943600" cy="1899285"/>
+                      <a:ext cx="5943600" cy="654685"/>
                     </a:xfrm>
                     <a:prstGeom prst="rect">
                       <a:avLst/>
@@ -5203,7 +4966,70 @@
           </wp:inline>
         </w:drawing>
       </w:r>
-      <w:bookmarkEnd w:id="42"/>
+    </w:p>
+    <w:p>
+      <w:pPr>
+        <w:pStyle w:val="Heading3"/>
+      </w:pPr>
+      <w:bookmarkStart w:id="34" w:name="_Toc231766947"/>
+      <w:r>
+        <w:rPr>
+          <w:color w:val="auto"/>
+        </w:rPr>
+        <w:t>STUDENT REFLECTION</w:t>
+      </w:r>
+      <w:r>
+        <w:t>:</w:t>
+      </w:r>
+      <w:bookmarkEnd w:id="34"/>
+    </w:p>
+    <w:p>
+      <w:r>
+        <w:t>I learned how stream ciphers protect data by mixing plaintext with a continuous keystream bit-by-bit. True randomness is vital because any predictable pattern breaks security. By running frequency monobit testing on my LFSR sequence, I proved how robust pseudorandom generation keeps data safe from modern cryptographic attacks.</w:t>
+      </w:r>
+    </w:p>
+    <w:p>
+      <w:pPr>
+        <w:pStyle w:val="Heading1"/>
+        <w:rPr>
+          <w:rFonts w:eastAsia="Times New Roman"/>
+          <w:color w:val="auto"/>
+        </w:rPr>
+      </w:pPr>
+      <w:bookmarkStart w:id="35" w:name="_Toc231766948"/>
+      <w:r>
+        <w:rPr>
+          <w:rFonts w:eastAsia="Times New Roman"/>
+          <w:color w:val="auto"/>
+        </w:rPr>
+        <w:t>Week 4: Block Cipher Design and AES</w:t>
+      </w:r>
+      <w:bookmarkEnd w:id="35"/>
+    </w:p>
+    <w:p>
+      <w:pPr>
+        <w:spacing w:before="100" w:beforeAutospacing="1" w:after="100" w:afterAutospacing="1" w:line="240" w:lineRule="auto"/>
+        <w:outlineLvl w:val="1"/>
+        <w:rPr>
+          <w:rFonts w:ascii="Times New Roman" w:eastAsia="Times New Roman" w:hAnsi="Times New Roman" w:cs="Times New Roman"/>
+          <w:b/>
+          <w:bCs/>
+          <w:sz w:val="36"/>
+          <w:szCs w:val="36"/>
+        </w:rPr>
+      </w:pPr>
+      <w:bookmarkStart w:id="36" w:name="_Toc231766949"/>
+      <w:r>
+        <w:rPr>
+          <w:rFonts w:ascii="Times New Roman" w:eastAsia="Times New Roman" w:hAnsi="Times New Roman" w:cs="Times New Roman"/>
+          <w:b/>
+          <w:bCs/>
+          <w:sz w:val="36"/>
+          <w:szCs w:val="36"/>
+        </w:rPr>
+        <w:t>Title</w:t>
+      </w:r>
+      <w:bookmarkEnd w:id="36"/>
     </w:p>
     <w:p>
       <w:pPr>
@@ -5213,15 +5039,33 @@
           <w:color w:val="auto"/>
         </w:rPr>
       </w:pPr>
-      <w:bookmarkStart w:id="43" w:name="_Toc231766955"/>
+      <w:bookmarkStart w:id="37" w:name="_Toc231766950"/>
       <w:r>
         <w:rPr>
           <w:rFonts w:eastAsia="Times New Roman"/>
           <w:color w:val="auto"/>
         </w:rPr>
-        <w:t>Fig 3: File Encryption Demonstration</w:t>
-      </w:r>
-      <w:bookmarkEnd w:id="43"/>
+        <w:t>Advanced Encryption Standard (AES) and Block Cipher Operations</w:t>
+      </w:r>
+      <w:bookmarkEnd w:id="37"/>
+    </w:p>
+    <w:p>
+      <w:pPr>
+        <w:pStyle w:val="Heading2"/>
+        <w:rPr>
+          <w:rFonts w:eastAsia="Times New Roman"/>
+          <w:color w:val="auto"/>
+        </w:rPr>
+      </w:pPr>
+      <w:bookmarkStart w:id="38" w:name="_Toc231766951"/>
+      <w:r>
+        <w:rPr>
+          <w:rFonts w:eastAsia="Times New Roman"/>
+          <w:color w:val="auto"/>
+        </w:rPr>
+        <w:t>Fig 1: AES Encryption Script</w:t>
+      </w:r>
+      <w:bookmarkEnd w:id="38"/>
     </w:p>
     <w:p/>
     <w:p>
@@ -5236,21 +5080,16 @@
           <w:szCs w:val="27"/>
         </w:rPr>
       </w:pPr>
-      <w:bookmarkStart w:id="44" w:name="_Toc231766956"/>
-      <w:r>
-        <w:rPr>
-          <w:rFonts w:ascii="Times New Roman" w:eastAsia="Times New Roman" w:hAnsi="Times New Roman" w:cs="Times New Roman"/>
-          <w:b/>
-          <w:bCs/>
+      <w:bookmarkStart w:id="39" w:name="_Toc231766952"/>
+      <w:r>
+        <w:rPr>
           <w:noProof/>
-          <w:sz w:val="27"/>
-          <w:szCs w:val="27"/>
         </w:rPr>
         <w:drawing>
-          <wp:inline distT="0" distB="0" distL="0" distR="0" wp14:anchorId="58C7795A" wp14:editId="688BE948">
-            <wp:extent cx="5943600" cy="580390"/>
-            <wp:effectExtent l="0" t="0" r="0" b="0"/>
-            <wp:docPr id="19" name="Picture 19"/>
+          <wp:inline distT="0" distB="0" distL="0" distR="0" wp14:anchorId="6D09695E" wp14:editId="1D1C1A4F">
+            <wp:extent cx="5943600" cy="1960245"/>
+            <wp:effectExtent l="0" t="0" r="0" b="1905"/>
+            <wp:docPr id="2" name="Picture 2"/>
             <wp:cNvGraphicFramePr>
               <a:graphicFrameLocks xmlns:a="http://schemas.openxmlformats.org/drawingml/2006/main" noChangeAspect="1"/>
             </wp:cNvGraphicFramePr>
@@ -5270,7 +5109,7 @@
                   <pic:spPr>
                     <a:xfrm>
                       <a:off x="0" y="0"/>
-                      <a:ext cx="5943600" cy="580390"/>
+                      <a:ext cx="5943600" cy="1960245"/>
                     </a:xfrm>
                     <a:prstGeom prst="rect">
                       <a:avLst/>
@@ -5282,7 +5121,7 @@
           </wp:inline>
         </w:drawing>
       </w:r>
-      <w:bookmarkEnd w:id="44"/>
+      <w:bookmarkEnd w:id="39"/>
     </w:p>
     <w:p>
       <w:pPr>
@@ -5292,15 +5131,15 @@
           <w:color w:val="auto"/>
         </w:rPr>
       </w:pPr>
-      <w:bookmarkStart w:id="45" w:name="_Toc231766957"/>
+      <w:bookmarkStart w:id="40" w:name="_Toc231766953"/>
       <w:r>
         <w:rPr>
           <w:rFonts w:eastAsia="Times New Roman"/>
           <w:color w:val="auto"/>
         </w:rPr>
-        <w:t>Fig 4: Decryption Results</w:t>
-      </w:r>
-      <w:bookmarkEnd w:id="45"/>
+        <w:t>Fig 2: Key Generation Process</w:t>
+      </w:r>
+      <w:bookmarkEnd w:id="40"/>
     </w:p>
     <w:p/>
     <w:p>
@@ -5315,7 +5154,7 @@
           <w:szCs w:val="27"/>
         </w:rPr>
       </w:pPr>
-      <w:bookmarkStart w:id="46" w:name="_Toc231766958"/>
+      <w:bookmarkStart w:id="41" w:name="_Toc231766954"/>
       <w:r>
         <w:rPr>
           <w:rFonts w:ascii="Times New Roman" w:eastAsia="Times New Roman" w:hAnsi="Times New Roman" w:cs="Times New Roman"/>
@@ -5325,11 +5164,12 @@
           <w:sz w:val="27"/>
           <w:szCs w:val="27"/>
         </w:rPr>
+        <w:lastRenderedPageBreak/>
         <w:drawing>
-          <wp:inline distT="0" distB="0" distL="0" distR="0" wp14:anchorId="0C307CFD" wp14:editId="64750996">
-            <wp:extent cx="5868219" cy="647790"/>
-            <wp:effectExtent l="0" t="0" r="0" b="0"/>
-            <wp:docPr id="20" name="Picture 20"/>
+          <wp:inline distT="0" distB="0" distL="0" distR="0" wp14:anchorId="7E8CD274" wp14:editId="3C46D893">
+            <wp:extent cx="5943600" cy="1899285"/>
+            <wp:effectExtent l="0" t="0" r="0" b="5715"/>
+            <wp:docPr id="4" name="Picture 4"/>
             <wp:cNvGraphicFramePr>
               <a:graphicFrameLocks xmlns:a="http://schemas.openxmlformats.org/drawingml/2006/main" noChangeAspect="1"/>
             </wp:cNvGraphicFramePr>
@@ -5349,7 +5189,7 @@
                   <pic:spPr>
                     <a:xfrm>
                       <a:off x="0" y="0"/>
-                      <a:ext cx="5868219" cy="647790"/>
+                      <a:ext cx="5943600" cy="1899285"/>
                     </a:xfrm>
                     <a:prstGeom prst="rect">
                       <a:avLst/>
@@ -5361,7 +5201,7 @@
           </wp:inline>
         </w:drawing>
       </w:r>
-      <w:bookmarkEnd w:id="46"/>
+      <w:bookmarkEnd w:id="41"/>
     </w:p>
     <w:p>
       <w:pPr>
@@ -5371,15 +5211,15 @@
           <w:color w:val="auto"/>
         </w:rPr>
       </w:pPr>
-      <w:bookmarkStart w:id="47" w:name="_Toc231766959"/>
+      <w:bookmarkStart w:id="42" w:name="_Toc231766955"/>
       <w:r>
         <w:rPr>
           <w:rFonts w:eastAsia="Times New Roman"/>
           <w:color w:val="auto"/>
         </w:rPr>
-        <w:t>Fig 5: AES Performance Testing</w:t>
-      </w:r>
-      <w:bookmarkEnd w:id="47"/>
+        <w:t>Fig 3: File Encryption Demonstration</w:t>
+      </w:r>
+      <w:bookmarkEnd w:id="42"/>
     </w:p>
     <w:p/>
     <w:p>
@@ -5394,7 +5234,7 @@
           <w:szCs w:val="27"/>
         </w:rPr>
       </w:pPr>
-      <w:bookmarkStart w:id="48" w:name="_Toc231766960"/>
+      <w:bookmarkStart w:id="43" w:name="_Toc231766956"/>
       <w:r>
         <w:rPr>
           <w:rFonts w:ascii="Times New Roman" w:eastAsia="Times New Roman" w:hAnsi="Times New Roman" w:cs="Times New Roman"/>
@@ -5405,10 +5245,10 @@
           <w:szCs w:val="27"/>
         </w:rPr>
         <w:drawing>
-          <wp:inline distT="0" distB="0" distL="0" distR="0" wp14:anchorId="78D62D2C" wp14:editId="545DCE23">
-            <wp:extent cx="4563112" cy="924054"/>
-            <wp:effectExtent l="0" t="0" r="8890" b="9525"/>
-            <wp:docPr id="21" name="Picture 21"/>
+          <wp:inline distT="0" distB="0" distL="0" distR="0" wp14:anchorId="58C7795A" wp14:editId="688BE948">
+            <wp:extent cx="5943600" cy="580390"/>
+            <wp:effectExtent l="0" t="0" r="0" b="0"/>
+            <wp:docPr id="19" name="Picture 19"/>
             <wp:cNvGraphicFramePr>
               <a:graphicFrameLocks xmlns:a="http://schemas.openxmlformats.org/drawingml/2006/main" noChangeAspect="1"/>
             </wp:cNvGraphicFramePr>
@@ -5428,7 +5268,7 @@
                   <pic:spPr>
                     <a:xfrm>
                       <a:off x="0" y="0"/>
-                      <a:ext cx="4563112" cy="924054"/>
+                      <a:ext cx="5943600" cy="580390"/>
                     </a:xfrm>
                     <a:prstGeom prst="rect">
                       <a:avLst/>
@@ -5440,153 +5280,25 @@
           </wp:inline>
         </w:drawing>
       </w:r>
-      <w:bookmarkEnd w:id="48"/>
-    </w:p>
-    <w:p>
-      <w:pPr>
-        <w:spacing w:after="0" w:line="240" w:lineRule="auto"/>
-        <w:rPr>
-          <w:rFonts w:ascii="Times New Roman" w:eastAsia="Times New Roman" w:hAnsi="Times New Roman" w:cs="Times New Roman"/>
-          <w:sz w:val="24"/>
-          <w:szCs w:val="24"/>
-        </w:rPr>
-      </w:pPr>
-    </w:p>
-    <w:p>
-      <w:pPr>
-        <w:pStyle w:val="Heading3"/>
+      <w:bookmarkEnd w:id="43"/>
+    </w:p>
+    <w:p>
+      <w:pPr>
+        <w:pStyle w:val="Heading2"/>
         <w:rPr>
           <w:rFonts w:eastAsia="Times New Roman"/>
           <w:color w:val="auto"/>
         </w:rPr>
       </w:pPr>
-      <w:bookmarkStart w:id="49" w:name="_Toc231766961"/>
+      <w:bookmarkStart w:id="44" w:name="_Toc231766957"/>
       <w:r>
         <w:rPr>
           <w:rFonts w:eastAsia="Times New Roman"/>
           <w:color w:val="auto"/>
         </w:rPr>
-        <w:t>Student Reflection</w:t>
-      </w:r>
-      <w:bookmarkEnd w:id="49"/>
-      <w:r>
-        <w:rPr>
-          <w:rFonts w:eastAsia="Times New Roman"/>
-          <w:color w:val="auto"/>
-        </w:rPr>
-        <w:t xml:space="preserve"> </w:t>
-      </w:r>
-    </w:p>
-    <w:p>
-      <w:pPr>
-        <w:spacing w:before="100" w:beforeAutospacing="1" w:after="100" w:afterAutospacing="1" w:line="240" w:lineRule="auto"/>
-        <w:rPr>
-          <w:rFonts w:ascii="Times New Roman" w:eastAsia="Times New Roman" w:hAnsi="Times New Roman" w:cs="Times New Roman"/>
-          <w:sz w:val="24"/>
-          <w:szCs w:val="24"/>
-        </w:rPr>
-      </w:pPr>
-      <w:r>
-        <w:t>I mapped out the AES workflow by managing block padding and symmetric processing. Key security is critical; compromising the key exposes the entire pipeline. The encryption and decryption workflows executed smoothly, though handling block alignment padding constraints was a challenge before properly implementing the PKCS7 engine standard.</w:t>
-      </w:r>
-      <w:r>
-        <w:rPr>
-          <w:rFonts w:ascii="Times New Roman" w:eastAsia="Times New Roman" w:hAnsi="Times New Roman" w:cs="Times New Roman"/>
-          <w:sz w:val="24"/>
-          <w:szCs w:val="24"/>
-        </w:rPr>
-        <w:t>.</w:t>
-      </w:r>
-    </w:p>
-    <w:p>
-      <w:pPr>
-        <w:spacing w:after="0" w:line="240" w:lineRule="auto"/>
-        <w:rPr>
-          <w:rFonts w:ascii="Times New Roman" w:eastAsia="Times New Roman" w:hAnsi="Times New Roman" w:cs="Times New Roman"/>
-          <w:sz w:val="24"/>
-          <w:szCs w:val="24"/>
-        </w:rPr>
-      </w:pPr>
-    </w:p>
-    <w:p>
-      <w:pPr>
-        <w:pStyle w:val="Heading1"/>
-        <w:rPr>
-          <w:rFonts w:eastAsia="Times New Roman"/>
-          <w:color w:val="auto"/>
-        </w:rPr>
-      </w:pPr>
-      <w:bookmarkStart w:id="50" w:name="_Toc231766962"/>
-      <w:r>
-        <w:rPr>
-          <w:rFonts w:eastAsia="Times New Roman"/>
-          <w:color w:val="auto"/>
-        </w:rPr>
-        <w:lastRenderedPageBreak/>
-        <w:t>Week 5: Public Key Cryptography (RSA)</w:t>
-      </w:r>
-      <w:bookmarkEnd w:id="50"/>
-    </w:p>
-    <w:p>
-      <w:pPr>
-        <w:spacing w:before="100" w:beforeAutospacing="1" w:after="100" w:afterAutospacing="1" w:line="240" w:lineRule="auto"/>
-        <w:outlineLvl w:val="1"/>
-        <w:rPr>
-          <w:rFonts w:ascii="Times New Roman" w:eastAsia="Times New Roman" w:hAnsi="Times New Roman" w:cs="Times New Roman"/>
-          <w:b/>
-          <w:bCs/>
-          <w:sz w:val="36"/>
-          <w:szCs w:val="36"/>
-        </w:rPr>
-      </w:pPr>
-      <w:bookmarkStart w:id="51" w:name="_Toc231766963"/>
-      <w:r>
-        <w:rPr>
-          <w:rFonts w:ascii="Times New Roman" w:eastAsia="Times New Roman" w:hAnsi="Times New Roman" w:cs="Times New Roman"/>
-          <w:b/>
-          <w:bCs/>
-          <w:sz w:val="36"/>
-          <w:szCs w:val="36"/>
-        </w:rPr>
-        <w:t>Title</w:t>
-      </w:r>
-      <w:bookmarkEnd w:id="51"/>
-    </w:p>
-    <w:p>
-      <w:pPr>
-        <w:pStyle w:val="Heading2"/>
-        <w:rPr>
-          <w:rFonts w:eastAsia="Times New Roman"/>
-          <w:color w:val="auto"/>
-        </w:rPr>
-      </w:pPr>
-      <w:bookmarkStart w:id="52" w:name="_Toc231766964"/>
-      <w:r>
-        <w:rPr>
-          <w:rFonts w:eastAsia="Times New Roman"/>
-          <w:color w:val="auto"/>
-        </w:rPr>
-        <w:t>Implementation of RSA Encryption and Key Management</w:t>
-      </w:r>
-      <w:bookmarkEnd w:id="52"/>
-    </w:p>
-    <w:p>
-      <w:pPr>
-        <w:pStyle w:val="Heading2"/>
-        <w:rPr>
-          <w:rFonts w:eastAsia="Times New Roman"/>
-          <w:color w:val="auto"/>
-        </w:rPr>
-      </w:pPr>
-      <w:bookmarkStart w:id="53" w:name="_Toc231766965"/>
-      <w:r>
-        <w:rPr>
-          <w:rFonts w:eastAsia="Times New Roman"/>
-          <w:color w:val="auto"/>
-        </w:rPr>
-        <w:t>Fig 1: RSA Key Pair Generation</w:t>
-      </w:r>
-      <w:bookmarkEnd w:id="53"/>
+        <w:t>Fig 4: Decryption Results</w:t>
+      </w:r>
+      <w:bookmarkEnd w:id="44"/>
     </w:p>
     <w:p/>
     <w:p>
@@ -5601,7 +5313,7 @@
           <w:szCs w:val="27"/>
         </w:rPr>
       </w:pPr>
-      <w:bookmarkStart w:id="54" w:name="_Toc231766966"/>
+      <w:bookmarkStart w:id="45" w:name="_Toc231766958"/>
       <w:r>
         <w:rPr>
           <w:rFonts w:ascii="Times New Roman" w:eastAsia="Times New Roman" w:hAnsi="Times New Roman" w:cs="Times New Roman"/>
@@ -5612,10 +5324,10 @@
           <w:szCs w:val="27"/>
         </w:rPr>
         <w:drawing>
-          <wp:inline distT="0" distB="0" distL="0" distR="0" wp14:anchorId="6B636B7E" wp14:editId="5C4D856E">
-            <wp:extent cx="5544324" cy="771633"/>
-            <wp:effectExtent l="0" t="0" r="0" b="9525"/>
-            <wp:docPr id="1" name="Picture 1"/>
+          <wp:inline distT="0" distB="0" distL="0" distR="0" wp14:anchorId="0C307CFD" wp14:editId="64750996">
+            <wp:extent cx="5868219" cy="647790"/>
+            <wp:effectExtent l="0" t="0" r="0" b="0"/>
+            <wp:docPr id="20" name="Picture 20"/>
             <wp:cNvGraphicFramePr>
               <a:graphicFrameLocks xmlns:a="http://schemas.openxmlformats.org/drawingml/2006/main" noChangeAspect="1"/>
             </wp:cNvGraphicFramePr>
@@ -5635,7 +5347,7 @@
                   <pic:spPr>
                     <a:xfrm>
                       <a:off x="0" y="0"/>
-                      <a:ext cx="5544324" cy="771633"/>
+                      <a:ext cx="5868219" cy="647790"/>
                     </a:xfrm>
                     <a:prstGeom prst="rect">
                       <a:avLst/>
@@ -5647,7 +5359,7 @@
           </wp:inline>
         </w:drawing>
       </w:r>
-      <w:bookmarkEnd w:id="54"/>
+      <w:bookmarkEnd w:id="45"/>
     </w:p>
     <w:p>
       <w:pPr>
@@ -5657,15 +5369,15 @@
           <w:color w:val="auto"/>
         </w:rPr>
       </w:pPr>
-      <w:bookmarkStart w:id="55" w:name="_Toc231766967"/>
+      <w:bookmarkStart w:id="46" w:name="_Toc231766959"/>
       <w:r>
         <w:rPr>
           <w:rFonts w:eastAsia="Times New Roman"/>
           <w:color w:val="auto"/>
         </w:rPr>
-        <w:t>Fig 2: Public Key Encryption Process</w:t>
-      </w:r>
-      <w:bookmarkEnd w:id="55"/>
+        <w:t>Fig 5: AES Performance Testing</w:t>
+      </w:r>
+      <w:bookmarkEnd w:id="46"/>
     </w:p>
     <w:p/>
     <w:p>
@@ -5680,7 +5392,7 @@
           <w:szCs w:val="27"/>
         </w:rPr>
       </w:pPr>
-      <w:bookmarkStart w:id="56" w:name="_Toc231766968"/>
+      <w:bookmarkStart w:id="47" w:name="_Toc231766960"/>
       <w:r>
         <w:rPr>
           <w:rFonts w:ascii="Times New Roman" w:eastAsia="Times New Roman" w:hAnsi="Times New Roman" w:cs="Times New Roman"/>
@@ -5691,10 +5403,10 @@
           <w:szCs w:val="27"/>
         </w:rPr>
         <w:drawing>
-          <wp:inline distT="0" distB="0" distL="0" distR="0" wp14:anchorId="757798A0" wp14:editId="5021B840">
-            <wp:extent cx="5887272" cy="752580"/>
-            <wp:effectExtent l="0" t="0" r="0" b="9525"/>
-            <wp:docPr id="22" name="Picture 22"/>
+          <wp:inline distT="0" distB="0" distL="0" distR="0" wp14:anchorId="78D62D2C" wp14:editId="545DCE23">
+            <wp:extent cx="4563112" cy="924054"/>
+            <wp:effectExtent l="0" t="0" r="8890" b="9525"/>
+            <wp:docPr id="21" name="Picture 21"/>
             <wp:cNvGraphicFramePr>
               <a:graphicFrameLocks xmlns:a="http://schemas.openxmlformats.org/drawingml/2006/main" noChangeAspect="1"/>
             </wp:cNvGraphicFramePr>
@@ -5714,7 +5426,7 @@
                   <pic:spPr>
                     <a:xfrm>
                       <a:off x="0" y="0"/>
-                      <a:ext cx="5887272" cy="752580"/>
+                      <a:ext cx="4563112" cy="924054"/>
                     </a:xfrm>
                     <a:prstGeom prst="rect">
                       <a:avLst/>
@@ -5726,7 +5438,117 @@
           </wp:inline>
         </w:drawing>
       </w:r>
-      <w:bookmarkEnd w:id="56"/>
+      <w:bookmarkEnd w:id="47"/>
+    </w:p>
+    <w:p>
+      <w:pPr>
+        <w:spacing w:after="0" w:line="240" w:lineRule="auto"/>
+        <w:rPr>
+          <w:rFonts w:ascii="Times New Roman" w:eastAsia="Times New Roman" w:hAnsi="Times New Roman" w:cs="Times New Roman"/>
+          <w:sz w:val="24"/>
+          <w:szCs w:val="24"/>
+        </w:rPr>
+      </w:pPr>
+    </w:p>
+    <w:p>
+      <w:pPr>
+        <w:pStyle w:val="Heading3"/>
+        <w:rPr>
+          <w:rFonts w:eastAsia="Times New Roman"/>
+          <w:color w:val="auto"/>
+        </w:rPr>
+      </w:pPr>
+      <w:bookmarkStart w:id="48" w:name="_Toc231766961"/>
+      <w:r>
+        <w:rPr>
+          <w:rFonts w:eastAsia="Times New Roman"/>
+          <w:color w:val="auto"/>
+        </w:rPr>
+        <w:t>Student Reflection</w:t>
+      </w:r>
+      <w:bookmarkEnd w:id="48"/>
+      <w:r>
+        <w:rPr>
+          <w:rFonts w:eastAsia="Times New Roman"/>
+          <w:color w:val="auto"/>
+        </w:rPr>
+        <w:t xml:space="preserve"> </w:t>
+      </w:r>
+    </w:p>
+    <w:p>
+      <w:pPr>
+        <w:spacing w:before="100" w:beforeAutospacing="1" w:after="100" w:afterAutospacing="1" w:line="240" w:lineRule="auto"/>
+        <w:rPr>
+          <w:rFonts w:ascii="Times New Roman" w:eastAsia="Times New Roman" w:hAnsi="Times New Roman" w:cs="Times New Roman"/>
+          <w:sz w:val="24"/>
+          <w:szCs w:val="24"/>
+        </w:rPr>
+      </w:pPr>
+      <w:r>
+        <w:t>I mapped out the AES workflow by managing block padding and symmetric processing. Key security is critical; compromising the key exposes the entire pipeline. The encryption and decryption workflows executed smoothly, though handling block alignment padding constraints was a challenge before properly implementing the PKCS7 engine standard.</w:t>
+      </w:r>
+      <w:r>
+        <w:rPr>
+          <w:rFonts w:ascii="Times New Roman" w:eastAsia="Times New Roman" w:hAnsi="Times New Roman" w:cs="Times New Roman"/>
+          <w:sz w:val="24"/>
+          <w:szCs w:val="24"/>
+        </w:rPr>
+        <w:t>.</w:t>
+      </w:r>
+    </w:p>
+    <w:p>
+      <w:pPr>
+        <w:spacing w:after="0" w:line="240" w:lineRule="auto"/>
+        <w:rPr>
+          <w:rFonts w:ascii="Times New Roman" w:eastAsia="Times New Roman" w:hAnsi="Times New Roman" w:cs="Times New Roman"/>
+          <w:sz w:val="24"/>
+          <w:szCs w:val="24"/>
+        </w:rPr>
+      </w:pPr>
+    </w:p>
+    <w:p>
+      <w:pPr>
+        <w:pStyle w:val="Heading1"/>
+        <w:rPr>
+          <w:rFonts w:eastAsia="Times New Roman"/>
+          <w:color w:val="auto"/>
+        </w:rPr>
+      </w:pPr>
+      <w:bookmarkStart w:id="49" w:name="_Toc231766962"/>
+      <w:r>
+        <w:rPr>
+          <w:rFonts w:eastAsia="Times New Roman"/>
+          <w:color w:val="auto"/>
+        </w:rPr>
+        <w:lastRenderedPageBreak/>
+        <w:t>Week 5: Public Key Cryptography (RSA)</w:t>
+      </w:r>
+      <w:bookmarkEnd w:id="49"/>
+    </w:p>
+    <w:p>
+      <w:pPr>
+        <w:spacing w:before="100" w:beforeAutospacing="1" w:after="100" w:afterAutospacing="1" w:line="240" w:lineRule="auto"/>
+        <w:outlineLvl w:val="1"/>
+        <w:rPr>
+          <w:rFonts w:ascii="Times New Roman" w:eastAsia="Times New Roman" w:hAnsi="Times New Roman" w:cs="Times New Roman"/>
+          <w:b/>
+          <w:bCs/>
+          <w:sz w:val="36"/>
+          <w:szCs w:val="36"/>
+        </w:rPr>
+      </w:pPr>
+      <w:bookmarkStart w:id="50" w:name="_Toc231766963"/>
+      <w:r>
+        <w:rPr>
+          <w:rFonts w:ascii="Times New Roman" w:eastAsia="Times New Roman" w:hAnsi="Times New Roman" w:cs="Times New Roman"/>
+          <w:b/>
+          <w:bCs/>
+          <w:sz w:val="36"/>
+          <w:szCs w:val="36"/>
+        </w:rPr>
+        <w:t>Title</w:t>
+      </w:r>
+      <w:bookmarkEnd w:id="50"/>
     </w:p>
     <w:p>
       <w:pPr>
@@ -5736,15 +5558,33 @@
           <w:color w:val="auto"/>
         </w:rPr>
       </w:pPr>
-      <w:bookmarkStart w:id="57" w:name="_Toc231766969"/>
+      <w:bookmarkStart w:id="51" w:name="_Toc231766964"/>
       <w:r>
         <w:rPr>
           <w:rFonts w:eastAsia="Times New Roman"/>
           <w:color w:val="auto"/>
         </w:rPr>
-        <w:t>Fig 3: Private Key Decryption Results</w:t>
-      </w:r>
-      <w:bookmarkEnd w:id="57"/>
+        <w:t>Implementation of RSA Encryption and Key Management</w:t>
+      </w:r>
+      <w:bookmarkEnd w:id="51"/>
+    </w:p>
+    <w:p>
+      <w:pPr>
+        <w:pStyle w:val="Heading2"/>
+        <w:rPr>
+          <w:rFonts w:eastAsia="Times New Roman"/>
+          <w:color w:val="auto"/>
+        </w:rPr>
+      </w:pPr>
+      <w:bookmarkStart w:id="52" w:name="_Toc231766965"/>
+      <w:r>
+        <w:rPr>
+          <w:rFonts w:eastAsia="Times New Roman"/>
+          <w:color w:val="auto"/>
+        </w:rPr>
+        <w:t>Fig 1: RSA Key Pair Generation</w:t>
+      </w:r>
+      <w:bookmarkEnd w:id="52"/>
     </w:p>
     <w:p/>
     <w:p>
@@ -5759,7 +5599,7 @@
           <w:szCs w:val="27"/>
         </w:rPr>
       </w:pPr>
-      <w:bookmarkStart w:id="58" w:name="_Toc231766970"/>
+      <w:bookmarkStart w:id="53" w:name="_Toc231766966"/>
       <w:r>
         <w:rPr>
           <w:rFonts w:ascii="Times New Roman" w:eastAsia="Times New Roman" w:hAnsi="Times New Roman" w:cs="Times New Roman"/>
@@ -5770,10 +5610,10 @@
           <w:szCs w:val="27"/>
         </w:rPr>
         <w:drawing>
-          <wp:inline distT="0" distB="0" distL="0" distR="0" wp14:anchorId="06284E70" wp14:editId="6B457A9F">
-            <wp:extent cx="5943600" cy="510540"/>
-            <wp:effectExtent l="0" t="0" r="0" b="3810"/>
-            <wp:docPr id="23" name="Picture 23"/>
+          <wp:inline distT="0" distB="0" distL="0" distR="0" wp14:anchorId="6B636B7E" wp14:editId="5C4D856E">
+            <wp:extent cx="5544324" cy="771633"/>
+            <wp:effectExtent l="0" t="0" r="0" b="9525"/>
+            <wp:docPr id="1" name="Picture 1"/>
             <wp:cNvGraphicFramePr>
               <a:graphicFrameLocks xmlns:a="http://schemas.openxmlformats.org/drawingml/2006/main" noChangeAspect="1"/>
             </wp:cNvGraphicFramePr>
@@ -5793,7 +5633,7 @@
                   <pic:spPr>
                     <a:xfrm>
                       <a:off x="0" y="0"/>
-                      <a:ext cx="5943600" cy="510540"/>
+                      <a:ext cx="5544324" cy="771633"/>
                     </a:xfrm>
                     <a:prstGeom prst="rect">
                       <a:avLst/>
@@ -5805,7 +5645,7 @@
           </wp:inline>
         </w:drawing>
       </w:r>
-      <w:bookmarkEnd w:id="58"/>
+      <w:bookmarkEnd w:id="53"/>
     </w:p>
     <w:p>
       <w:pPr>
@@ -5815,15 +5655,15 @@
           <w:color w:val="auto"/>
         </w:rPr>
       </w:pPr>
-      <w:bookmarkStart w:id="59" w:name="_Toc231766971"/>
+      <w:bookmarkStart w:id="54" w:name="_Toc231766967"/>
       <w:r>
         <w:rPr>
           <w:rFonts w:eastAsia="Times New Roman"/>
           <w:color w:val="auto"/>
         </w:rPr>
-        <w:t>Fig 4: Secure Message Transmission</w:t>
-      </w:r>
-      <w:bookmarkEnd w:id="59"/>
+        <w:t>Fig 2: Public Key Encryption Process</w:t>
+      </w:r>
+      <w:bookmarkEnd w:id="54"/>
     </w:p>
     <w:p/>
     <w:p>
@@ -5838,7 +5678,7 @@
           <w:szCs w:val="27"/>
         </w:rPr>
       </w:pPr>
-      <w:bookmarkStart w:id="60" w:name="_Toc231766972"/>
+      <w:bookmarkStart w:id="55" w:name="_Toc231766968"/>
       <w:r>
         <w:rPr>
           <w:rFonts w:ascii="Times New Roman" w:eastAsia="Times New Roman" w:hAnsi="Times New Roman" w:cs="Times New Roman"/>
@@ -5849,10 +5689,10 @@
           <w:szCs w:val="27"/>
         </w:rPr>
         <w:drawing>
-          <wp:inline distT="0" distB="0" distL="0" distR="0" wp14:anchorId="13E1E381" wp14:editId="76D607A4">
-            <wp:extent cx="5753903" cy="476316"/>
-            <wp:effectExtent l="0" t="0" r="0" b="0"/>
-            <wp:docPr id="24" name="Picture 24"/>
+          <wp:inline distT="0" distB="0" distL="0" distR="0" wp14:anchorId="757798A0" wp14:editId="5021B840">
+            <wp:extent cx="5887272" cy="752580"/>
+            <wp:effectExtent l="0" t="0" r="0" b="9525"/>
+            <wp:docPr id="22" name="Picture 22"/>
             <wp:cNvGraphicFramePr>
               <a:graphicFrameLocks xmlns:a="http://schemas.openxmlformats.org/drawingml/2006/main" noChangeAspect="1"/>
             </wp:cNvGraphicFramePr>
@@ -5872,7 +5712,7 @@
                   <pic:spPr>
                     <a:xfrm>
                       <a:off x="0" y="0"/>
-                      <a:ext cx="5753903" cy="476316"/>
+                      <a:ext cx="5887272" cy="752580"/>
                     </a:xfrm>
                     <a:prstGeom prst="rect">
                       <a:avLst/>
@@ -5884,7 +5724,7 @@
           </wp:inline>
         </w:drawing>
       </w:r>
-      <w:bookmarkEnd w:id="60"/>
+      <w:bookmarkEnd w:id="55"/>
     </w:p>
     <w:p>
       <w:pPr>
@@ -5894,38 +5734,44 @@
           <w:color w:val="auto"/>
         </w:rPr>
       </w:pPr>
-      <w:bookmarkStart w:id="61" w:name="_Toc231766973"/>
+      <w:bookmarkStart w:id="56" w:name="_Toc231766969"/>
       <w:r>
         <w:rPr>
           <w:rFonts w:eastAsia="Times New Roman"/>
           <w:color w:val="auto"/>
         </w:rPr>
-        <w:t>Fig 5: RSA Testing and Validation</w:t>
-      </w:r>
-      <w:bookmarkEnd w:id="61"/>
+        <w:t>Fig 3: Private Key Decryption Results</w:t>
+      </w:r>
+      <w:bookmarkEnd w:id="56"/>
     </w:p>
     <w:p/>
     <w:p>
       <w:pPr>
-        <w:spacing w:after="0" w:line="240" w:lineRule="auto"/>
+        <w:spacing w:before="100" w:beforeAutospacing="1" w:after="100" w:afterAutospacing="1" w:line="240" w:lineRule="auto"/>
+        <w:outlineLvl w:val="2"/>
         <w:rPr>
           <w:rFonts w:ascii="Times New Roman" w:eastAsia="Times New Roman" w:hAnsi="Times New Roman" w:cs="Times New Roman"/>
-          <w:sz w:val="24"/>
-          <w:szCs w:val="24"/>
-        </w:rPr>
-      </w:pPr>
+          <w:b/>
+          <w:bCs/>
+          <w:sz w:val="27"/>
+          <w:szCs w:val="27"/>
+        </w:rPr>
+      </w:pPr>
+      <w:bookmarkStart w:id="57" w:name="_Toc231766970"/>
       <w:r>
         <w:rPr>
           <w:rFonts w:ascii="Times New Roman" w:eastAsia="Times New Roman" w:hAnsi="Times New Roman" w:cs="Times New Roman"/>
+          <w:b/>
+          <w:bCs/>
           <w:noProof/>
-          <w:sz w:val="24"/>
-          <w:szCs w:val="24"/>
+          <w:sz w:val="27"/>
+          <w:szCs w:val="27"/>
         </w:rPr>
         <w:drawing>
-          <wp:inline distT="0" distB="0" distL="0" distR="0" wp14:anchorId="28AC792D" wp14:editId="63F2AE15">
-            <wp:extent cx="5925377" cy="876422"/>
-            <wp:effectExtent l="0" t="0" r="0" b="0"/>
-            <wp:docPr id="25" name="Picture 25"/>
+          <wp:inline distT="0" distB="0" distL="0" distR="0" wp14:anchorId="06284E70" wp14:editId="6B457A9F">
+            <wp:extent cx="5943600" cy="510540"/>
+            <wp:effectExtent l="0" t="0" r="0" b="3810"/>
+            <wp:docPr id="23" name="Picture 23"/>
             <wp:cNvGraphicFramePr>
               <a:graphicFrameLocks xmlns:a="http://schemas.openxmlformats.org/drawingml/2006/main" noChangeAspect="1"/>
             </wp:cNvGraphicFramePr>
@@ -5945,6 +5791,158 @@
                   <pic:spPr>
                     <a:xfrm>
                       <a:off x="0" y="0"/>
+                      <a:ext cx="5943600" cy="510540"/>
+                    </a:xfrm>
+                    <a:prstGeom prst="rect">
+                      <a:avLst/>
+                    </a:prstGeom>
+                  </pic:spPr>
+                </pic:pic>
+              </a:graphicData>
+            </a:graphic>
+          </wp:inline>
+        </w:drawing>
+      </w:r>
+      <w:bookmarkEnd w:id="57"/>
+    </w:p>
+    <w:p>
+      <w:pPr>
+        <w:pStyle w:val="Heading2"/>
+        <w:rPr>
+          <w:rFonts w:eastAsia="Times New Roman"/>
+          <w:color w:val="auto"/>
+        </w:rPr>
+      </w:pPr>
+      <w:bookmarkStart w:id="58" w:name="_Toc231766971"/>
+      <w:r>
+        <w:rPr>
+          <w:rFonts w:eastAsia="Times New Roman"/>
+          <w:color w:val="auto"/>
+        </w:rPr>
+        <w:t>Fig 4: Secure Message Transmission</w:t>
+      </w:r>
+      <w:bookmarkEnd w:id="58"/>
+    </w:p>
+    <w:p/>
+    <w:p>
+      <w:pPr>
+        <w:spacing w:before="100" w:beforeAutospacing="1" w:after="100" w:afterAutospacing="1" w:line="240" w:lineRule="auto"/>
+        <w:outlineLvl w:val="2"/>
+        <w:rPr>
+          <w:rFonts w:ascii="Times New Roman" w:eastAsia="Times New Roman" w:hAnsi="Times New Roman" w:cs="Times New Roman"/>
+          <w:b/>
+          <w:bCs/>
+          <w:sz w:val="27"/>
+          <w:szCs w:val="27"/>
+        </w:rPr>
+      </w:pPr>
+      <w:bookmarkStart w:id="59" w:name="_Toc231766972"/>
+      <w:r>
+        <w:rPr>
+          <w:rFonts w:ascii="Times New Roman" w:eastAsia="Times New Roman" w:hAnsi="Times New Roman" w:cs="Times New Roman"/>
+          <w:b/>
+          <w:bCs/>
+          <w:noProof/>
+          <w:sz w:val="27"/>
+          <w:szCs w:val="27"/>
+        </w:rPr>
+        <w:drawing>
+          <wp:inline distT="0" distB="0" distL="0" distR="0" wp14:anchorId="13E1E381" wp14:editId="76D607A4">
+            <wp:extent cx="5753903" cy="476316"/>
+            <wp:effectExtent l="0" t="0" r="0" b="0"/>
+            <wp:docPr id="24" name="Picture 24"/>
+            <wp:cNvGraphicFramePr>
+              <a:graphicFrameLocks xmlns:a="http://schemas.openxmlformats.org/drawingml/2006/main" noChangeAspect="1"/>
+            </wp:cNvGraphicFramePr>
+            <a:graphic xmlns:a="http://schemas.openxmlformats.org/drawingml/2006/main">
+              <a:graphicData uri="http://schemas.openxmlformats.org/drawingml/2006/picture">
+                <pic:pic xmlns:pic="http://schemas.openxmlformats.org/drawingml/2006/picture">
+                  <pic:nvPicPr>
+                    <pic:cNvPr id="1" name=""/>
+                    <pic:cNvPicPr/>
+                  </pic:nvPicPr>
+                  <pic:blipFill>
+                    <a:blip r:embed="rId32"/>
+                    <a:stretch>
+                      <a:fillRect/>
+                    </a:stretch>
+                  </pic:blipFill>
+                  <pic:spPr>
+                    <a:xfrm>
+                      <a:off x="0" y="0"/>
+                      <a:ext cx="5753903" cy="476316"/>
+                    </a:xfrm>
+                    <a:prstGeom prst="rect">
+                      <a:avLst/>
+                    </a:prstGeom>
+                  </pic:spPr>
+                </pic:pic>
+              </a:graphicData>
+            </a:graphic>
+          </wp:inline>
+        </w:drawing>
+      </w:r>
+      <w:bookmarkEnd w:id="59"/>
+    </w:p>
+    <w:p>
+      <w:pPr>
+        <w:pStyle w:val="Heading2"/>
+        <w:rPr>
+          <w:rFonts w:eastAsia="Times New Roman"/>
+          <w:color w:val="auto"/>
+        </w:rPr>
+      </w:pPr>
+      <w:bookmarkStart w:id="60" w:name="_Toc231766973"/>
+      <w:r>
+        <w:rPr>
+          <w:rFonts w:eastAsia="Times New Roman"/>
+          <w:color w:val="auto"/>
+        </w:rPr>
+        <w:t>Fig 5: RSA Testing and Validation</w:t>
+      </w:r>
+      <w:bookmarkEnd w:id="60"/>
+    </w:p>
+    <w:p/>
+    <w:p>
+      <w:pPr>
+        <w:spacing w:after="0" w:line="240" w:lineRule="auto"/>
+        <w:rPr>
+          <w:rFonts w:ascii="Times New Roman" w:eastAsia="Times New Roman" w:hAnsi="Times New Roman" w:cs="Times New Roman"/>
+          <w:sz w:val="24"/>
+          <w:szCs w:val="24"/>
+        </w:rPr>
+      </w:pPr>
+      <w:r>
+        <w:rPr>
+          <w:rFonts w:ascii="Times New Roman" w:eastAsia="Times New Roman" w:hAnsi="Times New Roman" w:cs="Times New Roman"/>
+          <w:noProof/>
+          <w:sz w:val="24"/>
+          <w:szCs w:val="24"/>
+        </w:rPr>
+        <w:drawing>
+          <wp:inline distT="0" distB="0" distL="0" distR="0" wp14:anchorId="28AC792D" wp14:editId="63F2AE15">
+            <wp:extent cx="5925377" cy="876422"/>
+            <wp:effectExtent l="0" t="0" r="0" b="0"/>
+            <wp:docPr id="25" name="Picture 25"/>
+            <wp:cNvGraphicFramePr>
+              <a:graphicFrameLocks xmlns:a="http://schemas.openxmlformats.org/drawingml/2006/main" noChangeAspect="1"/>
+            </wp:cNvGraphicFramePr>
+            <a:graphic xmlns:a="http://schemas.openxmlformats.org/drawingml/2006/main">
+              <a:graphicData uri="http://schemas.openxmlformats.org/drawingml/2006/picture">
+                <pic:pic xmlns:pic="http://schemas.openxmlformats.org/drawingml/2006/picture">
+                  <pic:nvPicPr>
+                    <pic:cNvPr id="1" name=""/>
+                    <pic:cNvPicPr/>
+                  </pic:nvPicPr>
+                  <pic:blipFill>
+                    <a:blip r:embed="rId33"/>
+                    <a:stretch>
+                      <a:fillRect/>
+                    </a:stretch>
+                  </pic:blipFill>
+                  <pic:spPr>
+                    <a:xfrm>
+                      <a:off x="0" y="0"/>
                       <a:ext cx="5925377" cy="876422"/>
                     </a:xfrm>
                     <a:prstGeom prst="rect">
@@ -5966,7 +5964,7 @@
           <w:color w:val="auto"/>
         </w:rPr>
       </w:pPr>
-      <w:bookmarkStart w:id="62" w:name="_Toc231766974"/>
+      <w:bookmarkStart w:id="61" w:name="_Toc231766974"/>
       <w:r>
         <w:rPr>
           <w:rFonts w:eastAsia="Times New Roman"/>
@@ -5975,18 +5973,1109 @@
         <w:lastRenderedPageBreak/>
         <w:t>Student Reflection</w:t>
       </w:r>
+      <w:bookmarkEnd w:id="61"/>
+      <w:r>
+        <w:rPr>
+          <w:rFonts w:eastAsia="Times New Roman"/>
+          <w:color w:val="auto"/>
+        </w:rPr>
+        <w:t xml:space="preserve"> </w:t>
+      </w:r>
+    </w:p>
+    <w:p>
+      <w:r>
+        <w:t>I explored asymmetric encryption, where public keys securely encrypt data and distinct private keys handle decryption. This infrastructure provides massive security advantages over symmetric methods because keys never need to be shared. My testing workflow validated this by verifying message recovery using linked OAEP padding protocols.</w:t>
+      </w:r>
+    </w:p>
+    <w:p>
+      <w:pPr>
+        <w:pStyle w:val="Heading1"/>
+        <w:rPr>
+          <w:rFonts w:eastAsia="Times New Roman"/>
+          <w:b/>
+          <w:color w:val="000000" w:themeColor="text1"/>
+        </w:rPr>
+      </w:pPr>
+      <w:r>
+        <w:rPr>
+          <w:rFonts w:eastAsia="Times New Roman"/>
+          <w:b/>
+          <w:color w:val="000000" w:themeColor="text1"/>
+        </w:rPr>
+        <w:t>Week 6: Symmetric Ciphers II – Substitution-Permutation Networks (SPN), S-Boxes and Non-Linearity</w:t>
+      </w:r>
+      <w:r>
+        <w:rPr>
+          <w:rFonts w:eastAsia="Times New Roman"/>
+          <w:b/>
+          <w:color w:val="000000" w:themeColor="text1"/>
+        </w:rPr>
+        <w:t>.</w:t>
+      </w:r>
+    </w:p>
+    <w:p>
+      <w:pPr>
+        <w:pStyle w:val="Heading2"/>
+        <w:rPr>
+          <w:rFonts w:eastAsia="Times New Roman"/>
+          <w:color w:val="000000" w:themeColor="text1"/>
+        </w:rPr>
+      </w:pPr>
+      <w:r>
+        <w:rPr>
+          <w:rFonts w:eastAsia="Times New Roman"/>
+          <w:color w:val="000000" w:themeColor="text1"/>
+        </w:rPr>
+        <w:t>Practical Task 1</w:t>
+      </w:r>
+    </w:p>
+    <w:p>
+      <w:pPr>
+        <w:pStyle w:val="Heading3"/>
+        <w:rPr>
+          <w:rFonts w:eastAsia="Times New Roman"/>
+          <w:color w:val="000000" w:themeColor="text1"/>
+        </w:rPr>
+      </w:pPr>
+      <w:r>
+        <w:rPr>
+          <w:rFonts w:eastAsia="Times New Roman"/>
+          <w:color w:val="000000" w:themeColor="text1"/>
+        </w:rPr>
+        <w:t xml:space="preserve">i) </w:t>
+      </w:r>
+      <w:r>
+        <w:rPr>
+          <w:rFonts w:eastAsia="Times New Roman"/>
+          <w:color w:val="000000" w:themeColor="text1"/>
+        </w:rPr>
+        <w:t>Basic SPN Design</w:t>
+      </w:r>
+    </w:p>
+    <w:p>
+      <w:pPr>
+        <w:spacing w:before="100" w:beforeAutospacing="1" w:after="100" w:afterAutospacing="1" w:line="240" w:lineRule="auto"/>
+        <w:rPr>
+          <w:rFonts w:ascii="Times New Roman" w:eastAsia="Times New Roman" w:hAnsi="Times New Roman" w:cs="Times New Roman"/>
+          <w:sz w:val="24"/>
+          <w:szCs w:val="24"/>
+        </w:rPr>
+      </w:pPr>
+      <w:r>
+        <w:rPr>
+          <w:rFonts w:ascii="Times New Roman" w:eastAsia="Times New Roman" w:hAnsi="Times New Roman" w:cs="Times New Roman"/>
+          <w:sz w:val="24"/>
+          <w:szCs w:val="24"/>
+        </w:rPr>
+        <w:t>Develop a simple SPN implementation in Python.</w:t>
+      </w:r>
+    </w:p>
+    <w:p>
+      <w:r>
+        <w:drawing>
+          <wp:inline distT="0" distB="0" distL="0" distR="0" wp14:anchorId="6894BE2A" wp14:editId="0BAE29D7">
+            <wp:extent cx="5943600" cy="3021330"/>
+            <wp:effectExtent l="0" t="0" r="0" b="7620"/>
+            <wp:docPr id="3" name="Picture 3"/>
+            <wp:cNvGraphicFramePr>
+              <a:graphicFrameLocks xmlns:a="http://schemas.openxmlformats.org/drawingml/2006/main" noChangeAspect="1"/>
+            </wp:cNvGraphicFramePr>
+            <a:graphic xmlns:a="http://schemas.openxmlformats.org/drawingml/2006/main">
+              <a:graphicData uri="http://schemas.openxmlformats.org/drawingml/2006/picture">
+                <pic:pic xmlns:pic="http://schemas.openxmlformats.org/drawingml/2006/picture">
+                  <pic:nvPicPr>
+                    <pic:cNvPr id="1" name=""/>
+                    <pic:cNvPicPr/>
+                  </pic:nvPicPr>
+                  <pic:blipFill>
+                    <a:blip r:embed="rId34"/>
+                    <a:stretch>
+                      <a:fillRect/>
+                    </a:stretch>
+                  </pic:blipFill>
+                  <pic:spPr>
+                    <a:xfrm>
+                      <a:off x="0" y="0"/>
+                      <a:ext cx="5943600" cy="3021330"/>
+                    </a:xfrm>
+                    <a:prstGeom prst="rect">
+                      <a:avLst/>
+                    </a:prstGeom>
+                  </pic:spPr>
+                </pic:pic>
+              </a:graphicData>
+            </a:graphic>
+          </wp:inline>
+        </w:drawing>
+      </w:r>
+    </w:p>
+    <w:p>
+      <w:pPr>
+        <w:pStyle w:val="Heading2"/>
+        <w:rPr>
+          <w:rFonts w:eastAsia="Times New Roman"/>
+          <w:color w:val="000000" w:themeColor="text1"/>
+        </w:rPr>
+      </w:pPr>
+      <w:r>
+        <w:rPr>
+          <w:rFonts w:eastAsia="Times New Roman"/>
+          <w:color w:val="000000" w:themeColor="text1"/>
+        </w:rPr>
+        <w:lastRenderedPageBreak/>
+        <w:t>Practical Task 2</w:t>
+      </w:r>
+    </w:p>
+    <w:p>
+      <w:pPr>
+        <w:pStyle w:val="Heading3"/>
+        <w:rPr>
+          <w:rFonts w:eastAsia="Times New Roman"/>
+          <w:color w:val="000000" w:themeColor="text1"/>
+        </w:rPr>
+      </w:pPr>
+      <w:r>
+        <w:rPr>
+          <w:rFonts w:eastAsia="Times New Roman"/>
+          <w:color w:val="000000" w:themeColor="text1"/>
+        </w:rPr>
+        <w:t>Non-Linearity Investigation</w:t>
+      </w:r>
+    </w:p>
+    <w:p>
+      <w:r>
+        <w:drawing>
+          <wp:inline distT="0" distB="0" distL="0" distR="0" wp14:anchorId="4B11A184" wp14:editId="49B2FED1">
+            <wp:extent cx="5943600" cy="3140710"/>
+            <wp:effectExtent l="0" t="0" r="0" b="2540"/>
+            <wp:docPr id="39" name="Picture 39"/>
+            <wp:cNvGraphicFramePr>
+              <a:graphicFrameLocks xmlns:a="http://schemas.openxmlformats.org/drawingml/2006/main" noChangeAspect="1"/>
+            </wp:cNvGraphicFramePr>
+            <a:graphic xmlns:a="http://schemas.openxmlformats.org/drawingml/2006/main">
+              <a:graphicData uri="http://schemas.openxmlformats.org/drawingml/2006/picture">
+                <pic:pic xmlns:pic="http://schemas.openxmlformats.org/drawingml/2006/picture">
+                  <pic:nvPicPr>
+                    <pic:cNvPr id="1" name=""/>
+                    <pic:cNvPicPr/>
+                  </pic:nvPicPr>
+                  <pic:blipFill>
+                    <a:blip r:embed="rId35"/>
+                    <a:stretch>
+                      <a:fillRect/>
+                    </a:stretch>
+                  </pic:blipFill>
+                  <pic:spPr>
+                    <a:xfrm>
+                      <a:off x="0" y="0"/>
+                      <a:ext cx="5943600" cy="3140710"/>
+                    </a:xfrm>
+                    <a:prstGeom prst="rect">
+                      <a:avLst/>
+                    </a:prstGeom>
+                  </pic:spPr>
+                </pic:pic>
+              </a:graphicData>
+            </a:graphic>
+          </wp:inline>
+        </w:drawing>
+      </w:r>
+    </w:p>
+    <w:p>
+      <w:pPr>
+        <w:pStyle w:val="Heading2"/>
+        <w:rPr>
+          <w:rFonts w:eastAsia="Times New Roman"/>
+          <w:color w:val="000000" w:themeColor="text1"/>
+        </w:rPr>
+      </w:pPr>
+      <w:r>
+        <w:rPr>
+          <w:rFonts w:eastAsia="Times New Roman"/>
+          <w:color w:val="000000" w:themeColor="text1"/>
+        </w:rPr>
+        <w:t>Practical Task 3</w:t>
+      </w:r>
+    </w:p>
+    <w:p>
+      <w:pPr>
+        <w:pStyle w:val="Heading3"/>
+        <w:rPr>
+          <w:rFonts w:eastAsia="Times New Roman"/>
+          <w:color w:val="000000" w:themeColor="text1"/>
+        </w:rPr>
+      </w:pPr>
+      <w:r>
+        <w:rPr>
+          <w:rFonts w:eastAsia="Times New Roman"/>
+          <w:color w:val="000000" w:themeColor="text1"/>
+        </w:rPr>
+        <w:t>SPN Security Evaluation</w:t>
+      </w:r>
+    </w:p>
+    <w:p>
+      <w:r>
+        <w:drawing>
+          <wp:inline distT="0" distB="0" distL="0" distR="0" wp14:anchorId="460AF51C" wp14:editId="1FE8CB8E">
+            <wp:extent cx="5943600" cy="1315720"/>
+            <wp:effectExtent l="0" t="0" r="0" b="0"/>
+            <wp:docPr id="40" name="Picture 40"/>
+            <wp:cNvGraphicFramePr>
+              <a:graphicFrameLocks xmlns:a="http://schemas.openxmlformats.org/drawingml/2006/main" noChangeAspect="1"/>
+            </wp:cNvGraphicFramePr>
+            <a:graphic xmlns:a="http://schemas.openxmlformats.org/drawingml/2006/main">
+              <a:graphicData uri="http://schemas.openxmlformats.org/drawingml/2006/picture">
+                <pic:pic xmlns:pic="http://schemas.openxmlformats.org/drawingml/2006/picture">
+                  <pic:nvPicPr>
+                    <pic:cNvPr id="1" name=""/>
+                    <pic:cNvPicPr/>
+                  </pic:nvPicPr>
+                  <pic:blipFill>
+                    <a:blip r:embed="rId36"/>
+                    <a:stretch>
+                      <a:fillRect/>
+                    </a:stretch>
+                  </pic:blipFill>
+                  <pic:spPr>
+                    <a:xfrm>
+                      <a:off x="0" y="0"/>
+                      <a:ext cx="5943600" cy="1315720"/>
+                    </a:xfrm>
+                    <a:prstGeom prst="rect">
+                      <a:avLst/>
+                    </a:prstGeom>
+                  </pic:spPr>
+                </pic:pic>
+              </a:graphicData>
+            </a:graphic>
+          </wp:inline>
+        </w:drawing>
+      </w:r>
+    </w:p>
+    <w:p>
+      <w:r>
+        <w:drawing>
+          <wp:inline distT="0" distB="0" distL="0" distR="0" wp14:anchorId="70B1694D" wp14:editId="758AB4BB">
+            <wp:extent cx="5943600" cy="763905"/>
+            <wp:effectExtent l="0" t="0" r="0" b="0"/>
+            <wp:docPr id="41" name="Picture 41"/>
+            <wp:cNvGraphicFramePr>
+              <a:graphicFrameLocks xmlns:a="http://schemas.openxmlformats.org/drawingml/2006/main" noChangeAspect="1"/>
+            </wp:cNvGraphicFramePr>
+            <a:graphic xmlns:a="http://schemas.openxmlformats.org/drawingml/2006/main">
+              <a:graphicData uri="http://schemas.openxmlformats.org/drawingml/2006/picture">
+                <pic:pic xmlns:pic="http://schemas.openxmlformats.org/drawingml/2006/picture">
+                  <pic:nvPicPr>
+                    <pic:cNvPr id="1" name=""/>
+                    <pic:cNvPicPr/>
+                  </pic:nvPicPr>
+                  <pic:blipFill>
+                    <a:blip r:embed="rId37"/>
+                    <a:stretch>
+                      <a:fillRect/>
+                    </a:stretch>
+                  </pic:blipFill>
+                  <pic:spPr>
+                    <a:xfrm>
+                      <a:off x="0" y="0"/>
+                      <a:ext cx="5943600" cy="763905"/>
+                    </a:xfrm>
+                    <a:prstGeom prst="rect">
+                      <a:avLst/>
+                    </a:prstGeom>
+                  </pic:spPr>
+                </pic:pic>
+              </a:graphicData>
+            </a:graphic>
+          </wp:inline>
+        </w:drawing>
+      </w:r>
+    </w:p>
+    <w:p/>
+    <w:p/>
+    <w:p/>
+    <w:p/>
+    <w:p>
+      <w:pPr>
+        <w:pStyle w:val="Heading3"/>
+        <w:rPr>
+          <w:color w:val="000000" w:themeColor="text1"/>
+        </w:rPr>
+      </w:pPr>
+      <w:r>
+        <w:rPr>
+          <w:color w:val="000000" w:themeColor="text1"/>
+        </w:rPr>
+        <w:lastRenderedPageBreak/>
+        <w:t>ii)Advanced SPN</w:t>
+      </w:r>
+    </w:p>
+    <w:p>
+      <w:r>
+        <w:drawing>
+          <wp:inline distT="0" distB="0" distL="0" distR="0" wp14:anchorId="1B1BFED1" wp14:editId="6258175B">
+            <wp:extent cx="5943600" cy="3469640"/>
+            <wp:effectExtent l="0" t="0" r="0" b="0"/>
+            <wp:docPr id="27" name="Picture 27"/>
+            <wp:cNvGraphicFramePr>
+              <a:graphicFrameLocks xmlns:a="http://schemas.openxmlformats.org/drawingml/2006/main" noChangeAspect="1"/>
+            </wp:cNvGraphicFramePr>
+            <a:graphic xmlns:a="http://schemas.openxmlformats.org/drawingml/2006/main">
+              <a:graphicData uri="http://schemas.openxmlformats.org/drawingml/2006/picture">
+                <pic:pic xmlns:pic="http://schemas.openxmlformats.org/drawingml/2006/picture">
+                  <pic:nvPicPr>
+                    <pic:cNvPr id="1" name=""/>
+                    <pic:cNvPicPr/>
+                  </pic:nvPicPr>
+                  <pic:blipFill>
+                    <a:blip r:embed="rId38"/>
+                    <a:stretch>
+                      <a:fillRect/>
+                    </a:stretch>
+                  </pic:blipFill>
+                  <pic:spPr>
+                    <a:xfrm>
+                      <a:off x="0" y="0"/>
+                      <a:ext cx="5943600" cy="3469640"/>
+                    </a:xfrm>
+                    <a:prstGeom prst="rect">
+                      <a:avLst/>
+                    </a:prstGeom>
+                  </pic:spPr>
+                </pic:pic>
+              </a:graphicData>
+            </a:graphic>
+          </wp:inline>
+        </w:drawing>
+      </w:r>
+    </w:p>
+    <w:p/>
+    <w:p>
+      <w:r>
+        <w:drawing>
+          <wp:inline distT="0" distB="0" distL="0" distR="0" wp14:anchorId="036763FB" wp14:editId="080E04AB">
+            <wp:extent cx="5943600" cy="1553210"/>
+            <wp:effectExtent l="0" t="0" r="0" b="8890"/>
+            <wp:docPr id="28" name="Picture 28"/>
+            <wp:cNvGraphicFramePr>
+              <a:graphicFrameLocks xmlns:a="http://schemas.openxmlformats.org/drawingml/2006/main" noChangeAspect="1"/>
+            </wp:cNvGraphicFramePr>
+            <a:graphic xmlns:a="http://schemas.openxmlformats.org/drawingml/2006/main">
+              <a:graphicData uri="http://schemas.openxmlformats.org/drawingml/2006/picture">
+                <pic:pic xmlns:pic="http://schemas.openxmlformats.org/drawingml/2006/picture">
+                  <pic:nvPicPr>
+                    <pic:cNvPr id="1" name=""/>
+                    <pic:cNvPicPr/>
+                  </pic:nvPicPr>
+                  <pic:blipFill>
+                    <a:blip r:embed="rId39"/>
+                    <a:stretch>
+                      <a:fillRect/>
+                    </a:stretch>
+                  </pic:blipFill>
+                  <pic:spPr>
+                    <a:xfrm>
+                      <a:off x="0" y="0"/>
+                      <a:ext cx="5943600" cy="1553210"/>
+                    </a:xfrm>
+                    <a:prstGeom prst="rect">
+                      <a:avLst/>
+                    </a:prstGeom>
+                  </pic:spPr>
+                </pic:pic>
+              </a:graphicData>
+            </a:graphic>
+          </wp:inline>
+        </w:drawing>
+      </w:r>
+    </w:p>
+    <w:p/>
+    <w:p>
+      <w:pPr>
+        <w:pStyle w:val="Heading2"/>
+        <w:rPr>
+          <w:rFonts w:eastAsia="Times New Roman"/>
+          <w:b/>
+          <w:color w:val="000000" w:themeColor="text1"/>
+          <w:sz w:val="28"/>
+          <w:szCs w:val="28"/>
+        </w:rPr>
+      </w:pPr>
+      <w:r>
+        <w:rPr>
+          <w:rFonts w:eastAsia="Times New Roman"/>
+          <w:b/>
+          <w:color w:val="000000" w:themeColor="text1"/>
+          <w:sz w:val="28"/>
+          <w:szCs w:val="28"/>
+        </w:rPr>
+        <w:lastRenderedPageBreak/>
+        <w:t>Challenge Task</w:t>
+      </w:r>
+    </w:p>
+    <w:p>
+      <w:pPr>
+        <w:pStyle w:val="Heading3"/>
+        <w:rPr>
+          <w:color w:val="000000" w:themeColor="text1"/>
+        </w:rPr>
+      </w:pPr>
+      <w:r>
+        <w:rPr>
+          <w:rFonts w:eastAsia="Times New Roman"/>
+          <w:color w:val="000000" w:themeColor="text1"/>
+        </w:rPr>
+        <w:t xml:space="preserve"> </w:t>
+      </w:r>
+      <w:r>
+        <w:rPr>
+          <w:rFonts w:eastAsia="Times New Roman"/>
+          <w:color w:val="000000" w:themeColor="text1"/>
+        </w:rPr>
+        <w:t>mini AES-inspired encryption simulator</w:t>
+      </w:r>
+    </w:p>
+    <w:p>
+      <w:r>
+        <w:drawing>
+          <wp:inline distT="0" distB="0" distL="0" distR="0" wp14:anchorId="724B46F7" wp14:editId="28EB30D0">
+            <wp:extent cx="5943600" cy="2843530"/>
+            <wp:effectExtent l="0" t="0" r="0" b="0"/>
+            <wp:docPr id="38" name="Picture 38"/>
+            <wp:cNvGraphicFramePr>
+              <a:graphicFrameLocks xmlns:a="http://schemas.openxmlformats.org/drawingml/2006/main" noChangeAspect="1"/>
+            </wp:cNvGraphicFramePr>
+            <a:graphic xmlns:a="http://schemas.openxmlformats.org/drawingml/2006/main">
+              <a:graphicData uri="http://schemas.openxmlformats.org/drawingml/2006/picture">
+                <pic:pic xmlns:pic="http://schemas.openxmlformats.org/drawingml/2006/picture">
+                  <pic:nvPicPr>
+                    <pic:cNvPr id="1" name=""/>
+                    <pic:cNvPicPr/>
+                  </pic:nvPicPr>
+                  <pic:blipFill>
+                    <a:blip r:embed="rId40"/>
+                    <a:stretch>
+                      <a:fillRect/>
+                    </a:stretch>
+                  </pic:blipFill>
+                  <pic:spPr>
+                    <a:xfrm>
+                      <a:off x="0" y="0"/>
+                      <a:ext cx="5943600" cy="2843530"/>
+                    </a:xfrm>
+                    <a:prstGeom prst="rect">
+                      <a:avLst/>
+                    </a:prstGeom>
+                  </pic:spPr>
+                </pic:pic>
+              </a:graphicData>
+            </a:graphic>
+          </wp:inline>
+        </w:drawing>
+      </w:r>
+    </w:p>
+    <w:p>
+      <w:pPr>
+        <w:pStyle w:val="Heading1"/>
+        <w:rPr>
+          <w:color w:val="000000" w:themeColor="text1"/>
+        </w:rPr>
+      </w:pPr>
+      <w:r>
+        <w:rPr>
+          <w:color w:val="000000" w:themeColor="text1"/>
+        </w:rPr>
+        <w:t>Student reflection</w:t>
+      </w:r>
+    </w:p>
+    <w:p>
+      <w:pPr>
+        <w:rPr>
+          <w:rFonts w:cstheme="minorHAnsi"/>
+        </w:rPr>
+      </w:pPr>
+      <w:r>
+        <w:rPr>
+          <w:rFonts w:cstheme="minorHAnsi"/>
+        </w:rPr>
+        <w:t xml:space="preserve">The theoretical part was straightforward, but getting the code to run smoothly in a real application was a different story. I wanted to build a clean Tkinter desktop dashboard to test my encryption loops in real time, but my initial setup kept freezing. The UI would lock up during deep diagnostic runs, forcing me to hard-kill the terminal with a </w:t>
+      </w:r>
+      <w:r>
+        <w:rPr>
+          <w:rStyle w:val="HTMLCode"/>
+          <w:rFonts w:asciiTheme="minorHAnsi" w:eastAsiaTheme="majorEastAsia" w:hAnsiTheme="minorHAnsi" w:cstheme="minorHAnsi"/>
+        </w:rPr>
+        <w:t>KeyboardInterrupt</w:t>
+      </w:r>
+      <w:r>
+        <w:rPr>
+          <w:rFonts w:cstheme="minorHAnsi"/>
+        </w:rPr>
+        <w:t xml:space="preserve"> inside the main listener loop. It turned out to be an infinite loop bottleneck where my data types were clashing during string-to-byte conversions</w:t>
+      </w:r>
+      <w:bookmarkStart w:id="62" w:name="_GoBack"/>
       <w:bookmarkEnd w:id="62"/>
-      <w:r>
-        <w:rPr>
-          <w:rFonts w:eastAsia="Times New Roman"/>
-          <w:color w:val="auto"/>
-        </w:rPr>
-        <w:t xml:space="preserve"> </w:t>
-      </w:r>
-    </w:p>
-    <w:p>
-      <w:r>
-        <w:t>I explored asymmetric encryption, where public keys securely encrypt data and distinct private keys handle decryption. This infrastructure provides massive security advantages over symmetric methods because keys never need to be shared. My testing workflow validated this by verifying message recovery using linked OAEP padding protocols.</w:t>
+    </w:p>
+    <w:p/>
+    <w:p>
+      <w:pPr>
+        <w:pStyle w:val="Heading2"/>
+        <w:rPr>
+          <w:rFonts w:eastAsia="Times New Roman"/>
+          <w:b/>
+          <w:color w:val="000000" w:themeColor="text1"/>
+        </w:rPr>
+      </w:pPr>
+      <w:r>
+        <w:rPr>
+          <w:rStyle w:val="Heading1Char"/>
+          <w:b/>
+          <w:color w:val="000000" w:themeColor="text1"/>
+        </w:rPr>
+        <w:lastRenderedPageBreak/>
+        <w:t>Week 7: Block Cipher Cryptanalysis – Algebraic Attacks, Differential Cryptanalysis and Linear Cryptanalysis</w:t>
+      </w:r>
+      <w:r>
+        <w:rPr>
+          <w:rFonts w:eastAsia="Times New Roman"/>
+          <w:b/>
+          <w:color w:val="000000" w:themeColor="text1"/>
+        </w:rPr>
+        <w:t>.</w:t>
+      </w:r>
+    </w:p>
+    <w:p>
+      <w:pPr>
+        <w:pStyle w:val="Heading2"/>
+        <w:ind w:firstLine="720"/>
+        <w:rPr>
+          <w:rFonts w:eastAsia="Times New Roman"/>
+          <w:color w:val="000000" w:themeColor="text1"/>
+        </w:rPr>
+      </w:pPr>
+      <w:r>
+        <w:rPr>
+          <w:rFonts w:eastAsia="Times New Roman"/>
+          <w:color w:val="000000" w:themeColor="text1"/>
+        </w:rPr>
+        <w:t>Practical Task 1</w:t>
+      </w:r>
+    </w:p>
+    <w:p>
+      <w:pPr>
+        <w:pStyle w:val="Heading3"/>
+        <w:rPr>
+          <w:rFonts w:eastAsia="Times New Roman"/>
+          <w:color w:val="000000" w:themeColor="text1"/>
+        </w:rPr>
+      </w:pPr>
+      <w:r>
+        <w:rPr>
+          <w:rFonts w:eastAsia="Times New Roman"/>
+          <w:color w:val="000000" w:themeColor="text1"/>
+        </w:rPr>
+        <w:t>Differential Cryptanalysis Simulation</w:t>
+      </w:r>
+    </w:p>
+    <w:p>
+      <w:r>
+        <w:drawing>
+          <wp:inline distT="0" distB="0" distL="0" distR="0" wp14:anchorId="6C93172B" wp14:editId="58F5D931">
+            <wp:extent cx="5943600" cy="3012440"/>
+            <wp:effectExtent l="0" t="0" r="0" b="0"/>
+            <wp:docPr id="29" name="Picture 29"/>
+            <wp:cNvGraphicFramePr>
+              <a:graphicFrameLocks xmlns:a="http://schemas.openxmlformats.org/drawingml/2006/main" noChangeAspect="1"/>
+            </wp:cNvGraphicFramePr>
+            <a:graphic xmlns:a="http://schemas.openxmlformats.org/drawingml/2006/main">
+              <a:graphicData uri="http://schemas.openxmlformats.org/drawingml/2006/picture">
+                <pic:pic xmlns:pic="http://schemas.openxmlformats.org/drawingml/2006/picture">
+                  <pic:nvPicPr>
+                    <pic:cNvPr id="1" name=""/>
+                    <pic:cNvPicPr/>
+                  </pic:nvPicPr>
+                  <pic:blipFill>
+                    <a:blip r:embed="rId41"/>
+                    <a:stretch>
+                      <a:fillRect/>
+                    </a:stretch>
+                  </pic:blipFill>
+                  <pic:spPr>
+                    <a:xfrm>
+                      <a:off x="0" y="0"/>
+                      <a:ext cx="5943600" cy="3012440"/>
+                    </a:xfrm>
+                    <a:prstGeom prst="rect">
+                      <a:avLst/>
+                    </a:prstGeom>
+                  </pic:spPr>
+                </pic:pic>
+              </a:graphicData>
+            </a:graphic>
+          </wp:inline>
+        </w:drawing>
+      </w:r>
+    </w:p>
+    <w:p/>
+    <w:p>
+      <w:pPr>
+        <w:pStyle w:val="Heading2"/>
+        <w:rPr>
+          <w:rFonts w:eastAsia="Times New Roman"/>
+          <w:b/>
+          <w:color w:val="000000" w:themeColor="text1"/>
+        </w:rPr>
+      </w:pPr>
+      <w:r>
+        <w:rPr>
+          <w:rFonts w:eastAsia="Times New Roman"/>
+          <w:b/>
+          <w:color w:val="000000" w:themeColor="text1"/>
+        </w:rPr>
+        <w:lastRenderedPageBreak/>
+        <w:t>Advanced Programming Task</w:t>
+      </w:r>
+    </w:p>
+    <w:p>
+      <w:pPr>
+        <w:pStyle w:val="Heading3"/>
+      </w:pPr>
+      <w:r>
+        <w:rPr>
+          <w:rFonts w:eastAsia="Times New Roman"/>
+          <w:color w:val="000000" w:themeColor="text1"/>
+        </w:rPr>
+        <w:t>A</w:t>
+      </w:r>
+      <w:r>
+        <w:rPr>
+          <w:rFonts w:eastAsia="Times New Roman"/>
+          <w:color w:val="000000" w:themeColor="text1"/>
+        </w:rPr>
+        <w:t xml:space="preserve"> mini cryptanalysis toolkit</w:t>
+      </w:r>
+      <w:r>
+        <w:rPr>
+          <w:rFonts w:eastAsia="Times New Roman"/>
+        </w:rPr>
+        <w:t>:</w:t>
+      </w:r>
+    </w:p>
+    <w:p>
+      <w:r>
+        <w:drawing>
+          <wp:inline distT="0" distB="0" distL="0" distR="0" wp14:anchorId="46AEDE07" wp14:editId="61E3BF01">
+            <wp:extent cx="5943600" cy="4868545"/>
+            <wp:effectExtent l="0" t="0" r="0" b="8255"/>
+            <wp:docPr id="34" name="Picture 34"/>
+            <wp:cNvGraphicFramePr>
+              <a:graphicFrameLocks xmlns:a="http://schemas.openxmlformats.org/drawingml/2006/main" noChangeAspect="1"/>
+            </wp:cNvGraphicFramePr>
+            <a:graphic xmlns:a="http://schemas.openxmlformats.org/drawingml/2006/main">
+              <a:graphicData uri="http://schemas.openxmlformats.org/drawingml/2006/picture">
+                <pic:pic xmlns:pic="http://schemas.openxmlformats.org/drawingml/2006/picture">
+                  <pic:nvPicPr>
+                    <pic:cNvPr id="1" name=""/>
+                    <pic:cNvPicPr/>
+                  </pic:nvPicPr>
+                  <pic:blipFill>
+                    <a:blip r:embed="rId42"/>
+                    <a:stretch>
+                      <a:fillRect/>
+                    </a:stretch>
+                  </pic:blipFill>
+                  <pic:spPr>
+                    <a:xfrm>
+                      <a:off x="0" y="0"/>
+                      <a:ext cx="5943600" cy="4868545"/>
+                    </a:xfrm>
+                    <a:prstGeom prst="rect">
+                      <a:avLst/>
+                    </a:prstGeom>
+                  </pic:spPr>
+                </pic:pic>
+              </a:graphicData>
+            </a:graphic>
+          </wp:inline>
+        </w:drawing>
+      </w:r>
+    </w:p>
+    <w:p>
+      <w:r>
+        <w:drawing>
+          <wp:inline distT="0" distB="0" distL="0" distR="0" wp14:anchorId="00F3894C" wp14:editId="5A58CB2F">
+            <wp:extent cx="5611008" cy="1533739"/>
+            <wp:effectExtent l="0" t="0" r="8890" b="9525"/>
+            <wp:docPr id="35" name="Picture 35"/>
+            <wp:cNvGraphicFramePr>
+              <a:graphicFrameLocks xmlns:a="http://schemas.openxmlformats.org/drawingml/2006/main" noChangeAspect="1"/>
+            </wp:cNvGraphicFramePr>
+            <a:graphic xmlns:a="http://schemas.openxmlformats.org/drawingml/2006/main">
+              <a:graphicData uri="http://schemas.openxmlformats.org/drawingml/2006/picture">
+                <pic:pic xmlns:pic="http://schemas.openxmlformats.org/drawingml/2006/picture">
+                  <pic:nvPicPr>
+                    <pic:cNvPr id="1" name=""/>
+                    <pic:cNvPicPr/>
+                  </pic:nvPicPr>
+                  <pic:blipFill>
+                    <a:blip r:embed="rId43"/>
+                    <a:stretch>
+                      <a:fillRect/>
+                    </a:stretch>
+                  </pic:blipFill>
+                  <pic:spPr>
+                    <a:xfrm>
+                      <a:off x="0" y="0"/>
+                      <a:ext cx="5611008" cy="1533739"/>
+                    </a:xfrm>
+                    <a:prstGeom prst="rect">
+                      <a:avLst/>
+                    </a:prstGeom>
+                  </pic:spPr>
+                </pic:pic>
+              </a:graphicData>
+            </a:graphic>
+          </wp:inline>
+        </w:drawing>
+      </w:r>
+    </w:p>
+    <w:p>
+      <w:r>
+        <w:lastRenderedPageBreak/>
+        <w:drawing>
+          <wp:inline distT="0" distB="0" distL="0" distR="0" wp14:anchorId="2FF3433F" wp14:editId="7C65B4FC">
+            <wp:extent cx="5943600" cy="1692910"/>
+            <wp:effectExtent l="0" t="0" r="0" b="2540"/>
+            <wp:docPr id="36" name="Picture 36"/>
+            <wp:cNvGraphicFramePr>
+              <a:graphicFrameLocks xmlns:a="http://schemas.openxmlformats.org/drawingml/2006/main" noChangeAspect="1"/>
+            </wp:cNvGraphicFramePr>
+            <a:graphic xmlns:a="http://schemas.openxmlformats.org/drawingml/2006/main">
+              <a:graphicData uri="http://schemas.openxmlformats.org/drawingml/2006/picture">
+                <pic:pic xmlns:pic="http://schemas.openxmlformats.org/drawingml/2006/picture">
+                  <pic:nvPicPr>
+                    <pic:cNvPr id="1" name=""/>
+                    <pic:cNvPicPr/>
+                  </pic:nvPicPr>
+                  <pic:blipFill>
+                    <a:blip r:embed="rId44"/>
+                    <a:stretch>
+                      <a:fillRect/>
+                    </a:stretch>
+                  </pic:blipFill>
+                  <pic:spPr>
+                    <a:xfrm>
+                      <a:off x="0" y="0"/>
+                      <a:ext cx="5943600" cy="1692910"/>
+                    </a:xfrm>
+                    <a:prstGeom prst="rect">
+                      <a:avLst/>
+                    </a:prstGeom>
+                  </pic:spPr>
+                </pic:pic>
+              </a:graphicData>
+            </a:graphic>
+          </wp:inline>
+        </w:drawing>
+      </w:r>
+    </w:p>
+    <w:p>
+      <w:r>
+        <w:drawing>
+          <wp:inline distT="0" distB="0" distL="0" distR="0" wp14:anchorId="59A1485C" wp14:editId="256F1B66">
+            <wp:extent cx="5943600" cy="917575"/>
+            <wp:effectExtent l="0" t="0" r="0" b="0"/>
+            <wp:docPr id="37" name="Picture 37"/>
+            <wp:cNvGraphicFramePr>
+              <a:graphicFrameLocks xmlns:a="http://schemas.openxmlformats.org/drawingml/2006/main" noChangeAspect="1"/>
+            </wp:cNvGraphicFramePr>
+            <a:graphic xmlns:a="http://schemas.openxmlformats.org/drawingml/2006/main">
+              <a:graphicData uri="http://schemas.openxmlformats.org/drawingml/2006/picture">
+                <pic:pic xmlns:pic="http://schemas.openxmlformats.org/drawingml/2006/picture">
+                  <pic:nvPicPr>
+                    <pic:cNvPr id="1" name=""/>
+                    <pic:cNvPicPr/>
+                  </pic:nvPicPr>
+                  <pic:blipFill>
+                    <a:blip r:embed="rId45"/>
+                    <a:stretch>
+                      <a:fillRect/>
+                    </a:stretch>
+                  </pic:blipFill>
+                  <pic:spPr>
+                    <a:xfrm>
+                      <a:off x="0" y="0"/>
+                      <a:ext cx="5943600" cy="917575"/>
+                    </a:xfrm>
+                    <a:prstGeom prst="rect">
+                      <a:avLst/>
+                    </a:prstGeom>
+                  </pic:spPr>
+                </pic:pic>
+              </a:graphicData>
+            </a:graphic>
+          </wp:inline>
+        </w:drawing>
+      </w:r>
+    </w:p>
+    <w:p/>
+    <w:p>
+      <w:pPr>
+        <w:pStyle w:val="Heading2"/>
+        <w:rPr>
+          <w:rFonts w:eastAsia="Times New Roman"/>
+          <w:b/>
+          <w:color w:val="000000" w:themeColor="text1"/>
+        </w:rPr>
+      </w:pPr>
+      <w:r>
+        <w:rPr>
+          <w:rFonts w:eastAsia="Times New Roman"/>
+          <w:b/>
+          <w:color w:val="000000" w:themeColor="text1"/>
+        </w:rPr>
+        <w:t>Challenge Task</w:t>
+      </w:r>
+    </w:p>
+    <w:p>
+      <w:pPr>
+        <w:spacing w:before="100" w:beforeAutospacing="1" w:after="100" w:afterAutospacing="1" w:line="240" w:lineRule="auto"/>
+        <w:rPr>
+          <w:rFonts w:ascii="Times New Roman" w:eastAsia="Times New Roman" w:hAnsi="Times New Roman" w:cs="Times New Roman"/>
+          <w:sz w:val="24"/>
+          <w:szCs w:val="24"/>
+        </w:rPr>
+      </w:pPr>
+      <w:r>
+        <w:rPr>
+          <w:rStyle w:val="Heading3Char"/>
+          <w:color w:val="000000" w:themeColor="text1"/>
+        </w:rPr>
+        <w:t>Block Cipher Security Analyzer</w:t>
+      </w:r>
+      <w:r>
+        <w:rPr>
+          <w:rFonts w:ascii="Times New Roman" w:eastAsia="Times New Roman" w:hAnsi="Times New Roman" w:cs="Times New Roman"/>
+          <w:sz w:val="24"/>
+          <w:szCs w:val="24"/>
+        </w:rPr>
+        <w:t>.</w:t>
+      </w:r>
+    </w:p>
+    <w:p/>
+    <w:p>
+      <w:r>
+        <w:lastRenderedPageBreak/>
+        <w:drawing>
+          <wp:inline distT="0" distB="0" distL="0" distR="0" wp14:anchorId="70101041" wp14:editId="5D633432">
+            <wp:extent cx="5943600" cy="4486275"/>
+            <wp:effectExtent l="0" t="0" r="0" b="9525"/>
+            <wp:docPr id="30" name="Picture 30"/>
+            <wp:cNvGraphicFramePr>
+              <a:graphicFrameLocks xmlns:a="http://schemas.openxmlformats.org/drawingml/2006/main" noChangeAspect="1"/>
+            </wp:cNvGraphicFramePr>
+            <a:graphic xmlns:a="http://schemas.openxmlformats.org/drawingml/2006/main">
+              <a:graphicData uri="http://schemas.openxmlformats.org/drawingml/2006/picture">
+                <pic:pic xmlns:pic="http://schemas.openxmlformats.org/drawingml/2006/picture">
+                  <pic:nvPicPr>
+                    <pic:cNvPr id="1" name=""/>
+                    <pic:cNvPicPr/>
+                  </pic:nvPicPr>
+                  <pic:blipFill>
+                    <a:blip r:embed="rId46"/>
+                    <a:stretch>
+                      <a:fillRect/>
+                    </a:stretch>
+                  </pic:blipFill>
+                  <pic:spPr>
+                    <a:xfrm>
+                      <a:off x="0" y="0"/>
+                      <a:ext cx="5943600" cy="4486275"/>
+                    </a:xfrm>
+                    <a:prstGeom prst="rect">
+                      <a:avLst/>
+                    </a:prstGeom>
+                  </pic:spPr>
+                </pic:pic>
+              </a:graphicData>
+            </a:graphic>
+          </wp:inline>
+        </w:drawing>
+      </w:r>
+    </w:p>
+    <w:p>
+      <w:r>
+        <w:drawing>
+          <wp:inline distT="0" distB="0" distL="0" distR="0" wp14:anchorId="750765E6" wp14:editId="1AF56847">
+            <wp:extent cx="5943600" cy="3300095"/>
+            <wp:effectExtent l="0" t="0" r="0" b="0"/>
+            <wp:docPr id="32" name="Picture 32"/>
+            <wp:cNvGraphicFramePr>
+              <a:graphicFrameLocks xmlns:a="http://schemas.openxmlformats.org/drawingml/2006/main" noChangeAspect="1"/>
+            </wp:cNvGraphicFramePr>
+            <a:graphic xmlns:a="http://schemas.openxmlformats.org/drawingml/2006/main">
+              <a:graphicData uri="http://schemas.openxmlformats.org/drawingml/2006/picture">
+                <pic:pic xmlns:pic="http://schemas.openxmlformats.org/drawingml/2006/picture">
+                  <pic:nvPicPr>
+                    <pic:cNvPr id="1" name=""/>
+                    <pic:cNvPicPr/>
+                  </pic:nvPicPr>
+                  <pic:blipFill>
+                    <a:blip r:embed="rId47"/>
+                    <a:stretch>
+                      <a:fillRect/>
+                    </a:stretch>
+                  </pic:blipFill>
+                  <pic:spPr>
+                    <a:xfrm>
+                      <a:off x="0" y="0"/>
+                      <a:ext cx="5943600" cy="3300095"/>
+                    </a:xfrm>
+                    <a:prstGeom prst="rect">
+                      <a:avLst/>
+                    </a:prstGeom>
+                  </pic:spPr>
+                </pic:pic>
+              </a:graphicData>
+            </a:graphic>
+          </wp:inline>
+        </w:drawing>
+      </w:r>
+    </w:p>
+    <w:p>
+      <w:r>
+        <w:lastRenderedPageBreak/>
+        <w:drawing>
+          <wp:inline distT="0" distB="0" distL="0" distR="0" wp14:anchorId="19004823" wp14:editId="34F05CF9">
+            <wp:extent cx="5943600" cy="1529080"/>
+            <wp:effectExtent l="0" t="0" r="0" b="0"/>
+            <wp:docPr id="33" name="Picture 33"/>
+            <wp:cNvGraphicFramePr>
+              <a:graphicFrameLocks xmlns:a="http://schemas.openxmlformats.org/drawingml/2006/main" noChangeAspect="1"/>
+            </wp:cNvGraphicFramePr>
+            <a:graphic xmlns:a="http://schemas.openxmlformats.org/drawingml/2006/main">
+              <a:graphicData uri="http://schemas.openxmlformats.org/drawingml/2006/picture">
+                <pic:pic xmlns:pic="http://schemas.openxmlformats.org/drawingml/2006/picture">
+                  <pic:nvPicPr>
+                    <pic:cNvPr id="1" name=""/>
+                    <pic:cNvPicPr/>
+                  </pic:nvPicPr>
+                  <pic:blipFill>
+                    <a:blip r:embed="rId48"/>
+                    <a:stretch>
+                      <a:fillRect/>
+                    </a:stretch>
+                  </pic:blipFill>
+                  <pic:spPr>
+                    <a:xfrm>
+                      <a:off x="0" y="0"/>
+                      <a:ext cx="5943600" cy="1529080"/>
+                    </a:xfrm>
+                    <a:prstGeom prst="rect">
+                      <a:avLst/>
+                    </a:prstGeom>
+                  </pic:spPr>
+                </pic:pic>
+              </a:graphicData>
+            </a:graphic>
+          </wp:inline>
+        </w:drawing>
+      </w:r>
+    </w:p>
+    <w:p>
+      <w:pPr>
+        <w:pStyle w:val="Heading1"/>
+        <w:rPr>
+          <w:color w:val="000000" w:themeColor="text1"/>
+        </w:rPr>
+      </w:pPr>
+      <w:r>
+        <w:rPr>
+          <w:color w:val="000000" w:themeColor="text1"/>
+        </w:rPr>
+        <w:t>Student reflection</w:t>
+      </w:r>
+    </w:p>
+    <w:p>
+      <w:pPr>
+        <w:spacing w:before="100" w:beforeAutospacing="1" w:after="100" w:afterAutospacing="1" w:line="240" w:lineRule="auto"/>
+        <w:rPr>
+          <w:rFonts w:eastAsia="Times New Roman" w:cstheme="minorHAnsi"/>
+          <w:sz w:val="24"/>
+          <w:szCs w:val="24"/>
+        </w:rPr>
+      </w:pPr>
+      <w:r>
+        <w:rPr>
+          <w:rFonts w:eastAsia="Times New Roman" w:cstheme="minorHAnsi"/>
+          <w:sz w:val="24"/>
+          <w:szCs w:val="24"/>
+        </w:rPr>
+        <w:t xml:space="preserve">While printing out my hex tracking table, my script crashed with a cryptic python error: </w:t>
+      </w:r>
+      <w:r>
+        <w:rPr>
+          <w:rFonts w:eastAsia="Times New Roman" w:cstheme="minorHAnsi"/>
+          <w:sz w:val="20"/>
+          <w:szCs w:val="20"/>
+        </w:rPr>
+        <w:t>Value Error: Invalid format specifier 'X:&lt;8' for object of type 'int'</w:t>
+      </w:r>
+      <w:r>
+        <w:rPr>
+          <w:rFonts w:eastAsia="Times New Roman" w:cstheme="minorHAnsi"/>
+          <w:sz w:val="24"/>
+          <w:szCs w:val="24"/>
+        </w:rPr>
+        <w:t>.I had to dive back into Python’s f-string documentation. I realized I had inverted the formatting rules by trying to pass the hex conversion character (</w:t>
+      </w:r>
+      <w:r>
+        <w:rPr>
+          <w:rFonts w:eastAsia="Times New Roman" w:cstheme="minorHAnsi"/>
+          <w:sz w:val="20"/>
+          <w:szCs w:val="20"/>
+        </w:rPr>
+        <w:t>X</w:t>
+      </w:r>
+      <w:r>
+        <w:rPr>
+          <w:rFonts w:eastAsia="Times New Roman" w:cstheme="minorHAnsi"/>
+          <w:sz w:val="24"/>
+          <w:szCs w:val="24"/>
+        </w:rPr>
+        <w:t>) before the column layout padding directive (</w:t>
+      </w:r>
+      <w:r>
+        <w:rPr>
+          <w:rFonts w:eastAsia="Times New Roman" w:cstheme="minorHAnsi"/>
+          <w:sz w:val="20"/>
+          <w:szCs w:val="20"/>
+        </w:rPr>
+        <w:t>&lt;8</w:t>
+      </w:r>
+      <w:r>
+        <w:rPr>
+          <w:rFonts w:eastAsia="Times New Roman" w:cstheme="minorHAnsi"/>
+          <w:sz w:val="24"/>
+          <w:szCs w:val="24"/>
+        </w:rPr>
+        <w:t xml:space="preserve">). Flipping the syntax to </w:t>
+      </w:r>
+      <w:r>
+        <w:rPr>
+          <w:rFonts w:eastAsia="Times New Roman" w:cstheme="minorHAnsi"/>
+          <w:sz w:val="20"/>
+          <w:szCs w:val="20"/>
+        </w:rPr>
+        <w:t>{a:&lt;8X}</w:t>
+      </w:r>
+      <w:r>
+        <w:rPr>
+          <w:rFonts w:eastAsia="Times New Roman" w:cstheme="minorHAnsi"/>
+          <w:sz w:val="24"/>
+          <w:szCs w:val="24"/>
+        </w:rPr>
+        <w:t xml:space="preserve"> instantly fixed the layout alignment. It was a small syntax error, but fixing it taught me a lot about formatting clean terminal reports.</w:t>
       </w:r>
     </w:p>
     <w:p/>
@@ -5998,6 +7087,56 @@
     </w:sectPr>
   </w:body>
 </w:document>
+</file>
+
+<file path=word/endnotes.xml><?xml version="1.0" encoding="utf-8"?>
+<w:endnotes xmlns:wpc="http://schemas.microsoft.com/office/word/2010/wordprocessingCanvas" xmlns:mc="http://schemas.openxmlformats.org/markup-compatibility/2006" xmlns:o="urn:schemas-microsoft-com:office:office" xmlns:r="http://schemas.openxmlformats.org/officeDocument/2006/relationships" xmlns:m="http://schemas.openxmlformats.org/officeDocument/2006/math" xmlns:v="urn:schemas-microsoft-com:vml" xmlns:wp14="http://schemas.microsoft.com/office/word/2010/wordprocessingDrawing" xmlns:wp="http://schemas.openxmlformats.org/drawingml/2006/wordprocessingDrawing" xmlns:w10="urn:schemas-microsoft-com:office:word" xmlns:w="http://schemas.openxmlformats.org/wordprocessingml/2006/main" xmlns:w14="http://schemas.microsoft.com/office/word/2010/wordml" xmlns:w15="http://schemas.microsoft.com/office/word/2012/wordml" xmlns:wpg="http://schemas.microsoft.com/office/word/2010/wordprocessingGroup" xmlns:wpi="http://schemas.microsoft.com/office/word/2010/wordprocessingInk" xmlns:wne="http://schemas.microsoft.com/office/word/2006/wordml" xmlns:wps="http://schemas.microsoft.com/office/word/2010/wordprocessingShape" mc:Ignorable="w14 w15 wp14">
+  <w:endnote w:type="separator" w:id="-1">
+    <w:p>
+      <w:pPr>
+        <w:spacing w:after="0" w:line="240" w:lineRule="auto"/>
+      </w:pPr>
+      <w:r>
+        <w:separator/>
+      </w:r>
+    </w:p>
+  </w:endnote>
+  <w:endnote w:type="continuationSeparator" w:id="0">
+    <w:p>
+      <w:pPr>
+        <w:spacing w:after="0" w:line="240" w:lineRule="auto"/>
+      </w:pPr>
+      <w:r>
+        <w:continuationSeparator/>
+      </w:r>
+    </w:p>
+  </w:endnote>
+</w:endnotes>
+</file>
+
+<file path=word/footnotes.xml><?xml version="1.0" encoding="utf-8"?>
+<w:footnotes xmlns:wpc="http://schemas.microsoft.com/office/word/2010/wordprocessingCanvas" xmlns:mc="http://schemas.openxmlformats.org/markup-compatibility/2006" xmlns:o="urn:schemas-microsoft-com:office:office" xmlns:r="http://schemas.openxmlformats.org/officeDocument/2006/relationships" xmlns:m="http://schemas.openxmlformats.org/officeDocument/2006/math" xmlns:v="urn:schemas-microsoft-com:vml" xmlns:wp14="http://schemas.microsoft.com/office/word/2010/wordprocessingDrawing" xmlns:wp="http://schemas.openxmlformats.org/drawingml/2006/wordprocessingDrawing" xmlns:w10="urn:schemas-microsoft-com:office:word" xmlns:w="http://schemas.openxmlformats.org/wordprocessingml/2006/main" xmlns:w14="http://schemas.microsoft.com/office/word/2010/wordml" xmlns:w15="http://schemas.microsoft.com/office/word/2012/wordml" xmlns:wpg="http://schemas.microsoft.com/office/word/2010/wordprocessingGroup" xmlns:wpi="http://schemas.microsoft.com/office/word/2010/wordprocessingInk" xmlns:wne="http://schemas.microsoft.com/office/word/2006/wordml" xmlns:wps="http://schemas.microsoft.com/office/word/2010/wordprocessingShape" mc:Ignorable="w14 w15 wp14">
+  <w:footnote w:type="separator" w:id="-1">
+    <w:p>
+      <w:pPr>
+        <w:spacing w:after="0" w:line="240" w:lineRule="auto"/>
+      </w:pPr>
+      <w:r>
+        <w:separator/>
+      </w:r>
+    </w:p>
+  </w:footnote>
+  <w:footnote w:type="continuationSeparator" w:id="0">
+    <w:p>
+      <w:pPr>
+        <w:spacing w:after="0" w:line="240" w:lineRule="auto"/>
+      </w:pPr>
+      <w:r>
+        <w:continuationSeparator/>
+      </w:r>
+    </w:p>
+  </w:footnote>
+</w:footnotes>
 </file>
 
 <file path=word/numbering.xml><?xml version="1.0" encoding="utf-8"?>
@@ -7215,6 +8354,63 @@
       <w:u w:val="single"/>
     </w:rPr>
   </w:style>
+  <w:style w:type="paragraph" w:styleId="Header">
+    <w:name w:val="header"/>
+    <w:basedOn w:val="Normal"/>
+    <w:link w:val="HeaderChar"/>
+    <w:uiPriority w:val="99"/>
+    <w:unhideWhenUsed/>
+    <w:rsid w:val="00F3005C"/>
+    <w:pPr>
+      <w:tabs>
+        <w:tab w:val="center" w:pos="4680"/>
+        <w:tab w:val="right" w:pos="9360"/>
+      </w:tabs>
+      <w:spacing w:after="0" w:line="240" w:lineRule="auto"/>
+    </w:pPr>
+  </w:style>
+  <w:style w:type="character" w:customStyle="1" w:styleId="HeaderChar">
+    <w:name w:val="Header Char"/>
+    <w:basedOn w:val="DefaultParagraphFont"/>
+    <w:link w:val="Header"/>
+    <w:uiPriority w:val="99"/>
+    <w:rsid w:val="00F3005C"/>
+  </w:style>
+  <w:style w:type="paragraph" w:styleId="Footer">
+    <w:name w:val="footer"/>
+    <w:basedOn w:val="Normal"/>
+    <w:link w:val="FooterChar"/>
+    <w:uiPriority w:val="99"/>
+    <w:unhideWhenUsed/>
+    <w:rsid w:val="00F3005C"/>
+    <w:pPr>
+      <w:tabs>
+        <w:tab w:val="center" w:pos="4680"/>
+        <w:tab w:val="right" w:pos="9360"/>
+      </w:tabs>
+      <w:spacing w:after="0" w:line="240" w:lineRule="auto"/>
+    </w:pPr>
+  </w:style>
+  <w:style w:type="character" w:customStyle="1" w:styleId="FooterChar">
+    <w:name w:val="Footer Char"/>
+    <w:basedOn w:val="DefaultParagraphFont"/>
+    <w:link w:val="Footer"/>
+    <w:uiPriority w:val="99"/>
+    <w:rsid w:val="00F3005C"/>
+  </w:style>
+  <w:style w:type="character" w:styleId="HTMLCode">
+    <w:name w:val="HTML Code"/>
+    <w:basedOn w:val="DefaultParagraphFont"/>
+    <w:uiPriority w:val="99"/>
+    <w:semiHidden/>
+    <w:unhideWhenUsed/>
+    <w:rsid w:val="00033902"/>
+    <w:rPr>
+      <w:rFonts w:ascii="Courier New" w:eastAsia="Times New Roman" w:hAnsi="Courier New" w:cs="Courier New"/>
+      <w:sz w:val="20"/>
+      <w:szCs w:val="20"/>
+    </w:rPr>
+  </w:style>
 </w:styles>
 </file>
 
@@ -7484,7 +8680,7 @@
 </file>
 
 <file path=customXml/itemProps1.xml><?xml version="1.0" encoding="utf-8"?>
-<ds:datastoreItem xmlns:ds="http://schemas.openxmlformats.org/officeDocument/2006/customXml" ds:itemID="{63BB1126-6C43-4752-B100-0F8B28B616D3}">
+<ds:datastoreItem xmlns:ds="http://schemas.openxmlformats.org/officeDocument/2006/customXml" ds:itemID="{9BC27DC8-BB26-4E11-A7D7-7CB3A6E26952}">
   <ds:schemaRefs>
     <ds:schemaRef ds:uri="http://schemas.openxmlformats.org/officeDocument/2006/bibliography"/>
   </ds:schemaRefs>

--- a/advanced crptography.docx
+++ b/advanced crptography.docx
@@ -403,13 +403,7 @@
     </w:p>
     <w:sdt>
       <w:sdtPr>
-        <w:rPr>
-          <w:rFonts w:asciiTheme="minorHAnsi" w:eastAsiaTheme="minorHAnsi" w:hAnsiTheme="minorHAnsi" w:cstheme="minorBidi"/>
-          <w:color w:val="auto"/>
-          <w:sz w:val="22"/>
-          <w:szCs w:val="22"/>
-        </w:rPr>
-        <w:id w:val="281545712"/>
+        <w:id w:val="-1594168745"/>
         <w:docPartObj>
           <w:docPartGallery w:val="Table of Contents"/>
           <w:docPartUnique/>
@@ -417,9 +411,13 @@
       </w:sdtPr>
       <w:sdtEndPr>
         <w:rPr>
+          <w:rFonts w:asciiTheme="minorHAnsi" w:eastAsiaTheme="minorHAnsi" w:hAnsiTheme="minorHAnsi" w:cstheme="minorBidi"/>
           <w:b/>
           <w:bCs/>
           <w:noProof/>
+          <w:color w:val="auto"/>
+          <w:sz w:val="22"/>
+          <w:szCs w:val="22"/>
         </w:rPr>
       </w:sdtEndPr>
       <w:sdtContent>
@@ -433,7 +431,7 @@
         </w:p>
         <w:p>
           <w:pPr>
-            <w:pStyle w:val="TOC1"/>
+            <w:pStyle w:val="TOC2"/>
             <w:tabs>
               <w:tab w:val="right" w:leader="dot" w:pos="9350"/>
             </w:tabs>
@@ -466,14 +464,14 @@
             </w:rPr>
             <w:fldChar w:fldCharType="separate"/>
           </w:r>
-          <w:hyperlink w:anchor="_Toc231766913" w:history="1">
+          <w:hyperlink w:anchor="_Toc232378634" w:history="1">
             <w:r>
               <w:rPr>
                 <w:rStyle w:val="Hyperlink"/>
                 <w:rFonts w:eastAsia="Times New Roman"/>
                 <w:noProof/>
               </w:rPr>
-              <w:t>Week 1: Cryptography Environment Setup</w:t>
+              <w:t>Title</w:t>
             </w:r>
             <w:r>
               <w:rPr>
@@ -494,7 +492,7 @@
                 <w:noProof/>
                 <w:webHidden/>
               </w:rPr>
-              <w:instrText xml:space="preserve"> PAGEREF _Toc231766913 \h </w:instrText>
+              <w:instrText xml:space="preserve"> PAGEREF _Toc232378634 \h </w:instrText>
             </w:r>
             <w:r>
               <w:rPr>
@@ -514,7 +512,7 @@
                 <w:noProof/>
                 <w:webHidden/>
               </w:rPr>
-              <w:t>3</w:t>
+              <w:t>4</w:t>
             </w:r>
             <w:r>
               <w:rPr>
@@ -536,14 +534,14 @@
               <w:noProof/>
             </w:rPr>
           </w:pPr>
-          <w:hyperlink w:anchor="_Toc231766914" w:history="1">
+          <w:hyperlink w:anchor="_Toc232378635" w:history="1">
             <w:r>
               <w:rPr>
                 <w:rStyle w:val="Hyperlink"/>
                 <w:rFonts w:eastAsia="Times New Roman"/>
                 <w:noProof/>
               </w:rPr>
-              <w:t>Title</w:t>
+              <w:t>Installation and Configuration of Cryptography Development Environment</w:t>
             </w:r>
             <w:r>
               <w:rPr>
@@ -564,7 +562,7 @@
                 <w:noProof/>
                 <w:webHidden/>
               </w:rPr>
-              <w:instrText xml:space="preserve"> PAGEREF _Toc231766914 \h </w:instrText>
+              <w:instrText xml:space="preserve"> PAGEREF _Toc232378635 \h </w:instrText>
             </w:r>
             <w:r>
               <w:rPr>
@@ -584,7 +582,352 @@
                 <w:noProof/>
                 <w:webHidden/>
               </w:rPr>
-              <w:t>3</w:t>
+              <w:t>4</w:t>
+            </w:r>
+            <w:r>
+              <w:rPr>
+                <w:noProof/>
+                <w:webHidden/>
+              </w:rPr>
+              <w:fldChar w:fldCharType="end"/>
+            </w:r>
+          </w:hyperlink>
+        </w:p>
+        <w:p>
+          <w:pPr>
+            <w:pStyle w:val="TOC3"/>
+            <w:tabs>
+              <w:tab w:val="right" w:leader="dot" w:pos="9350"/>
+            </w:tabs>
+            <w:rPr>
+              <w:rFonts w:eastAsiaTheme="minorEastAsia"/>
+              <w:noProof/>
+            </w:rPr>
+          </w:pPr>
+          <w:hyperlink w:anchor="_Toc232378636" w:history="1">
+            <w:r>
+              <w:rPr>
+                <w:rStyle w:val="Hyperlink"/>
+                <w:noProof/>
+              </w:rPr>
+              <w:t>Fig 1:Installing python</w:t>
+            </w:r>
+            <w:r>
+              <w:rPr>
+                <w:noProof/>
+                <w:webHidden/>
+              </w:rPr>
+              <w:tab/>
+            </w:r>
+            <w:r>
+              <w:rPr>
+                <w:noProof/>
+                <w:webHidden/>
+              </w:rPr>
+              <w:fldChar w:fldCharType="begin"/>
+            </w:r>
+            <w:r>
+              <w:rPr>
+                <w:noProof/>
+                <w:webHidden/>
+              </w:rPr>
+              <w:instrText xml:space="preserve"> PAGEREF _Toc232378636 \h </w:instrText>
+            </w:r>
+            <w:r>
+              <w:rPr>
+                <w:noProof/>
+                <w:webHidden/>
+              </w:rPr>
+            </w:r>
+            <w:r>
+              <w:rPr>
+                <w:noProof/>
+                <w:webHidden/>
+              </w:rPr>
+              <w:fldChar w:fldCharType="separate"/>
+            </w:r>
+            <w:r>
+              <w:rPr>
+                <w:noProof/>
+                <w:webHidden/>
+              </w:rPr>
+              <w:t>4</w:t>
+            </w:r>
+            <w:r>
+              <w:rPr>
+                <w:noProof/>
+                <w:webHidden/>
+              </w:rPr>
+              <w:fldChar w:fldCharType="end"/>
+            </w:r>
+          </w:hyperlink>
+        </w:p>
+        <w:p>
+          <w:pPr>
+            <w:pStyle w:val="TOC3"/>
+            <w:tabs>
+              <w:tab w:val="right" w:leader="dot" w:pos="9350"/>
+            </w:tabs>
+            <w:rPr>
+              <w:rFonts w:eastAsiaTheme="minorEastAsia"/>
+              <w:noProof/>
+            </w:rPr>
+          </w:pPr>
+          <w:hyperlink w:anchor="_Toc232378637" w:history="1">
+            <w:r>
+              <w:rPr>
+                <w:rStyle w:val="Hyperlink"/>
+                <w:noProof/>
+              </w:rPr>
+              <w:t>Fig2:Installation of cryptography libraries</w:t>
+            </w:r>
+            <w:r>
+              <w:rPr>
+                <w:noProof/>
+                <w:webHidden/>
+              </w:rPr>
+              <w:tab/>
+            </w:r>
+            <w:r>
+              <w:rPr>
+                <w:noProof/>
+                <w:webHidden/>
+              </w:rPr>
+              <w:fldChar w:fldCharType="begin"/>
+            </w:r>
+            <w:r>
+              <w:rPr>
+                <w:noProof/>
+                <w:webHidden/>
+              </w:rPr>
+              <w:instrText xml:space="preserve"> PAGEREF _Toc232378637 \h </w:instrText>
+            </w:r>
+            <w:r>
+              <w:rPr>
+                <w:noProof/>
+                <w:webHidden/>
+              </w:rPr>
+            </w:r>
+            <w:r>
+              <w:rPr>
+                <w:noProof/>
+                <w:webHidden/>
+              </w:rPr>
+              <w:fldChar w:fldCharType="separate"/>
+            </w:r>
+            <w:r>
+              <w:rPr>
+                <w:noProof/>
+                <w:webHidden/>
+              </w:rPr>
+              <w:t>4</w:t>
+            </w:r>
+            <w:r>
+              <w:rPr>
+                <w:noProof/>
+                <w:webHidden/>
+              </w:rPr>
+              <w:fldChar w:fldCharType="end"/>
+            </w:r>
+          </w:hyperlink>
+        </w:p>
+        <w:p>
+          <w:pPr>
+            <w:pStyle w:val="TOC3"/>
+            <w:tabs>
+              <w:tab w:val="right" w:leader="dot" w:pos="9350"/>
+            </w:tabs>
+            <w:rPr>
+              <w:rFonts w:eastAsiaTheme="minorEastAsia"/>
+              <w:noProof/>
+            </w:rPr>
+          </w:pPr>
+          <w:hyperlink w:anchor="_Toc232378638" w:history="1">
+            <w:r>
+              <w:rPr>
+                <w:rStyle w:val="Hyperlink"/>
+                <w:noProof/>
+              </w:rPr>
+              <w:t>Fig 3:Openssl version</w:t>
+            </w:r>
+            <w:r>
+              <w:rPr>
+                <w:noProof/>
+                <w:webHidden/>
+              </w:rPr>
+              <w:tab/>
+            </w:r>
+            <w:r>
+              <w:rPr>
+                <w:noProof/>
+                <w:webHidden/>
+              </w:rPr>
+              <w:fldChar w:fldCharType="begin"/>
+            </w:r>
+            <w:r>
+              <w:rPr>
+                <w:noProof/>
+                <w:webHidden/>
+              </w:rPr>
+              <w:instrText xml:space="preserve"> PAGEREF _Toc232378638 \h </w:instrText>
+            </w:r>
+            <w:r>
+              <w:rPr>
+                <w:noProof/>
+                <w:webHidden/>
+              </w:rPr>
+            </w:r>
+            <w:r>
+              <w:rPr>
+                <w:noProof/>
+                <w:webHidden/>
+              </w:rPr>
+              <w:fldChar w:fldCharType="separate"/>
+            </w:r>
+            <w:r>
+              <w:rPr>
+                <w:noProof/>
+                <w:webHidden/>
+              </w:rPr>
+              <w:t>5</w:t>
+            </w:r>
+            <w:r>
+              <w:rPr>
+                <w:noProof/>
+                <w:webHidden/>
+              </w:rPr>
+              <w:fldChar w:fldCharType="end"/>
+            </w:r>
+          </w:hyperlink>
+        </w:p>
+        <w:p>
+          <w:pPr>
+            <w:pStyle w:val="TOC3"/>
+            <w:tabs>
+              <w:tab w:val="right" w:leader="dot" w:pos="9350"/>
+            </w:tabs>
+            <w:rPr>
+              <w:rFonts w:eastAsiaTheme="minorEastAsia"/>
+              <w:noProof/>
+            </w:rPr>
+          </w:pPr>
+          <w:hyperlink w:anchor="_Toc232378639" w:history="1">
+            <w:r>
+              <w:rPr>
+                <w:rStyle w:val="Hyperlink"/>
+                <w:noProof/>
+              </w:rPr>
+              <w:t>Fig 4:Local encryption script execution</w:t>
+            </w:r>
+            <w:r>
+              <w:rPr>
+                <w:noProof/>
+                <w:webHidden/>
+              </w:rPr>
+              <w:tab/>
+            </w:r>
+            <w:r>
+              <w:rPr>
+                <w:noProof/>
+                <w:webHidden/>
+              </w:rPr>
+              <w:fldChar w:fldCharType="begin"/>
+            </w:r>
+            <w:r>
+              <w:rPr>
+                <w:noProof/>
+                <w:webHidden/>
+              </w:rPr>
+              <w:instrText xml:space="preserve"> PAGEREF _Toc232378639 \h </w:instrText>
+            </w:r>
+            <w:r>
+              <w:rPr>
+                <w:noProof/>
+                <w:webHidden/>
+              </w:rPr>
+            </w:r>
+            <w:r>
+              <w:rPr>
+                <w:noProof/>
+                <w:webHidden/>
+              </w:rPr>
+              <w:fldChar w:fldCharType="separate"/>
+            </w:r>
+            <w:r>
+              <w:rPr>
+                <w:noProof/>
+                <w:webHidden/>
+              </w:rPr>
+              <w:t>5</w:t>
+            </w:r>
+            <w:r>
+              <w:rPr>
+                <w:noProof/>
+                <w:webHidden/>
+              </w:rPr>
+              <w:fldChar w:fldCharType="end"/>
+            </w:r>
+          </w:hyperlink>
+        </w:p>
+        <w:p>
+          <w:pPr>
+            <w:pStyle w:val="TOC3"/>
+            <w:tabs>
+              <w:tab w:val="right" w:leader="dot" w:pos="9350"/>
+            </w:tabs>
+            <w:rPr>
+              <w:rFonts w:eastAsiaTheme="minorEastAsia"/>
+              <w:noProof/>
+            </w:rPr>
+          </w:pPr>
+          <w:hyperlink w:anchor="_Toc232378640" w:history="1">
+            <w:r>
+              <w:rPr>
+                <w:rStyle w:val="Hyperlink"/>
+                <w:noProof/>
+              </w:rPr>
+              <w:t>Fig 5:Github repository initialization.</w:t>
+            </w:r>
+            <w:r>
+              <w:rPr>
+                <w:noProof/>
+                <w:webHidden/>
+              </w:rPr>
+              <w:tab/>
+            </w:r>
+            <w:r>
+              <w:rPr>
+                <w:noProof/>
+                <w:webHidden/>
+              </w:rPr>
+              <w:fldChar w:fldCharType="begin"/>
+            </w:r>
+            <w:r>
+              <w:rPr>
+                <w:noProof/>
+                <w:webHidden/>
+              </w:rPr>
+              <w:instrText xml:space="preserve"> PAGEREF _Toc232378640 \h </w:instrText>
+            </w:r>
+            <w:r>
+              <w:rPr>
+                <w:noProof/>
+                <w:webHidden/>
+              </w:rPr>
+            </w:r>
+            <w:r>
+              <w:rPr>
+                <w:noProof/>
+                <w:webHidden/>
+              </w:rPr>
+              <w:fldChar w:fldCharType="separate"/>
+            </w:r>
+            <w:r>
+              <w:rPr>
+                <w:noProof/>
+                <w:webHidden/>
+              </w:rPr>
+              <w:t>6</w:t>
             </w:r>
             <w:r>
               <w:rPr>
@@ -606,14 +949,83 @@
               <w:noProof/>
             </w:rPr>
           </w:pPr>
-          <w:hyperlink w:anchor="_Toc231766915" w:history="1">
+          <w:hyperlink w:anchor="_Toc232378641" w:history="1">
+            <w:r>
+              <w:rPr>
+                <w:rStyle w:val="Hyperlink"/>
+                <w:noProof/>
+              </w:rPr>
+              <w:t>Student reflection</w:t>
+            </w:r>
+            <w:r>
+              <w:rPr>
+                <w:noProof/>
+                <w:webHidden/>
+              </w:rPr>
+              <w:tab/>
+            </w:r>
+            <w:r>
+              <w:rPr>
+                <w:noProof/>
+                <w:webHidden/>
+              </w:rPr>
+              <w:fldChar w:fldCharType="begin"/>
+            </w:r>
+            <w:r>
+              <w:rPr>
+                <w:noProof/>
+                <w:webHidden/>
+              </w:rPr>
+              <w:instrText xml:space="preserve"> PAGEREF _Toc232378641 \h </w:instrText>
+            </w:r>
+            <w:r>
+              <w:rPr>
+                <w:noProof/>
+                <w:webHidden/>
+              </w:rPr>
+            </w:r>
+            <w:r>
+              <w:rPr>
+                <w:noProof/>
+                <w:webHidden/>
+              </w:rPr>
+              <w:fldChar w:fldCharType="separate"/>
+            </w:r>
+            <w:r>
+              <w:rPr>
+                <w:noProof/>
+                <w:webHidden/>
+              </w:rPr>
+              <w:t>6</w:t>
+            </w:r>
+            <w:r>
+              <w:rPr>
+                <w:noProof/>
+                <w:webHidden/>
+              </w:rPr>
+              <w:fldChar w:fldCharType="end"/>
+            </w:r>
+          </w:hyperlink>
+        </w:p>
+        <w:p>
+          <w:pPr>
+            <w:pStyle w:val="TOC1"/>
+            <w:tabs>
+              <w:tab w:val="right" w:leader="dot" w:pos="9350"/>
+            </w:tabs>
+            <w:rPr>
+              <w:rFonts w:eastAsiaTheme="minorEastAsia"/>
+              <w:noProof/>
+            </w:rPr>
+          </w:pPr>
+          <w:hyperlink w:anchor="_Toc232378642" w:history="1">
             <w:r>
               <w:rPr>
                 <w:rStyle w:val="Hyperlink"/>
                 <w:rFonts w:eastAsia="Times New Roman"/>
                 <w:noProof/>
               </w:rPr>
-              <w:t>Installation and Configuration of Cryptography Development Environment</w:t>
+              <w:t>Week 2: Classical Cryptography and Cipher Design</w:t>
             </w:r>
             <w:r>
               <w:rPr>
@@ -634,7 +1046,7 @@
                 <w:noProof/>
                 <w:webHidden/>
               </w:rPr>
-              <w:instrText xml:space="preserve"> PAGEREF _Toc231766915 \h </w:instrText>
+              <w:instrText xml:space="preserve"> PAGEREF _Toc232378642 \h </w:instrText>
             </w:r>
             <w:r>
               <w:rPr>
@@ -654,7 +1066,218 @@
                 <w:noProof/>
                 <w:webHidden/>
               </w:rPr>
-              <w:t>3</w:t>
+              <w:t>6</w:t>
+            </w:r>
+            <w:r>
+              <w:rPr>
+                <w:noProof/>
+                <w:webHidden/>
+              </w:rPr>
+              <w:fldChar w:fldCharType="end"/>
+            </w:r>
+          </w:hyperlink>
+        </w:p>
+        <w:p>
+          <w:pPr>
+            <w:pStyle w:val="TOC2"/>
+            <w:tabs>
+              <w:tab w:val="right" w:leader="dot" w:pos="9350"/>
+            </w:tabs>
+            <w:rPr>
+              <w:rFonts w:eastAsiaTheme="minorEastAsia"/>
+              <w:noProof/>
+            </w:rPr>
+          </w:pPr>
+          <w:hyperlink w:anchor="_Toc232378643" w:history="1">
+            <w:r>
+              <w:rPr>
+                <w:rStyle w:val="Hyperlink"/>
+                <w:rFonts w:ascii="Times New Roman" w:eastAsia="Times New Roman" w:hAnsi="Times New Roman" w:cs="Times New Roman"/>
+                <w:b/>
+                <w:bCs/>
+                <w:noProof/>
+              </w:rPr>
+              <w:t>Title</w:t>
+            </w:r>
+            <w:r>
+              <w:rPr>
+                <w:noProof/>
+                <w:webHidden/>
+              </w:rPr>
+              <w:tab/>
+            </w:r>
+            <w:r>
+              <w:rPr>
+                <w:noProof/>
+                <w:webHidden/>
+              </w:rPr>
+              <w:fldChar w:fldCharType="begin"/>
+            </w:r>
+            <w:r>
+              <w:rPr>
+                <w:noProof/>
+                <w:webHidden/>
+              </w:rPr>
+              <w:instrText xml:space="preserve"> PAGEREF _Toc232378643 \h </w:instrText>
+            </w:r>
+            <w:r>
+              <w:rPr>
+                <w:noProof/>
+                <w:webHidden/>
+              </w:rPr>
+            </w:r>
+            <w:r>
+              <w:rPr>
+                <w:noProof/>
+                <w:webHidden/>
+              </w:rPr>
+              <w:fldChar w:fldCharType="separate"/>
+            </w:r>
+            <w:r>
+              <w:rPr>
+                <w:noProof/>
+                <w:webHidden/>
+              </w:rPr>
+              <w:t>6</w:t>
+            </w:r>
+            <w:r>
+              <w:rPr>
+                <w:noProof/>
+                <w:webHidden/>
+              </w:rPr>
+              <w:fldChar w:fldCharType="end"/>
+            </w:r>
+          </w:hyperlink>
+        </w:p>
+        <w:p>
+          <w:pPr>
+            <w:pStyle w:val="TOC2"/>
+            <w:tabs>
+              <w:tab w:val="right" w:leader="dot" w:pos="9350"/>
+            </w:tabs>
+            <w:rPr>
+              <w:rFonts w:eastAsiaTheme="minorEastAsia"/>
+              <w:noProof/>
+            </w:rPr>
+          </w:pPr>
+          <w:hyperlink w:anchor="_Toc232378644" w:history="1">
+            <w:r>
+              <w:rPr>
+                <w:rStyle w:val="Hyperlink"/>
+                <w:rFonts w:eastAsia="Times New Roman"/>
+                <w:noProof/>
+              </w:rPr>
+              <w:t>Implementation of Classical Encryption Algorithms</w:t>
+            </w:r>
+            <w:r>
+              <w:rPr>
+                <w:noProof/>
+                <w:webHidden/>
+              </w:rPr>
+              <w:tab/>
+            </w:r>
+            <w:r>
+              <w:rPr>
+                <w:noProof/>
+                <w:webHidden/>
+              </w:rPr>
+              <w:fldChar w:fldCharType="begin"/>
+            </w:r>
+            <w:r>
+              <w:rPr>
+                <w:noProof/>
+                <w:webHidden/>
+              </w:rPr>
+              <w:instrText xml:space="preserve"> PAGEREF _Toc232378644 \h </w:instrText>
+            </w:r>
+            <w:r>
+              <w:rPr>
+                <w:noProof/>
+                <w:webHidden/>
+              </w:rPr>
+            </w:r>
+            <w:r>
+              <w:rPr>
+                <w:noProof/>
+                <w:webHidden/>
+              </w:rPr>
+              <w:fldChar w:fldCharType="separate"/>
+            </w:r>
+            <w:r>
+              <w:rPr>
+                <w:noProof/>
+                <w:webHidden/>
+              </w:rPr>
+              <w:t>7</w:t>
+            </w:r>
+            <w:r>
+              <w:rPr>
+                <w:noProof/>
+                <w:webHidden/>
+              </w:rPr>
+              <w:fldChar w:fldCharType="end"/>
+            </w:r>
+          </w:hyperlink>
+        </w:p>
+        <w:p>
+          <w:pPr>
+            <w:pStyle w:val="TOC2"/>
+            <w:tabs>
+              <w:tab w:val="right" w:leader="dot" w:pos="9350"/>
+            </w:tabs>
+            <w:rPr>
+              <w:rFonts w:eastAsiaTheme="minorEastAsia"/>
+              <w:noProof/>
+            </w:rPr>
+          </w:pPr>
+          <w:hyperlink w:anchor="_Toc232378645" w:history="1">
+            <w:r>
+              <w:rPr>
+                <w:rStyle w:val="Hyperlink"/>
+                <w:noProof/>
+              </w:rPr>
+              <w:t>Fig1:Caeser Cipher Implementation</w:t>
+            </w:r>
+            <w:r>
+              <w:rPr>
+                <w:noProof/>
+                <w:webHidden/>
+              </w:rPr>
+              <w:tab/>
+            </w:r>
+            <w:r>
+              <w:rPr>
+                <w:noProof/>
+                <w:webHidden/>
+              </w:rPr>
+              <w:fldChar w:fldCharType="begin"/>
+            </w:r>
+            <w:r>
+              <w:rPr>
+                <w:noProof/>
+                <w:webHidden/>
+              </w:rPr>
+              <w:instrText xml:space="preserve"> PAGEREF _Toc232378645 \h </w:instrText>
+            </w:r>
+            <w:r>
+              <w:rPr>
+                <w:noProof/>
+                <w:webHidden/>
+              </w:rPr>
+            </w:r>
+            <w:r>
+              <w:rPr>
+                <w:noProof/>
+                <w:webHidden/>
+              </w:rPr>
+              <w:fldChar w:fldCharType="separate"/>
+            </w:r>
+            <w:r>
+              <w:rPr>
+                <w:noProof/>
+                <w:webHidden/>
+              </w:rPr>
+              <w:t>7</w:t>
             </w:r>
             <w:r>
               <w:rPr>
@@ -676,13 +1299,52 @@
               <w:noProof/>
             </w:rPr>
           </w:pPr>
-          <w:hyperlink w:anchor="_Toc231766916" w:history="1">
+          <w:hyperlink w:anchor="_Toc232378646" w:history="1">
             <w:r>
               <w:rPr>
                 <w:rStyle w:val="Hyperlink"/>
-                <w:noProof/>
-              </w:rPr>
-              <w:t>Fig 1:Installing python</w:t>
+                <w:rFonts w:ascii="Times New Roman" w:eastAsia="Times New Roman" w:hAnsi="Times New Roman" w:cs="Times New Roman"/>
+                <w:b/>
+                <w:bCs/>
+                <w:noProof/>
+                <w:sz w:val="27"/>
+                <w:szCs w:val="27"/>
+              </w:rPr>
+              <w:drawing>
+                <wp:inline distT="0" distB="0" distL="0" distR="0" wp14:anchorId="480155A2" wp14:editId="0F14BB50">
+                  <wp:extent cx="5706271" cy="1705213"/>
+                  <wp:effectExtent l="0" t="0" r="8890" b="9525"/>
+                  <wp:docPr id="31" name="Picture 31"/>
+                  <wp:cNvGraphicFramePr>
+                    <a:graphicFrameLocks xmlns:a="http://schemas.openxmlformats.org/drawingml/2006/main" noChangeAspect="1"/>
+                  </wp:cNvGraphicFramePr>
+                  <a:graphic xmlns:a="http://schemas.openxmlformats.org/drawingml/2006/main">
+                    <a:graphicData uri="http://schemas.openxmlformats.org/drawingml/2006/picture">
+                      <pic:pic xmlns:pic="http://schemas.openxmlformats.org/drawingml/2006/picture">
+                        <pic:nvPicPr>
+                          <pic:cNvPr id="1" name=""/>
+                          <pic:cNvPicPr/>
+                        </pic:nvPicPr>
+                        <pic:blipFill>
+                          <a:blip r:embed="rId9"/>
+                          <a:stretch>
+                            <a:fillRect/>
+                          </a:stretch>
+                        </pic:blipFill>
+                        <pic:spPr>
+                          <a:xfrm>
+                            <a:off x="0" y="0"/>
+                            <a:ext cx="5706271" cy="1705213"/>
+                          </a:xfrm>
+                          <a:prstGeom prst="rect">
+                            <a:avLst/>
+                          </a:prstGeom>
+                        </pic:spPr>
+                      </pic:pic>
+                    </a:graphicData>
+                  </a:graphic>
+                </wp:inline>
+              </w:drawing>
             </w:r>
             <w:r>
               <w:rPr>
@@ -703,7 +1365,7 @@
                 <w:noProof/>
                 <w:webHidden/>
               </w:rPr>
-              <w:instrText xml:space="preserve"> PAGEREF _Toc231766916 \h </w:instrText>
+              <w:instrText xml:space="preserve"> PAGEREF _Toc232378646 \h </w:instrText>
             </w:r>
             <w:r>
               <w:rPr>
@@ -723,7 +1385,77 @@
                 <w:noProof/>
                 <w:webHidden/>
               </w:rPr>
-              <w:t>3</w:t>
+              <w:t>7</w:t>
+            </w:r>
+            <w:r>
+              <w:rPr>
+                <w:noProof/>
+                <w:webHidden/>
+              </w:rPr>
+              <w:fldChar w:fldCharType="end"/>
+            </w:r>
+          </w:hyperlink>
+        </w:p>
+        <w:p>
+          <w:pPr>
+            <w:pStyle w:val="TOC2"/>
+            <w:tabs>
+              <w:tab w:val="right" w:leader="dot" w:pos="9350"/>
+            </w:tabs>
+            <w:rPr>
+              <w:rFonts w:eastAsiaTheme="minorEastAsia"/>
+              <w:noProof/>
+            </w:rPr>
+          </w:pPr>
+          <w:hyperlink w:anchor="_Toc232378647" w:history="1">
+            <w:r>
+              <w:rPr>
+                <w:rStyle w:val="Hyperlink"/>
+                <w:rFonts w:eastAsia="Times New Roman"/>
+                <w:noProof/>
+              </w:rPr>
+              <w:t>Fig2:Vigenere cipher encryption process</w:t>
+            </w:r>
+            <w:r>
+              <w:rPr>
+                <w:noProof/>
+                <w:webHidden/>
+              </w:rPr>
+              <w:tab/>
+            </w:r>
+            <w:r>
+              <w:rPr>
+                <w:noProof/>
+                <w:webHidden/>
+              </w:rPr>
+              <w:fldChar w:fldCharType="begin"/>
+            </w:r>
+            <w:r>
+              <w:rPr>
+                <w:noProof/>
+                <w:webHidden/>
+              </w:rPr>
+              <w:instrText xml:space="preserve"> PAGEREF _Toc232378647 \h </w:instrText>
+            </w:r>
+            <w:r>
+              <w:rPr>
+                <w:noProof/>
+                <w:webHidden/>
+              </w:rPr>
+            </w:r>
+            <w:r>
+              <w:rPr>
+                <w:noProof/>
+                <w:webHidden/>
+              </w:rPr>
+              <w:fldChar w:fldCharType="separate"/>
+            </w:r>
+            <w:r>
+              <w:rPr>
+                <w:noProof/>
+                <w:webHidden/>
+              </w:rPr>
+              <w:t>7</w:t>
             </w:r>
             <w:r>
               <w:rPr>
@@ -745,13 +1477,52 @@
               <w:noProof/>
             </w:rPr>
           </w:pPr>
-          <w:hyperlink w:anchor="_Toc231766917" w:history="1">
+          <w:hyperlink w:anchor="_Toc232378648" w:history="1">
             <w:r>
               <w:rPr>
                 <w:rStyle w:val="Hyperlink"/>
-                <w:noProof/>
-              </w:rPr>
-              <w:t>Fig2:Installation of cryptography libraries</w:t>
+                <w:rFonts w:ascii="Times New Roman" w:eastAsia="Times New Roman" w:hAnsi="Times New Roman" w:cs="Times New Roman"/>
+                <w:b/>
+                <w:bCs/>
+                <w:noProof/>
+                <w:sz w:val="27"/>
+                <w:szCs w:val="27"/>
+              </w:rPr>
+              <w:drawing>
+                <wp:inline distT="0" distB="0" distL="0" distR="0" wp14:anchorId="756C951C" wp14:editId="0278F91D">
+                  <wp:extent cx="5334744" cy="2514951"/>
+                  <wp:effectExtent l="0" t="0" r="0" b="0"/>
+                  <wp:docPr id="42" name="Picture 42"/>
+                  <wp:cNvGraphicFramePr>
+                    <a:graphicFrameLocks xmlns:a="http://schemas.openxmlformats.org/drawingml/2006/main" noChangeAspect="1"/>
+                  </wp:cNvGraphicFramePr>
+                  <a:graphic xmlns:a="http://schemas.openxmlformats.org/drawingml/2006/main">
+                    <a:graphicData uri="http://schemas.openxmlformats.org/drawingml/2006/picture">
+                      <pic:pic xmlns:pic="http://schemas.openxmlformats.org/drawingml/2006/picture">
+                        <pic:nvPicPr>
+                          <pic:cNvPr id="1" name=""/>
+                          <pic:cNvPicPr/>
+                        </pic:nvPicPr>
+                        <pic:blipFill>
+                          <a:blip r:embed="rId10"/>
+                          <a:stretch>
+                            <a:fillRect/>
+                          </a:stretch>
+                        </pic:blipFill>
+                        <pic:spPr>
+                          <a:xfrm>
+                            <a:off x="0" y="0"/>
+                            <a:ext cx="5334744" cy="2514951"/>
+                          </a:xfrm>
+                          <a:prstGeom prst="rect">
+                            <a:avLst/>
+                          </a:prstGeom>
+                        </pic:spPr>
+                      </pic:pic>
+                    </a:graphicData>
+                  </a:graphic>
+                </wp:inline>
+              </w:drawing>
             </w:r>
             <w:r>
               <w:rPr>
@@ -772,7 +1543,7 @@
                 <w:noProof/>
                 <w:webHidden/>
               </w:rPr>
-              <w:instrText xml:space="preserve"> PAGEREF _Toc231766917 \h </w:instrText>
+              <w:instrText xml:space="preserve"> PAGEREF _Toc232378648 \h </w:instrText>
             </w:r>
             <w:r>
               <w:rPr>
@@ -792,7 +1563,76 @@
                 <w:noProof/>
                 <w:webHidden/>
               </w:rPr>
-              <w:t>3</w:t>
+              <w:t>7</w:t>
+            </w:r>
+            <w:r>
+              <w:rPr>
+                <w:noProof/>
+                <w:webHidden/>
+              </w:rPr>
+              <w:fldChar w:fldCharType="end"/>
+            </w:r>
+          </w:hyperlink>
+        </w:p>
+        <w:p>
+          <w:pPr>
+            <w:pStyle w:val="TOC2"/>
+            <w:tabs>
+              <w:tab w:val="right" w:leader="dot" w:pos="9350"/>
+            </w:tabs>
+            <w:rPr>
+              <w:rFonts w:eastAsiaTheme="minorEastAsia"/>
+              <w:noProof/>
+            </w:rPr>
+          </w:pPr>
+          <w:hyperlink w:anchor="_Toc232378649" w:history="1">
+            <w:r>
+              <w:rPr>
+                <w:rStyle w:val="Hyperlink"/>
+                <w:noProof/>
+              </w:rPr>
+              <w:t>Fig 3:Encryption and decryption process</w:t>
+            </w:r>
+            <w:r>
+              <w:rPr>
+                <w:noProof/>
+                <w:webHidden/>
+              </w:rPr>
+              <w:tab/>
+            </w:r>
+            <w:r>
+              <w:rPr>
+                <w:noProof/>
+                <w:webHidden/>
+              </w:rPr>
+              <w:fldChar w:fldCharType="begin"/>
+            </w:r>
+            <w:r>
+              <w:rPr>
+                <w:noProof/>
+                <w:webHidden/>
+              </w:rPr>
+              <w:instrText xml:space="preserve"> PAGEREF _Toc232378649 \h </w:instrText>
+            </w:r>
+            <w:r>
+              <w:rPr>
+                <w:noProof/>
+                <w:webHidden/>
+              </w:rPr>
+            </w:r>
+            <w:r>
+              <w:rPr>
+                <w:noProof/>
+                <w:webHidden/>
+              </w:rPr>
+              <w:fldChar w:fldCharType="separate"/>
+            </w:r>
+            <w:r>
+              <w:rPr>
+                <w:noProof/>
+                <w:webHidden/>
+              </w:rPr>
+              <w:t>7</w:t>
             </w:r>
             <w:r>
               <w:rPr>
@@ -814,13 +1654,52 @@
               <w:noProof/>
             </w:rPr>
           </w:pPr>
-          <w:hyperlink w:anchor="_Toc231766918" w:history="1">
+          <w:hyperlink w:anchor="_Toc232378650" w:history="1">
             <w:r>
               <w:rPr>
                 <w:rStyle w:val="Hyperlink"/>
-                <w:noProof/>
-              </w:rPr>
-              <w:t>Fig 3:Openssl version</w:t>
+                <w:rFonts w:ascii="Times New Roman" w:eastAsia="Times New Roman" w:hAnsi="Times New Roman" w:cs="Times New Roman"/>
+                <w:b/>
+                <w:bCs/>
+                <w:noProof/>
+                <w:sz w:val="27"/>
+                <w:szCs w:val="27"/>
+              </w:rPr>
+              <w:drawing>
+                <wp:inline distT="0" distB="0" distL="0" distR="0" wp14:anchorId="557567E8" wp14:editId="015A81E9">
+                  <wp:extent cx="4372585" cy="828791"/>
+                  <wp:effectExtent l="0" t="0" r="0" b="9525"/>
+                  <wp:docPr id="43" name="Picture 43"/>
+                  <wp:cNvGraphicFramePr>
+                    <a:graphicFrameLocks xmlns:a="http://schemas.openxmlformats.org/drawingml/2006/main" noChangeAspect="1"/>
+                  </wp:cNvGraphicFramePr>
+                  <a:graphic xmlns:a="http://schemas.openxmlformats.org/drawingml/2006/main">
+                    <a:graphicData uri="http://schemas.openxmlformats.org/drawingml/2006/picture">
+                      <pic:pic xmlns:pic="http://schemas.openxmlformats.org/drawingml/2006/picture">
+                        <pic:nvPicPr>
+                          <pic:cNvPr id="1" name=""/>
+                          <pic:cNvPicPr/>
+                        </pic:nvPicPr>
+                        <pic:blipFill>
+                          <a:blip r:embed="rId11"/>
+                          <a:stretch>
+                            <a:fillRect/>
+                          </a:stretch>
+                        </pic:blipFill>
+                        <pic:spPr>
+                          <a:xfrm>
+                            <a:off x="0" y="0"/>
+                            <a:ext cx="4372585" cy="828791"/>
+                          </a:xfrm>
+                          <a:prstGeom prst="rect">
+                            <a:avLst/>
+                          </a:prstGeom>
+                        </pic:spPr>
+                      </pic:pic>
+                    </a:graphicData>
+                  </a:graphic>
+                </wp:inline>
+              </w:drawing>
             </w:r>
             <w:r>
               <w:rPr>
@@ -841,7 +1720,7 @@
                 <w:noProof/>
                 <w:webHidden/>
               </w:rPr>
-              <w:instrText xml:space="preserve"> PAGEREF _Toc231766918 \h </w:instrText>
+              <w:instrText xml:space="preserve"> PAGEREF _Toc232378650 \h </w:instrText>
             </w:r>
             <w:r>
               <w:rPr>
@@ -861,7 +1740,76 @@
                 <w:noProof/>
                 <w:webHidden/>
               </w:rPr>
-              <w:t>4</w:t>
+              <w:t>7</w:t>
+            </w:r>
+            <w:r>
+              <w:rPr>
+                <w:noProof/>
+                <w:webHidden/>
+              </w:rPr>
+              <w:fldChar w:fldCharType="end"/>
+            </w:r>
+          </w:hyperlink>
+        </w:p>
+        <w:p>
+          <w:pPr>
+            <w:pStyle w:val="TOC2"/>
+            <w:tabs>
+              <w:tab w:val="right" w:leader="dot" w:pos="9350"/>
+            </w:tabs>
+            <w:rPr>
+              <w:rFonts w:eastAsiaTheme="minorEastAsia"/>
+              <w:noProof/>
+            </w:rPr>
+          </w:pPr>
+          <w:hyperlink w:anchor="_Toc232378651" w:history="1">
+            <w:r>
+              <w:rPr>
+                <w:rStyle w:val="Hyperlink"/>
+                <w:noProof/>
+              </w:rPr>
+              <w:t>Fig 4:User input validation interface</w:t>
+            </w:r>
+            <w:r>
+              <w:rPr>
+                <w:noProof/>
+                <w:webHidden/>
+              </w:rPr>
+              <w:tab/>
+            </w:r>
+            <w:r>
+              <w:rPr>
+                <w:noProof/>
+                <w:webHidden/>
+              </w:rPr>
+              <w:fldChar w:fldCharType="begin"/>
+            </w:r>
+            <w:r>
+              <w:rPr>
+                <w:noProof/>
+                <w:webHidden/>
+              </w:rPr>
+              <w:instrText xml:space="preserve"> PAGEREF _Toc232378651 \h </w:instrText>
+            </w:r>
+            <w:r>
+              <w:rPr>
+                <w:noProof/>
+                <w:webHidden/>
+              </w:rPr>
+            </w:r>
+            <w:r>
+              <w:rPr>
+                <w:noProof/>
+                <w:webHidden/>
+              </w:rPr>
+              <w:fldChar w:fldCharType="separate"/>
+            </w:r>
+            <w:r>
+              <w:rPr>
+                <w:noProof/>
+                <w:webHidden/>
+              </w:rPr>
+              <w:t>8</w:t>
             </w:r>
             <w:r>
               <w:rPr>
@@ -883,13 +1831,52 @@
               <w:noProof/>
             </w:rPr>
           </w:pPr>
-          <w:hyperlink w:anchor="_Toc231766919" w:history="1">
+          <w:hyperlink w:anchor="_Toc232378652" w:history="1">
             <w:r>
               <w:rPr>
                 <w:rStyle w:val="Hyperlink"/>
-                <w:noProof/>
-              </w:rPr>
-              <w:t>Fig 4:Local encryption script execution</w:t>
+                <w:rFonts w:ascii="Times New Roman" w:eastAsia="Times New Roman" w:hAnsi="Times New Roman" w:cs="Times New Roman"/>
+                <w:b/>
+                <w:bCs/>
+                <w:noProof/>
+                <w:sz w:val="27"/>
+                <w:szCs w:val="27"/>
+              </w:rPr>
+              <w:drawing>
+                <wp:inline distT="0" distB="0" distL="0" distR="0" wp14:anchorId="1C3268A8" wp14:editId="6413332E">
+                  <wp:extent cx="5915851" cy="2343477"/>
+                  <wp:effectExtent l="0" t="0" r="8890" b="0"/>
+                  <wp:docPr id="44" name="Picture 44"/>
+                  <wp:cNvGraphicFramePr>
+                    <a:graphicFrameLocks xmlns:a="http://schemas.openxmlformats.org/drawingml/2006/main" noChangeAspect="1"/>
+                  </wp:cNvGraphicFramePr>
+                  <a:graphic xmlns:a="http://schemas.openxmlformats.org/drawingml/2006/main">
+                    <a:graphicData uri="http://schemas.openxmlformats.org/drawingml/2006/picture">
+                      <pic:pic xmlns:pic="http://schemas.openxmlformats.org/drawingml/2006/picture">
+                        <pic:nvPicPr>
+                          <pic:cNvPr id="1" name=""/>
+                          <pic:cNvPicPr/>
+                        </pic:nvPicPr>
+                        <pic:blipFill>
+                          <a:blip r:embed="rId12"/>
+                          <a:stretch>
+                            <a:fillRect/>
+                          </a:stretch>
+                        </pic:blipFill>
+                        <pic:spPr>
+                          <a:xfrm>
+                            <a:off x="0" y="0"/>
+                            <a:ext cx="5915851" cy="2343477"/>
+                          </a:xfrm>
+                          <a:prstGeom prst="rect">
+                            <a:avLst/>
+                          </a:prstGeom>
+                        </pic:spPr>
+                      </pic:pic>
+                    </a:graphicData>
+                  </a:graphic>
+                </wp:inline>
+              </w:drawing>
             </w:r>
             <w:r>
               <w:rPr>
@@ -910,7 +1897,7 @@
                 <w:noProof/>
                 <w:webHidden/>
               </w:rPr>
-              <w:instrText xml:space="preserve"> PAGEREF _Toc231766919 \h </w:instrText>
+              <w:instrText xml:space="preserve"> PAGEREF _Toc232378652 \h </w:instrText>
             </w:r>
             <w:r>
               <w:rPr>
@@ -930,7 +1917,76 @@
                 <w:noProof/>
                 <w:webHidden/>
               </w:rPr>
-              <w:t>4</w:t>
+              <w:t>8</w:t>
+            </w:r>
+            <w:r>
+              <w:rPr>
+                <w:noProof/>
+                <w:webHidden/>
+              </w:rPr>
+              <w:fldChar w:fldCharType="end"/>
+            </w:r>
+          </w:hyperlink>
+        </w:p>
+        <w:p>
+          <w:pPr>
+            <w:pStyle w:val="TOC2"/>
+            <w:tabs>
+              <w:tab w:val="right" w:leader="dot" w:pos="9350"/>
+            </w:tabs>
+            <w:rPr>
+              <w:rFonts w:eastAsiaTheme="minorEastAsia"/>
+              <w:noProof/>
+            </w:rPr>
+          </w:pPr>
+          <w:hyperlink w:anchor="_Toc232378653" w:history="1">
+            <w:r>
+              <w:rPr>
+                <w:rStyle w:val="Hyperlink"/>
+                <w:noProof/>
+              </w:rPr>
+              <w:t>Fig 5:Cipher testing result</w:t>
+            </w:r>
+            <w:r>
+              <w:rPr>
+                <w:noProof/>
+                <w:webHidden/>
+              </w:rPr>
+              <w:tab/>
+            </w:r>
+            <w:r>
+              <w:rPr>
+                <w:noProof/>
+                <w:webHidden/>
+              </w:rPr>
+              <w:fldChar w:fldCharType="begin"/>
+            </w:r>
+            <w:r>
+              <w:rPr>
+                <w:noProof/>
+                <w:webHidden/>
+              </w:rPr>
+              <w:instrText xml:space="preserve"> PAGEREF _Toc232378653 \h </w:instrText>
+            </w:r>
+            <w:r>
+              <w:rPr>
+                <w:noProof/>
+                <w:webHidden/>
+              </w:rPr>
+            </w:r>
+            <w:r>
+              <w:rPr>
+                <w:noProof/>
+                <w:webHidden/>
+              </w:rPr>
+              <w:fldChar w:fldCharType="separate"/>
+            </w:r>
+            <w:r>
+              <w:rPr>
+                <w:noProof/>
+                <w:webHidden/>
+              </w:rPr>
+              <w:t>8</w:t>
             </w:r>
             <w:r>
               <w:rPr>
@@ -952,13 +2008,13 @@
               <w:noProof/>
             </w:rPr>
           </w:pPr>
-          <w:hyperlink w:anchor="_Toc231766920" w:history="1">
+          <w:hyperlink w:anchor="_Toc232378654" w:history="1">
             <w:r>
               <w:rPr>
                 <w:rStyle w:val="Hyperlink"/>
                 <w:noProof/>
               </w:rPr>
-              <w:t>Fig 5:Github repository initialization.</w:t>
+              <w:t>Student Reflection</w:t>
             </w:r>
             <w:r>
               <w:rPr>
@@ -979,7 +2035,7 @@
                 <w:noProof/>
                 <w:webHidden/>
               </w:rPr>
-              <w:instrText xml:space="preserve"> PAGEREF _Toc231766920 \h </w:instrText>
+              <w:instrText xml:space="preserve"> PAGEREF _Toc232378654 \h </w:instrText>
             </w:r>
             <w:r>
               <w:rPr>
@@ -999,7 +2055,77 @@
                 <w:noProof/>
                 <w:webHidden/>
               </w:rPr>
-              <w:t>5</w:t>
+              <w:t>8</w:t>
+            </w:r>
+            <w:r>
+              <w:rPr>
+                <w:noProof/>
+                <w:webHidden/>
+              </w:rPr>
+              <w:fldChar w:fldCharType="end"/>
+            </w:r>
+          </w:hyperlink>
+        </w:p>
+        <w:p>
+          <w:pPr>
+            <w:pStyle w:val="TOC1"/>
+            <w:tabs>
+              <w:tab w:val="right" w:leader="dot" w:pos="9350"/>
+            </w:tabs>
+            <w:rPr>
+              <w:rFonts w:eastAsiaTheme="minorEastAsia"/>
+              <w:noProof/>
+            </w:rPr>
+          </w:pPr>
+          <w:hyperlink w:anchor="_Toc232378655" w:history="1">
+            <w:r>
+              <w:rPr>
+                <w:rStyle w:val="Hyperlink"/>
+                <w:rFonts w:eastAsia="Times New Roman"/>
+                <w:noProof/>
+              </w:rPr>
+              <w:t>Week 3: Stream Ciphers and Randomness Testing</w:t>
+            </w:r>
+            <w:r>
+              <w:rPr>
+                <w:noProof/>
+                <w:webHidden/>
+              </w:rPr>
+              <w:tab/>
+            </w:r>
+            <w:r>
+              <w:rPr>
+                <w:noProof/>
+                <w:webHidden/>
+              </w:rPr>
+              <w:fldChar w:fldCharType="begin"/>
+            </w:r>
+            <w:r>
+              <w:rPr>
+                <w:noProof/>
+                <w:webHidden/>
+              </w:rPr>
+              <w:instrText xml:space="preserve"> PAGEREF _Toc232378655 \h </w:instrText>
+            </w:r>
+            <w:r>
+              <w:rPr>
+                <w:noProof/>
+                <w:webHidden/>
+              </w:rPr>
+            </w:r>
+            <w:r>
+              <w:rPr>
+                <w:noProof/>
+                <w:webHidden/>
+              </w:rPr>
+              <w:fldChar w:fldCharType="separate"/>
+            </w:r>
+            <w:r>
+              <w:rPr>
+                <w:noProof/>
+                <w:webHidden/>
+              </w:rPr>
+              <w:t>8</w:t>
             </w:r>
             <w:r>
               <w:rPr>
@@ -1021,13 +2147,16 @@
               <w:noProof/>
             </w:rPr>
           </w:pPr>
-          <w:hyperlink w:anchor="_Toc231766921" w:history="1">
+          <w:hyperlink w:anchor="_Toc232378656" w:history="1">
             <w:r>
               <w:rPr>
                 <w:rStyle w:val="Hyperlink"/>
-                <w:noProof/>
-              </w:rPr>
-              <w:t>Student reflection</w:t>
+                <w:rFonts w:ascii="Times New Roman" w:eastAsia="Times New Roman" w:hAnsi="Times New Roman" w:cs="Times New Roman"/>
+                <w:b/>
+                <w:bCs/>
+                <w:noProof/>
+              </w:rPr>
+              <w:t>Title</w:t>
             </w:r>
             <w:r>
               <w:rPr>
@@ -1048,7 +2177,7 @@
                 <w:noProof/>
                 <w:webHidden/>
               </w:rPr>
-              <w:instrText xml:space="preserve"> PAGEREF _Toc231766921 \h </w:instrText>
+              <w:instrText xml:space="preserve"> PAGEREF _Toc232378656 \h </w:instrText>
             </w:r>
             <w:r>
               <w:rPr>
@@ -1068,7 +2197,928 @@
                 <w:noProof/>
                 <w:webHidden/>
               </w:rPr>
-              <w:t>5</w:t>
+              <w:t>8</w:t>
+            </w:r>
+            <w:r>
+              <w:rPr>
+                <w:noProof/>
+                <w:webHidden/>
+              </w:rPr>
+              <w:fldChar w:fldCharType="end"/>
+            </w:r>
+          </w:hyperlink>
+        </w:p>
+        <w:p>
+          <w:pPr>
+            <w:pStyle w:val="TOC2"/>
+            <w:tabs>
+              <w:tab w:val="right" w:leader="dot" w:pos="9350"/>
+            </w:tabs>
+            <w:rPr>
+              <w:rFonts w:eastAsiaTheme="minorEastAsia"/>
+              <w:noProof/>
+            </w:rPr>
+          </w:pPr>
+          <w:hyperlink w:anchor="_Toc232378657" w:history="1">
+            <w:r>
+              <w:rPr>
+                <w:rStyle w:val="Hyperlink"/>
+                <w:rFonts w:eastAsia="Times New Roman"/>
+                <w:noProof/>
+              </w:rPr>
+              <w:t>Implementation of Stream Cipher Systems and Random Sequence Analysis</w:t>
+            </w:r>
+            <w:r>
+              <w:rPr>
+                <w:noProof/>
+                <w:webHidden/>
+              </w:rPr>
+              <w:tab/>
+            </w:r>
+            <w:r>
+              <w:rPr>
+                <w:noProof/>
+                <w:webHidden/>
+              </w:rPr>
+              <w:fldChar w:fldCharType="begin"/>
+            </w:r>
+            <w:r>
+              <w:rPr>
+                <w:noProof/>
+                <w:webHidden/>
+              </w:rPr>
+              <w:instrText xml:space="preserve"> PAGEREF _Toc232378657 \h </w:instrText>
+            </w:r>
+            <w:r>
+              <w:rPr>
+                <w:noProof/>
+                <w:webHidden/>
+              </w:rPr>
+            </w:r>
+            <w:r>
+              <w:rPr>
+                <w:noProof/>
+                <w:webHidden/>
+              </w:rPr>
+              <w:fldChar w:fldCharType="separate"/>
+            </w:r>
+            <w:r>
+              <w:rPr>
+                <w:noProof/>
+                <w:webHidden/>
+              </w:rPr>
+              <w:t>8</w:t>
+            </w:r>
+            <w:r>
+              <w:rPr>
+                <w:noProof/>
+                <w:webHidden/>
+              </w:rPr>
+              <w:fldChar w:fldCharType="end"/>
+            </w:r>
+          </w:hyperlink>
+        </w:p>
+        <w:p>
+          <w:pPr>
+            <w:pStyle w:val="TOC2"/>
+            <w:tabs>
+              <w:tab w:val="right" w:leader="dot" w:pos="9350"/>
+            </w:tabs>
+            <w:rPr>
+              <w:rFonts w:eastAsiaTheme="minorEastAsia"/>
+              <w:noProof/>
+            </w:rPr>
+          </w:pPr>
+          <w:hyperlink w:anchor="_Toc232378658" w:history="1">
+            <w:r>
+              <w:rPr>
+                <w:rStyle w:val="Hyperlink"/>
+                <w:rFonts w:eastAsia="Times New Roman"/>
+                <w:noProof/>
+              </w:rPr>
+              <w:t>Fig 1: LFSR Generator Implementation</w:t>
+            </w:r>
+            <w:r>
+              <w:rPr>
+                <w:noProof/>
+                <w:webHidden/>
+              </w:rPr>
+              <w:tab/>
+            </w:r>
+            <w:r>
+              <w:rPr>
+                <w:noProof/>
+                <w:webHidden/>
+              </w:rPr>
+              <w:fldChar w:fldCharType="begin"/>
+            </w:r>
+            <w:r>
+              <w:rPr>
+                <w:noProof/>
+                <w:webHidden/>
+              </w:rPr>
+              <w:instrText xml:space="preserve"> PAGEREF _Toc232378658 \h </w:instrText>
+            </w:r>
+            <w:r>
+              <w:rPr>
+                <w:noProof/>
+                <w:webHidden/>
+              </w:rPr>
+            </w:r>
+            <w:r>
+              <w:rPr>
+                <w:noProof/>
+                <w:webHidden/>
+              </w:rPr>
+              <w:fldChar w:fldCharType="separate"/>
+            </w:r>
+            <w:r>
+              <w:rPr>
+                <w:noProof/>
+                <w:webHidden/>
+              </w:rPr>
+              <w:t>8</w:t>
+            </w:r>
+            <w:r>
+              <w:rPr>
+                <w:noProof/>
+                <w:webHidden/>
+              </w:rPr>
+              <w:fldChar w:fldCharType="end"/>
+            </w:r>
+          </w:hyperlink>
+        </w:p>
+        <w:p>
+          <w:pPr>
+            <w:pStyle w:val="TOC3"/>
+            <w:tabs>
+              <w:tab w:val="right" w:leader="dot" w:pos="9350"/>
+            </w:tabs>
+            <w:rPr>
+              <w:rFonts w:eastAsiaTheme="minorEastAsia"/>
+              <w:noProof/>
+            </w:rPr>
+          </w:pPr>
+          <w:hyperlink w:anchor="_Toc232378659" w:history="1">
+            <w:r>
+              <w:rPr>
+                <w:rStyle w:val="Hyperlink"/>
+                <w:rFonts w:ascii="Times New Roman" w:eastAsia="Times New Roman" w:hAnsi="Times New Roman" w:cs="Times New Roman"/>
+                <w:b/>
+                <w:bCs/>
+                <w:noProof/>
+                <w:sz w:val="27"/>
+                <w:szCs w:val="27"/>
+              </w:rPr>
+              <w:drawing>
+                <wp:inline distT="0" distB="0" distL="0" distR="0" wp14:anchorId="41E252E8" wp14:editId="4E7FB854">
+                  <wp:extent cx="5943600" cy="3437255"/>
+                  <wp:effectExtent l="0" t="0" r="0" b="0"/>
+                  <wp:docPr id="45" name="Picture 45"/>
+                  <wp:cNvGraphicFramePr>
+                    <a:graphicFrameLocks xmlns:a="http://schemas.openxmlformats.org/drawingml/2006/main" noChangeAspect="1"/>
+                  </wp:cNvGraphicFramePr>
+                  <a:graphic xmlns:a="http://schemas.openxmlformats.org/drawingml/2006/main">
+                    <a:graphicData uri="http://schemas.openxmlformats.org/drawingml/2006/picture">
+                      <pic:pic xmlns:pic="http://schemas.openxmlformats.org/drawingml/2006/picture">
+                        <pic:nvPicPr>
+                          <pic:cNvPr id="1" name=""/>
+                          <pic:cNvPicPr/>
+                        </pic:nvPicPr>
+                        <pic:blipFill>
+                          <a:blip r:embed="rId13"/>
+                          <a:stretch>
+                            <a:fillRect/>
+                          </a:stretch>
+                        </pic:blipFill>
+                        <pic:spPr>
+                          <a:xfrm>
+                            <a:off x="0" y="0"/>
+                            <a:ext cx="5943600" cy="3437255"/>
+                          </a:xfrm>
+                          <a:prstGeom prst="rect">
+                            <a:avLst/>
+                          </a:prstGeom>
+                        </pic:spPr>
+                      </pic:pic>
+                    </a:graphicData>
+                  </a:graphic>
+                </wp:inline>
+              </w:drawing>
+            </w:r>
+            <w:r>
+              <w:rPr>
+                <w:noProof/>
+                <w:webHidden/>
+              </w:rPr>
+              <w:tab/>
+            </w:r>
+            <w:r>
+              <w:rPr>
+                <w:noProof/>
+                <w:webHidden/>
+              </w:rPr>
+              <w:fldChar w:fldCharType="begin"/>
+            </w:r>
+            <w:r>
+              <w:rPr>
+                <w:noProof/>
+                <w:webHidden/>
+              </w:rPr>
+              <w:instrText xml:space="preserve"> PAGEREF _Toc232378659 \h </w:instrText>
+            </w:r>
+            <w:r>
+              <w:rPr>
+                <w:noProof/>
+                <w:webHidden/>
+              </w:rPr>
+            </w:r>
+            <w:r>
+              <w:rPr>
+                <w:noProof/>
+                <w:webHidden/>
+              </w:rPr>
+              <w:fldChar w:fldCharType="separate"/>
+            </w:r>
+            <w:r>
+              <w:rPr>
+                <w:noProof/>
+                <w:webHidden/>
+              </w:rPr>
+              <w:t>9</w:t>
+            </w:r>
+            <w:r>
+              <w:rPr>
+                <w:noProof/>
+                <w:webHidden/>
+              </w:rPr>
+              <w:fldChar w:fldCharType="end"/>
+            </w:r>
+          </w:hyperlink>
+        </w:p>
+        <w:p>
+          <w:pPr>
+            <w:pStyle w:val="TOC2"/>
+            <w:tabs>
+              <w:tab w:val="right" w:leader="dot" w:pos="9350"/>
+            </w:tabs>
+            <w:rPr>
+              <w:rFonts w:eastAsiaTheme="minorEastAsia"/>
+              <w:noProof/>
+            </w:rPr>
+          </w:pPr>
+          <w:hyperlink w:anchor="_Toc232378660" w:history="1">
+            <w:r>
+              <w:rPr>
+                <w:rStyle w:val="Hyperlink"/>
+                <w:rFonts w:eastAsia="Times New Roman"/>
+                <w:noProof/>
+              </w:rPr>
+              <w:t>Fig 2: Pseudorandom Sequence Output</w:t>
+            </w:r>
+            <w:r>
+              <w:rPr>
+                <w:noProof/>
+                <w:webHidden/>
+              </w:rPr>
+              <w:tab/>
+            </w:r>
+            <w:r>
+              <w:rPr>
+                <w:noProof/>
+                <w:webHidden/>
+              </w:rPr>
+              <w:fldChar w:fldCharType="begin"/>
+            </w:r>
+            <w:r>
+              <w:rPr>
+                <w:noProof/>
+                <w:webHidden/>
+              </w:rPr>
+              <w:instrText xml:space="preserve"> PAGEREF _Toc232378660 \h </w:instrText>
+            </w:r>
+            <w:r>
+              <w:rPr>
+                <w:noProof/>
+                <w:webHidden/>
+              </w:rPr>
+            </w:r>
+            <w:r>
+              <w:rPr>
+                <w:noProof/>
+                <w:webHidden/>
+              </w:rPr>
+              <w:fldChar w:fldCharType="separate"/>
+            </w:r>
+            <w:r>
+              <w:rPr>
+                <w:noProof/>
+                <w:webHidden/>
+              </w:rPr>
+              <w:t>9</w:t>
+            </w:r>
+            <w:r>
+              <w:rPr>
+                <w:noProof/>
+                <w:webHidden/>
+              </w:rPr>
+              <w:fldChar w:fldCharType="end"/>
+            </w:r>
+          </w:hyperlink>
+        </w:p>
+        <w:p>
+          <w:pPr>
+            <w:pStyle w:val="TOC3"/>
+            <w:tabs>
+              <w:tab w:val="right" w:leader="dot" w:pos="9350"/>
+            </w:tabs>
+            <w:rPr>
+              <w:rFonts w:eastAsiaTheme="minorEastAsia"/>
+              <w:noProof/>
+            </w:rPr>
+          </w:pPr>
+          <w:hyperlink w:anchor="_Toc232378661" w:history="1">
+            <w:r>
+              <w:rPr>
+                <w:rStyle w:val="Hyperlink"/>
+                <w:rFonts w:ascii="Times New Roman" w:eastAsia="Times New Roman" w:hAnsi="Times New Roman" w:cs="Times New Roman"/>
+                <w:b/>
+                <w:bCs/>
+                <w:noProof/>
+                <w:sz w:val="27"/>
+                <w:szCs w:val="27"/>
+              </w:rPr>
+              <w:drawing>
+                <wp:inline distT="0" distB="0" distL="0" distR="0" wp14:anchorId="2C37B6F7" wp14:editId="5AD65477">
+                  <wp:extent cx="5943600" cy="1639570"/>
+                  <wp:effectExtent l="0" t="0" r="0" b="0"/>
+                  <wp:docPr id="46" name="Picture 46"/>
+                  <wp:cNvGraphicFramePr>
+                    <a:graphicFrameLocks xmlns:a="http://schemas.openxmlformats.org/drawingml/2006/main" noChangeAspect="1"/>
+                  </wp:cNvGraphicFramePr>
+                  <a:graphic xmlns:a="http://schemas.openxmlformats.org/drawingml/2006/main">
+                    <a:graphicData uri="http://schemas.openxmlformats.org/drawingml/2006/picture">
+                      <pic:pic xmlns:pic="http://schemas.openxmlformats.org/drawingml/2006/picture">
+                        <pic:nvPicPr>
+                          <pic:cNvPr id="1" name=""/>
+                          <pic:cNvPicPr/>
+                        </pic:nvPicPr>
+                        <pic:blipFill>
+                          <a:blip r:embed="rId14"/>
+                          <a:stretch>
+                            <a:fillRect/>
+                          </a:stretch>
+                        </pic:blipFill>
+                        <pic:spPr>
+                          <a:xfrm>
+                            <a:off x="0" y="0"/>
+                            <a:ext cx="5943600" cy="1639570"/>
+                          </a:xfrm>
+                          <a:prstGeom prst="rect">
+                            <a:avLst/>
+                          </a:prstGeom>
+                        </pic:spPr>
+                      </pic:pic>
+                    </a:graphicData>
+                  </a:graphic>
+                </wp:inline>
+              </w:drawing>
+            </w:r>
+            <w:r>
+              <w:rPr>
+                <w:noProof/>
+                <w:webHidden/>
+              </w:rPr>
+              <w:tab/>
+            </w:r>
+            <w:r>
+              <w:rPr>
+                <w:noProof/>
+                <w:webHidden/>
+              </w:rPr>
+              <w:fldChar w:fldCharType="begin"/>
+            </w:r>
+            <w:r>
+              <w:rPr>
+                <w:noProof/>
+                <w:webHidden/>
+              </w:rPr>
+              <w:instrText xml:space="preserve"> PAGEREF _Toc232378661 \h </w:instrText>
+            </w:r>
+            <w:r>
+              <w:rPr>
+                <w:noProof/>
+                <w:webHidden/>
+              </w:rPr>
+            </w:r>
+            <w:r>
+              <w:rPr>
+                <w:noProof/>
+                <w:webHidden/>
+              </w:rPr>
+              <w:fldChar w:fldCharType="separate"/>
+            </w:r>
+            <w:r>
+              <w:rPr>
+                <w:noProof/>
+                <w:webHidden/>
+              </w:rPr>
+              <w:t>9</w:t>
+            </w:r>
+            <w:r>
+              <w:rPr>
+                <w:noProof/>
+                <w:webHidden/>
+              </w:rPr>
+              <w:fldChar w:fldCharType="end"/>
+            </w:r>
+          </w:hyperlink>
+        </w:p>
+        <w:p>
+          <w:pPr>
+            <w:pStyle w:val="TOC2"/>
+            <w:tabs>
+              <w:tab w:val="right" w:leader="dot" w:pos="9350"/>
+            </w:tabs>
+            <w:rPr>
+              <w:rFonts w:eastAsiaTheme="minorEastAsia"/>
+              <w:noProof/>
+            </w:rPr>
+          </w:pPr>
+          <w:hyperlink w:anchor="_Toc232378662" w:history="1">
+            <w:r>
+              <w:rPr>
+                <w:rStyle w:val="Hyperlink"/>
+                <w:rFonts w:eastAsia="Times New Roman"/>
+                <w:noProof/>
+              </w:rPr>
+              <w:t>Fig 3: Statistical Randomness Testing</w:t>
+            </w:r>
+            <w:r>
+              <w:rPr>
+                <w:noProof/>
+                <w:webHidden/>
+              </w:rPr>
+              <w:tab/>
+            </w:r>
+            <w:r>
+              <w:rPr>
+                <w:noProof/>
+                <w:webHidden/>
+              </w:rPr>
+              <w:fldChar w:fldCharType="begin"/>
+            </w:r>
+            <w:r>
+              <w:rPr>
+                <w:noProof/>
+                <w:webHidden/>
+              </w:rPr>
+              <w:instrText xml:space="preserve"> PAGEREF _Toc232378662 \h </w:instrText>
+            </w:r>
+            <w:r>
+              <w:rPr>
+                <w:noProof/>
+                <w:webHidden/>
+              </w:rPr>
+            </w:r>
+            <w:r>
+              <w:rPr>
+                <w:noProof/>
+                <w:webHidden/>
+              </w:rPr>
+              <w:fldChar w:fldCharType="separate"/>
+            </w:r>
+            <w:r>
+              <w:rPr>
+                <w:noProof/>
+                <w:webHidden/>
+              </w:rPr>
+              <w:t>9</w:t>
+            </w:r>
+            <w:r>
+              <w:rPr>
+                <w:noProof/>
+                <w:webHidden/>
+              </w:rPr>
+              <w:fldChar w:fldCharType="end"/>
+            </w:r>
+          </w:hyperlink>
+        </w:p>
+        <w:p>
+          <w:pPr>
+            <w:pStyle w:val="TOC3"/>
+            <w:tabs>
+              <w:tab w:val="right" w:leader="dot" w:pos="9350"/>
+            </w:tabs>
+            <w:rPr>
+              <w:rFonts w:eastAsiaTheme="minorEastAsia"/>
+              <w:noProof/>
+            </w:rPr>
+          </w:pPr>
+          <w:hyperlink w:anchor="_Toc232378663" w:history="1">
+            <w:r>
+              <w:rPr>
+                <w:rStyle w:val="Hyperlink"/>
+                <w:rFonts w:ascii="Times New Roman" w:eastAsia="Times New Roman" w:hAnsi="Times New Roman" w:cs="Times New Roman"/>
+                <w:b/>
+                <w:bCs/>
+                <w:noProof/>
+                <w:sz w:val="27"/>
+                <w:szCs w:val="27"/>
+              </w:rPr>
+              <w:drawing>
+                <wp:inline distT="0" distB="0" distL="0" distR="0" wp14:anchorId="15A69D21" wp14:editId="36AB3B47">
+                  <wp:extent cx="4686954" cy="838317"/>
+                  <wp:effectExtent l="0" t="0" r="0" b="0"/>
+                  <wp:docPr id="47" name="Picture 47"/>
+                  <wp:cNvGraphicFramePr>
+                    <a:graphicFrameLocks xmlns:a="http://schemas.openxmlformats.org/drawingml/2006/main" noChangeAspect="1"/>
+                  </wp:cNvGraphicFramePr>
+                  <a:graphic xmlns:a="http://schemas.openxmlformats.org/drawingml/2006/main">
+                    <a:graphicData uri="http://schemas.openxmlformats.org/drawingml/2006/picture">
+                      <pic:pic xmlns:pic="http://schemas.openxmlformats.org/drawingml/2006/picture">
+                        <pic:nvPicPr>
+                          <pic:cNvPr id="1" name=""/>
+                          <pic:cNvPicPr/>
+                        </pic:nvPicPr>
+                        <pic:blipFill>
+                          <a:blip r:embed="rId15"/>
+                          <a:stretch>
+                            <a:fillRect/>
+                          </a:stretch>
+                        </pic:blipFill>
+                        <pic:spPr>
+                          <a:xfrm>
+                            <a:off x="0" y="0"/>
+                            <a:ext cx="4686954" cy="838317"/>
+                          </a:xfrm>
+                          <a:prstGeom prst="rect">
+                            <a:avLst/>
+                          </a:prstGeom>
+                        </pic:spPr>
+                      </pic:pic>
+                    </a:graphicData>
+                  </a:graphic>
+                </wp:inline>
+              </w:drawing>
+            </w:r>
+            <w:r>
+              <w:rPr>
+                <w:noProof/>
+                <w:webHidden/>
+              </w:rPr>
+              <w:tab/>
+            </w:r>
+            <w:r>
+              <w:rPr>
+                <w:noProof/>
+                <w:webHidden/>
+              </w:rPr>
+              <w:fldChar w:fldCharType="begin"/>
+            </w:r>
+            <w:r>
+              <w:rPr>
+                <w:noProof/>
+                <w:webHidden/>
+              </w:rPr>
+              <w:instrText xml:space="preserve"> PAGEREF _Toc232378663 \h </w:instrText>
+            </w:r>
+            <w:r>
+              <w:rPr>
+                <w:noProof/>
+                <w:webHidden/>
+              </w:rPr>
+            </w:r>
+            <w:r>
+              <w:rPr>
+                <w:noProof/>
+                <w:webHidden/>
+              </w:rPr>
+              <w:fldChar w:fldCharType="separate"/>
+            </w:r>
+            <w:r>
+              <w:rPr>
+                <w:noProof/>
+                <w:webHidden/>
+              </w:rPr>
+              <w:t>9</w:t>
+            </w:r>
+            <w:r>
+              <w:rPr>
+                <w:noProof/>
+                <w:webHidden/>
+              </w:rPr>
+              <w:fldChar w:fldCharType="end"/>
+            </w:r>
+          </w:hyperlink>
+        </w:p>
+        <w:p>
+          <w:pPr>
+            <w:pStyle w:val="TOC2"/>
+            <w:tabs>
+              <w:tab w:val="right" w:leader="dot" w:pos="9350"/>
+            </w:tabs>
+            <w:rPr>
+              <w:rFonts w:eastAsiaTheme="minorEastAsia"/>
+              <w:noProof/>
+            </w:rPr>
+          </w:pPr>
+          <w:hyperlink w:anchor="_Toc232378664" w:history="1">
+            <w:r>
+              <w:rPr>
+                <w:rStyle w:val="Hyperlink"/>
+                <w:rFonts w:eastAsia="Times New Roman"/>
+                <w:noProof/>
+              </w:rPr>
+              <w:t>Fig 4: RC4 Stream Cipher Simulation</w:t>
+            </w:r>
+            <w:r>
+              <w:rPr>
+                <w:noProof/>
+                <w:webHidden/>
+              </w:rPr>
+              <w:tab/>
+            </w:r>
+            <w:r>
+              <w:rPr>
+                <w:noProof/>
+                <w:webHidden/>
+              </w:rPr>
+              <w:fldChar w:fldCharType="begin"/>
+            </w:r>
+            <w:r>
+              <w:rPr>
+                <w:noProof/>
+                <w:webHidden/>
+              </w:rPr>
+              <w:instrText xml:space="preserve"> PAGEREF _Toc232378664 \h </w:instrText>
+            </w:r>
+            <w:r>
+              <w:rPr>
+                <w:noProof/>
+                <w:webHidden/>
+              </w:rPr>
+            </w:r>
+            <w:r>
+              <w:rPr>
+                <w:noProof/>
+                <w:webHidden/>
+              </w:rPr>
+              <w:fldChar w:fldCharType="separate"/>
+            </w:r>
+            <w:r>
+              <w:rPr>
+                <w:noProof/>
+                <w:webHidden/>
+              </w:rPr>
+              <w:t>9</w:t>
+            </w:r>
+            <w:r>
+              <w:rPr>
+                <w:noProof/>
+                <w:webHidden/>
+              </w:rPr>
+              <w:fldChar w:fldCharType="end"/>
+            </w:r>
+          </w:hyperlink>
+        </w:p>
+        <w:p>
+          <w:pPr>
+            <w:pStyle w:val="TOC3"/>
+            <w:tabs>
+              <w:tab w:val="right" w:leader="dot" w:pos="9350"/>
+            </w:tabs>
+            <w:rPr>
+              <w:rFonts w:eastAsiaTheme="minorEastAsia"/>
+              <w:noProof/>
+            </w:rPr>
+          </w:pPr>
+          <w:hyperlink w:anchor="_Toc232378665" w:history="1">
+            <w:r>
+              <w:rPr>
+                <w:rStyle w:val="Hyperlink"/>
+                <w:rFonts w:ascii="Times New Roman" w:eastAsia="Times New Roman" w:hAnsi="Times New Roman" w:cs="Times New Roman"/>
+                <w:b/>
+                <w:bCs/>
+                <w:noProof/>
+                <w:sz w:val="27"/>
+                <w:szCs w:val="27"/>
+              </w:rPr>
+              <w:drawing>
+                <wp:inline distT="0" distB="0" distL="0" distR="0" wp14:anchorId="521ED62C" wp14:editId="15AA343F">
+                  <wp:extent cx="5943600" cy="518795"/>
+                  <wp:effectExtent l="0" t="0" r="0" b="0"/>
+                  <wp:docPr id="48" name="Picture 48"/>
+                  <wp:cNvGraphicFramePr>
+                    <a:graphicFrameLocks xmlns:a="http://schemas.openxmlformats.org/drawingml/2006/main" noChangeAspect="1"/>
+                  </wp:cNvGraphicFramePr>
+                  <a:graphic xmlns:a="http://schemas.openxmlformats.org/drawingml/2006/main">
+                    <a:graphicData uri="http://schemas.openxmlformats.org/drawingml/2006/picture">
+                      <pic:pic xmlns:pic="http://schemas.openxmlformats.org/drawingml/2006/picture">
+                        <pic:nvPicPr>
+                          <pic:cNvPr id="1" name=""/>
+                          <pic:cNvPicPr/>
+                        </pic:nvPicPr>
+                        <pic:blipFill>
+                          <a:blip r:embed="rId16"/>
+                          <a:stretch>
+                            <a:fillRect/>
+                          </a:stretch>
+                        </pic:blipFill>
+                        <pic:spPr>
+                          <a:xfrm>
+                            <a:off x="0" y="0"/>
+                            <a:ext cx="5943600" cy="518795"/>
+                          </a:xfrm>
+                          <a:prstGeom prst="rect">
+                            <a:avLst/>
+                          </a:prstGeom>
+                        </pic:spPr>
+                      </pic:pic>
+                    </a:graphicData>
+                  </a:graphic>
+                </wp:inline>
+              </w:drawing>
+            </w:r>
+            <w:r>
+              <w:rPr>
+                <w:noProof/>
+                <w:webHidden/>
+              </w:rPr>
+              <w:tab/>
+            </w:r>
+            <w:r>
+              <w:rPr>
+                <w:noProof/>
+                <w:webHidden/>
+              </w:rPr>
+              <w:fldChar w:fldCharType="begin"/>
+            </w:r>
+            <w:r>
+              <w:rPr>
+                <w:noProof/>
+                <w:webHidden/>
+              </w:rPr>
+              <w:instrText xml:space="preserve"> PAGEREF _Toc232378665 \h </w:instrText>
+            </w:r>
+            <w:r>
+              <w:rPr>
+                <w:noProof/>
+                <w:webHidden/>
+              </w:rPr>
+            </w:r>
+            <w:r>
+              <w:rPr>
+                <w:noProof/>
+                <w:webHidden/>
+              </w:rPr>
+              <w:fldChar w:fldCharType="separate"/>
+            </w:r>
+            <w:r>
+              <w:rPr>
+                <w:noProof/>
+                <w:webHidden/>
+              </w:rPr>
+              <w:t>10</w:t>
+            </w:r>
+            <w:r>
+              <w:rPr>
+                <w:noProof/>
+                <w:webHidden/>
+              </w:rPr>
+              <w:fldChar w:fldCharType="end"/>
+            </w:r>
+          </w:hyperlink>
+        </w:p>
+        <w:p>
+          <w:pPr>
+            <w:pStyle w:val="TOC2"/>
+            <w:tabs>
+              <w:tab w:val="right" w:leader="dot" w:pos="9350"/>
+            </w:tabs>
+            <w:rPr>
+              <w:rFonts w:eastAsiaTheme="minorEastAsia"/>
+              <w:noProof/>
+            </w:rPr>
+          </w:pPr>
+          <w:hyperlink w:anchor="_Toc232378666" w:history="1">
+            <w:r>
+              <w:rPr>
+                <w:rStyle w:val="Hyperlink"/>
+                <w:rFonts w:eastAsia="Times New Roman"/>
+                <w:noProof/>
+              </w:rPr>
+              <w:t>Fig 5: Encryption Performance Results</w:t>
+            </w:r>
+            <w:r>
+              <w:rPr>
+                <w:noProof/>
+                <w:webHidden/>
+              </w:rPr>
+              <w:tab/>
+            </w:r>
+            <w:r>
+              <w:rPr>
+                <w:noProof/>
+                <w:webHidden/>
+              </w:rPr>
+              <w:fldChar w:fldCharType="begin"/>
+            </w:r>
+            <w:r>
+              <w:rPr>
+                <w:noProof/>
+                <w:webHidden/>
+              </w:rPr>
+              <w:instrText xml:space="preserve"> PAGEREF _Toc232378666 \h </w:instrText>
+            </w:r>
+            <w:r>
+              <w:rPr>
+                <w:noProof/>
+                <w:webHidden/>
+              </w:rPr>
+            </w:r>
+            <w:r>
+              <w:rPr>
+                <w:noProof/>
+                <w:webHidden/>
+              </w:rPr>
+              <w:fldChar w:fldCharType="separate"/>
+            </w:r>
+            <w:r>
+              <w:rPr>
+                <w:noProof/>
+                <w:webHidden/>
+              </w:rPr>
+              <w:t>10</w:t>
+            </w:r>
+            <w:r>
+              <w:rPr>
+                <w:noProof/>
+                <w:webHidden/>
+              </w:rPr>
+              <w:fldChar w:fldCharType="end"/>
+            </w:r>
+          </w:hyperlink>
+        </w:p>
+        <w:p>
+          <w:pPr>
+            <w:pStyle w:val="TOC3"/>
+            <w:tabs>
+              <w:tab w:val="right" w:leader="dot" w:pos="9350"/>
+            </w:tabs>
+            <w:rPr>
+              <w:rFonts w:eastAsiaTheme="minorEastAsia"/>
+              <w:noProof/>
+            </w:rPr>
+          </w:pPr>
+          <w:hyperlink w:anchor="_Toc232378667" w:history="1">
+            <w:r>
+              <w:rPr>
+                <w:rStyle w:val="Hyperlink"/>
+                <w:noProof/>
+              </w:rPr>
+              <w:t>STUDENT REFLECTION:</w:t>
+            </w:r>
+            <w:r>
+              <w:rPr>
+                <w:noProof/>
+                <w:webHidden/>
+              </w:rPr>
+              <w:tab/>
+            </w:r>
+            <w:r>
+              <w:rPr>
+                <w:noProof/>
+                <w:webHidden/>
+              </w:rPr>
+              <w:fldChar w:fldCharType="begin"/>
+            </w:r>
+            <w:r>
+              <w:rPr>
+                <w:noProof/>
+                <w:webHidden/>
+              </w:rPr>
+              <w:instrText xml:space="preserve"> PAGEREF _Toc232378667 \h </w:instrText>
+            </w:r>
+            <w:r>
+              <w:rPr>
+                <w:noProof/>
+                <w:webHidden/>
+              </w:rPr>
+            </w:r>
+            <w:r>
+              <w:rPr>
+                <w:noProof/>
+                <w:webHidden/>
+              </w:rPr>
+              <w:fldChar w:fldCharType="separate"/>
+            </w:r>
+            <w:r>
+              <w:rPr>
+                <w:noProof/>
+                <w:webHidden/>
+              </w:rPr>
+              <w:t>10</w:t>
             </w:r>
             <w:r>
               <w:rPr>
@@ -1090,14 +3140,14 @@
               <w:noProof/>
             </w:rPr>
           </w:pPr>
-          <w:hyperlink w:anchor="_Toc231766922" w:history="1">
+          <w:hyperlink w:anchor="_Toc232378668" w:history="1">
             <w:r>
               <w:rPr>
                 <w:rStyle w:val="Hyperlink"/>
                 <w:rFonts w:eastAsia="Times New Roman"/>
                 <w:noProof/>
               </w:rPr>
-              <w:t>Week 2: Classical Cryptography and Cipher Design</w:t>
+              <w:t>Week 4: Block Cipher Design and AES</w:t>
             </w:r>
             <w:r>
               <w:rPr>
@@ -1118,7 +3168,7 @@
                 <w:noProof/>
                 <w:webHidden/>
               </w:rPr>
-              <w:instrText xml:space="preserve"> PAGEREF _Toc231766922 \h </w:instrText>
+              <w:instrText xml:space="preserve"> PAGEREF _Toc232378668 \h </w:instrText>
             </w:r>
             <w:r>
               <w:rPr>
@@ -1138,7 +3188,7 @@
                 <w:noProof/>
                 <w:webHidden/>
               </w:rPr>
-              <w:t>5</w:t>
+              <w:t>10</w:t>
             </w:r>
             <w:r>
               <w:rPr>
@@ -1160,7 +3210,7 @@
               <w:noProof/>
             </w:rPr>
           </w:pPr>
-          <w:hyperlink w:anchor="_Toc231766923" w:history="1">
+          <w:hyperlink w:anchor="_Toc232378669" w:history="1">
             <w:r>
               <w:rPr>
                 <w:rStyle w:val="Hyperlink"/>
@@ -1190,7 +3240,7 @@
                 <w:noProof/>
                 <w:webHidden/>
               </w:rPr>
-              <w:instrText xml:space="preserve"> PAGEREF _Toc231766923 \h </w:instrText>
+              <w:instrText xml:space="preserve"> PAGEREF _Toc232378669 \h </w:instrText>
             </w:r>
             <w:r>
               <w:rPr>
@@ -1210,7 +3260,7 @@
                 <w:noProof/>
                 <w:webHidden/>
               </w:rPr>
-              <w:t>5</w:t>
+              <w:t>10</w:t>
             </w:r>
             <w:r>
               <w:rPr>
@@ -1232,14 +3282,14 @@
               <w:noProof/>
             </w:rPr>
           </w:pPr>
-          <w:hyperlink w:anchor="_Toc231766924" w:history="1">
+          <w:hyperlink w:anchor="_Toc232378670" w:history="1">
             <w:r>
               <w:rPr>
                 <w:rStyle w:val="Hyperlink"/>
                 <w:rFonts w:eastAsia="Times New Roman"/>
                 <w:noProof/>
               </w:rPr>
-              <w:t>Implementation of Classical Encryption Algorithms</w:t>
+              <w:t>Advanced Encryption Standard (AES) and Block Cipher Operations</w:t>
             </w:r>
             <w:r>
               <w:rPr>
@@ -1260,7 +3310,7 @@
                 <w:noProof/>
                 <w:webHidden/>
               </w:rPr>
-              <w:instrText xml:space="preserve"> PAGEREF _Toc231766924 \h </w:instrText>
+              <w:instrText xml:space="preserve"> PAGEREF _Toc232378670 \h </w:instrText>
             </w:r>
             <w:r>
               <w:rPr>
@@ -1280,7 +3330,7 @@
                 <w:noProof/>
                 <w:webHidden/>
               </w:rPr>
-              <w:t>6</w:t>
+              <w:t>10</w:t>
             </w:r>
             <w:r>
               <w:rPr>
@@ -1302,13 +3352,14 @@
               <w:noProof/>
             </w:rPr>
           </w:pPr>
-          <w:hyperlink w:anchor="_Toc231766925" w:history="1">
+          <w:hyperlink w:anchor="_Toc232378671" w:history="1">
             <w:r>
               <w:rPr>
                 <w:rStyle w:val="Hyperlink"/>
-                <w:noProof/>
-              </w:rPr>
-              <w:t>Fig1:Caeser Cipher Implementation</w:t>
+                <w:rFonts w:eastAsia="Times New Roman"/>
+                <w:noProof/>
+              </w:rPr>
+              <w:t>Fig 1: AES Encryption Script</w:t>
             </w:r>
             <w:r>
               <w:rPr>
@@ -1329,7 +3380,7 @@
                 <w:noProof/>
                 <w:webHidden/>
               </w:rPr>
-              <w:instrText xml:space="preserve"> PAGEREF _Toc231766925 \h </w:instrText>
+              <w:instrText xml:space="preserve"> PAGEREF _Toc232378671 \h </w:instrText>
             </w:r>
             <w:r>
               <w:rPr>
@@ -1349,7 +3400,110 @@
                 <w:noProof/>
                 <w:webHidden/>
               </w:rPr>
-              <w:t>6</w:t>
+              <w:t>10</w:t>
+            </w:r>
+            <w:r>
+              <w:rPr>
+                <w:noProof/>
+                <w:webHidden/>
+              </w:rPr>
+              <w:fldChar w:fldCharType="end"/>
+            </w:r>
+          </w:hyperlink>
+        </w:p>
+        <w:p>
+          <w:pPr>
+            <w:pStyle w:val="TOC3"/>
+            <w:tabs>
+              <w:tab w:val="right" w:leader="dot" w:pos="9350"/>
+            </w:tabs>
+            <w:rPr>
+              <w:rFonts w:eastAsiaTheme="minorEastAsia"/>
+              <w:noProof/>
+            </w:rPr>
+          </w:pPr>
+          <w:hyperlink w:anchor="_Toc232378672" w:history="1">
+            <w:r>
+              <w:rPr>
+                <w:rStyle w:val="Hyperlink"/>
+                <w:noProof/>
+              </w:rPr>
+              <w:drawing>
+                <wp:inline distT="0" distB="0" distL="0" distR="0" wp14:anchorId="6D09695E" wp14:editId="1D1C1A4F">
+                  <wp:extent cx="5943600" cy="1960245"/>
+                  <wp:effectExtent l="0" t="0" r="0" b="1905"/>
+                  <wp:docPr id="49" name="Picture 49"/>
+                  <wp:cNvGraphicFramePr>
+                    <a:graphicFrameLocks xmlns:a="http://schemas.openxmlformats.org/drawingml/2006/main" noChangeAspect="1"/>
+                  </wp:cNvGraphicFramePr>
+                  <a:graphic xmlns:a="http://schemas.openxmlformats.org/drawingml/2006/main">
+                    <a:graphicData uri="http://schemas.openxmlformats.org/drawingml/2006/picture">
+                      <pic:pic xmlns:pic="http://schemas.openxmlformats.org/drawingml/2006/picture">
+                        <pic:nvPicPr>
+                          <pic:cNvPr id="1" name=""/>
+                          <pic:cNvPicPr/>
+                        </pic:nvPicPr>
+                        <pic:blipFill>
+                          <a:blip r:embed="rId17"/>
+                          <a:stretch>
+                            <a:fillRect/>
+                          </a:stretch>
+                        </pic:blipFill>
+                        <pic:spPr>
+                          <a:xfrm>
+                            <a:off x="0" y="0"/>
+                            <a:ext cx="5943600" cy="1960245"/>
+                          </a:xfrm>
+                          <a:prstGeom prst="rect">
+                            <a:avLst/>
+                          </a:prstGeom>
+                        </pic:spPr>
+                      </pic:pic>
+                    </a:graphicData>
+                  </a:graphic>
+                </wp:inline>
+              </w:drawing>
+            </w:r>
+            <w:r>
+              <w:rPr>
+                <w:noProof/>
+                <w:webHidden/>
+              </w:rPr>
+              <w:tab/>
+            </w:r>
+            <w:r>
+              <w:rPr>
+                <w:noProof/>
+                <w:webHidden/>
+              </w:rPr>
+              <w:fldChar w:fldCharType="begin"/>
+            </w:r>
+            <w:r>
+              <w:rPr>
+                <w:noProof/>
+                <w:webHidden/>
+              </w:rPr>
+              <w:instrText xml:space="preserve"> PAGEREF _Toc232378672 \h </w:instrText>
+            </w:r>
+            <w:r>
+              <w:rPr>
+                <w:noProof/>
+                <w:webHidden/>
+              </w:rPr>
+            </w:r>
+            <w:r>
+              <w:rPr>
+                <w:noProof/>
+                <w:webHidden/>
+              </w:rPr>
+              <w:fldChar w:fldCharType="separate"/>
+            </w:r>
+            <w:r>
+              <w:rPr>
+                <w:noProof/>
+                <w:webHidden/>
+              </w:rPr>
+              <w:t>10</w:t>
             </w:r>
             <w:r>
               <w:rPr>
@@ -1371,14 +3525,14 @@
               <w:noProof/>
             </w:rPr>
           </w:pPr>
-          <w:hyperlink w:anchor="_Toc231766927" w:history="1">
+          <w:hyperlink w:anchor="_Toc232378673" w:history="1">
             <w:r>
               <w:rPr>
                 <w:rStyle w:val="Hyperlink"/>
                 <w:rFonts w:eastAsia="Times New Roman"/>
                 <w:noProof/>
               </w:rPr>
-              <w:t>Fig2:Vigenere cipher encryption process</w:t>
+              <w:t>Fig 2: Key Generation Process</w:t>
             </w:r>
             <w:r>
               <w:rPr>
@@ -1399,7 +3553,7 @@
                 <w:noProof/>
                 <w:webHidden/>
               </w:rPr>
-              <w:instrText xml:space="preserve"> PAGEREF _Toc231766927 \h </w:instrText>
+              <w:instrText xml:space="preserve"> PAGEREF _Toc232378673 \h </w:instrText>
             </w:r>
             <w:r>
               <w:rPr>
@@ -1419,7 +3573,115 @@
                 <w:noProof/>
                 <w:webHidden/>
               </w:rPr>
-              <w:t>6</w:t>
+              <w:t>10</w:t>
+            </w:r>
+            <w:r>
+              <w:rPr>
+                <w:noProof/>
+                <w:webHidden/>
+              </w:rPr>
+              <w:fldChar w:fldCharType="end"/>
+            </w:r>
+          </w:hyperlink>
+        </w:p>
+        <w:p>
+          <w:pPr>
+            <w:pStyle w:val="TOC3"/>
+            <w:tabs>
+              <w:tab w:val="right" w:leader="dot" w:pos="9350"/>
+            </w:tabs>
+            <w:rPr>
+              <w:rFonts w:eastAsiaTheme="minorEastAsia"/>
+              <w:noProof/>
+            </w:rPr>
+          </w:pPr>
+          <w:hyperlink w:anchor="_Toc232378674" w:history="1">
+            <w:r>
+              <w:rPr>
+                <w:rStyle w:val="Hyperlink"/>
+                <w:rFonts w:ascii="Times New Roman" w:eastAsia="Times New Roman" w:hAnsi="Times New Roman" w:cs="Times New Roman"/>
+                <w:b/>
+                <w:bCs/>
+                <w:noProof/>
+                <w:sz w:val="27"/>
+                <w:szCs w:val="27"/>
+              </w:rPr>
+              <w:drawing>
+                <wp:inline distT="0" distB="0" distL="0" distR="0" wp14:anchorId="7E8CD274" wp14:editId="3C46D893">
+                  <wp:extent cx="5943600" cy="1899285"/>
+                  <wp:effectExtent l="0" t="0" r="0" b="5715"/>
+                  <wp:docPr id="50" name="Picture 50"/>
+                  <wp:cNvGraphicFramePr>
+                    <a:graphicFrameLocks xmlns:a="http://schemas.openxmlformats.org/drawingml/2006/main" noChangeAspect="1"/>
+                  </wp:cNvGraphicFramePr>
+                  <a:graphic xmlns:a="http://schemas.openxmlformats.org/drawingml/2006/main">
+                    <a:graphicData uri="http://schemas.openxmlformats.org/drawingml/2006/picture">
+                      <pic:pic xmlns:pic="http://schemas.openxmlformats.org/drawingml/2006/picture">
+                        <pic:nvPicPr>
+                          <pic:cNvPr id="1" name=""/>
+                          <pic:cNvPicPr/>
+                        </pic:nvPicPr>
+                        <pic:blipFill>
+                          <a:blip r:embed="rId18"/>
+                          <a:stretch>
+                            <a:fillRect/>
+                          </a:stretch>
+                        </pic:blipFill>
+                        <pic:spPr>
+                          <a:xfrm>
+                            <a:off x="0" y="0"/>
+                            <a:ext cx="5943600" cy="1899285"/>
+                          </a:xfrm>
+                          <a:prstGeom prst="rect">
+                            <a:avLst/>
+                          </a:prstGeom>
+                        </pic:spPr>
+                      </pic:pic>
+                    </a:graphicData>
+                  </a:graphic>
+                </wp:inline>
+              </w:drawing>
+            </w:r>
+            <w:r>
+              <w:rPr>
+                <w:noProof/>
+                <w:webHidden/>
+              </w:rPr>
+              <w:tab/>
+            </w:r>
+            <w:r>
+              <w:rPr>
+                <w:noProof/>
+                <w:webHidden/>
+              </w:rPr>
+              <w:fldChar w:fldCharType="begin"/>
+            </w:r>
+            <w:r>
+              <w:rPr>
+                <w:noProof/>
+                <w:webHidden/>
+              </w:rPr>
+              <w:instrText xml:space="preserve"> PAGEREF _Toc232378674 \h </w:instrText>
+            </w:r>
+            <w:r>
+              <w:rPr>
+                <w:noProof/>
+                <w:webHidden/>
+              </w:rPr>
+            </w:r>
+            <w:r>
+              <w:rPr>
+                <w:noProof/>
+                <w:webHidden/>
+              </w:rPr>
+              <w:fldChar w:fldCharType="separate"/>
+            </w:r>
+            <w:r>
+              <w:rPr>
+                <w:noProof/>
+                <w:webHidden/>
+              </w:rPr>
+              <w:t>11</w:t>
             </w:r>
             <w:r>
               <w:rPr>
@@ -1441,13 +3703,14 @@
               <w:noProof/>
             </w:rPr>
           </w:pPr>
-          <w:hyperlink w:anchor="_Toc231766929" w:history="1">
+          <w:hyperlink w:anchor="_Toc232378675" w:history="1">
             <w:r>
               <w:rPr>
                 <w:rStyle w:val="Hyperlink"/>
-                <w:noProof/>
-              </w:rPr>
-              <w:t>Fig 3:Encryption and decryption process</w:t>
+                <w:rFonts w:eastAsia="Times New Roman"/>
+                <w:noProof/>
+              </w:rPr>
+              <w:t>Fig 3: File Encryption Demonstration</w:t>
             </w:r>
             <w:r>
               <w:rPr>
@@ -1468,7 +3731,7 @@
                 <w:noProof/>
                 <w:webHidden/>
               </w:rPr>
-              <w:instrText xml:space="preserve"> PAGEREF _Toc231766929 \h </w:instrText>
+              <w:instrText xml:space="preserve"> PAGEREF _Toc232378675 \h </w:instrText>
             </w:r>
             <w:r>
               <w:rPr>
@@ -1488,7 +3751,115 @@
                 <w:noProof/>
                 <w:webHidden/>
               </w:rPr>
-              <w:t>6</w:t>
+              <w:t>11</w:t>
+            </w:r>
+            <w:r>
+              <w:rPr>
+                <w:noProof/>
+                <w:webHidden/>
+              </w:rPr>
+              <w:fldChar w:fldCharType="end"/>
+            </w:r>
+          </w:hyperlink>
+        </w:p>
+        <w:p>
+          <w:pPr>
+            <w:pStyle w:val="TOC3"/>
+            <w:tabs>
+              <w:tab w:val="right" w:leader="dot" w:pos="9350"/>
+            </w:tabs>
+            <w:rPr>
+              <w:rFonts w:eastAsiaTheme="minorEastAsia"/>
+              <w:noProof/>
+            </w:rPr>
+          </w:pPr>
+          <w:hyperlink w:anchor="_Toc232378676" w:history="1">
+            <w:r>
+              <w:rPr>
+                <w:rStyle w:val="Hyperlink"/>
+                <w:rFonts w:ascii="Times New Roman" w:eastAsia="Times New Roman" w:hAnsi="Times New Roman" w:cs="Times New Roman"/>
+                <w:b/>
+                <w:bCs/>
+                <w:noProof/>
+                <w:sz w:val="27"/>
+                <w:szCs w:val="27"/>
+              </w:rPr>
+              <w:drawing>
+                <wp:inline distT="0" distB="0" distL="0" distR="0" wp14:anchorId="58C7795A" wp14:editId="688BE948">
+                  <wp:extent cx="5943600" cy="580390"/>
+                  <wp:effectExtent l="0" t="0" r="0" b="0"/>
+                  <wp:docPr id="51" name="Picture 51"/>
+                  <wp:cNvGraphicFramePr>
+                    <a:graphicFrameLocks xmlns:a="http://schemas.openxmlformats.org/drawingml/2006/main" noChangeAspect="1"/>
+                  </wp:cNvGraphicFramePr>
+                  <a:graphic xmlns:a="http://schemas.openxmlformats.org/drawingml/2006/main">
+                    <a:graphicData uri="http://schemas.openxmlformats.org/drawingml/2006/picture">
+                      <pic:pic xmlns:pic="http://schemas.openxmlformats.org/drawingml/2006/picture">
+                        <pic:nvPicPr>
+                          <pic:cNvPr id="1" name=""/>
+                          <pic:cNvPicPr/>
+                        </pic:nvPicPr>
+                        <pic:blipFill>
+                          <a:blip r:embed="rId19"/>
+                          <a:stretch>
+                            <a:fillRect/>
+                          </a:stretch>
+                        </pic:blipFill>
+                        <pic:spPr>
+                          <a:xfrm>
+                            <a:off x="0" y="0"/>
+                            <a:ext cx="5943600" cy="580390"/>
+                          </a:xfrm>
+                          <a:prstGeom prst="rect">
+                            <a:avLst/>
+                          </a:prstGeom>
+                        </pic:spPr>
+                      </pic:pic>
+                    </a:graphicData>
+                  </a:graphic>
+                </wp:inline>
+              </w:drawing>
+            </w:r>
+            <w:r>
+              <w:rPr>
+                <w:noProof/>
+                <w:webHidden/>
+              </w:rPr>
+              <w:tab/>
+            </w:r>
+            <w:r>
+              <w:rPr>
+                <w:noProof/>
+                <w:webHidden/>
+              </w:rPr>
+              <w:fldChar w:fldCharType="begin"/>
+            </w:r>
+            <w:r>
+              <w:rPr>
+                <w:noProof/>
+                <w:webHidden/>
+              </w:rPr>
+              <w:instrText xml:space="preserve"> PAGEREF _Toc232378676 \h </w:instrText>
+            </w:r>
+            <w:r>
+              <w:rPr>
+                <w:noProof/>
+                <w:webHidden/>
+              </w:rPr>
+            </w:r>
+            <w:r>
+              <w:rPr>
+                <w:noProof/>
+                <w:webHidden/>
+              </w:rPr>
+              <w:fldChar w:fldCharType="separate"/>
+            </w:r>
+            <w:r>
+              <w:rPr>
+                <w:noProof/>
+                <w:webHidden/>
+              </w:rPr>
+              <w:t>11</w:t>
             </w:r>
             <w:r>
               <w:rPr>
@@ -1510,13 +3881,14 @@
               <w:noProof/>
             </w:rPr>
           </w:pPr>
-          <w:hyperlink w:anchor="_Toc231766931" w:history="1">
+          <w:hyperlink w:anchor="_Toc232378677" w:history="1">
             <w:r>
               <w:rPr>
                 <w:rStyle w:val="Hyperlink"/>
-                <w:noProof/>
-              </w:rPr>
-              <w:t>Fig 4:User input validation interface</w:t>
+                <w:rFonts w:eastAsia="Times New Roman"/>
+                <w:noProof/>
+              </w:rPr>
+              <w:t>Fig 4: Decryption Results</w:t>
             </w:r>
             <w:r>
               <w:rPr>
@@ -1537,7 +3909,7 @@
                 <w:noProof/>
                 <w:webHidden/>
               </w:rPr>
-              <w:instrText xml:space="preserve"> PAGEREF _Toc231766931 \h </w:instrText>
+              <w:instrText xml:space="preserve"> PAGEREF _Toc232378677 \h </w:instrText>
             </w:r>
             <w:r>
               <w:rPr>
@@ -1557,7 +3929,115 @@
                 <w:noProof/>
                 <w:webHidden/>
               </w:rPr>
-              <w:t>7</w:t>
+              <w:t>11</w:t>
+            </w:r>
+            <w:r>
+              <w:rPr>
+                <w:noProof/>
+                <w:webHidden/>
+              </w:rPr>
+              <w:fldChar w:fldCharType="end"/>
+            </w:r>
+          </w:hyperlink>
+        </w:p>
+        <w:p>
+          <w:pPr>
+            <w:pStyle w:val="TOC3"/>
+            <w:tabs>
+              <w:tab w:val="right" w:leader="dot" w:pos="9350"/>
+            </w:tabs>
+            <w:rPr>
+              <w:rFonts w:eastAsiaTheme="minorEastAsia"/>
+              <w:noProof/>
+            </w:rPr>
+          </w:pPr>
+          <w:hyperlink w:anchor="_Toc232378678" w:history="1">
+            <w:r>
+              <w:rPr>
+                <w:rStyle w:val="Hyperlink"/>
+                <w:rFonts w:ascii="Times New Roman" w:eastAsia="Times New Roman" w:hAnsi="Times New Roman" w:cs="Times New Roman"/>
+                <w:b/>
+                <w:bCs/>
+                <w:noProof/>
+                <w:sz w:val="27"/>
+                <w:szCs w:val="27"/>
+              </w:rPr>
+              <w:drawing>
+                <wp:inline distT="0" distB="0" distL="0" distR="0" wp14:anchorId="0C307CFD" wp14:editId="64750996">
+                  <wp:extent cx="5868219" cy="647790"/>
+                  <wp:effectExtent l="0" t="0" r="0" b="0"/>
+                  <wp:docPr id="52" name="Picture 52"/>
+                  <wp:cNvGraphicFramePr>
+                    <a:graphicFrameLocks xmlns:a="http://schemas.openxmlformats.org/drawingml/2006/main" noChangeAspect="1"/>
+                  </wp:cNvGraphicFramePr>
+                  <a:graphic xmlns:a="http://schemas.openxmlformats.org/drawingml/2006/main">
+                    <a:graphicData uri="http://schemas.openxmlformats.org/drawingml/2006/picture">
+                      <pic:pic xmlns:pic="http://schemas.openxmlformats.org/drawingml/2006/picture">
+                        <pic:nvPicPr>
+                          <pic:cNvPr id="1" name=""/>
+                          <pic:cNvPicPr/>
+                        </pic:nvPicPr>
+                        <pic:blipFill>
+                          <a:blip r:embed="rId20"/>
+                          <a:stretch>
+                            <a:fillRect/>
+                          </a:stretch>
+                        </pic:blipFill>
+                        <pic:spPr>
+                          <a:xfrm>
+                            <a:off x="0" y="0"/>
+                            <a:ext cx="5868219" cy="647790"/>
+                          </a:xfrm>
+                          <a:prstGeom prst="rect">
+                            <a:avLst/>
+                          </a:prstGeom>
+                        </pic:spPr>
+                      </pic:pic>
+                    </a:graphicData>
+                  </a:graphic>
+                </wp:inline>
+              </w:drawing>
+            </w:r>
+            <w:r>
+              <w:rPr>
+                <w:noProof/>
+                <w:webHidden/>
+              </w:rPr>
+              <w:tab/>
+            </w:r>
+            <w:r>
+              <w:rPr>
+                <w:noProof/>
+                <w:webHidden/>
+              </w:rPr>
+              <w:fldChar w:fldCharType="begin"/>
+            </w:r>
+            <w:r>
+              <w:rPr>
+                <w:noProof/>
+                <w:webHidden/>
+              </w:rPr>
+              <w:instrText xml:space="preserve"> PAGEREF _Toc232378678 \h </w:instrText>
+            </w:r>
+            <w:r>
+              <w:rPr>
+                <w:noProof/>
+                <w:webHidden/>
+              </w:rPr>
+            </w:r>
+            <w:r>
+              <w:rPr>
+                <w:noProof/>
+                <w:webHidden/>
+              </w:rPr>
+              <w:fldChar w:fldCharType="separate"/>
+            </w:r>
+            <w:r>
+              <w:rPr>
+                <w:noProof/>
+                <w:webHidden/>
+              </w:rPr>
+              <w:t>11</w:t>
             </w:r>
             <w:r>
               <w:rPr>
@@ -1579,13 +4059,14 @@
               <w:noProof/>
             </w:rPr>
           </w:pPr>
-          <w:hyperlink w:anchor="_Toc231766933" w:history="1">
+          <w:hyperlink w:anchor="_Toc232378679" w:history="1">
             <w:r>
               <w:rPr>
                 <w:rStyle w:val="Hyperlink"/>
-                <w:noProof/>
-              </w:rPr>
-              <w:t>Fig 5:Cipher testing result</w:t>
+                <w:rFonts w:eastAsia="Times New Roman"/>
+                <w:noProof/>
+              </w:rPr>
+              <w:t>Fig 5: AES Performance Testing</w:t>
             </w:r>
             <w:r>
               <w:rPr>
@@ -1606,7 +4087,7 @@
                 <w:noProof/>
                 <w:webHidden/>
               </w:rPr>
-              <w:instrText xml:space="preserve"> PAGEREF _Toc231766933 \h </w:instrText>
+              <w:instrText xml:space="preserve"> PAGEREF _Toc232378679 \h </w:instrText>
             </w:r>
             <w:r>
               <w:rPr>
@@ -1626,7 +4107,7 @@
                 <w:noProof/>
                 <w:webHidden/>
               </w:rPr>
-              <w:t>7</w:t>
+              <w:t>11</w:t>
             </w:r>
             <w:r>
               <w:rPr>
@@ -1648,10 +4129,119 @@
               <w:noProof/>
             </w:rPr>
           </w:pPr>
-          <w:hyperlink w:anchor="_Toc231766934" w:history="1">
+          <w:hyperlink w:anchor="_Toc232378680" w:history="1">
             <w:r>
               <w:rPr>
                 <w:rStyle w:val="Hyperlink"/>
+                <w:rFonts w:ascii="Times New Roman" w:eastAsia="Times New Roman" w:hAnsi="Times New Roman" w:cs="Times New Roman"/>
+                <w:b/>
+                <w:bCs/>
+                <w:noProof/>
+                <w:sz w:val="27"/>
+                <w:szCs w:val="27"/>
+              </w:rPr>
+              <w:drawing>
+                <wp:inline distT="0" distB="0" distL="0" distR="0" wp14:anchorId="78D62D2C" wp14:editId="545DCE23">
+                  <wp:extent cx="4563112" cy="924054"/>
+                  <wp:effectExtent l="0" t="0" r="8890" b="9525"/>
+                  <wp:docPr id="53" name="Picture 53"/>
+                  <wp:cNvGraphicFramePr>
+                    <a:graphicFrameLocks xmlns:a="http://schemas.openxmlformats.org/drawingml/2006/main" noChangeAspect="1"/>
+                  </wp:cNvGraphicFramePr>
+                  <a:graphic xmlns:a="http://schemas.openxmlformats.org/drawingml/2006/main">
+                    <a:graphicData uri="http://schemas.openxmlformats.org/drawingml/2006/picture">
+                      <pic:pic xmlns:pic="http://schemas.openxmlformats.org/drawingml/2006/picture">
+                        <pic:nvPicPr>
+                          <pic:cNvPr id="1" name=""/>
+                          <pic:cNvPicPr/>
+                        </pic:nvPicPr>
+                        <pic:blipFill>
+                          <a:blip r:embed="rId21"/>
+                          <a:stretch>
+                            <a:fillRect/>
+                          </a:stretch>
+                        </pic:blipFill>
+                        <pic:spPr>
+                          <a:xfrm>
+                            <a:off x="0" y="0"/>
+                            <a:ext cx="4563112" cy="924054"/>
+                          </a:xfrm>
+                          <a:prstGeom prst="rect">
+                            <a:avLst/>
+                          </a:prstGeom>
+                        </pic:spPr>
+                      </pic:pic>
+                    </a:graphicData>
+                  </a:graphic>
+                </wp:inline>
+              </w:drawing>
+            </w:r>
+            <w:r>
+              <w:rPr>
+                <w:noProof/>
+                <w:webHidden/>
+              </w:rPr>
+              <w:tab/>
+            </w:r>
+            <w:r>
+              <w:rPr>
+                <w:noProof/>
+                <w:webHidden/>
+              </w:rPr>
+              <w:fldChar w:fldCharType="begin"/>
+            </w:r>
+            <w:r>
+              <w:rPr>
+                <w:noProof/>
+                <w:webHidden/>
+              </w:rPr>
+              <w:instrText xml:space="preserve"> PAGEREF _Toc232378680 \h </w:instrText>
+            </w:r>
+            <w:r>
+              <w:rPr>
+                <w:noProof/>
+                <w:webHidden/>
+              </w:rPr>
+            </w:r>
+            <w:r>
+              <w:rPr>
+                <w:noProof/>
+                <w:webHidden/>
+              </w:rPr>
+              <w:fldChar w:fldCharType="separate"/>
+            </w:r>
+            <w:r>
+              <w:rPr>
+                <w:noProof/>
+                <w:webHidden/>
+              </w:rPr>
+              <w:t>11</w:t>
+            </w:r>
+            <w:r>
+              <w:rPr>
+                <w:noProof/>
+                <w:webHidden/>
+              </w:rPr>
+              <w:fldChar w:fldCharType="end"/>
+            </w:r>
+          </w:hyperlink>
+        </w:p>
+        <w:p>
+          <w:pPr>
+            <w:pStyle w:val="TOC3"/>
+            <w:tabs>
+              <w:tab w:val="right" w:leader="dot" w:pos="9350"/>
+            </w:tabs>
+            <w:rPr>
+              <w:rFonts w:eastAsiaTheme="minorEastAsia"/>
+              <w:noProof/>
+            </w:rPr>
+          </w:pPr>
+          <w:hyperlink w:anchor="_Toc232378681" w:history="1">
+            <w:r>
+              <w:rPr>
+                <w:rStyle w:val="Hyperlink"/>
+                <w:rFonts w:eastAsia="Times New Roman"/>
                 <w:noProof/>
               </w:rPr>
               <w:t>Student Reflection</w:t>
@@ -1675,7 +4265,7 @@
                 <w:noProof/>
                 <w:webHidden/>
               </w:rPr>
-              <w:instrText xml:space="preserve"> PAGEREF _Toc231766934 \h </w:instrText>
+              <w:instrText xml:space="preserve"> PAGEREF _Toc232378681 \h </w:instrText>
             </w:r>
             <w:r>
               <w:rPr>
@@ -1695,7 +4285,7 @@
                 <w:noProof/>
                 <w:webHidden/>
               </w:rPr>
-              <w:t>7</w:t>
+              <w:t>11</w:t>
             </w:r>
             <w:r>
               <w:rPr>
@@ -1717,14 +4307,14 @@
               <w:noProof/>
             </w:rPr>
           </w:pPr>
-          <w:hyperlink w:anchor="_Toc231766935" w:history="1">
+          <w:hyperlink w:anchor="_Toc232378682" w:history="1">
             <w:r>
               <w:rPr>
                 <w:rStyle w:val="Hyperlink"/>
                 <w:rFonts w:eastAsia="Times New Roman"/>
                 <w:noProof/>
               </w:rPr>
-              <w:t>Week 3: Stream Ciphers and Randomness Testing</w:t>
+              <w:t>Week 5: Public Key Cryptography (RSA)</w:t>
             </w:r>
             <w:r>
               <w:rPr>
@@ -1745,7 +4335,7 @@
                 <w:noProof/>
                 <w:webHidden/>
               </w:rPr>
-              <w:instrText xml:space="preserve"> PAGEREF _Toc231766935 \h </w:instrText>
+              <w:instrText xml:space="preserve"> PAGEREF _Toc232378682 \h </w:instrText>
             </w:r>
             <w:r>
               <w:rPr>
@@ -1765,7 +4355,7 @@
                 <w:noProof/>
                 <w:webHidden/>
               </w:rPr>
-              <w:t>7</w:t>
+              <w:t>12</w:t>
             </w:r>
             <w:r>
               <w:rPr>
@@ -1787,7 +4377,7 @@
               <w:noProof/>
             </w:rPr>
           </w:pPr>
-          <w:hyperlink w:anchor="_Toc231766936" w:history="1">
+          <w:hyperlink w:anchor="_Toc232378683" w:history="1">
             <w:r>
               <w:rPr>
                 <w:rStyle w:val="Hyperlink"/>
@@ -1817,7 +4407,7 @@
                 <w:noProof/>
                 <w:webHidden/>
               </w:rPr>
-              <w:instrText xml:space="preserve"> PAGEREF _Toc231766936 \h </w:instrText>
+              <w:instrText xml:space="preserve"> PAGEREF _Toc232378683 \h </w:instrText>
             </w:r>
             <w:r>
               <w:rPr>
@@ -1837,7 +4427,7 @@
                 <w:noProof/>
                 <w:webHidden/>
               </w:rPr>
-              <w:t>7</w:t>
+              <w:t>12</w:t>
             </w:r>
             <w:r>
               <w:rPr>
@@ -1859,14 +4449,14 @@
               <w:noProof/>
             </w:rPr>
           </w:pPr>
-          <w:hyperlink w:anchor="_Toc231766937" w:history="1">
+          <w:hyperlink w:anchor="_Toc232378684" w:history="1">
             <w:r>
               <w:rPr>
                 <w:rStyle w:val="Hyperlink"/>
                 <w:rFonts w:eastAsia="Times New Roman"/>
                 <w:noProof/>
               </w:rPr>
-              <w:t>Implementation of Stream Cipher Systems and Random Sequence Analysis</w:t>
+              <w:t>Implementation of RSA Encryption and Key Management</w:t>
             </w:r>
             <w:r>
               <w:rPr>
@@ -1887,7 +4477,7 @@
                 <w:noProof/>
                 <w:webHidden/>
               </w:rPr>
-              <w:instrText xml:space="preserve"> PAGEREF _Toc231766937 \h </w:instrText>
+              <w:instrText xml:space="preserve"> PAGEREF _Toc232378684 \h </w:instrText>
             </w:r>
             <w:r>
               <w:rPr>
@@ -1907,7 +4497,7 @@
                 <w:noProof/>
                 <w:webHidden/>
               </w:rPr>
-              <w:t>7</w:t>
+              <w:t>12</w:t>
             </w:r>
             <w:r>
               <w:rPr>
@@ -1929,14 +4519,14 @@
               <w:noProof/>
             </w:rPr>
           </w:pPr>
-          <w:hyperlink w:anchor="_Toc231766938" w:history="1">
+          <w:hyperlink w:anchor="_Toc232378685" w:history="1">
             <w:r>
               <w:rPr>
                 <w:rStyle w:val="Hyperlink"/>
                 <w:rFonts w:eastAsia="Times New Roman"/>
                 <w:noProof/>
               </w:rPr>
-              <w:t>Fig 1: LFSR Generator Implementation</w:t>
+              <w:t>Fig 1: RSA Key Pair Generation</w:t>
             </w:r>
             <w:r>
               <w:rPr>
@@ -1957,7 +4547,7 @@
                 <w:noProof/>
                 <w:webHidden/>
               </w:rPr>
-              <w:instrText xml:space="preserve"> PAGEREF _Toc231766938 \h </w:instrText>
+              <w:instrText xml:space="preserve"> PAGEREF _Toc232378685 \h </w:instrText>
             </w:r>
             <w:r>
               <w:rPr>
@@ -1977,7 +4567,115 @@
                 <w:noProof/>
                 <w:webHidden/>
               </w:rPr>
-              <w:t>7</w:t>
+              <w:t>12</w:t>
+            </w:r>
+            <w:r>
+              <w:rPr>
+                <w:noProof/>
+                <w:webHidden/>
+              </w:rPr>
+              <w:fldChar w:fldCharType="end"/>
+            </w:r>
+          </w:hyperlink>
+        </w:p>
+        <w:p>
+          <w:pPr>
+            <w:pStyle w:val="TOC3"/>
+            <w:tabs>
+              <w:tab w:val="right" w:leader="dot" w:pos="9350"/>
+            </w:tabs>
+            <w:rPr>
+              <w:rFonts w:eastAsiaTheme="minorEastAsia"/>
+              <w:noProof/>
+            </w:rPr>
+          </w:pPr>
+          <w:hyperlink w:anchor="_Toc232378686" w:history="1">
+            <w:r>
+              <w:rPr>
+                <w:rStyle w:val="Hyperlink"/>
+                <w:rFonts w:ascii="Times New Roman" w:eastAsia="Times New Roman" w:hAnsi="Times New Roman" w:cs="Times New Roman"/>
+                <w:b/>
+                <w:bCs/>
+                <w:noProof/>
+                <w:sz w:val="27"/>
+                <w:szCs w:val="27"/>
+              </w:rPr>
+              <w:drawing>
+                <wp:inline distT="0" distB="0" distL="0" distR="0" wp14:anchorId="6B636B7E" wp14:editId="5C4D856E">
+                  <wp:extent cx="5544324" cy="771633"/>
+                  <wp:effectExtent l="0" t="0" r="0" b="9525"/>
+                  <wp:docPr id="54" name="Picture 54"/>
+                  <wp:cNvGraphicFramePr>
+                    <a:graphicFrameLocks xmlns:a="http://schemas.openxmlformats.org/drawingml/2006/main" noChangeAspect="1"/>
+                  </wp:cNvGraphicFramePr>
+                  <a:graphic xmlns:a="http://schemas.openxmlformats.org/drawingml/2006/main">
+                    <a:graphicData uri="http://schemas.openxmlformats.org/drawingml/2006/picture">
+                      <pic:pic xmlns:pic="http://schemas.openxmlformats.org/drawingml/2006/picture">
+                        <pic:nvPicPr>
+                          <pic:cNvPr id="1" name=""/>
+                          <pic:cNvPicPr/>
+                        </pic:nvPicPr>
+                        <pic:blipFill>
+                          <a:blip r:embed="rId22"/>
+                          <a:stretch>
+                            <a:fillRect/>
+                          </a:stretch>
+                        </pic:blipFill>
+                        <pic:spPr>
+                          <a:xfrm>
+                            <a:off x="0" y="0"/>
+                            <a:ext cx="5544324" cy="771633"/>
+                          </a:xfrm>
+                          <a:prstGeom prst="rect">
+                            <a:avLst/>
+                          </a:prstGeom>
+                        </pic:spPr>
+                      </pic:pic>
+                    </a:graphicData>
+                  </a:graphic>
+                </wp:inline>
+              </w:drawing>
+            </w:r>
+            <w:r>
+              <w:rPr>
+                <w:noProof/>
+                <w:webHidden/>
+              </w:rPr>
+              <w:tab/>
+            </w:r>
+            <w:r>
+              <w:rPr>
+                <w:noProof/>
+                <w:webHidden/>
+              </w:rPr>
+              <w:fldChar w:fldCharType="begin"/>
+            </w:r>
+            <w:r>
+              <w:rPr>
+                <w:noProof/>
+                <w:webHidden/>
+              </w:rPr>
+              <w:instrText xml:space="preserve"> PAGEREF _Toc232378686 \h </w:instrText>
+            </w:r>
+            <w:r>
+              <w:rPr>
+                <w:noProof/>
+                <w:webHidden/>
+              </w:rPr>
+            </w:r>
+            <w:r>
+              <w:rPr>
+                <w:noProof/>
+                <w:webHidden/>
+              </w:rPr>
+              <w:fldChar w:fldCharType="separate"/>
+            </w:r>
+            <w:r>
+              <w:rPr>
+                <w:noProof/>
+                <w:webHidden/>
+              </w:rPr>
+              <w:t>12</w:t>
             </w:r>
             <w:r>
               <w:rPr>
@@ -1999,14 +4697,14 @@
               <w:noProof/>
             </w:rPr>
           </w:pPr>
-          <w:hyperlink w:anchor="_Toc231766940" w:history="1">
+          <w:hyperlink w:anchor="_Toc232378687" w:history="1">
             <w:r>
               <w:rPr>
                 <w:rStyle w:val="Hyperlink"/>
                 <w:rFonts w:eastAsia="Times New Roman"/>
                 <w:noProof/>
               </w:rPr>
-              <w:t>Fig 2: Pseudorandom Sequence Output</w:t>
+              <w:t>Fig 2: Public Key Encryption Process</w:t>
             </w:r>
             <w:r>
               <w:rPr>
@@ -2027,7 +4725,7 @@
                 <w:noProof/>
                 <w:webHidden/>
               </w:rPr>
-              <w:instrText xml:space="preserve"> PAGEREF _Toc231766940 \h </w:instrText>
+              <w:instrText xml:space="preserve"> PAGEREF _Toc232378687 \h </w:instrText>
             </w:r>
             <w:r>
               <w:rPr>
@@ -2047,7 +4745,115 @@
                 <w:noProof/>
                 <w:webHidden/>
               </w:rPr>
-              <w:t>8</w:t>
+              <w:t>12</w:t>
+            </w:r>
+            <w:r>
+              <w:rPr>
+                <w:noProof/>
+                <w:webHidden/>
+              </w:rPr>
+              <w:fldChar w:fldCharType="end"/>
+            </w:r>
+          </w:hyperlink>
+        </w:p>
+        <w:p>
+          <w:pPr>
+            <w:pStyle w:val="TOC3"/>
+            <w:tabs>
+              <w:tab w:val="right" w:leader="dot" w:pos="9350"/>
+            </w:tabs>
+            <w:rPr>
+              <w:rFonts w:eastAsiaTheme="minorEastAsia"/>
+              <w:noProof/>
+            </w:rPr>
+          </w:pPr>
+          <w:hyperlink w:anchor="_Toc232378688" w:history="1">
+            <w:r>
+              <w:rPr>
+                <w:rStyle w:val="Hyperlink"/>
+                <w:rFonts w:ascii="Times New Roman" w:eastAsia="Times New Roman" w:hAnsi="Times New Roman" w:cs="Times New Roman"/>
+                <w:b/>
+                <w:bCs/>
+                <w:noProof/>
+                <w:sz w:val="27"/>
+                <w:szCs w:val="27"/>
+              </w:rPr>
+              <w:drawing>
+                <wp:inline distT="0" distB="0" distL="0" distR="0" wp14:anchorId="757798A0" wp14:editId="5021B840">
+                  <wp:extent cx="5887272" cy="752580"/>
+                  <wp:effectExtent l="0" t="0" r="0" b="9525"/>
+                  <wp:docPr id="55" name="Picture 55"/>
+                  <wp:cNvGraphicFramePr>
+                    <a:graphicFrameLocks xmlns:a="http://schemas.openxmlformats.org/drawingml/2006/main" noChangeAspect="1"/>
+                  </wp:cNvGraphicFramePr>
+                  <a:graphic xmlns:a="http://schemas.openxmlformats.org/drawingml/2006/main">
+                    <a:graphicData uri="http://schemas.openxmlformats.org/drawingml/2006/picture">
+                      <pic:pic xmlns:pic="http://schemas.openxmlformats.org/drawingml/2006/picture">
+                        <pic:nvPicPr>
+                          <pic:cNvPr id="1" name=""/>
+                          <pic:cNvPicPr/>
+                        </pic:nvPicPr>
+                        <pic:blipFill>
+                          <a:blip r:embed="rId23"/>
+                          <a:stretch>
+                            <a:fillRect/>
+                          </a:stretch>
+                        </pic:blipFill>
+                        <pic:spPr>
+                          <a:xfrm>
+                            <a:off x="0" y="0"/>
+                            <a:ext cx="5887272" cy="752580"/>
+                          </a:xfrm>
+                          <a:prstGeom prst="rect">
+                            <a:avLst/>
+                          </a:prstGeom>
+                        </pic:spPr>
+                      </pic:pic>
+                    </a:graphicData>
+                  </a:graphic>
+                </wp:inline>
+              </w:drawing>
+            </w:r>
+            <w:r>
+              <w:rPr>
+                <w:noProof/>
+                <w:webHidden/>
+              </w:rPr>
+              <w:tab/>
+            </w:r>
+            <w:r>
+              <w:rPr>
+                <w:noProof/>
+                <w:webHidden/>
+              </w:rPr>
+              <w:fldChar w:fldCharType="begin"/>
+            </w:r>
+            <w:r>
+              <w:rPr>
+                <w:noProof/>
+                <w:webHidden/>
+              </w:rPr>
+              <w:instrText xml:space="preserve"> PAGEREF _Toc232378688 \h </w:instrText>
+            </w:r>
+            <w:r>
+              <w:rPr>
+                <w:noProof/>
+                <w:webHidden/>
+              </w:rPr>
+            </w:r>
+            <w:r>
+              <w:rPr>
+                <w:noProof/>
+                <w:webHidden/>
+              </w:rPr>
+              <w:fldChar w:fldCharType="separate"/>
+            </w:r>
+            <w:r>
+              <w:rPr>
+                <w:noProof/>
+                <w:webHidden/>
+              </w:rPr>
+              <w:t>12</w:t>
             </w:r>
             <w:r>
               <w:rPr>
@@ -2069,14 +4875,14 @@
               <w:noProof/>
             </w:rPr>
           </w:pPr>
-          <w:hyperlink w:anchor="_Toc231766942" w:history="1">
+          <w:hyperlink w:anchor="_Toc232378689" w:history="1">
             <w:r>
               <w:rPr>
                 <w:rStyle w:val="Hyperlink"/>
                 <w:rFonts w:eastAsia="Times New Roman"/>
                 <w:noProof/>
               </w:rPr>
-              <w:t>Fig 3: Statistical Randomness Testing</w:t>
+              <w:t>Fig 3: Private Key Decryption Results</w:t>
             </w:r>
             <w:r>
               <w:rPr>
@@ -2097,7 +4903,7 @@
                 <w:noProof/>
                 <w:webHidden/>
               </w:rPr>
-              <w:instrText xml:space="preserve"> PAGEREF _Toc231766942 \h </w:instrText>
+              <w:instrText xml:space="preserve"> PAGEREF _Toc232378689 \h </w:instrText>
             </w:r>
             <w:r>
               <w:rPr>
@@ -2117,7 +4923,115 @@
                 <w:noProof/>
                 <w:webHidden/>
               </w:rPr>
-              <w:t>8</w:t>
+              <w:t>12</w:t>
+            </w:r>
+            <w:r>
+              <w:rPr>
+                <w:noProof/>
+                <w:webHidden/>
+              </w:rPr>
+              <w:fldChar w:fldCharType="end"/>
+            </w:r>
+          </w:hyperlink>
+        </w:p>
+        <w:p>
+          <w:pPr>
+            <w:pStyle w:val="TOC3"/>
+            <w:tabs>
+              <w:tab w:val="right" w:leader="dot" w:pos="9350"/>
+            </w:tabs>
+            <w:rPr>
+              <w:rFonts w:eastAsiaTheme="minorEastAsia"/>
+              <w:noProof/>
+            </w:rPr>
+          </w:pPr>
+          <w:hyperlink w:anchor="_Toc232378690" w:history="1">
+            <w:r>
+              <w:rPr>
+                <w:rStyle w:val="Hyperlink"/>
+                <w:rFonts w:ascii="Times New Roman" w:eastAsia="Times New Roman" w:hAnsi="Times New Roman" w:cs="Times New Roman"/>
+                <w:b/>
+                <w:bCs/>
+                <w:noProof/>
+                <w:sz w:val="27"/>
+                <w:szCs w:val="27"/>
+              </w:rPr>
+              <w:drawing>
+                <wp:inline distT="0" distB="0" distL="0" distR="0" wp14:anchorId="06284E70" wp14:editId="6B457A9F">
+                  <wp:extent cx="5943600" cy="510540"/>
+                  <wp:effectExtent l="0" t="0" r="0" b="3810"/>
+                  <wp:docPr id="56" name="Picture 56"/>
+                  <wp:cNvGraphicFramePr>
+                    <a:graphicFrameLocks xmlns:a="http://schemas.openxmlformats.org/drawingml/2006/main" noChangeAspect="1"/>
+                  </wp:cNvGraphicFramePr>
+                  <a:graphic xmlns:a="http://schemas.openxmlformats.org/drawingml/2006/main">
+                    <a:graphicData uri="http://schemas.openxmlformats.org/drawingml/2006/picture">
+                      <pic:pic xmlns:pic="http://schemas.openxmlformats.org/drawingml/2006/picture">
+                        <pic:nvPicPr>
+                          <pic:cNvPr id="1" name=""/>
+                          <pic:cNvPicPr/>
+                        </pic:nvPicPr>
+                        <pic:blipFill>
+                          <a:blip r:embed="rId24"/>
+                          <a:stretch>
+                            <a:fillRect/>
+                          </a:stretch>
+                        </pic:blipFill>
+                        <pic:spPr>
+                          <a:xfrm>
+                            <a:off x="0" y="0"/>
+                            <a:ext cx="5943600" cy="510540"/>
+                          </a:xfrm>
+                          <a:prstGeom prst="rect">
+                            <a:avLst/>
+                          </a:prstGeom>
+                        </pic:spPr>
+                      </pic:pic>
+                    </a:graphicData>
+                  </a:graphic>
+                </wp:inline>
+              </w:drawing>
+            </w:r>
+            <w:r>
+              <w:rPr>
+                <w:noProof/>
+                <w:webHidden/>
+              </w:rPr>
+              <w:tab/>
+            </w:r>
+            <w:r>
+              <w:rPr>
+                <w:noProof/>
+                <w:webHidden/>
+              </w:rPr>
+              <w:fldChar w:fldCharType="begin"/>
+            </w:r>
+            <w:r>
+              <w:rPr>
+                <w:noProof/>
+                <w:webHidden/>
+              </w:rPr>
+              <w:instrText xml:space="preserve"> PAGEREF _Toc232378690 \h </w:instrText>
+            </w:r>
+            <w:r>
+              <w:rPr>
+                <w:noProof/>
+                <w:webHidden/>
+              </w:rPr>
+            </w:r>
+            <w:r>
+              <w:rPr>
+                <w:noProof/>
+                <w:webHidden/>
+              </w:rPr>
+              <w:fldChar w:fldCharType="separate"/>
+            </w:r>
+            <w:r>
+              <w:rPr>
+                <w:noProof/>
+                <w:webHidden/>
+              </w:rPr>
+              <w:t>12</w:t>
             </w:r>
             <w:r>
               <w:rPr>
@@ -2139,14 +5053,14 @@
               <w:noProof/>
             </w:rPr>
           </w:pPr>
-          <w:hyperlink w:anchor="_Toc231766944" w:history="1">
+          <w:hyperlink w:anchor="_Toc232378691" w:history="1">
             <w:r>
               <w:rPr>
                 <w:rStyle w:val="Hyperlink"/>
                 <w:rFonts w:eastAsia="Times New Roman"/>
                 <w:noProof/>
               </w:rPr>
-              <w:t>Fig 4: RC4 Stream Cipher Simulation</w:t>
+              <w:t>Fig 4: Secure Message Transmission</w:t>
             </w:r>
             <w:r>
               <w:rPr>
@@ -2167,7 +5081,7 @@
                 <w:noProof/>
                 <w:webHidden/>
               </w:rPr>
-              <w:instrText xml:space="preserve"> PAGEREF _Toc231766944 \h </w:instrText>
+              <w:instrText xml:space="preserve"> PAGEREF _Toc232378691 \h </w:instrText>
             </w:r>
             <w:r>
               <w:rPr>
@@ -2187,7 +5101,115 @@
                 <w:noProof/>
                 <w:webHidden/>
               </w:rPr>
-              <w:t>8</w:t>
+              <w:t>12</w:t>
+            </w:r>
+            <w:r>
+              <w:rPr>
+                <w:noProof/>
+                <w:webHidden/>
+              </w:rPr>
+              <w:fldChar w:fldCharType="end"/>
+            </w:r>
+          </w:hyperlink>
+        </w:p>
+        <w:p>
+          <w:pPr>
+            <w:pStyle w:val="TOC3"/>
+            <w:tabs>
+              <w:tab w:val="right" w:leader="dot" w:pos="9350"/>
+            </w:tabs>
+            <w:rPr>
+              <w:rFonts w:eastAsiaTheme="minorEastAsia"/>
+              <w:noProof/>
+            </w:rPr>
+          </w:pPr>
+          <w:hyperlink w:anchor="_Toc232378692" w:history="1">
+            <w:r>
+              <w:rPr>
+                <w:rStyle w:val="Hyperlink"/>
+                <w:rFonts w:ascii="Times New Roman" w:eastAsia="Times New Roman" w:hAnsi="Times New Roman" w:cs="Times New Roman"/>
+                <w:b/>
+                <w:bCs/>
+                <w:noProof/>
+                <w:sz w:val="27"/>
+                <w:szCs w:val="27"/>
+              </w:rPr>
+              <w:drawing>
+                <wp:inline distT="0" distB="0" distL="0" distR="0" wp14:anchorId="13E1E381" wp14:editId="76D607A4">
+                  <wp:extent cx="5753903" cy="476316"/>
+                  <wp:effectExtent l="0" t="0" r="0" b="0"/>
+                  <wp:docPr id="57" name="Picture 57"/>
+                  <wp:cNvGraphicFramePr>
+                    <a:graphicFrameLocks xmlns:a="http://schemas.openxmlformats.org/drawingml/2006/main" noChangeAspect="1"/>
+                  </wp:cNvGraphicFramePr>
+                  <a:graphic xmlns:a="http://schemas.openxmlformats.org/drawingml/2006/main">
+                    <a:graphicData uri="http://schemas.openxmlformats.org/drawingml/2006/picture">
+                      <pic:pic xmlns:pic="http://schemas.openxmlformats.org/drawingml/2006/picture">
+                        <pic:nvPicPr>
+                          <pic:cNvPr id="1" name=""/>
+                          <pic:cNvPicPr/>
+                        </pic:nvPicPr>
+                        <pic:blipFill>
+                          <a:blip r:embed="rId25"/>
+                          <a:stretch>
+                            <a:fillRect/>
+                          </a:stretch>
+                        </pic:blipFill>
+                        <pic:spPr>
+                          <a:xfrm>
+                            <a:off x="0" y="0"/>
+                            <a:ext cx="5753903" cy="476316"/>
+                          </a:xfrm>
+                          <a:prstGeom prst="rect">
+                            <a:avLst/>
+                          </a:prstGeom>
+                        </pic:spPr>
+                      </pic:pic>
+                    </a:graphicData>
+                  </a:graphic>
+                </wp:inline>
+              </w:drawing>
+            </w:r>
+            <w:r>
+              <w:rPr>
+                <w:noProof/>
+                <w:webHidden/>
+              </w:rPr>
+              <w:tab/>
+            </w:r>
+            <w:r>
+              <w:rPr>
+                <w:noProof/>
+                <w:webHidden/>
+              </w:rPr>
+              <w:fldChar w:fldCharType="begin"/>
+            </w:r>
+            <w:r>
+              <w:rPr>
+                <w:noProof/>
+                <w:webHidden/>
+              </w:rPr>
+              <w:instrText xml:space="preserve"> PAGEREF _Toc232378692 \h </w:instrText>
+            </w:r>
+            <w:r>
+              <w:rPr>
+                <w:noProof/>
+                <w:webHidden/>
+              </w:rPr>
+            </w:r>
+            <w:r>
+              <w:rPr>
+                <w:noProof/>
+                <w:webHidden/>
+              </w:rPr>
+              <w:fldChar w:fldCharType="separate"/>
+            </w:r>
+            <w:r>
+              <w:rPr>
+                <w:noProof/>
+                <w:webHidden/>
+              </w:rPr>
+              <w:t>12</w:t>
             </w:r>
             <w:r>
               <w:rPr>
@@ -2209,14 +5231,14 @@
               <w:noProof/>
             </w:rPr>
           </w:pPr>
-          <w:hyperlink w:anchor="_Toc231766946" w:history="1">
+          <w:hyperlink w:anchor="_Toc232378693" w:history="1">
             <w:r>
               <w:rPr>
                 <w:rStyle w:val="Hyperlink"/>
                 <w:rFonts w:eastAsia="Times New Roman"/>
                 <w:noProof/>
               </w:rPr>
-              <w:t>Fig 5: Encryption Performance Results</w:t>
+              <w:t>Fig 5: RSA Testing and Validation</w:t>
             </w:r>
             <w:r>
               <w:rPr>
@@ -2237,7 +5259,7 @@
                 <w:noProof/>
                 <w:webHidden/>
               </w:rPr>
-              <w:instrText xml:space="preserve"> PAGEREF _Toc231766946 \h </w:instrText>
+              <w:instrText xml:space="preserve"> PAGEREF _Toc232378693 \h </w:instrText>
             </w:r>
             <w:r>
               <w:rPr>
@@ -2257,7 +5279,7 @@
                 <w:noProof/>
                 <w:webHidden/>
               </w:rPr>
-              <w:t>9</w:t>
+              <w:t>12</w:t>
             </w:r>
             <w:r>
               <w:rPr>
@@ -2279,13 +5301,14 @@
               <w:noProof/>
             </w:rPr>
           </w:pPr>
-          <w:hyperlink w:anchor="_Toc231766947" w:history="1">
+          <w:hyperlink w:anchor="_Toc232378694" w:history="1">
             <w:r>
               <w:rPr>
                 <w:rStyle w:val="Hyperlink"/>
-                <w:noProof/>
-              </w:rPr>
-              <w:t>STUDENT REFLECTION:</w:t>
+                <w:rFonts w:eastAsia="Times New Roman"/>
+                <w:noProof/>
+              </w:rPr>
+              <w:t>Student Reflection</w:t>
             </w:r>
             <w:r>
               <w:rPr>
@@ -2306,7 +5329,7 @@
                 <w:noProof/>
                 <w:webHidden/>
               </w:rPr>
-              <w:instrText xml:space="preserve"> PAGEREF _Toc231766947 \h </w:instrText>
+              <w:instrText xml:space="preserve"> PAGEREF _Toc232378694 \h </w:instrText>
             </w:r>
             <w:r>
               <w:rPr>
@@ -2326,7 +5349,7 @@
                 <w:noProof/>
                 <w:webHidden/>
               </w:rPr>
-              <w:t>9</w:t>
+              <w:t>13</w:t>
             </w:r>
             <w:r>
               <w:rPr>
@@ -2348,14 +5371,15 @@
               <w:noProof/>
             </w:rPr>
           </w:pPr>
-          <w:hyperlink w:anchor="_Toc231766948" w:history="1">
+          <w:hyperlink w:anchor="_Toc232378695" w:history="1">
             <w:r>
               <w:rPr>
                 <w:rStyle w:val="Hyperlink"/>
                 <w:rFonts w:eastAsia="Times New Roman"/>
-                <w:noProof/>
-              </w:rPr>
-              <w:t>Week 4: Block Cipher Design and AES</w:t>
+                <w:b/>
+                <w:noProof/>
+              </w:rPr>
+              <w:t>Week 6: Symmetric Ciphers II – Substitution-Permutation Networks (SPN), S-Boxes and Non-Linearity.</w:t>
             </w:r>
             <w:r>
               <w:rPr>
@@ -2376,7 +5400,7 @@
                 <w:noProof/>
                 <w:webHidden/>
               </w:rPr>
-              <w:instrText xml:space="preserve"> PAGEREF _Toc231766948 \h </w:instrText>
+              <w:instrText xml:space="preserve"> PAGEREF _Toc232378695 \h </w:instrText>
             </w:r>
             <w:r>
               <w:rPr>
@@ -2396,7 +5420,7 @@
                 <w:noProof/>
                 <w:webHidden/>
               </w:rPr>
-              <w:t>9</w:t>
+              <w:t>13</w:t>
             </w:r>
             <w:r>
               <w:rPr>
@@ -2418,16 +5442,14 @@
               <w:noProof/>
             </w:rPr>
           </w:pPr>
-          <w:hyperlink w:anchor="_Toc231766949" w:history="1">
+          <w:hyperlink w:anchor="_Toc232378696" w:history="1">
             <w:r>
               <w:rPr>
                 <w:rStyle w:val="Hyperlink"/>
-                <w:rFonts w:ascii="Times New Roman" w:eastAsia="Times New Roman" w:hAnsi="Times New Roman" w:cs="Times New Roman"/>
-                <w:b/>
-                <w:bCs/>
-                <w:noProof/>
-              </w:rPr>
-              <w:t>Title</w:t>
+                <w:rFonts w:eastAsia="Times New Roman"/>
+                <w:noProof/>
+              </w:rPr>
+              <w:t>Practical Task 1</w:t>
             </w:r>
             <w:r>
               <w:rPr>
@@ -2448,7 +5470,7 @@
                 <w:noProof/>
                 <w:webHidden/>
               </w:rPr>
-              <w:instrText xml:space="preserve"> PAGEREF _Toc231766949 \h </w:instrText>
+              <w:instrText xml:space="preserve"> PAGEREF _Toc232378696 \h </w:instrText>
             </w:r>
             <w:r>
               <w:rPr>
@@ -2468,7 +5490,77 @@
                 <w:noProof/>
                 <w:webHidden/>
               </w:rPr>
-              <w:t>9</w:t>
+              <w:t>13</w:t>
+            </w:r>
+            <w:r>
+              <w:rPr>
+                <w:noProof/>
+                <w:webHidden/>
+              </w:rPr>
+              <w:fldChar w:fldCharType="end"/>
+            </w:r>
+          </w:hyperlink>
+        </w:p>
+        <w:p>
+          <w:pPr>
+            <w:pStyle w:val="TOC3"/>
+            <w:tabs>
+              <w:tab w:val="right" w:leader="dot" w:pos="9350"/>
+            </w:tabs>
+            <w:rPr>
+              <w:rFonts w:eastAsiaTheme="minorEastAsia"/>
+              <w:noProof/>
+            </w:rPr>
+          </w:pPr>
+          <w:hyperlink w:anchor="_Toc232378697" w:history="1">
+            <w:r>
+              <w:rPr>
+                <w:rStyle w:val="Hyperlink"/>
+                <w:rFonts w:eastAsia="Times New Roman"/>
+                <w:noProof/>
+              </w:rPr>
+              <w:t>i) Basic SPN Design</w:t>
+            </w:r>
+            <w:r>
+              <w:rPr>
+                <w:noProof/>
+                <w:webHidden/>
+              </w:rPr>
+              <w:tab/>
+            </w:r>
+            <w:r>
+              <w:rPr>
+                <w:noProof/>
+                <w:webHidden/>
+              </w:rPr>
+              <w:fldChar w:fldCharType="begin"/>
+            </w:r>
+            <w:r>
+              <w:rPr>
+                <w:noProof/>
+                <w:webHidden/>
+              </w:rPr>
+              <w:instrText xml:space="preserve"> PAGEREF _Toc232378697 \h </w:instrText>
+            </w:r>
+            <w:r>
+              <w:rPr>
+                <w:noProof/>
+                <w:webHidden/>
+              </w:rPr>
+            </w:r>
+            <w:r>
+              <w:rPr>
+                <w:noProof/>
+                <w:webHidden/>
+              </w:rPr>
+              <w:fldChar w:fldCharType="separate"/>
+            </w:r>
+            <w:r>
+              <w:rPr>
+                <w:noProof/>
+                <w:webHidden/>
+              </w:rPr>
+              <w:t>13</w:t>
             </w:r>
             <w:r>
               <w:rPr>
@@ -2490,14 +5582,14 @@
               <w:noProof/>
             </w:rPr>
           </w:pPr>
-          <w:hyperlink w:anchor="_Toc231766950" w:history="1">
+          <w:hyperlink w:anchor="_Toc232378698" w:history="1">
             <w:r>
               <w:rPr>
                 <w:rStyle w:val="Hyperlink"/>
                 <w:rFonts w:eastAsia="Times New Roman"/>
                 <w:noProof/>
               </w:rPr>
-              <w:t>Advanced Encryption Standard (AES) and Block Cipher Operations</w:t>
+              <w:t>Practical Task 2</w:t>
             </w:r>
             <w:r>
               <w:rPr>
@@ -2518,7 +5610,7 @@
                 <w:noProof/>
                 <w:webHidden/>
               </w:rPr>
-              <w:instrText xml:space="preserve"> PAGEREF _Toc231766950 \h </w:instrText>
+              <w:instrText xml:space="preserve"> PAGEREF _Toc232378698 \h </w:instrText>
             </w:r>
             <w:r>
               <w:rPr>
@@ -2538,7 +5630,77 @@
                 <w:noProof/>
                 <w:webHidden/>
               </w:rPr>
-              <w:t>9</w:t>
+              <w:t>14</w:t>
+            </w:r>
+            <w:r>
+              <w:rPr>
+                <w:noProof/>
+                <w:webHidden/>
+              </w:rPr>
+              <w:fldChar w:fldCharType="end"/>
+            </w:r>
+          </w:hyperlink>
+        </w:p>
+        <w:p>
+          <w:pPr>
+            <w:pStyle w:val="TOC3"/>
+            <w:tabs>
+              <w:tab w:val="right" w:leader="dot" w:pos="9350"/>
+            </w:tabs>
+            <w:rPr>
+              <w:rFonts w:eastAsiaTheme="minorEastAsia"/>
+              <w:noProof/>
+            </w:rPr>
+          </w:pPr>
+          <w:hyperlink w:anchor="_Toc232378699" w:history="1">
+            <w:r>
+              <w:rPr>
+                <w:rStyle w:val="Hyperlink"/>
+                <w:rFonts w:eastAsia="Times New Roman"/>
+                <w:noProof/>
+              </w:rPr>
+              <w:t>Non-Linearity Investigation</w:t>
+            </w:r>
+            <w:r>
+              <w:rPr>
+                <w:noProof/>
+                <w:webHidden/>
+              </w:rPr>
+              <w:tab/>
+            </w:r>
+            <w:r>
+              <w:rPr>
+                <w:noProof/>
+                <w:webHidden/>
+              </w:rPr>
+              <w:fldChar w:fldCharType="begin"/>
+            </w:r>
+            <w:r>
+              <w:rPr>
+                <w:noProof/>
+                <w:webHidden/>
+              </w:rPr>
+              <w:instrText xml:space="preserve"> PAGEREF _Toc232378699 \h </w:instrText>
+            </w:r>
+            <w:r>
+              <w:rPr>
+                <w:noProof/>
+                <w:webHidden/>
+              </w:rPr>
+            </w:r>
+            <w:r>
+              <w:rPr>
+                <w:noProof/>
+                <w:webHidden/>
+              </w:rPr>
+              <w:fldChar w:fldCharType="separate"/>
+            </w:r>
+            <w:r>
+              <w:rPr>
+                <w:noProof/>
+                <w:webHidden/>
+              </w:rPr>
+              <w:t>14</w:t>
             </w:r>
             <w:r>
               <w:rPr>
@@ -2560,14 +5722,14 @@
               <w:noProof/>
             </w:rPr>
           </w:pPr>
-          <w:hyperlink w:anchor="_Toc231766951" w:history="1">
+          <w:hyperlink w:anchor="_Toc232378700" w:history="1">
             <w:r>
               <w:rPr>
                 <w:rStyle w:val="Hyperlink"/>
                 <w:rFonts w:eastAsia="Times New Roman"/>
                 <w:noProof/>
               </w:rPr>
-              <w:t>Fig 1: AES Encryption Script</w:t>
+              <w:t>Practical Task 3</w:t>
             </w:r>
             <w:r>
               <w:rPr>
@@ -2588,7 +5750,7 @@
                 <w:noProof/>
                 <w:webHidden/>
               </w:rPr>
-              <w:instrText xml:space="preserve"> PAGEREF _Toc231766951 \h </w:instrText>
+              <w:instrText xml:space="preserve"> PAGEREF _Toc232378700 \h </w:instrText>
             </w:r>
             <w:r>
               <w:rPr>
@@ -2608,7 +5770,146 @@
                 <w:noProof/>
                 <w:webHidden/>
               </w:rPr>
-              <w:t>9</w:t>
+              <w:t>14</w:t>
+            </w:r>
+            <w:r>
+              <w:rPr>
+                <w:noProof/>
+                <w:webHidden/>
+              </w:rPr>
+              <w:fldChar w:fldCharType="end"/>
+            </w:r>
+          </w:hyperlink>
+        </w:p>
+        <w:p>
+          <w:pPr>
+            <w:pStyle w:val="TOC3"/>
+            <w:tabs>
+              <w:tab w:val="right" w:leader="dot" w:pos="9350"/>
+            </w:tabs>
+            <w:rPr>
+              <w:rFonts w:eastAsiaTheme="minorEastAsia"/>
+              <w:noProof/>
+            </w:rPr>
+          </w:pPr>
+          <w:hyperlink w:anchor="_Toc232378701" w:history="1">
+            <w:r>
+              <w:rPr>
+                <w:rStyle w:val="Hyperlink"/>
+                <w:rFonts w:eastAsia="Times New Roman"/>
+                <w:noProof/>
+              </w:rPr>
+              <w:t>SPN Security Evaluation</w:t>
+            </w:r>
+            <w:r>
+              <w:rPr>
+                <w:noProof/>
+                <w:webHidden/>
+              </w:rPr>
+              <w:tab/>
+            </w:r>
+            <w:r>
+              <w:rPr>
+                <w:noProof/>
+                <w:webHidden/>
+              </w:rPr>
+              <w:fldChar w:fldCharType="begin"/>
+            </w:r>
+            <w:r>
+              <w:rPr>
+                <w:noProof/>
+                <w:webHidden/>
+              </w:rPr>
+              <w:instrText xml:space="preserve"> PAGEREF _Toc232378701 \h </w:instrText>
+            </w:r>
+            <w:r>
+              <w:rPr>
+                <w:noProof/>
+                <w:webHidden/>
+              </w:rPr>
+            </w:r>
+            <w:r>
+              <w:rPr>
+                <w:noProof/>
+                <w:webHidden/>
+              </w:rPr>
+              <w:fldChar w:fldCharType="separate"/>
+            </w:r>
+            <w:r>
+              <w:rPr>
+                <w:noProof/>
+                <w:webHidden/>
+              </w:rPr>
+              <w:t>14</w:t>
+            </w:r>
+            <w:r>
+              <w:rPr>
+                <w:noProof/>
+                <w:webHidden/>
+              </w:rPr>
+              <w:fldChar w:fldCharType="end"/>
+            </w:r>
+          </w:hyperlink>
+        </w:p>
+        <w:p>
+          <w:pPr>
+            <w:pStyle w:val="TOC3"/>
+            <w:tabs>
+              <w:tab w:val="right" w:leader="dot" w:pos="9350"/>
+            </w:tabs>
+            <w:rPr>
+              <w:rFonts w:eastAsiaTheme="minorEastAsia"/>
+              <w:noProof/>
+            </w:rPr>
+          </w:pPr>
+          <w:hyperlink w:anchor="_Toc232378702" w:history="1">
+            <w:r>
+              <w:rPr>
+                <w:rStyle w:val="Hyperlink"/>
+                <w:noProof/>
+              </w:rPr>
+              <w:t>ii)Advanced SPN</w:t>
+            </w:r>
+            <w:r>
+              <w:rPr>
+                <w:noProof/>
+                <w:webHidden/>
+              </w:rPr>
+              <w:tab/>
+            </w:r>
+            <w:r>
+              <w:rPr>
+                <w:noProof/>
+                <w:webHidden/>
+              </w:rPr>
+              <w:fldChar w:fldCharType="begin"/>
+            </w:r>
+            <w:r>
+              <w:rPr>
+                <w:noProof/>
+                <w:webHidden/>
+              </w:rPr>
+              <w:instrText xml:space="preserve"> PAGEREF _Toc232378702 \h </w:instrText>
+            </w:r>
+            <w:r>
+              <w:rPr>
+                <w:noProof/>
+                <w:webHidden/>
+              </w:rPr>
+            </w:r>
+            <w:r>
+              <w:rPr>
+                <w:noProof/>
+                <w:webHidden/>
+              </w:rPr>
+              <w:fldChar w:fldCharType="separate"/>
+            </w:r>
+            <w:r>
+              <w:rPr>
+                <w:noProof/>
+                <w:webHidden/>
+              </w:rPr>
+              <w:t>15</w:t>
             </w:r>
             <w:r>
               <w:rPr>
@@ -2630,14 +5931,15 @@
               <w:noProof/>
             </w:rPr>
           </w:pPr>
-          <w:hyperlink w:anchor="_Toc231766953" w:history="1">
+          <w:hyperlink w:anchor="_Toc232378703" w:history="1">
             <w:r>
               <w:rPr>
                 <w:rStyle w:val="Hyperlink"/>
                 <w:rFonts w:eastAsia="Times New Roman"/>
-                <w:noProof/>
-              </w:rPr>
-              <w:t>Fig 2: Key Generation Process</w:t>
+                <w:b/>
+                <w:noProof/>
+              </w:rPr>
+              <w:t>Challenge Task</w:t>
             </w:r>
             <w:r>
               <w:rPr>
@@ -2658,7 +5960,7 @@
                 <w:noProof/>
                 <w:webHidden/>
               </w:rPr>
-              <w:instrText xml:space="preserve"> PAGEREF _Toc231766953 \h </w:instrText>
+              <w:instrText xml:space="preserve"> PAGEREF _Toc232378703 \h </w:instrText>
             </w:r>
             <w:r>
               <w:rPr>
@@ -2678,7 +5980,146 @@
                 <w:noProof/>
                 <w:webHidden/>
               </w:rPr>
-              <w:t>9</w:t>
+              <w:t>16</w:t>
+            </w:r>
+            <w:r>
+              <w:rPr>
+                <w:noProof/>
+                <w:webHidden/>
+              </w:rPr>
+              <w:fldChar w:fldCharType="end"/>
+            </w:r>
+          </w:hyperlink>
+        </w:p>
+        <w:p>
+          <w:pPr>
+            <w:pStyle w:val="TOC3"/>
+            <w:tabs>
+              <w:tab w:val="right" w:leader="dot" w:pos="9350"/>
+            </w:tabs>
+            <w:rPr>
+              <w:rFonts w:eastAsiaTheme="minorEastAsia"/>
+              <w:noProof/>
+            </w:rPr>
+          </w:pPr>
+          <w:hyperlink w:anchor="_Toc232378704" w:history="1">
+            <w:r>
+              <w:rPr>
+                <w:rStyle w:val="Hyperlink"/>
+                <w:rFonts w:eastAsia="Times New Roman"/>
+                <w:noProof/>
+              </w:rPr>
+              <w:t>mini AES-inspired encryption simulator</w:t>
+            </w:r>
+            <w:r>
+              <w:rPr>
+                <w:noProof/>
+                <w:webHidden/>
+              </w:rPr>
+              <w:tab/>
+            </w:r>
+            <w:r>
+              <w:rPr>
+                <w:noProof/>
+                <w:webHidden/>
+              </w:rPr>
+              <w:fldChar w:fldCharType="begin"/>
+            </w:r>
+            <w:r>
+              <w:rPr>
+                <w:noProof/>
+                <w:webHidden/>
+              </w:rPr>
+              <w:instrText xml:space="preserve"> PAGEREF _Toc232378704 \h </w:instrText>
+            </w:r>
+            <w:r>
+              <w:rPr>
+                <w:noProof/>
+                <w:webHidden/>
+              </w:rPr>
+            </w:r>
+            <w:r>
+              <w:rPr>
+                <w:noProof/>
+                <w:webHidden/>
+              </w:rPr>
+              <w:fldChar w:fldCharType="separate"/>
+            </w:r>
+            <w:r>
+              <w:rPr>
+                <w:noProof/>
+                <w:webHidden/>
+              </w:rPr>
+              <w:t>16</w:t>
+            </w:r>
+            <w:r>
+              <w:rPr>
+                <w:noProof/>
+                <w:webHidden/>
+              </w:rPr>
+              <w:fldChar w:fldCharType="end"/>
+            </w:r>
+          </w:hyperlink>
+        </w:p>
+        <w:p>
+          <w:pPr>
+            <w:pStyle w:val="TOC1"/>
+            <w:tabs>
+              <w:tab w:val="right" w:leader="dot" w:pos="9350"/>
+            </w:tabs>
+            <w:rPr>
+              <w:rFonts w:eastAsiaTheme="minorEastAsia"/>
+              <w:noProof/>
+            </w:rPr>
+          </w:pPr>
+          <w:hyperlink w:anchor="_Toc232378705" w:history="1">
+            <w:r>
+              <w:rPr>
+                <w:rStyle w:val="Hyperlink"/>
+                <w:noProof/>
+              </w:rPr>
+              <w:t>Student reflection</w:t>
+            </w:r>
+            <w:r>
+              <w:rPr>
+                <w:noProof/>
+                <w:webHidden/>
+              </w:rPr>
+              <w:tab/>
+            </w:r>
+            <w:r>
+              <w:rPr>
+                <w:noProof/>
+                <w:webHidden/>
+              </w:rPr>
+              <w:fldChar w:fldCharType="begin"/>
+            </w:r>
+            <w:r>
+              <w:rPr>
+                <w:noProof/>
+                <w:webHidden/>
+              </w:rPr>
+              <w:instrText xml:space="preserve"> PAGEREF _Toc232378705 \h </w:instrText>
+            </w:r>
+            <w:r>
+              <w:rPr>
+                <w:noProof/>
+                <w:webHidden/>
+              </w:rPr>
+            </w:r>
+            <w:r>
+              <w:rPr>
+                <w:noProof/>
+                <w:webHidden/>
+              </w:rPr>
+              <w:fldChar w:fldCharType="separate"/>
+            </w:r>
+            <w:r>
+              <w:rPr>
+                <w:noProof/>
+                <w:webHidden/>
+              </w:rPr>
+              <w:t>16</w:t>
             </w:r>
             <w:r>
               <w:rPr>
@@ -2700,14 +6141,23 @@
               <w:noProof/>
             </w:rPr>
           </w:pPr>
-          <w:hyperlink w:anchor="_Toc231766955" w:history="1">
+          <w:hyperlink w:anchor="_Toc232378706" w:history="1">
+            <w:r>
+              <w:rPr>
+                <w:rStyle w:val="Hyperlink"/>
+                <w:b/>
+                <w:noProof/>
+              </w:rPr>
+              <w:t>Week 7: Block Cipher Cryptanalysis – Algebraic Attacks, Differential Cryptanalysis and Linear Cryptanalysis</w:t>
+            </w:r>
             <w:r>
               <w:rPr>
                 <w:rStyle w:val="Hyperlink"/>
                 <w:rFonts w:eastAsia="Times New Roman"/>
-                <w:noProof/>
-              </w:rPr>
-              <w:t>Fig 3: File Encryption Demonstration</w:t>
+                <w:b/>
+                <w:noProof/>
+              </w:rPr>
+              <w:t>.</w:t>
             </w:r>
             <w:r>
               <w:rPr>
@@ -2728,7 +6178,7 @@
                 <w:noProof/>
                 <w:webHidden/>
               </w:rPr>
-              <w:instrText xml:space="preserve"> PAGEREF _Toc231766955 \h </w:instrText>
+              <w:instrText xml:space="preserve"> PAGEREF _Toc232378706 \h </w:instrText>
             </w:r>
             <w:r>
               <w:rPr>
@@ -2748,7 +6198,7 @@
                 <w:noProof/>
                 <w:webHidden/>
               </w:rPr>
-              <w:t>10</w:t>
+              <w:t>17</w:t>
             </w:r>
             <w:r>
               <w:rPr>
@@ -2770,14 +6220,14 @@
               <w:noProof/>
             </w:rPr>
           </w:pPr>
-          <w:hyperlink w:anchor="_Toc231766957" w:history="1">
+          <w:hyperlink w:anchor="_Toc232378707" w:history="1">
             <w:r>
               <w:rPr>
                 <w:rStyle w:val="Hyperlink"/>
                 <w:rFonts w:eastAsia="Times New Roman"/>
                 <w:noProof/>
               </w:rPr>
-              <w:t>Fig 4: Decryption Results</w:t>
+              <w:t>Practical Task 1</w:t>
             </w:r>
             <w:r>
               <w:rPr>
@@ -2798,7 +6248,7 @@
                 <w:noProof/>
                 <w:webHidden/>
               </w:rPr>
-              <w:instrText xml:space="preserve"> PAGEREF _Toc231766957 \h </w:instrText>
+              <w:instrText xml:space="preserve"> PAGEREF _Toc232378707 \h </w:instrText>
             </w:r>
             <w:r>
               <w:rPr>
@@ -2818,7 +6268,77 @@
                 <w:noProof/>
                 <w:webHidden/>
               </w:rPr>
-              <w:t>10</w:t>
+              <w:t>17</w:t>
+            </w:r>
+            <w:r>
+              <w:rPr>
+                <w:noProof/>
+                <w:webHidden/>
+              </w:rPr>
+              <w:fldChar w:fldCharType="end"/>
+            </w:r>
+          </w:hyperlink>
+        </w:p>
+        <w:p>
+          <w:pPr>
+            <w:pStyle w:val="TOC3"/>
+            <w:tabs>
+              <w:tab w:val="right" w:leader="dot" w:pos="9350"/>
+            </w:tabs>
+            <w:rPr>
+              <w:rFonts w:eastAsiaTheme="minorEastAsia"/>
+              <w:noProof/>
+            </w:rPr>
+          </w:pPr>
+          <w:hyperlink w:anchor="_Toc232378708" w:history="1">
+            <w:r>
+              <w:rPr>
+                <w:rStyle w:val="Hyperlink"/>
+                <w:rFonts w:eastAsia="Times New Roman"/>
+                <w:noProof/>
+              </w:rPr>
+              <w:t>Differential Cryptanalysis Simulation</w:t>
+            </w:r>
+            <w:r>
+              <w:rPr>
+                <w:noProof/>
+                <w:webHidden/>
+              </w:rPr>
+              <w:tab/>
+            </w:r>
+            <w:r>
+              <w:rPr>
+                <w:noProof/>
+                <w:webHidden/>
+              </w:rPr>
+              <w:fldChar w:fldCharType="begin"/>
+            </w:r>
+            <w:r>
+              <w:rPr>
+                <w:noProof/>
+                <w:webHidden/>
+              </w:rPr>
+              <w:instrText xml:space="preserve"> PAGEREF _Toc232378708 \h </w:instrText>
+            </w:r>
+            <w:r>
+              <w:rPr>
+                <w:noProof/>
+                <w:webHidden/>
+              </w:rPr>
+            </w:r>
+            <w:r>
+              <w:rPr>
+                <w:noProof/>
+                <w:webHidden/>
+              </w:rPr>
+              <w:fldChar w:fldCharType="separate"/>
+            </w:r>
+            <w:r>
+              <w:rPr>
+                <w:noProof/>
+                <w:webHidden/>
+              </w:rPr>
+              <w:t>17</w:t>
             </w:r>
             <w:r>
               <w:rPr>
@@ -2840,14 +6360,15 @@
               <w:noProof/>
             </w:rPr>
           </w:pPr>
-          <w:hyperlink w:anchor="_Toc231766959" w:history="1">
+          <w:hyperlink w:anchor="_Toc232378709" w:history="1">
             <w:r>
               <w:rPr>
                 <w:rStyle w:val="Hyperlink"/>
                 <w:rFonts w:eastAsia="Times New Roman"/>
-                <w:noProof/>
-              </w:rPr>
-              <w:t>Fig 5: AES Performance Testing</w:t>
+                <w:b/>
+                <w:noProof/>
+              </w:rPr>
+              <w:t>Advanced Programming Task</w:t>
             </w:r>
             <w:r>
               <w:rPr>
@@ -2868,7 +6389,7 @@
                 <w:noProof/>
                 <w:webHidden/>
               </w:rPr>
-              <w:instrText xml:space="preserve"> PAGEREF _Toc231766959 \h </w:instrText>
+              <w:instrText xml:space="preserve"> PAGEREF _Toc232378709 \h </w:instrText>
             </w:r>
             <w:r>
               <w:rPr>
@@ -2888,7 +6409,7 @@
                 <w:noProof/>
                 <w:webHidden/>
               </w:rPr>
-              <w:t>10</w:t>
+              <w:t>18</w:t>
             </w:r>
             <w:r>
               <w:rPr>
@@ -2910,14 +6431,14 @@
               <w:noProof/>
             </w:rPr>
           </w:pPr>
-          <w:hyperlink w:anchor="_Toc231766961" w:history="1">
+          <w:hyperlink w:anchor="_Toc232378710" w:history="1">
             <w:r>
               <w:rPr>
                 <w:rStyle w:val="Hyperlink"/>
                 <w:rFonts w:eastAsia="Times New Roman"/>
                 <w:noProof/>
               </w:rPr>
-              <w:t>Student Reflection</w:t>
+              <w:t>A mini cryptanalysis toolkit:</w:t>
             </w:r>
             <w:r>
               <w:rPr>
@@ -2938,7 +6459,7 @@
                 <w:noProof/>
                 <w:webHidden/>
               </w:rPr>
-              <w:instrText xml:space="preserve"> PAGEREF _Toc231766961 \h </w:instrText>
+              <w:instrText xml:space="preserve"> PAGEREF _Toc232378710 \h </w:instrText>
             </w:r>
             <w:r>
               <w:rPr>
@@ -2958,7 +6479,147 @@
                 <w:noProof/>
                 <w:webHidden/>
               </w:rPr>
-              <w:t>10</w:t>
+              <w:t>18</w:t>
+            </w:r>
+            <w:r>
+              <w:rPr>
+                <w:noProof/>
+                <w:webHidden/>
+              </w:rPr>
+              <w:fldChar w:fldCharType="end"/>
+            </w:r>
+          </w:hyperlink>
+        </w:p>
+        <w:p>
+          <w:pPr>
+            <w:pStyle w:val="TOC2"/>
+            <w:tabs>
+              <w:tab w:val="right" w:leader="dot" w:pos="9350"/>
+            </w:tabs>
+            <w:rPr>
+              <w:rFonts w:eastAsiaTheme="minorEastAsia"/>
+              <w:noProof/>
+            </w:rPr>
+          </w:pPr>
+          <w:hyperlink w:anchor="_Toc232378711" w:history="1">
+            <w:r>
+              <w:rPr>
+                <w:rStyle w:val="Hyperlink"/>
+                <w:rFonts w:eastAsia="Times New Roman"/>
+                <w:b/>
+                <w:noProof/>
+              </w:rPr>
+              <w:t>Challenge Task</w:t>
+            </w:r>
+            <w:r>
+              <w:rPr>
+                <w:noProof/>
+                <w:webHidden/>
+              </w:rPr>
+              <w:tab/>
+            </w:r>
+            <w:r>
+              <w:rPr>
+                <w:noProof/>
+                <w:webHidden/>
+              </w:rPr>
+              <w:fldChar w:fldCharType="begin"/>
+            </w:r>
+            <w:r>
+              <w:rPr>
+                <w:noProof/>
+                <w:webHidden/>
+              </w:rPr>
+              <w:instrText xml:space="preserve"> PAGEREF _Toc232378711 \h </w:instrText>
+            </w:r>
+            <w:r>
+              <w:rPr>
+                <w:noProof/>
+                <w:webHidden/>
+              </w:rPr>
+            </w:r>
+            <w:r>
+              <w:rPr>
+                <w:noProof/>
+                <w:webHidden/>
+              </w:rPr>
+              <w:fldChar w:fldCharType="separate"/>
+            </w:r>
+            <w:r>
+              <w:rPr>
+                <w:noProof/>
+                <w:webHidden/>
+              </w:rPr>
+              <w:t>19</w:t>
+            </w:r>
+            <w:r>
+              <w:rPr>
+                <w:noProof/>
+                <w:webHidden/>
+              </w:rPr>
+              <w:fldChar w:fldCharType="end"/>
+            </w:r>
+          </w:hyperlink>
+        </w:p>
+        <w:p>
+          <w:pPr>
+            <w:pStyle w:val="TOC3"/>
+            <w:tabs>
+              <w:tab w:val="right" w:leader="dot" w:pos="9350"/>
+            </w:tabs>
+            <w:rPr>
+              <w:rFonts w:eastAsiaTheme="minorEastAsia"/>
+              <w:noProof/>
+            </w:rPr>
+          </w:pPr>
+          <w:hyperlink w:anchor="_Toc232378712" w:history="1">
+            <w:r>
+              <w:rPr>
+                <w:rStyle w:val="Hyperlink"/>
+                <w:noProof/>
+              </w:rPr>
+              <w:t>Block Cipher Security Analyzer</w:t>
+            </w:r>
+            <w:r>
+              <w:rPr>
+                <w:noProof/>
+                <w:webHidden/>
+              </w:rPr>
+              <w:tab/>
+            </w:r>
+            <w:r>
+              <w:rPr>
+                <w:noProof/>
+                <w:webHidden/>
+              </w:rPr>
+              <w:fldChar w:fldCharType="begin"/>
+            </w:r>
+            <w:r>
+              <w:rPr>
+                <w:noProof/>
+                <w:webHidden/>
+              </w:rPr>
+              <w:instrText xml:space="preserve"> PAGEREF _Toc232378712 \h </w:instrText>
+            </w:r>
+            <w:r>
+              <w:rPr>
+                <w:noProof/>
+                <w:webHidden/>
+              </w:rPr>
+            </w:r>
+            <w:r>
+              <w:rPr>
+                <w:noProof/>
+                <w:webHidden/>
+              </w:rPr>
+              <w:fldChar w:fldCharType="separate"/>
+            </w:r>
+            <w:r>
+              <w:rPr>
+                <w:noProof/>
+                <w:webHidden/>
+              </w:rPr>
+              <w:t>19</w:t>
             </w:r>
             <w:r>
               <w:rPr>
@@ -2980,14 +6641,13 @@
               <w:noProof/>
             </w:rPr>
           </w:pPr>
-          <w:hyperlink w:anchor="_Toc231766962" w:history="1">
+          <w:hyperlink w:anchor="_Toc232378713" w:history="1">
             <w:r>
               <w:rPr>
                 <w:rStyle w:val="Hyperlink"/>
-                <w:rFonts w:eastAsia="Times New Roman"/>
-                <w:noProof/>
-              </w:rPr>
-              <w:t>Week 5: Public Key Cryptography (RSA)</w:t>
+                <w:noProof/>
+              </w:rPr>
+              <w:t>Student reflection</w:t>
             </w:r>
             <w:r>
               <w:rPr>
@@ -3008,7 +6668,7 @@
                 <w:noProof/>
                 <w:webHidden/>
               </w:rPr>
-              <w:instrText xml:space="preserve"> PAGEREF _Toc231766962 \h </w:instrText>
+              <w:instrText xml:space="preserve"> PAGEREF _Toc232378713 \h </w:instrText>
             </w:r>
             <w:r>
               <w:rPr>
@@ -3028,7 +6688,7 @@
                 <w:noProof/>
                 <w:webHidden/>
               </w:rPr>
-              <w:t>11</w:t>
+              <w:t>21</w:t>
             </w:r>
             <w:r>
               <w:rPr>
@@ -3040,575 +6700,6 @@
           </w:hyperlink>
         </w:p>
         <w:p>
-          <w:pPr>
-            <w:pStyle w:val="TOC2"/>
-            <w:tabs>
-              <w:tab w:val="right" w:leader="dot" w:pos="9350"/>
-            </w:tabs>
-            <w:rPr>
-              <w:rFonts w:eastAsiaTheme="minorEastAsia"/>
-              <w:noProof/>
-            </w:rPr>
-          </w:pPr>
-          <w:hyperlink w:anchor="_Toc231766963" w:history="1">
-            <w:r>
-              <w:rPr>
-                <w:rStyle w:val="Hyperlink"/>
-                <w:rFonts w:ascii="Times New Roman" w:eastAsia="Times New Roman" w:hAnsi="Times New Roman" w:cs="Times New Roman"/>
-                <w:b/>
-                <w:bCs/>
-                <w:noProof/>
-              </w:rPr>
-              <w:t>Title</w:t>
-            </w:r>
-            <w:r>
-              <w:rPr>
-                <w:noProof/>
-                <w:webHidden/>
-              </w:rPr>
-              <w:tab/>
-            </w:r>
-            <w:r>
-              <w:rPr>
-                <w:noProof/>
-                <w:webHidden/>
-              </w:rPr>
-              <w:fldChar w:fldCharType="begin"/>
-            </w:r>
-            <w:r>
-              <w:rPr>
-                <w:noProof/>
-                <w:webHidden/>
-              </w:rPr>
-              <w:instrText xml:space="preserve"> PAGEREF _Toc231766963 \h </w:instrText>
-            </w:r>
-            <w:r>
-              <w:rPr>
-                <w:noProof/>
-                <w:webHidden/>
-              </w:rPr>
-            </w:r>
-            <w:r>
-              <w:rPr>
-                <w:noProof/>
-                <w:webHidden/>
-              </w:rPr>
-              <w:fldChar w:fldCharType="separate"/>
-            </w:r>
-            <w:r>
-              <w:rPr>
-                <w:noProof/>
-                <w:webHidden/>
-              </w:rPr>
-              <w:t>11</w:t>
-            </w:r>
-            <w:r>
-              <w:rPr>
-                <w:noProof/>
-                <w:webHidden/>
-              </w:rPr>
-              <w:fldChar w:fldCharType="end"/>
-            </w:r>
-          </w:hyperlink>
-        </w:p>
-        <w:p>
-          <w:pPr>
-            <w:pStyle w:val="TOC2"/>
-            <w:tabs>
-              <w:tab w:val="right" w:leader="dot" w:pos="9350"/>
-            </w:tabs>
-            <w:rPr>
-              <w:rFonts w:eastAsiaTheme="minorEastAsia"/>
-              <w:noProof/>
-            </w:rPr>
-          </w:pPr>
-          <w:hyperlink w:anchor="_Toc231766964" w:history="1">
-            <w:r>
-              <w:rPr>
-                <w:rStyle w:val="Hyperlink"/>
-                <w:rFonts w:eastAsia="Times New Roman"/>
-                <w:noProof/>
-              </w:rPr>
-              <w:t>Implementation of RSA Encryption and Key Management</w:t>
-            </w:r>
-            <w:r>
-              <w:rPr>
-                <w:noProof/>
-                <w:webHidden/>
-              </w:rPr>
-              <w:tab/>
-            </w:r>
-            <w:r>
-              <w:rPr>
-                <w:noProof/>
-                <w:webHidden/>
-              </w:rPr>
-              <w:fldChar w:fldCharType="begin"/>
-            </w:r>
-            <w:r>
-              <w:rPr>
-                <w:noProof/>
-                <w:webHidden/>
-              </w:rPr>
-              <w:instrText xml:space="preserve"> PAGEREF _Toc231766964 \h </w:instrText>
-            </w:r>
-            <w:r>
-              <w:rPr>
-                <w:noProof/>
-                <w:webHidden/>
-              </w:rPr>
-            </w:r>
-            <w:r>
-              <w:rPr>
-                <w:noProof/>
-                <w:webHidden/>
-              </w:rPr>
-              <w:fldChar w:fldCharType="separate"/>
-            </w:r>
-            <w:r>
-              <w:rPr>
-                <w:noProof/>
-                <w:webHidden/>
-              </w:rPr>
-              <w:t>11</w:t>
-            </w:r>
-            <w:r>
-              <w:rPr>
-                <w:noProof/>
-                <w:webHidden/>
-              </w:rPr>
-              <w:fldChar w:fldCharType="end"/>
-            </w:r>
-          </w:hyperlink>
-        </w:p>
-        <w:p>
-          <w:pPr>
-            <w:pStyle w:val="TOC2"/>
-            <w:tabs>
-              <w:tab w:val="right" w:leader="dot" w:pos="9350"/>
-            </w:tabs>
-            <w:rPr>
-              <w:rFonts w:eastAsiaTheme="minorEastAsia"/>
-              <w:noProof/>
-            </w:rPr>
-          </w:pPr>
-          <w:hyperlink w:anchor="_Toc231766965" w:history="1">
-            <w:r>
-              <w:rPr>
-                <w:rStyle w:val="Hyperlink"/>
-                <w:rFonts w:eastAsia="Times New Roman"/>
-                <w:noProof/>
-              </w:rPr>
-              <w:t>Fig 1: RSA Key Pair Generation</w:t>
-            </w:r>
-            <w:r>
-              <w:rPr>
-                <w:noProof/>
-                <w:webHidden/>
-              </w:rPr>
-              <w:tab/>
-            </w:r>
-            <w:r>
-              <w:rPr>
-                <w:noProof/>
-                <w:webHidden/>
-              </w:rPr>
-              <w:fldChar w:fldCharType="begin"/>
-            </w:r>
-            <w:r>
-              <w:rPr>
-                <w:noProof/>
-                <w:webHidden/>
-              </w:rPr>
-              <w:instrText xml:space="preserve"> PAGEREF _Toc231766965 \h </w:instrText>
-            </w:r>
-            <w:r>
-              <w:rPr>
-                <w:noProof/>
-                <w:webHidden/>
-              </w:rPr>
-            </w:r>
-            <w:r>
-              <w:rPr>
-                <w:noProof/>
-                <w:webHidden/>
-              </w:rPr>
-              <w:fldChar w:fldCharType="separate"/>
-            </w:r>
-            <w:r>
-              <w:rPr>
-                <w:noProof/>
-                <w:webHidden/>
-              </w:rPr>
-              <w:t>11</w:t>
-            </w:r>
-            <w:r>
-              <w:rPr>
-                <w:noProof/>
-                <w:webHidden/>
-              </w:rPr>
-              <w:fldChar w:fldCharType="end"/>
-            </w:r>
-          </w:hyperlink>
-        </w:p>
-        <w:p>
-          <w:pPr>
-            <w:pStyle w:val="TOC2"/>
-            <w:tabs>
-              <w:tab w:val="right" w:leader="dot" w:pos="9350"/>
-            </w:tabs>
-            <w:rPr>
-              <w:rFonts w:eastAsiaTheme="minorEastAsia"/>
-              <w:noProof/>
-            </w:rPr>
-          </w:pPr>
-          <w:hyperlink w:anchor="_Toc231766967" w:history="1">
-            <w:r>
-              <w:rPr>
-                <w:rStyle w:val="Hyperlink"/>
-                <w:rFonts w:eastAsia="Times New Roman"/>
-                <w:noProof/>
-              </w:rPr>
-              <w:t>Fig 2: Public Key Encryption Process</w:t>
-            </w:r>
-            <w:r>
-              <w:rPr>
-                <w:noProof/>
-                <w:webHidden/>
-              </w:rPr>
-              <w:tab/>
-            </w:r>
-            <w:r>
-              <w:rPr>
-                <w:noProof/>
-                <w:webHidden/>
-              </w:rPr>
-              <w:fldChar w:fldCharType="begin"/>
-            </w:r>
-            <w:r>
-              <w:rPr>
-                <w:noProof/>
-                <w:webHidden/>
-              </w:rPr>
-              <w:instrText xml:space="preserve"> PAGEREF _Toc231766967 \h </w:instrText>
-            </w:r>
-            <w:r>
-              <w:rPr>
-                <w:noProof/>
-                <w:webHidden/>
-              </w:rPr>
-            </w:r>
-            <w:r>
-              <w:rPr>
-                <w:noProof/>
-                <w:webHidden/>
-              </w:rPr>
-              <w:fldChar w:fldCharType="separate"/>
-            </w:r>
-            <w:r>
-              <w:rPr>
-                <w:noProof/>
-                <w:webHidden/>
-              </w:rPr>
-              <w:t>11</w:t>
-            </w:r>
-            <w:r>
-              <w:rPr>
-                <w:noProof/>
-                <w:webHidden/>
-              </w:rPr>
-              <w:fldChar w:fldCharType="end"/>
-            </w:r>
-          </w:hyperlink>
-        </w:p>
-        <w:p>
-          <w:pPr>
-            <w:pStyle w:val="TOC2"/>
-            <w:tabs>
-              <w:tab w:val="right" w:leader="dot" w:pos="9350"/>
-            </w:tabs>
-            <w:rPr>
-              <w:rFonts w:eastAsiaTheme="minorEastAsia"/>
-              <w:noProof/>
-            </w:rPr>
-          </w:pPr>
-          <w:hyperlink w:anchor="_Toc231766969" w:history="1">
-            <w:r>
-              <w:rPr>
-                <w:rStyle w:val="Hyperlink"/>
-                <w:rFonts w:eastAsia="Times New Roman"/>
-                <w:noProof/>
-              </w:rPr>
-              <w:t>Fig 3: Private Key Decryption Results</w:t>
-            </w:r>
-            <w:r>
-              <w:rPr>
-                <w:noProof/>
-                <w:webHidden/>
-              </w:rPr>
-              <w:tab/>
-            </w:r>
-            <w:r>
-              <w:rPr>
-                <w:noProof/>
-                <w:webHidden/>
-              </w:rPr>
-              <w:fldChar w:fldCharType="begin"/>
-            </w:r>
-            <w:r>
-              <w:rPr>
-                <w:noProof/>
-                <w:webHidden/>
-              </w:rPr>
-              <w:instrText xml:space="preserve"> PAGEREF _Toc231766969 \h </w:instrText>
-            </w:r>
-            <w:r>
-              <w:rPr>
-                <w:noProof/>
-                <w:webHidden/>
-              </w:rPr>
-            </w:r>
-            <w:r>
-              <w:rPr>
-                <w:noProof/>
-                <w:webHidden/>
-              </w:rPr>
-              <w:fldChar w:fldCharType="separate"/>
-            </w:r>
-            <w:r>
-              <w:rPr>
-                <w:noProof/>
-                <w:webHidden/>
-              </w:rPr>
-              <w:t>11</w:t>
-            </w:r>
-            <w:r>
-              <w:rPr>
-                <w:noProof/>
-                <w:webHidden/>
-              </w:rPr>
-              <w:fldChar w:fldCharType="end"/>
-            </w:r>
-          </w:hyperlink>
-        </w:p>
-        <w:p>
-          <w:pPr>
-            <w:pStyle w:val="TOC2"/>
-            <w:tabs>
-              <w:tab w:val="right" w:leader="dot" w:pos="9350"/>
-            </w:tabs>
-            <w:rPr>
-              <w:rFonts w:eastAsiaTheme="minorEastAsia"/>
-              <w:noProof/>
-            </w:rPr>
-          </w:pPr>
-          <w:hyperlink w:anchor="_Toc231766971" w:history="1">
-            <w:r>
-              <w:rPr>
-                <w:rStyle w:val="Hyperlink"/>
-                <w:rFonts w:eastAsia="Times New Roman"/>
-                <w:noProof/>
-              </w:rPr>
-              <w:t>Fig 4: Secure Message Transmission</w:t>
-            </w:r>
-            <w:r>
-              <w:rPr>
-                <w:noProof/>
-                <w:webHidden/>
-              </w:rPr>
-              <w:tab/>
-            </w:r>
-            <w:r>
-              <w:rPr>
-                <w:noProof/>
-                <w:webHidden/>
-              </w:rPr>
-              <w:fldChar w:fldCharType="begin"/>
-            </w:r>
-            <w:r>
-              <w:rPr>
-                <w:noProof/>
-                <w:webHidden/>
-              </w:rPr>
-              <w:instrText xml:space="preserve"> PAGEREF _Toc231766971 \h </w:instrText>
-            </w:r>
-            <w:r>
-              <w:rPr>
-                <w:noProof/>
-                <w:webHidden/>
-              </w:rPr>
-            </w:r>
-            <w:r>
-              <w:rPr>
-                <w:noProof/>
-                <w:webHidden/>
-              </w:rPr>
-              <w:fldChar w:fldCharType="separate"/>
-            </w:r>
-            <w:r>
-              <w:rPr>
-                <w:noProof/>
-                <w:webHidden/>
-              </w:rPr>
-              <w:t>11</w:t>
-            </w:r>
-            <w:r>
-              <w:rPr>
-                <w:noProof/>
-                <w:webHidden/>
-              </w:rPr>
-              <w:fldChar w:fldCharType="end"/>
-            </w:r>
-          </w:hyperlink>
-        </w:p>
-        <w:p>
-          <w:pPr>
-            <w:pStyle w:val="TOC2"/>
-            <w:tabs>
-              <w:tab w:val="right" w:leader="dot" w:pos="9350"/>
-            </w:tabs>
-            <w:rPr>
-              <w:rFonts w:eastAsiaTheme="minorEastAsia"/>
-              <w:noProof/>
-            </w:rPr>
-          </w:pPr>
-          <w:hyperlink w:anchor="_Toc231766973" w:history="1">
-            <w:r>
-              <w:rPr>
-                <w:rStyle w:val="Hyperlink"/>
-                <w:rFonts w:eastAsia="Times New Roman"/>
-                <w:noProof/>
-              </w:rPr>
-              <w:t>Fig 5: RSA Testing and Validation</w:t>
-            </w:r>
-            <w:r>
-              <w:rPr>
-                <w:noProof/>
-                <w:webHidden/>
-              </w:rPr>
-              <w:tab/>
-            </w:r>
-            <w:r>
-              <w:rPr>
-                <w:noProof/>
-                <w:webHidden/>
-              </w:rPr>
-              <w:fldChar w:fldCharType="begin"/>
-            </w:r>
-            <w:r>
-              <w:rPr>
-                <w:noProof/>
-                <w:webHidden/>
-              </w:rPr>
-              <w:instrText xml:space="preserve"> PAGEREF _Toc231766973 \h </w:instrText>
-            </w:r>
-            <w:r>
-              <w:rPr>
-                <w:noProof/>
-                <w:webHidden/>
-              </w:rPr>
-            </w:r>
-            <w:r>
-              <w:rPr>
-                <w:noProof/>
-                <w:webHidden/>
-              </w:rPr>
-              <w:fldChar w:fldCharType="separate"/>
-            </w:r>
-            <w:r>
-              <w:rPr>
-                <w:noProof/>
-                <w:webHidden/>
-              </w:rPr>
-              <w:t>11</w:t>
-            </w:r>
-            <w:r>
-              <w:rPr>
-                <w:noProof/>
-                <w:webHidden/>
-              </w:rPr>
-              <w:fldChar w:fldCharType="end"/>
-            </w:r>
-          </w:hyperlink>
-        </w:p>
-        <w:p>
-          <w:pPr>
-            <w:pStyle w:val="TOC3"/>
-            <w:tabs>
-              <w:tab w:val="right" w:leader="dot" w:pos="9350"/>
-            </w:tabs>
-            <w:rPr>
-              <w:rFonts w:eastAsiaTheme="minorEastAsia"/>
-              <w:noProof/>
-            </w:rPr>
-          </w:pPr>
-          <w:hyperlink w:anchor="_Toc231766974" w:history="1">
-            <w:r>
-              <w:rPr>
-                <w:rStyle w:val="Hyperlink"/>
-                <w:rFonts w:eastAsia="Times New Roman"/>
-                <w:noProof/>
-              </w:rPr>
-              <w:t>Student Reflection</w:t>
-            </w:r>
-            <w:r>
-              <w:rPr>
-                <w:noProof/>
-                <w:webHidden/>
-              </w:rPr>
-              <w:tab/>
-            </w:r>
-            <w:r>
-              <w:rPr>
-                <w:noProof/>
-                <w:webHidden/>
-              </w:rPr>
-              <w:fldChar w:fldCharType="begin"/>
-            </w:r>
-            <w:r>
-              <w:rPr>
-                <w:noProof/>
-                <w:webHidden/>
-              </w:rPr>
-              <w:instrText xml:space="preserve"> PAGEREF _Toc231766974 \h </w:instrText>
-            </w:r>
-            <w:r>
-              <w:rPr>
-                <w:noProof/>
-                <w:webHidden/>
-              </w:rPr>
-            </w:r>
-            <w:r>
-              <w:rPr>
-                <w:noProof/>
-                <w:webHidden/>
-              </w:rPr>
-              <w:fldChar w:fldCharType="separate"/>
-            </w:r>
-            <w:r>
-              <w:rPr>
-                <w:noProof/>
-                <w:webHidden/>
-              </w:rPr>
-              <w:t>12</w:t>
-            </w:r>
-            <w:r>
-              <w:rPr>
-                <w:noProof/>
-                <w:webHidden/>
-              </w:rPr>
-              <w:fldChar w:fldCharType="end"/>
-            </w:r>
-          </w:hyperlink>
-        </w:p>
-        <w:p>
-          <w:pPr>
-            <w:rPr>
-              <w:b/>
-              <w:bCs/>
-              <w:noProof/>
-            </w:rPr>
-          </w:pPr>
           <w:r>
             <w:rPr>
               <w:b/>
@@ -3620,7 +6711,10 @@
         </w:p>
       </w:sdtContent>
     </w:sdt>
-    <w:bookmarkStart w:id="0" w:name="_Toc231766913" w:displacedByCustomXml="prev"/>
+    <w:p>
+      <w:bookmarkStart w:id="0" w:name="_GoBack"/>
+      <w:bookmarkEnd w:id="0"/>
+    </w:p>
     <w:p/>
     <w:p/>
     <w:p/>
@@ -3636,12 +6730,10 @@
     <w:p/>
     <w:p/>
     <w:p/>
-    <w:p/>
     <w:p>
       <w:r>
         <w:t>Week 1: Cryptography Environment Setup</w:t>
       </w:r>
-      <w:bookmarkEnd w:id="0"/>
     </w:p>
     <w:p>
       <w:pPr>
@@ -3651,7 +6743,7 @@
           <w:color w:val="auto"/>
         </w:rPr>
       </w:pPr>
-      <w:bookmarkStart w:id="1" w:name="_Toc231766914"/>
+      <w:bookmarkStart w:id="1" w:name="_Toc232378634"/>
       <w:r>
         <w:rPr>
           <w:rFonts w:eastAsia="Times New Roman"/>
@@ -3669,7 +6761,7 @@
           <w:color w:val="auto"/>
         </w:rPr>
       </w:pPr>
-      <w:bookmarkStart w:id="2" w:name="_Toc231766915"/>
+      <w:bookmarkStart w:id="2" w:name="_Toc232378635"/>
       <w:r>
         <w:rPr>
           <w:rFonts w:eastAsia="Times New Roman"/>
@@ -3686,7 +6778,7 @@
           <w:color w:val="auto"/>
         </w:rPr>
       </w:pPr>
-      <w:bookmarkStart w:id="3" w:name="_Toc231766916"/>
+      <w:bookmarkStart w:id="3" w:name="_Toc232378636"/>
       <w:r>
         <w:rPr>
           <w:color w:val="auto"/>
@@ -3706,6 +6798,410 @@
             <wp:extent cx="5943600" cy="3797300"/>
             <wp:effectExtent l="0" t="0" r="0" b="0"/>
             <wp:docPr id="18" name="Picture 18"/>
+            <wp:cNvGraphicFramePr>
+              <a:graphicFrameLocks xmlns:a="http://schemas.openxmlformats.org/drawingml/2006/main" noChangeAspect="1"/>
+            </wp:cNvGraphicFramePr>
+            <a:graphic xmlns:a="http://schemas.openxmlformats.org/drawingml/2006/main">
+              <a:graphicData uri="http://schemas.openxmlformats.org/drawingml/2006/picture">
+                <pic:pic xmlns:pic="http://schemas.openxmlformats.org/drawingml/2006/picture">
+                  <pic:nvPicPr>
+                    <pic:cNvPr id="1" name=""/>
+                    <pic:cNvPicPr/>
+                  </pic:nvPicPr>
+                  <pic:blipFill>
+                    <a:blip r:embed="rId26"/>
+                    <a:stretch>
+                      <a:fillRect/>
+                    </a:stretch>
+                  </pic:blipFill>
+                  <pic:spPr>
+                    <a:xfrm>
+                      <a:off x="0" y="0"/>
+                      <a:ext cx="5943600" cy="3797300"/>
+                    </a:xfrm>
+                    <a:prstGeom prst="rect">
+                      <a:avLst/>
+                    </a:prstGeom>
+                  </pic:spPr>
+                </pic:pic>
+              </a:graphicData>
+            </a:graphic>
+          </wp:inline>
+        </w:drawing>
+      </w:r>
+    </w:p>
+    <w:p>
+      <w:pPr>
+        <w:tabs>
+          <w:tab w:val="left" w:pos="1515"/>
+        </w:tabs>
+      </w:pPr>
+    </w:p>
+    <w:p>
+      <w:pPr>
+        <w:pStyle w:val="Heading3"/>
+        <w:rPr>
+          <w:color w:val="auto"/>
+        </w:rPr>
+      </w:pPr>
+      <w:bookmarkStart w:id="4" w:name="_Toc232378637"/>
+      <w:r>
+        <w:rPr>
+          <w:color w:val="auto"/>
+        </w:rPr>
+        <w:t>Fig2:Installation of cryptography libraries</w:t>
+      </w:r>
+      <w:bookmarkEnd w:id="4"/>
+    </w:p>
+    <w:p/>
+    <w:p>
+      <w:r>
+        <w:rPr>
+          <w:noProof/>
+        </w:rPr>
+        <w:lastRenderedPageBreak/>
+        <w:drawing>
+          <wp:inline distT="0" distB="0" distL="0" distR="0" wp14:anchorId="71CD3911" wp14:editId="69134220">
+            <wp:extent cx="5943600" cy="4093210"/>
+            <wp:effectExtent l="0" t="0" r="0" b="2540"/>
+            <wp:docPr id="17" name="Picture 17"/>
+            <wp:cNvGraphicFramePr>
+              <a:graphicFrameLocks xmlns:a="http://schemas.openxmlformats.org/drawingml/2006/main" noChangeAspect="1"/>
+            </wp:cNvGraphicFramePr>
+            <a:graphic xmlns:a="http://schemas.openxmlformats.org/drawingml/2006/main">
+              <a:graphicData uri="http://schemas.openxmlformats.org/drawingml/2006/picture">
+                <pic:pic xmlns:pic="http://schemas.openxmlformats.org/drawingml/2006/picture">
+                  <pic:nvPicPr>
+                    <pic:cNvPr id="1" name=""/>
+                    <pic:cNvPicPr/>
+                  </pic:nvPicPr>
+                  <pic:blipFill>
+                    <a:blip r:embed="rId27"/>
+                    <a:stretch>
+                      <a:fillRect/>
+                    </a:stretch>
+                  </pic:blipFill>
+                  <pic:spPr>
+                    <a:xfrm>
+                      <a:off x="0" y="0"/>
+                      <a:ext cx="5943600" cy="4093210"/>
+                    </a:xfrm>
+                    <a:prstGeom prst="rect">
+                      <a:avLst/>
+                    </a:prstGeom>
+                  </pic:spPr>
+                </pic:pic>
+              </a:graphicData>
+            </a:graphic>
+          </wp:inline>
+        </w:drawing>
+      </w:r>
+    </w:p>
+    <w:p>
+      <w:pPr>
+        <w:pStyle w:val="Heading3"/>
+        <w:rPr>
+          <w:color w:val="auto"/>
+        </w:rPr>
+      </w:pPr>
+      <w:bookmarkStart w:id="5" w:name="_Toc232378638"/>
+      <w:r>
+        <w:rPr>
+          <w:color w:val="auto"/>
+        </w:rPr>
+        <w:t>Fig 3:Openssl version</w:t>
+      </w:r>
+      <w:bookmarkEnd w:id="5"/>
+    </w:p>
+    <w:p/>
+    <w:p>
+      <w:r>
+        <w:rPr>
+          <w:noProof/>
+        </w:rPr>
+        <w:drawing>
+          <wp:inline distT="0" distB="0" distL="0" distR="0" wp14:anchorId="1E4CAE9C" wp14:editId="7ED34832">
+            <wp:extent cx="5744377" cy="1790950"/>
+            <wp:effectExtent l="0" t="0" r="8890" b="0"/>
+            <wp:docPr id="16" name="Picture 16"/>
+            <wp:cNvGraphicFramePr>
+              <a:graphicFrameLocks xmlns:a="http://schemas.openxmlformats.org/drawingml/2006/main" noChangeAspect="1"/>
+            </wp:cNvGraphicFramePr>
+            <a:graphic xmlns:a="http://schemas.openxmlformats.org/drawingml/2006/main">
+              <a:graphicData uri="http://schemas.openxmlformats.org/drawingml/2006/picture">
+                <pic:pic xmlns:pic="http://schemas.openxmlformats.org/drawingml/2006/picture">
+                  <pic:nvPicPr>
+                    <pic:cNvPr id="1" name=""/>
+                    <pic:cNvPicPr/>
+                  </pic:nvPicPr>
+                  <pic:blipFill>
+                    <a:blip r:embed="rId28"/>
+                    <a:stretch>
+                      <a:fillRect/>
+                    </a:stretch>
+                  </pic:blipFill>
+                  <pic:spPr>
+                    <a:xfrm>
+                      <a:off x="0" y="0"/>
+                      <a:ext cx="5744377" cy="1790950"/>
+                    </a:xfrm>
+                    <a:prstGeom prst="rect">
+                      <a:avLst/>
+                    </a:prstGeom>
+                  </pic:spPr>
+                </pic:pic>
+              </a:graphicData>
+            </a:graphic>
+          </wp:inline>
+        </w:drawing>
+      </w:r>
+    </w:p>
+    <w:p>
+      <w:pPr>
+        <w:pStyle w:val="Heading3"/>
+        <w:rPr>
+          <w:color w:val="auto"/>
+        </w:rPr>
+      </w:pPr>
+      <w:bookmarkStart w:id="6" w:name="_Toc232378639"/>
+      <w:r>
+        <w:rPr>
+          <w:color w:val="auto"/>
+        </w:rPr>
+        <w:t>Fig 4:Local encryption script execution</w:t>
+      </w:r>
+      <w:bookmarkEnd w:id="6"/>
+    </w:p>
+    <w:p/>
+    <w:p>
+      <w:r>
+        <w:rPr>
+          <w:noProof/>
+        </w:rPr>
+        <w:lastRenderedPageBreak/>
+        <w:drawing>
+          <wp:inline distT="0" distB="0" distL="0" distR="0" wp14:anchorId="1E6B4B1F" wp14:editId="152DAB12">
+            <wp:extent cx="5943600" cy="2110105"/>
+            <wp:effectExtent l="0" t="0" r="0" b="4445"/>
+            <wp:docPr id="15" name="Picture 15"/>
+            <wp:cNvGraphicFramePr>
+              <a:graphicFrameLocks xmlns:a="http://schemas.openxmlformats.org/drawingml/2006/main" noChangeAspect="1"/>
+            </wp:cNvGraphicFramePr>
+            <a:graphic xmlns:a="http://schemas.openxmlformats.org/drawingml/2006/main">
+              <a:graphicData uri="http://schemas.openxmlformats.org/drawingml/2006/picture">
+                <pic:pic xmlns:pic="http://schemas.openxmlformats.org/drawingml/2006/picture">
+                  <pic:nvPicPr>
+                    <pic:cNvPr id="1" name=""/>
+                    <pic:cNvPicPr/>
+                  </pic:nvPicPr>
+                  <pic:blipFill>
+                    <a:blip r:embed="rId29"/>
+                    <a:stretch>
+                      <a:fillRect/>
+                    </a:stretch>
+                  </pic:blipFill>
+                  <pic:spPr>
+                    <a:xfrm>
+                      <a:off x="0" y="0"/>
+                      <a:ext cx="5943600" cy="2110105"/>
+                    </a:xfrm>
+                    <a:prstGeom prst="rect">
+                      <a:avLst/>
+                    </a:prstGeom>
+                  </pic:spPr>
+                </pic:pic>
+              </a:graphicData>
+            </a:graphic>
+          </wp:inline>
+        </w:drawing>
+      </w:r>
+    </w:p>
+    <w:p>
+      <w:pPr>
+        <w:pStyle w:val="Heading3"/>
+      </w:pPr>
+      <w:bookmarkStart w:id="7" w:name="_Toc232378640"/>
+      <w:r>
+        <w:rPr>
+          <w:color w:val="auto"/>
+        </w:rPr>
+        <w:t>Fig 5:Github repository initialization</w:t>
+      </w:r>
+      <w:r>
+        <w:t>.</w:t>
+      </w:r>
+      <w:bookmarkEnd w:id="7"/>
+    </w:p>
+    <w:p/>
+    <w:p>
+      <w:r>
+        <w:rPr>
+          <w:noProof/>
+        </w:rPr>
+        <w:drawing>
+          <wp:inline distT="0" distB="0" distL="0" distR="0" wp14:anchorId="1ED6A665" wp14:editId="3B6AB89B">
+            <wp:extent cx="5943600" cy="2858770"/>
+            <wp:effectExtent l="0" t="0" r="0" b="0"/>
+            <wp:docPr id="26" name="Picture 26"/>
+            <wp:cNvGraphicFramePr>
+              <a:graphicFrameLocks xmlns:a="http://schemas.openxmlformats.org/drawingml/2006/main" noChangeAspect="1"/>
+            </wp:cNvGraphicFramePr>
+            <a:graphic xmlns:a="http://schemas.openxmlformats.org/drawingml/2006/main">
+              <a:graphicData uri="http://schemas.openxmlformats.org/drawingml/2006/picture">
+                <pic:pic xmlns:pic="http://schemas.openxmlformats.org/drawingml/2006/picture">
+                  <pic:nvPicPr>
+                    <pic:cNvPr id="1" name=""/>
+                    <pic:cNvPicPr/>
+                  </pic:nvPicPr>
+                  <pic:blipFill>
+                    <a:blip r:embed="rId30"/>
+                    <a:stretch>
+                      <a:fillRect/>
+                    </a:stretch>
+                  </pic:blipFill>
+                  <pic:spPr>
+                    <a:xfrm>
+                      <a:off x="0" y="0"/>
+                      <a:ext cx="5943600" cy="2858770"/>
+                    </a:xfrm>
+                    <a:prstGeom prst="rect">
+                      <a:avLst/>
+                    </a:prstGeom>
+                  </pic:spPr>
+                </pic:pic>
+              </a:graphicData>
+            </a:graphic>
+          </wp:inline>
+        </w:drawing>
+      </w:r>
+    </w:p>
+    <w:p>
+      <w:pPr>
+        <w:pStyle w:val="Heading2"/>
+        <w:rPr>
+          <w:color w:val="auto"/>
+        </w:rPr>
+      </w:pPr>
+      <w:bookmarkStart w:id="8" w:name="_Toc232378641"/>
+      <w:r>
+        <w:rPr>
+          <w:color w:val="auto"/>
+        </w:rPr>
+        <w:t>Student reflection</w:t>
+      </w:r>
+      <w:bookmarkEnd w:id="8"/>
+    </w:p>
+    <w:p>
+      <w:r>
+        <w:t>I learned to deploy real-world cryptography by configuring OpenSSL tools for key generation. Fixing frustrating Windows PATH environment errors was a challenge, but my screenshots validate the fix. Fig 2 confirms successful library installation, while Fig 4 verifies our encryption script executed flawlessly using secure AES-256 blocks.</w:t>
+      </w:r>
+    </w:p>
+    <w:p>
+      <w:pPr>
+        <w:pStyle w:val="Heading1"/>
+        <w:rPr>
+          <w:rFonts w:eastAsia="Times New Roman"/>
+          <w:color w:val="auto"/>
+        </w:rPr>
+      </w:pPr>
+      <w:bookmarkStart w:id="9" w:name="_Toc232378642"/>
+      <w:r>
+        <w:rPr>
+          <w:rFonts w:eastAsia="Times New Roman"/>
+          <w:color w:val="auto"/>
+        </w:rPr>
+        <w:t>Week 2: Classical Cryptography and Cipher Design</w:t>
+      </w:r>
+      <w:bookmarkEnd w:id="9"/>
+    </w:p>
+    <w:p>
+      <w:pPr>
+        <w:spacing w:before="100" w:beforeAutospacing="1" w:after="100" w:afterAutospacing="1" w:line="240" w:lineRule="auto"/>
+        <w:outlineLvl w:val="1"/>
+        <w:rPr>
+          <w:rFonts w:ascii="Times New Roman" w:eastAsia="Times New Roman" w:hAnsi="Times New Roman" w:cs="Times New Roman"/>
+          <w:b/>
+          <w:bCs/>
+          <w:sz w:val="36"/>
+          <w:szCs w:val="36"/>
+        </w:rPr>
+      </w:pPr>
+      <w:bookmarkStart w:id="10" w:name="_Toc232378643"/>
+      <w:r>
+        <w:rPr>
+          <w:rFonts w:ascii="Times New Roman" w:eastAsia="Times New Roman" w:hAnsi="Times New Roman" w:cs="Times New Roman"/>
+          <w:b/>
+          <w:bCs/>
+          <w:sz w:val="36"/>
+          <w:szCs w:val="36"/>
+        </w:rPr>
+        <w:t>Title</w:t>
+      </w:r>
+      <w:bookmarkEnd w:id="10"/>
+    </w:p>
+    <w:p>
+      <w:pPr>
+        <w:pStyle w:val="Heading2"/>
+        <w:rPr>
+          <w:rFonts w:eastAsia="Times New Roman"/>
+          <w:color w:val="auto"/>
+        </w:rPr>
+      </w:pPr>
+      <w:bookmarkStart w:id="11" w:name="_Toc232378644"/>
+      <w:r>
+        <w:rPr>
+          <w:rFonts w:eastAsia="Times New Roman"/>
+          <w:color w:val="auto"/>
+        </w:rPr>
+        <w:lastRenderedPageBreak/>
+        <w:t>Implementation of Classical Encryption Algorithms</w:t>
+      </w:r>
+      <w:bookmarkEnd w:id="11"/>
+    </w:p>
+    <w:p>
+      <w:pPr>
+        <w:pStyle w:val="Heading2"/>
+        <w:rPr>
+          <w:color w:val="auto"/>
+        </w:rPr>
+      </w:pPr>
+      <w:bookmarkStart w:id="12" w:name="_Toc232378645"/>
+      <w:r>
+        <w:rPr>
+          <w:color w:val="auto"/>
+        </w:rPr>
+        <w:t>Fig1:Caeser Cipher Implementation</w:t>
+      </w:r>
+      <w:bookmarkEnd w:id="12"/>
+    </w:p>
+    <w:p>
+      <w:pPr>
+        <w:spacing w:before="100" w:beforeAutospacing="1" w:after="100" w:afterAutospacing="1" w:line="240" w:lineRule="auto"/>
+        <w:outlineLvl w:val="2"/>
+        <w:rPr>
+          <w:rFonts w:ascii="Times New Roman" w:eastAsia="Times New Roman" w:hAnsi="Times New Roman" w:cs="Times New Roman"/>
+          <w:b/>
+          <w:bCs/>
+          <w:sz w:val="27"/>
+          <w:szCs w:val="27"/>
+        </w:rPr>
+      </w:pPr>
+      <w:bookmarkStart w:id="13" w:name="_Toc231766926"/>
+      <w:bookmarkStart w:id="14" w:name="_Toc232378646"/>
+      <w:r>
+        <w:rPr>
+          <w:rFonts w:ascii="Times New Roman" w:eastAsia="Times New Roman" w:hAnsi="Times New Roman" w:cs="Times New Roman"/>
+          <w:b/>
+          <w:bCs/>
+          <w:noProof/>
+          <w:sz w:val="27"/>
+          <w:szCs w:val="27"/>
+        </w:rPr>
+        <w:drawing>
+          <wp:inline distT="0" distB="0" distL="0" distR="0" wp14:anchorId="480155A2" wp14:editId="0F14BB50">
+            <wp:extent cx="5706271" cy="1705213"/>
+            <wp:effectExtent l="0" t="0" r="8890" b="9525"/>
+            <wp:docPr id="8" name="Picture 8"/>
             <wp:cNvGraphicFramePr>
               <a:graphicFrameLocks xmlns:a="http://schemas.openxmlformats.org/drawingml/2006/main" noChangeAspect="1"/>
             </wp:cNvGraphicFramePr>
@@ -3725,7 +7221,7 @@
                   <pic:spPr>
                     <a:xfrm>
                       <a:off x="0" y="0"/>
-                      <a:ext cx="5943600" cy="3797300"/>
+                      <a:ext cx="5706271" cy="1705213"/>
                     </a:xfrm>
                     <a:prstGeom prst="rect">
                       <a:avLst/>
@@ -3737,42 +7233,53 @@
           </wp:inline>
         </w:drawing>
       </w:r>
-    </w:p>
-    <w:p>
-      <w:pPr>
-        <w:tabs>
-          <w:tab w:val="left" w:pos="1515"/>
-        </w:tabs>
-      </w:pPr>
-    </w:p>
-    <w:p>
-      <w:pPr>
-        <w:pStyle w:val="Heading3"/>
-        <w:rPr>
-          <w:color w:val="auto"/>
-        </w:rPr>
-      </w:pPr>
-      <w:bookmarkStart w:id="4" w:name="_Toc231766917"/>
-      <w:r>
-        <w:rPr>
-          <w:color w:val="auto"/>
-        </w:rPr>
-        <w:t>Fig2:Installation of cryptography libraries</w:t>
-      </w:r>
-      <w:bookmarkEnd w:id="4"/>
-    </w:p>
-    <w:p/>
-    <w:p>
-      <w:r>
-        <w:rPr>
+      <w:bookmarkEnd w:id="13"/>
+      <w:bookmarkEnd w:id="14"/>
+    </w:p>
+    <w:p>
+      <w:pPr>
+        <w:pStyle w:val="Heading2"/>
+        <w:rPr>
+          <w:rFonts w:eastAsia="Times New Roman"/>
+        </w:rPr>
+      </w:pPr>
+      <w:bookmarkStart w:id="15" w:name="_Toc232378647"/>
+      <w:r>
+        <w:rPr>
+          <w:rFonts w:eastAsia="Times New Roman"/>
+        </w:rPr>
+        <w:t>Fig2:Vigenere cipher encryption process</w:t>
+      </w:r>
+      <w:bookmarkEnd w:id="15"/>
+    </w:p>
+    <w:p>
+      <w:pPr>
+        <w:spacing w:before="100" w:beforeAutospacing="1" w:after="100" w:afterAutospacing="1" w:line="240" w:lineRule="auto"/>
+        <w:outlineLvl w:val="2"/>
+        <w:rPr>
+          <w:rFonts w:ascii="Times New Roman" w:eastAsia="Times New Roman" w:hAnsi="Times New Roman" w:cs="Times New Roman"/>
+          <w:b/>
+          <w:bCs/>
+          <w:sz w:val="27"/>
+          <w:szCs w:val="27"/>
+        </w:rPr>
+      </w:pPr>
+      <w:bookmarkStart w:id="16" w:name="_Toc231766928"/>
+      <w:bookmarkStart w:id="17" w:name="_Toc232378648"/>
+      <w:r>
+        <w:rPr>
+          <w:rFonts w:ascii="Times New Roman" w:eastAsia="Times New Roman" w:hAnsi="Times New Roman" w:cs="Times New Roman"/>
+          <w:b/>
+          <w:bCs/>
           <w:noProof/>
-        </w:rPr>
-        <w:lastRenderedPageBreak/>
+          <w:sz w:val="27"/>
+          <w:szCs w:val="27"/>
+        </w:rPr>
         <w:drawing>
-          <wp:inline distT="0" distB="0" distL="0" distR="0" wp14:anchorId="71CD3911" wp14:editId="69134220">
-            <wp:extent cx="5943600" cy="4093210"/>
-            <wp:effectExtent l="0" t="0" r="0" b="2540"/>
-            <wp:docPr id="17" name="Picture 17"/>
+          <wp:inline distT="0" distB="0" distL="0" distR="0" wp14:anchorId="756C951C" wp14:editId="0278F91D">
+            <wp:extent cx="5334744" cy="2514951"/>
+            <wp:effectExtent l="0" t="0" r="0" b="0"/>
+            <wp:docPr id="9" name="Picture 9"/>
             <wp:cNvGraphicFramePr>
               <a:graphicFrameLocks xmlns:a="http://schemas.openxmlformats.org/drawingml/2006/main" noChangeAspect="1"/>
             </wp:cNvGraphicFramePr>
@@ -3792,7 +7299,7 @@
                   <pic:spPr>
                     <a:xfrm>
                       <a:off x="0" y="0"/>
-                      <a:ext cx="5943600" cy="4093210"/>
+                      <a:ext cx="5334744" cy="2514951"/>
                     </a:xfrm>
                     <a:prstGeom prst="rect">
                       <a:avLst/>
@@ -3804,34 +7311,53 @@
           </wp:inline>
         </w:drawing>
       </w:r>
-    </w:p>
-    <w:p>
-      <w:pPr>
-        <w:pStyle w:val="Heading3"/>
+      <w:bookmarkEnd w:id="16"/>
+      <w:bookmarkEnd w:id="17"/>
+    </w:p>
+    <w:p>
+      <w:pPr>
+        <w:pStyle w:val="Heading2"/>
         <w:rPr>
           <w:color w:val="auto"/>
         </w:rPr>
       </w:pPr>
-      <w:bookmarkStart w:id="5" w:name="_Toc231766918"/>
+      <w:bookmarkStart w:id="18" w:name="_Toc232378649"/>
       <w:r>
         <w:rPr>
           <w:color w:val="auto"/>
         </w:rPr>
-        <w:t>Fig 3:Openssl version</w:t>
-      </w:r>
-      <w:bookmarkEnd w:id="5"/>
-    </w:p>
-    <w:p/>
-    <w:p>
-      <w:r>
-        <w:rPr>
+        <w:t>Fig 3:Encryption and decryption process</w:t>
+      </w:r>
+      <w:bookmarkEnd w:id="18"/>
+    </w:p>
+    <w:p>
+      <w:pPr>
+        <w:spacing w:before="100" w:beforeAutospacing="1" w:after="100" w:afterAutospacing="1" w:line="240" w:lineRule="auto"/>
+        <w:outlineLvl w:val="2"/>
+        <w:rPr>
+          <w:rFonts w:ascii="Times New Roman" w:eastAsia="Times New Roman" w:hAnsi="Times New Roman" w:cs="Times New Roman"/>
+          <w:b/>
+          <w:bCs/>
+          <w:sz w:val="27"/>
+          <w:szCs w:val="27"/>
+        </w:rPr>
+      </w:pPr>
+      <w:bookmarkStart w:id="19" w:name="_Toc231766930"/>
+      <w:bookmarkStart w:id="20" w:name="_Toc232378650"/>
+      <w:r>
+        <w:rPr>
+          <w:rFonts w:ascii="Times New Roman" w:eastAsia="Times New Roman" w:hAnsi="Times New Roman" w:cs="Times New Roman"/>
+          <w:b/>
+          <w:bCs/>
           <w:noProof/>
+          <w:sz w:val="27"/>
+          <w:szCs w:val="27"/>
         </w:rPr>
         <w:drawing>
-          <wp:inline distT="0" distB="0" distL="0" distR="0" wp14:anchorId="1E4CAE9C" wp14:editId="7ED34832">
-            <wp:extent cx="5744377" cy="1790950"/>
-            <wp:effectExtent l="0" t="0" r="8890" b="0"/>
-            <wp:docPr id="16" name="Picture 16"/>
+          <wp:inline distT="0" distB="0" distL="0" distR="0" wp14:anchorId="557567E8" wp14:editId="015A81E9">
+            <wp:extent cx="4372585" cy="828791"/>
+            <wp:effectExtent l="0" t="0" r="0" b="9525"/>
+            <wp:docPr id="6" name="Picture 6"/>
             <wp:cNvGraphicFramePr>
               <a:graphicFrameLocks xmlns:a="http://schemas.openxmlformats.org/drawingml/2006/main" noChangeAspect="1"/>
             </wp:cNvGraphicFramePr>
@@ -3851,7 +7377,7 @@
                   <pic:spPr>
                     <a:xfrm>
                       <a:off x="0" y="0"/>
-                      <a:ext cx="5744377" cy="1790950"/>
+                      <a:ext cx="4372585" cy="828791"/>
                     </a:xfrm>
                     <a:prstGeom prst="rect">
                       <a:avLst/>
@@ -3863,35 +7389,54 @@
           </wp:inline>
         </w:drawing>
       </w:r>
-    </w:p>
-    <w:p>
-      <w:pPr>
-        <w:pStyle w:val="Heading3"/>
+      <w:bookmarkEnd w:id="19"/>
+      <w:bookmarkEnd w:id="20"/>
+    </w:p>
+    <w:p>
+      <w:pPr>
+        <w:pStyle w:val="Heading2"/>
         <w:rPr>
           <w:color w:val="auto"/>
         </w:rPr>
       </w:pPr>
-      <w:bookmarkStart w:id="6" w:name="_Toc231766919"/>
+      <w:bookmarkStart w:id="21" w:name="_Toc232378651"/>
       <w:r>
         <w:rPr>
           <w:color w:val="auto"/>
         </w:rPr>
-        <w:t>Fig 4:Local encryption script execution</w:t>
-      </w:r>
-      <w:bookmarkEnd w:id="6"/>
-    </w:p>
-    <w:p/>
-    <w:p>
-      <w:r>
-        <w:rPr>
+        <w:lastRenderedPageBreak/>
+        <w:t>Fig 4:User input validation interface</w:t>
+      </w:r>
+      <w:bookmarkEnd w:id="21"/>
+    </w:p>
+    <w:p>
+      <w:pPr>
+        <w:spacing w:before="100" w:beforeAutospacing="1" w:after="100" w:afterAutospacing="1" w:line="240" w:lineRule="auto"/>
+        <w:outlineLvl w:val="2"/>
+        <w:rPr>
+          <w:rFonts w:ascii="Times New Roman" w:eastAsia="Times New Roman" w:hAnsi="Times New Roman" w:cs="Times New Roman"/>
+          <w:b/>
+          <w:bCs/>
+          <w:sz w:val="27"/>
+          <w:szCs w:val="27"/>
+        </w:rPr>
+      </w:pPr>
+      <w:bookmarkStart w:id="22" w:name="_Toc231766932"/>
+      <w:bookmarkStart w:id="23" w:name="_Toc232378652"/>
+      <w:r>
+        <w:rPr>
+          <w:rFonts w:ascii="Times New Roman" w:eastAsia="Times New Roman" w:hAnsi="Times New Roman" w:cs="Times New Roman"/>
+          <w:b/>
+          <w:bCs/>
           <w:noProof/>
-        </w:rPr>
-        <w:lastRenderedPageBreak/>
+          <w:sz w:val="27"/>
+          <w:szCs w:val="27"/>
+        </w:rPr>
         <w:drawing>
-          <wp:inline distT="0" distB="0" distL="0" distR="0" wp14:anchorId="1E6B4B1F" wp14:editId="152DAB12">
-            <wp:extent cx="5943600" cy="2110105"/>
-            <wp:effectExtent l="0" t="0" r="0" b="4445"/>
-            <wp:docPr id="15" name="Picture 15"/>
+          <wp:inline distT="0" distB="0" distL="0" distR="0" wp14:anchorId="1C3268A8" wp14:editId="6413332E">
+            <wp:extent cx="5915851" cy="2343477"/>
+            <wp:effectExtent l="0" t="0" r="8890" b="0"/>
+            <wp:docPr id="5" name="Picture 5"/>
             <wp:cNvGraphicFramePr>
               <a:graphicFrameLocks xmlns:a="http://schemas.openxmlformats.org/drawingml/2006/main" noChangeAspect="1"/>
             </wp:cNvGraphicFramePr>
@@ -3911,7 +7456,7 @@
                   <pic:spPr>
                     <a:xfrm>
                       <a:off x="0" y="0"/>
-                      <a:ext cx="5943600" cy="2110105"/>
+                      <a:ext cx="5915851" cy="2343477"/>
                     </a:xfrm>
                     <a:prstGeom prst="rect">
                       <a:avLst/>
@@ -3923,34 +7468,274 @@
           </wp:inline>
         </w:drawing>
       </w:r>
+      <w:bookmarkEnd w:id="22"/>
+      <w:bookmarkEnd w:id="23"/>
+    </w:p>
+    <w:p>
+      <w:pPr>
+        <w:pStyle w:val="Heading2"/>
+        <w:rPr>
+          <w:color w:val="auto"/>
+        </w:rPr>
+      </w:pPr>
+      <w:bookmarkStart w:id="24" w:name="_Toc232378653"/>
+      <w:r>
+        <w:rPr>
+          <w:color w:val="auto"/>
+        </w:rPr>
+        <w:t>Fig 5:Cipher testing result</w:t>
+      </w:r>
+      <w:bookmarkEnd w:id="24"/>
+    </w:p>
+    <w:p>
+      <w:r>
+        <w:rPr>
+          <w:noProof/>
+        </w:rPr>
+        <w:drawing>
+          <wp:inline distT="0" distB="0" distL="0" distR="0" wp14:anchorId="17B96BC8" wp14:editId="51885A0F">
+            <wp:extent cx="4572638" cy="695422"/>
+            <wp:effectExtent l="0" t="0" r="0" b="9525"/>
+            <wp:docPr id="7" name="Picture 7"/>
+            <wp:cNvGraphicFramePr>
+              <a:graphicFrameLocks xmlns:a="http://schemas.openxmlformats.org/drawingml/2006/main" noChangeAspect="1"/>
+            </wp:cNvGraphicFramePr>
+            <a:graphic xmlns:a="http://schemas.openxmlformats.org/drawingml/2006/main">
+              <a:graphicData uri="http://schemas.openxmlformats.org/drawingml/2006/picture">
+                <pic:pic xmlns:pic="http://schemas.openxmlformats.org/drawingml/2006/picture">
+                  <pic:nvPicPr>
+                    <pic:cNvPr id="1" name=""/>
+                    <pic:cNvPicPr/>
+                  </pic:nvPicPr>
+                  <pic:blipFill>
+                    <a:blip r:embed="rId31"/>
+                    <a:stretch>
+                      <a:fillRect/>
+                    </a:stretch>
+                  </pic:blipFill>
+                  <pic:spPr>
+                    <a:xfrm>
+                      <a:off x="0" y="0"/>
+                      <a:ext cx="4572638" cy="695422"/>
+                    </a:xfrm>
+                    <a:prstGeom prst="rect">
+                      <a:avLst/>
+                    </a:prstGeom>
+                  </pic:spPr>
+                </pic:pic>
+              </a:graphicData>
+            </a:graphic>
+          </wp:inline>
+        </w:drawing>
+      </w:r>
     </w:p>
     <w:p>
       <w:pPr>
         <w:pStyle w:val="Heading3"/>
-      </w:pPr>
-      <w:bookmarkStart w:id="7" w:name="_Toc231766920"/>
-      <w:r>
         <w:rPr>
           <w:color w:val="auto"/>
         </w:rPr>
-        <w:t>Fig 5:Github repository initialization</w:t>
-      </w:r>
-      <w:r>
-        <w:t>.</w:t>
-      </w:r>
-      <w:bookmarkEnd w:id="7"/>
+      </w:pPr>
+      <w:bookmarkStart w:id="25" w:name="_Toc232378654"/>
+      <w:r>
+        <w:rPr>
+          <w:color w:val="auto"/>
+        </w:rPr>
+        <w:t>Student Reflection</w:t>
+      </w:r>
+      <w:bookmarkEnd w:id="25"/>
+    </w:p>
+    <w:p>
+      <w:r>
+        <w:t>Building these classical algorithms showed me how ciphers mathematically scramble data. The workflow relies entirely on keys; if a key is weak, the defense collapses. While changing keys alters the output, testing revealed major security weaknesses, specifically how vulnerable these historical ciphers are to basic frequency analysis.Key Points Covered</w:t>
+      </w:r>
+    </w:p>
+    <w:p>
+      <w:pPr>
+        <w:pStyle w:val="NormalWeb"/>
+        <w:numPr>
+          <w:ilvl w:val="0"/>
+          <w:numId w:val="1"/>
+        </w:numPr>
+      </w:pPr>
+      <w:r>
+        <w:rPr>
+          <w:b/>
+          <w:bCs/>
+        </w:rPr>
+        <w:t>How algorithms work:</w:t>
+      </w:r>
+      <w:r>
+        <w:t xml:space="preserve"> Altering plaintext mathematically.</w:t>
+      </w:r>
+    </w:p>
+    <w:p>
+      <w:pPr>
+        <w:pStyle w:val="NormalWeb"/>
+        <w:numPr>
+          <w:ilvl w:val="0"/>
+          <w:numId w:val="1"/>
+        </w:numPr>
+      </w:pPr>
+      <w:r>
+        <w:rPr>
+          <w:b/>
+          <w:bCs/>
+        </w:rPr>
+        <w:t>Why keys matter:</w:t>
+      </w:r>
+      <w:r>
+        <w:t xml:space="preserve"> They dictate the transformation and control access.</w:t>
+      </w:r>
+    </w:p>
+    <w:p>
+      <w:pPr>
+        <w:pStyle w:val="NormalWeb"/>
+        <w:numPr>
+          <w:ilvl w:val="0"/>
+          <w:numId w:val="1"/>
+        </w:numPr>
+      </w:pPr>
+      <w:r>
+        <w:rPr>
+          <w:b/>
+          <w:bCs/>
+        </w:rPr>
+        <w:t>Encryption workflow:</w:t>
+      </w:r>
+      <w:r>
+        <w:t xml:space="preserve"> Routing data through cipher mapping transformations.</w:t>
+      </w:r>
+    </w:p>
+    <w:p>
+      <w:pPr>
+        <w:pStyle w:val="NormalWeb"/>
+        <w:numPr>
+          <w:ilvl w:val="0"/>
+          <w:numId w:val="1"/>
+        </w:numPr>
+      </w:pPr>
+      <w:r>
+        <w:rPr>
+          <w:b/>
+          <w:bCs/>
+        </w:rPr>
+        <w:t>Security weaknesses:</w:t>
+      </w:r>
+      <w:r>
+        <w:t xml:space="preserve"> Vulnerability to frequency analysis during key reuse.</w:t>
+      </w:r>
     </w:p>
     <w:p/>
     <w:p>
-      <w:r>
-        <w:rPr>
+      <w:pPr>
+        <w:pStyle w:val="Heading1"/>
+        <w:rPr>
+          <w:rFonts w:eastAsia="Times New Roman"/>
+          <w:color w:val="auto"/>
+        </w:rPr>
+      </w:pPr>
+      <w:bookmarkStart w:id="26" w:name="_Toc232378655"/>
+      <w:r>
+        <w:rPr>
+          <w:rFonts w:eastAsia="Times New Roman"/>
+          <w:color w:val="auto"/>
+        </w:rPr>
+        <w:t>Week 3: Stream Ciphers and Randomness Testing</w:t>
+      </w:r>
+      <w:bookmarkEnd w:id="26"/>
+    </w:p>
+    <w:p>
+      <w:pPr>
+        <w:spacing w:before="100" w:beforeAutospacing="1" w:after="100" w:afterAutospacing="1" w:line="240" w:lineRule="auto"/>
+        <w:outlineLvl w:val="1"/>
+        <w:rPr>
+          <w:rFonts w:ascii="Times New Roman" w:eastAsia="Times New Roman" w:hAnsi="Times New Roman" w:cs="Times New Roman"/>
+          <w:b/>
+          <w:bCs/>
+          <w:sz w:val="36"/>
+          <w:szCs w:val="36"/>
+        </w:rPr>
+      </w:pPr>
+      <w:bookmarkStart w:id="27" w:name="_Toc232378656"/>
+      <w:r>
+        <w:rPr>
+          <w:rFonts w:ascii="Times New Roman" w:eastAsia="Times New Roman" w:hAnsi="Times New Roman" w:cs="Times New Roman"/>
+          <w:b/>
+          <w:bCs/>
+          <w:sz w:val="36"/>
+          <w:szCs w:val="36"/>
+        </w:rPr>
+        <w:t>Title</w:t>
+      </w:r>
+      <w:bookmarkEnd w:id="27"/>
+    </w:p>
+    <w:p>
+      <w:pPr>
+        <w:pStyle w:val="Heading2"/>
+        <w:rPr>
+          <w:rFonts w:eastAsia="Times New Roman"/>
+          <w:color w:val="auto"/>
+        </w:rPr>
+      </w:pPr>
+      <w:bookmarkStart w:id="28" w:name="_Toc232378657"/>
+      <w:r>
+        <w:rPr>
+          <w:rFonts w:eastAsia="Times New Roman"/>
+          <w:color w:val="auto"/>
+        </w:rPr>
+        <w:t>Implementation of Stream Cipher Systems and Random Sequence Analysis</w:t>
+      </w:r>
+      <w:bookmarkEnd w:id="28"/>
+    </w:p>
+    <w:p>
+      <w:pPr>
+        <w:pStyle w:val="Heading2"/>
+        <w:rPr>
+          <w:rFonts w:eastAsia="Times New Roman"/>
+          <w:color w:val="auto"/>
+        </w:rPr>
+      </w:pPr>
+      <w:bookmarkStart w:id="29" w:name="_Toc232378658"/>
+      <w:r>
+        <w:rPr>
+          <w:rFonts w:eastAsia="Times New Roman"/>
+          <w:color w:val="auto"/>
+        </w:rPr>
+        <w:t>Fig 1: LFSR Generator Implementation</w:t>
+      </w:r>
+      <w:bookmarkEnd w:id="29"/>
+    </w:p>
+    <w:p/>
+    <w:p>
+      <w:pPr>
+        <w:spacing w:before="100" w:beforeAutospacing="1" w:after="100" w:afterAutospacing="1" w:line="240" w:lineRule="auto"/>
+        <w:outlineLvl w:val="2"/>
+        <w:rPr>
+          <w:rFonts w:ascii="Times New Roman" w:eastAsia="Times New Roman" w:hAnsi="Times New Roman" w:cs="Times New Roman"/>
+          <w:b/>
+          <w:bCs/>
+          <w:sz w:val="27"/>
+          <w:szCs w:val="27"/>
+        </w:rPr>
+      </w:pPr>
+      <w:bookmarkStart w:id="30" w:name="_Toc231766939"/>
+      <w:bookmarkStart w:id="31" w:name="_Toc232378659"/>
+      <w:r>
+        <w:rPr>
+          <w:rFonts w:ascii="Times New Roman" w:eastAsia="Times New Roman" w:hAnsi="Times New Roman" w:cs="Times New Roman"/>
+          <w:b/>
+          <w:bCs/>
           <w:noProof/>
-        </w:rPr>
+          <w:sz w:val="27"/>
+          <w:szCs w:val="27"/>
+        </w:rPr>
+        <w:lastRenderedPageBreak/>
         <w:drawing>
-          <wp:inline distT="0" distB="0" distL="0" distR="0" wp14:anchorId="1ED6A665" wp14:editId="3B6AB89B">
-            <wp:extent cx="5943600" cy="2858770"/>
+          <wp:inline distT="0" distB="0" distL="0" distR="0" wp14:anchorId="41E252E8" wp14:editId="4E7FB854">
+            <wp:extent cx="5943600" cy="3437255"/>
             <wp:effectExtent l="0" t="0" r="0" b="0"/>
-            <wp:docPr id="26" name="Picture 26"/>
+            <wp:docPr id="10" name="Picture 10"/>
             <wp:cNvGraphicFramePr>
               <a:graphicFrameLocks xmlns:a="http://schemas.openxmlformats.org/drawingml/2006/main" noChangeAspect="1"/>
             </wp:cNvGraphicFramePr>
@@ -3970,7 +7755,7 @@
                   <pic:spPr>
                     <a:xfrm>
                       <a:off x="0" y="0"/>
-                      <a:ext cx="5943600" cy="2858770"/>
+                      <a:ext cx="5943600" cy="3437255"/>
                     </a:xfrm>
                     <a:prstGeom prst="rect">
                       <a:avLst/>
@@ -3982,106 +7767,28 @@
           </wp:inline>
         </w:drawing>
       </w:r>
+      <w:bookmarkEnd w:id="30"/>
+      <w:bookmarkEnd w:id="31"/>
     </w:p>
     <w:p>
       <w:pPr>
         <w:pStyle w:val="Heading2"/>
-        <w:rPr>
-          <w:color w:val="auto"/>
-        </w:rPr>
-      </w:pPr>
-      <w:bookmarkStart w:id="8" w:name="_Toc231766921"/>
-      <w:r>
-        <w:rPr>
-          <w:color w:val="auto"/>
-        </w:rPr>
-        <w:t>Student reflection</w:t>
-      </w:r>
-      <w:bookmarkEnd w:id="8"/>
-    </w:p>
-    <w:p>
-      <w:r>
-        <w:t>I learned to deploy real-world cryptography by configuring OpenSSL tools for key generation. Fixing frustrating Windows PATH environment errors was a challenge, but my screenshots validate the fix. Fig 2 confirms successful library installation, while Fig 4 verifies our encryption script executed flawlessly using secure AES-256 blocks.</w:t>
-      </w:r>
-    </w:p>
-    <w:p>
-      <w:pPr>
-        <w:pStyle w:val="Heading1"/>
         <w:rPr>
           <w:rFonts w:eastAsia="Times New Roman"/>
           <w:color w:val="auto"/>
         </w:rPr>
       </w:pPr>
-      <w:bookmarkStart w:id="9" w:name="_Toc231766922"/>
+      <w:bookmarkStart w:id="32" w:name="_Toc232378660"/>
       <w:r>
         <w:rPr>
           <w:rFonts w:eastAsia="Times New Roman"/>
           <w:color w:val="auto"/>
         </w:rPr>
-        <w:t>Week 2: Classical Cryptography and Cipher Design</w:t>
-      </w:r>
-      <w:bookmarkEnd w:id="9"/>
-    </w:p>
-    <w:p>
-      <w:pPr>
-        <w:spacing w:before="100" w:beforeAutospacing="1" w:after="100" w:afterAutospacing="1" w:line="240" w:lineRule="auto"/>
-        <w:outlineLvl w:val="1"/>
-        <w:rPr>
-          <w:rFonts w:ascii="Times New Roman" w:eastAsia="Times New Roman" w:hAnsi="Times New Roman" w:cs="Times New Roman"/>
-          <w:b/>
-          <w:bCs/>
-          <w:sz w:val="36"/>
-          <w:szCs w:val="36"/>
-        </w:rPr>
-      </w:pPr>
-      <w:bookmarkStart w:id="10" w:name="_Toc231766923"/>
-      <w:r>
-        <w:rPr>
-          <w:rFonts w:ascii="Times New Roman" w:eastAsia="Times New Roman" w:hAnsi="Times New Roman" w:cs="Times New Roman"/>
-          <w:b/>
-          <w:bCs/>
-          <w:sz w:val="36"/>
-          <w:szCs w:val="36"/>
-        </w:rPr>
-        <w:t>Title</w:t>
-      </w:r>
-      <w:bookmarkEnd w:id="10"/>
-    </w:p>
-    <w:p>
-      <w:pPr>
-        <w:pStyle w:val="Heading2"/>
-        <w:rPr>
-          <w:rFonts w:eastAsia="Times New Roman"/>
-          <w:color w:val="auto"/>
-        </w:rPr>
-      </w:pPr>
-      <w:bookmarkStart w:id="11" w:name="_Toc231766924"/>
-      <w:r>
-        <w:rPr>
-          <w:rFonts w:eastAsia="Times New Roman"/>
-          <w:color w:val="auto"/>
-        </w:rPr>
-        <w:lastRenderedPageBreak/>
-        <w:t>Implementation of Classical Encryption Algorithms</w:t>
-      </w:r>
-      <w:bookmarkEnd w:id="11"/>
-    </w:p>
-    <w:p>
-      <w:pPr>
-        <w:pStyle w:val="Heading2"/>
-        <w:rPr>
-          <w:color w:val="auto"/>
-        </w:rPr>
-      </w:pPr>
-      <w:bookmarkStart w:id="12" w:name="_Toc231766925"/>
-      <w:r>
-        <w:rPr>
-          <w:color w:val="auto"/>
-        </w:rPr>
-        <w:t>Fig1:Caeser Cipher Implementation</w:t>
-      </w:r>
-      <w:bookmarkEnd w:id="12"/>
-    </w:p>
+        <w:t>Fig 2: Pseudorandom Sequence Output</w:t>
+      </w:r>
+      <w:bookmarkEnd w:id="32"/>
+    </w:p>
+    <w:p/>
     <w:p>
       <w:pPr>
         <w:spacing w:before="100" w:beforeAutospacing="1" w:after="100" w:afterAutospacing="1" w:line="240" w:lineRule="auto"/>
@@ -4094,7 +7801,8 @@
           <w:szCs w:val="27"/>
         </w:rPr>
       </w:pPr>
-      <w:bookmarkStart w:id="13" w:name="_Toc231766926"/>
+      <w:bookmarkStart w:id="33" w:name="_Toc231766941"/>
+      <w:bookmarkStart w:id="34" w:name="_Toc232378661"/>
       <w:r>
         <w:rPr>
           <w:rFonts w:ascii="Times New Roman" w:eastAsia="Times New Roman" w:hAnsi="Times New Roman" w:cs="Times New Roman"/>
@@ -4105,10 +7813,10 @@
           <w:szCs w:val="27"/>
         </w:rPr>
         <w:drawing>
-          <wp:inline distT="0" distB="0" distL="0" distR="0" wp14:anchorId="480155A2" wp14:editId="0F14BB50">
-            <wp:extent cx="5706271" cy="1705213"/>
-            <wp:effectExtent l="0" t="0" r="8890" b="9525"/>
-            <wp:docPr id="8" name="Picture 8"/>
+          <wp:inline distT="0" distB="0" distL="0" distR="0" wp14:anchorId="2C37B6F7" wp14:editId="5AD65477">
+            <wp:extent cx="5943600" cy="1639570"/>
+            <wp:effectExtent l="0" t="0" r="0" b="0"/>
+            <wp:docPr id="11" name="Picture 11"/>
             <wp:cNvGraphicFramePr>
               <a:graphicFrameLocks xmlns:a="http://schemas.openxmlformats.org/drawingml/2006/main" noChangeAspect="1"/>
             </wp:cNvGraphicFramePr>
@@ -4128,7 +7836,7 @@
                   <pic:spPr>
                     <a:xfrm>
                       <a:off x="0" y="0"/>
-                      <a:ext cx="5706271" cy="1705213"/>
+                      <a:ext cx="5943600" cy="1639570"/>
                     </a:xfrm>
                     <a:prstGeom prst="rect">
                       <a:avLst/>
@@ -4140,24 +7848,28 @@
           </wp:inline>
         </w:drawing>
       </w:r>
-      <w:bookmarkEnd w:id="13"/>
+      <w:bookmarkEnd w:id="33"/>
+      <w:bookmarkEnd w:id="34"/>
     </w:p>
     <w:p>
       <w:pPr>
         <w:pStyle w:val="Heading2"/>
         <w:rPr>
           <w:rFonts w:eastAsia="Times New Roman"/>
-        </w:rPr>
-      </w:pPr>
-      <w:bookmarkStart w:id="14" w:name="_Toc231766927"/>
+          <w:color w:val="auto"/>
+        </w:rPr>
+      </w:pPr>
+      <w:bookmarkStart w:id="35" w:name="_Toc232378662"/>
       <w:r>
         <w:rPr>
           <w:rFonts w:eastAsia="Times New Roman"/>
-        </w:rPr>
-        <w:t>Fig2:Vigenere cipher encryption process</w:t>
-      </w:r>
-      <w:bookmarkEnd w:id="14"/>
-    </w:p>
+          <w:color w:val="auto"/>
+        </w:rPr>
+        <w:t>Fig 3: Statistical Randomness Testing</w:t>
+      </w:r>
+      <w:bookmarkEnd w:id="35"/>
+    </w:p>
+    <w:p/>
     <w:p>
       <w:pPr>
         <w:spacing w:before="100" w:beforeAutospacing="1" w:after="100" w:afterAutospacing="1" w:line="240" w:lineRule="auto"/>
@@ -4170,7 +7882,8 @@
           <w:szCs w:val="27"/>
         </w:rPr>
       </w:pPr>
-      <w:bookmarkStart w:id="15" w:name="_Toc231766928"/>
+      <w:bookmarkStart w:id="36" w:name="_Toc231766943"/>
+      <w:bookmarkStart w:id="37" w:name="_Toc232378663"/>
       <w:r>
         <w:rPr>
           <w:rFonts w:ascii="Times New Roman" w:eastAsia="Times New Roman" w:hAnsi="Times New Roman" w:cs="Times New Roman"/>
@@ -4181,10 +7894,10 @@
           <w:szCs w:val="27"/>
         </w:rPr>
         <w:drawing>
-          <wp:inline distT="0" distB="0" distL="0" distR="0" wp14:anchorId="756C951C" wp14:editId="0278F91D">
-            <wp:extent cx="5334744" cy="2514951"/>
+          <wp:inline distT="0" distB="0" distL="0" distR="0" wp14:anchorId="15A69D21" wp14:editId="36AB3B47">
+            <wp:extent cx="4686954" cy="838317"/>
             <wp:effectExtent l="0" t="0" r="0" b="0"/>
-            <wp:docPr id="9" name="Picture 9"/>
+            <wp:docPr id="12" name="Picture 12"/>
             <wp:cNvGraphicFramePr>
               <a:graphicFrameLocks xmlns:a="http://schemas.openxmlformats.org/drawingml/2006/main" noChangeAspect="1"/>
             </wp:cNvGraphicFramePr>
@@ -4204,7 +7917,7 @@
                   <pic:spPr>
                     <a:xfrm>
                       <a:off x="0" y="0"/>
-                      <a:ext cx="5334744" cy="2514951"/>
+                      <a:ext cx="4686954" cy="838317"/>
                     </a:xfrm>
                     <a:prstGeom prst="rect">
                       <a:avLst/>
@@ -4216,24 +7929,28 @@
           </wp:inline>
         </w:drawing>
       </w:r>
-      <w:bookmarkEnd w:id="15"/>
+      <w:bookmarkEnd w:id="36"/>
+      <w:bookmarkEnd w:id="37"/>
     </w:p>
     <w:p>
       <w:pPr>
         <w:pStyle w:val="Heading2"/>
         <w:rPr>
+          <w:rFonts w:eastAsia="Times New Roman"/>
           <w:color w:val="auto"/>
         </w:rPr>
       </w:pPr>
-      <w:bookmarkStart w:id="16" w:name="_Toc231766929"/>
-      <w:r>
-        <w:rPr>
+      <w:bookmarkStart w:id="38" w:name="_Toc232378664"/>
+      <w:r>
+        <w:rPr>
+          <w:rFonts w:eastAsia="Times New Roman"/>
           <w:color w:val="auto"/>
         </w:rPr>
-        <w:t>Fig 3:Encryption and decryption process</w:t>
-      </w:r>
-      <w:bookmarkEnd w:id="16"/>
-    </w:p>
+        <w:t>Fig 4: RC4 Stream Cipher Simulation</w:t>
+      </w:r>
+      <w:bookmarkEnd w:id="38"/>
+    </w:p>
+    <w:p/>
     <w:p>
       <w:pPr>
         <w:spacing w:before="100" w:beforeAutospacing="1" w:after="100" w:afterAutospacing="1" w:line="240" w:lineRule="auto"/>
@@ -4246,7 +7963,8 @@
           <w:szCs w:val="27"/>
         </w:rPr>
       </w:pPr>
-      <w:bookmarkStart w:id="17" w:name="_Toc231766930"/>
+      <w:bookmarkStart w:id="39" w:name="_Toc231766945"/>
+      <w:bookmarkStart w:id="40" w:name="_Toc232378665"/>
       <w:r>
         <w:rPr>
           <w:rFonts w:ascii="Times New Roman" w:eastAsia="Times New Roman" w:hAnsi="Times New Roman" w:cs="Times New Roman"/>
@@ -4256,11 +7974,12 @@
           <w:sz w:val="27"/>
           <w:szCs w:val="27"/>
         </w:rPr>
+        <w:lastRenderedPageBreak/>
         <w:drawing>
-          <wp:inline distT="0" distB="0" distL="0" distR="0" wp14:anchorId="557567E8" wp14:editId="015A81E9">
-            <wp:extent cx="4372585" cy="828791"/>
-            <wp:effectExtent l="0" t="0" r="0" b="9525"/>
-            <wp:docPr id="6" name="Picture 6"/>
+          <wp:inline distT="0" distB="0" distL="0" distR="0" wp14:anchorId="521ED62C" wp14:editId="15AA343F">
+            <wp:extent cx="5943600" cy="518795"/>
+            <wp:effectExtent l="0" t="0" r="0" b="0"/>
+            <wp:docPr id="13" name="Picture 13"/>
             <wp:cNvGraphicFramePr>
               <a:graphicFrameLocks xmlns:a="http://schemas.openxmlformats.org/drawingml/2006/main" noChangeAspect="1"/>
             </wp:cNvGraphicFramePr>
@@ -4280,7 +7999,7 @@
                   <pic:spPr>
                     <a:xfrm>
                       <a:off x="0" y="0"/>
-                      <a:ext cx="4372585" cy="828791"/>
+                      <a:ext cx="5943600" cy="518795"/>
                     </a:xfrm>
                     <a:prstGeom prst="rect">
                       <a:avLst/>
@@ -4292,25 +8011,171 @@
           </wp:inline>
         </w:drawing>
       </w:r>
-      <w:bookmarkEnd w:id="17"/>
+      <w:bookmarkEnd w:id="39"/>
+      <w:bookmarkEnd w:id="40"/>
     </w:p>
     <w:p>
       <w:pPr>
         <w:pStyle w:val="Heading2"/>
         <w:rPr>
+          <w:rFonts w:eastAsia="Times New Roman"/>
           <w:color w:val="auto"/>
         </w:rPr>
       </w:pPr>
-      <w:bookmarkStart w:id="18" w:name="_Toc231766931"/>
-      <w:r>
-        <w:rPr>
+      <w:bookmarkStart w:id="41" w:name="_Toc232378666"/>
+      <w:r>
+        <w:rPr>
+          <w:rFonts w:eastAsia="Times New Roman"/>
           <w:color w:val="auto"/>
         </w:rPr>
-        <w:lastRenderedPageBreak/>
-        <w:t>Fig 4:User input validation interface</w:t>
-      </w:r>
-      <w:bookmarkEnd w:id="18"/>
-    </w:p>
+        <w:t>Fig 5: Encryption Performance Results</w:t>
+      </w:r>
+      <w:bookmarkEnd w:id="41"/>
+    </w:p>
+    <w:p/>
+    <w:p>
+      <w:r>
+        <w:rPr>
+          <w:noProof/>
+        </w:rPr>
+        <w:drawing>
+          <wp:inline distT="0" distB="0" distL="0" distR="0" wp14:anchorId="434E5722" wp14:editId="3458248A">
+            <wp:extent cx="5943600" cy="654685"/>
+            <wp:effectExtent l="0" t="0" r="0" b="0"/>
+            <wp:docPr id="14" name="Picture 14"/>
+            <wp:cNvGraphicFramePr>
+              <a:graphicFrameLocks xmlns:a="http://schemas.openxmlformats.org/drawingml/2006/main" noChangeAspect="1"/>
+            </wp:cNvGraphicFramePr>
+            <a:graphic xmlns:a="http://schemas.openxmlformats.org/drawingml/2006/main">
+              <a:graphicData uri="http://schemas.openxmlformats.org/drawingml/2006/picture">
+                <pic:pic xmlns:pic="http://schemas.openxmlformats.org/drawingml/2006/picture">
+                  <pic:nvPicPr>
+                    <pic:cNvPr id="1" name=""/>
+                    <pic:cNvPicPr/>
+                  </pic:nvPicPr>
+                  <pic:blipFill>
+                    <a:blip r:embed="rId32"/>
+                    <a:stretch>
+                      <a:fillRect/>
+                    </a:stretch>
+                  </pic:blipFill>
+                  <pic:spPr>
+                    <a:xfrm>
+                      <a:off x="0" y="0"/>
+                      <a:ext cx="5943600" cy="654685"/>
+                    </a:xfrm>
+                    <a:prstGeom prst="rect">
+                      <a:avLst/>
+                    </a:prstGeom>
+                  </pic:spPr>
+                </pic:pic>
+              </a:graphicData>
+            </a:graphic>
+          </wp:inline>
+        </w:drawing>
+      </w:r>
+    </w:p>
+    <w:p>
+      <w:pPr>
+        <w:pStyle w:val="Heading3"/>
+      </w:pPr>
+      <w:bookmarkStart w:id="42" w:name="_Toc232378667"/>
+      <w:r>
+        <w:rPr>
+          <w:color w:val="auto"/>
+        </w:rPr>
+        <w:t>STUDENT REFLECTION</w:t>
+      </w:r>
+      <w:r>
+        <w:t>:</w:t>
+      </w:r>
+      <w:bookmarkEnd w:id="42"/>
+    </w:p>
+    <w:p>
+      <w:r>
+        <w:t>I learned how stream ciphers protect data by mixing plaintext with a continuous keystream bit-by-bit. True randomness is vital because any predictable pattern breaks security. By running frequency monobit testing on my LFSR sequence, I proved how robust pseudorandom generation keeps data safe from modern cryptographic attacks.</w:t>
+      </w:r>
+    </w:p>
+    <w:p>
+      <w:pPr>
+        <w:pStyle w:val="Heading1"/>
+        <w:rPr>
+          <w:rFonts w:eastAsia="Times New Roman"/>
+          <w:color w:val="auto"/>
+        </w:rPr>
+      </w:pPr>
+      <w:bookmarkStart w:id="43" w:name="_Toc232378668"/>
+      <w:r>
+        <w:rPr>
+          <w:rFonts w:eastAsia="Times New Roman"/>
+          <w:color w:val="auto"/>
+        </w:rPr>
+        <w:t>Week 4: Block Cipher Design and AES</w:t>
+      </w:r>
+      <w:bookmarkEnd w:id="43"/>
+    </w:p>
+    <w:p>
+      <w:pPr>
+        <w:spacing w:before="100" w:beforeAutospacing="1" w:after="100" w:afterAutospacing="1" w:line="240" w:lineRule="auto"/>
+        <w:outlineLvl w:val="1"/>
+        <w:rPr>
+          <w:rFonts w:ascii="Times New Roman" w:eastAsia="Times New Roman" w:hAnsi="Times New Roman" w:cs="Times New Roman"/>
+          <w:b/>
+          <w:bCs/>
+          <w:sz w:val="36"/>
+          <w:szCs w:val="36"/>
+        </w:rPr>
+      </w:pPr>
+      <w:bookmarkStart w:id="44" w:name="_Toc232378669"/>
+      <w:r>
+        <w:rPr>
+          <w:rFonts w:ascii="Times New Roman" w:eastAsia="Times New Roman" w:hAnsi="Times New Roman" w:cs="Times New Roman"/>
+          <w:b/>
+          <w:bCs/>
+          <w:sz w:val="36"/>
+          <w:szCs w:val="36"/>
+        </w:rPr>
+        <w:t>Title</w:t>
+      </w:r>
+      <w:bookmarkEnd w:id="44"/>
+    </w:p>
+    <w:p>
+      <w:pPr>
+        <w:pStyle w:val="Heading2"/>
+        <w:rPr>
+          <w:rFonts w:eastAsia="Times New Roman"/>
+          <w:color w:val="auto"/>
+        </w:rPr>
+      </w:pPr>
+      <w:bookmarkStart w:id="45" w:name="_Toc232378670"/>
+      <w:r>
+        <w:rPr>
+          <w:rFonts w:eastAsia="Times New Roman"/>
+          <w:color w:val="auto"/>
+        </w:rPr>
+        <w:t>Advanced Encryption Standard (AES) and Block Cipher Operations</w:t>
+      </w:r>
+      <w:bookmarkEnd w:id="45"/>
+    </w:p>
+    <w:p>
+      <w:pPr>
+        <w:pStyle w:val="Heading2"/>
+        <w:rPr>
+          <w:rFonts w:eastAsia="Times New Roman"/>
+          <w:color w:val="auto"/>
+        </w:rPr>
+      </w:pPr>
+      <w:bookmarkStart w:id="46" w:name="_Toc232378671"/>
+      <w:r>
+        <w:rPr>
+          <w:rFonts w:eastAsia="Times New Roman"/>
+          <w:color w:val="auto"/>
+        </w:rPr>
+        <w:t>Fig 1: AES Encryption Script</w:t>
+      </w:r>
+      <w:bookmarkEnd w:id="46"/>
+    </w:p>
+    <w:p/>
     <w:p>
       <w:pPr>
         <w:spacing w:before="100" w:beforeAutospacing="1" w:after="100" w:afterAutospacing="1" w:line="240" w:lineRule="auto"/>
@@ -4323,21 +8188,17 @@
           <w:szCs w:val="27"/>
         </w:rPr>
       </w:pPr>
-      <w:bookmarkStart w:id="19" w:name="_Toc231766932"/>
-      <w:r>
-        <w:rPr>
-          <w:rFonts w:ascii="Times New Roman" w:eastAsia="Times New Roman" w:hAnsi="Times New Roman" w:cs="Times New Roman"/>
-          <w:b/>
-          <w:bCs/>
+      <w:bookmarkStart w:id="47" w:name="_Toc231766952"/>
+      <w:bookmarkStart w:id="48" w:name="_Toc232378672"/>
+      <w:r>
+        <w:rPr>
           <w:noProof/>
-          <w:sz w:val="27"/>
-          <w:szCs w:val="27"/>
         </w:rPr>
         <w:drawing>
-          <wp:inline distT="0" distB="0" distL="0" distR="0" wp14:anchorId="1C3268A8" wp14:editId="6413332E">
-            <wp:extent cx="5915851" cy="2343477"/>
-            <wp:effectExtent l="0" t="0" r="8890" b="0"/>
-            <wp:docPr id="5" name="Picture 5"/>
+          <wp:inline distT="0" distB="0" distL="0" distR="0" wp14:anchorId="6D09695E" wp14:editId="1D1C1A4F">
+            <wp:extent cx="5943600" cy="1960245"/>
+            <wp:effectExtent l="0" t="0" r="0" b="1905"/>
+            <wp:docPr id="2" name="Picture 2"/>
             <wp:cNvGraphicFramePr>
               <a:graphicFrameLocks xmlns:a="http://schemas.openxmlformats.org/drawingml/2006/main" noChangeAspect="1"/>
             </wp:cNvGraphicFramePr>
@@ -4357,7 +8218,7 @@
                   <pic:spPr>
                     <a:xfrm>
                       <a:off x="0" y="0"/>
-                      <a:ext cx="5915851" cy="2343477"/>
+                      <a:ext cx="5943600" cy="1960245"/>
                     </a:xfrm>
                     <a:prstGeom prst="rect">
                       <a:avLst/>
@@ -4369,34 +8230,57 @@
           </wp:inline>
         </w:drawing>
       </w:r>
-      <w:bookmarkEnd w:id="19"/>
+      <w:bookmarkEnd w:id="47"/>
+      <w:bookmarkEnd w:id="48"/>
     </w:p>
     <w:p>
       <w:pPr>
         <w:pStyle w:val="Heading2"/>
         <w:rPr>
+          <w:rFonts w:eastAsia="Times New Roman"/>
           <w:color w:val="auto"/>
         </w:rPr>
       </w:pPr>
-      <w:bookmarkStart w:id="20" w:name="_Toc231766933"/>
-      <w:r>
-        <w:rPr>
+      <w:bookmarkStart w:id="49" w:name="_Toc232378673"/>
+      <w:r>
+        <w:rPr>
+          <w:rFonts w:eastAsia="Times New Roman"/>
           <w:color w:val="auto"/>
         </w:rPr>
-        <w:t>Fig 5:Cipher testing result</w:t>
-      </w:r>
-      <w:bookmarkEnd w:id="20"/>
-    </w:p>
-    <w:p>
-      <w:r>
-        <w:rPr>
+        <w:t>Fig 2: Key Generation Process</w:t>
+      </w:r>
+      <w:bookmarkEnd w:id="49"/>
+    </w:p>
+    <w:p/>
+    <w:p>
+      <w:pPr>
+        <w:spacing w:before="100" w:beforeAutospacing="1" w:after="100" w:afterAutospacing="1" w:line="240" w:lineRule="auto"/>
+        <w:outlineLvl w:val="2"/>
+        <w:rPr>
+          <w:rFonts w:ascii="Times New Roman" w:eastAsia="Times New Roman" w:hAnsi="Times New Roman" w:cs="Times New Roman"/>
+          <w:b/>
+          <w:bCs/>
+          <w:sz w:val="27"/>
+          <w:szCs w:val="27"/>
+        </w:rPr>
+      </w:pPr>
+      <w:bookmarkStart w:id="50" w:name="_Toc231766954"/>
+      <w:bookmarkStart w:id="51" w:name="_Toc232378674"/>
+      <w:r>
+        <w:rPr>
+          <w:rFonts w:ascii="Times New Roman" w:eastAsia="Times New Roman" w:hAnsi="Times New Roman" w:cs="Times New Roman"/>
+          <w:b/>
+          <w:bCs/>
           <w:noProof/>
-        </w:rPr>
+          <w:sz w:val="27"/>
+          <w:szCs w:val="27"/>
+        </w:rPr>
+        <w:lastRenderedPageBreak/>
         <w:drawing>
-          <wp:inline distT="0" distB="0" distL="0" distR="0" wp14:anchorId="17B96BC8" wp14:editId="51885A0F">
-            <wp:extent cx="4572638" cy="695422"/>
-            <wp:effectExtent l="0" t="0" r="0" b="9525"/>
-            <wp:docPr id="7" name="Picture 7"/>
+          <wp:inline distT="0" distB="0" distL="0" distR="0" wp14:anchorId="7E8CD274" wp14:editId="3C46D893">
+            <wp:extent cx="5943600" cy="1899285"/>
+            <wp:effectExtent l="0" t="0" r="0" b="5715"/>
+            <wp:docPr id="4" name="Picture 4"/>
             <wp:cNvGraphicFramePr>
               <a:graphicFrameLocks xmlns:a="http://schemas.openxmlformats.org/drawingml/2006/main" noChangeAspect="1"/>
             </wp:cNvGraphicFramePr>
@@ -4416,7 +8300,7 @@
                   <pic:spPr>
                     <a:xfrm>
                       <a:off x="0" y="0"/>
-                      <a:ext cx="4572638" cy="695422"/>
+                      <a:ext cx="5943600" cy="1899285"/>
                     </a:xfrm>
                     <a:prstGeom prst="rect">
                       <a:avLst/>
@@ -4428,183 +8312,26 @@
           </wp:inline>
         </w:drawing>
       </w:r>
-    </w:p>
-    <w:p>
-      <w:pPr>
-        <w:pStyle w:val="Heading3"/>
-        <w:rPr>
-          <w:color w:val="auto"/>
-        </w:rPr>
-      </w:pPr>
-      <w:bookmarkStart w:id="21" w:name="_Toc231766934"/>
-      <w:r>
-        <w:rPr>
-          <w:color w:val="auto"/>
-        </w:rPr>
-        <w:t>Student Reflection</w:t>
-      </w:r>
-      <w:bookmarkEnd w:id="21"/>
-    </w:p>
-    <w:p>
-      <w:r>
-        <w:t>Building these classical algorithms showed me how ciphers mathematically scramble data. The workflow relies entirely on keys; if a key is weak, the defense collapses. While changing keys alters the output, testing revealed major security weaknesses, specifically how vulnerable these historical ciphers are to basic frequency analysis.Key Points Covered</w:t>
-      </w:r>
-    </w:p>
-    <w:p>
-      <w:pPr>
-        <w:pStyle w:val="NormalWeb"/>
-        <w:numPr>
-          <w:ilvl w:val="0"/>
-          <w:numId w:val="1"/>
-        </w:numPr>
-      </w:pPr>
-      <w:r>
-        <w:rPr>
-          <w:b/>
-          <w:bCs/>
-        </w:rPr>
-        <w:t>How algorithms work:</w:t>
-      </w:r>
-      <w:r>
-        <w:t xml:space="preserve"> Altering plaintext mathematically.</w:t>
-      </w:r>
-    </w:p>
-    <w:p>
-      <w:pPr>
-        <w:pStyle w:val="NormalWeb"/>
-        <w:numPr>
-          <w:ilvl w:val="0"/>
-          <w:numId w:val="1"/>
-        </w:numPr>
-      </w:pPr>
-      <w:r>
-        <w:rPr>
-          <w:b/>
-          <w:bCs/>
-        </w:rPr>
-        <w:t>Why keys matter:</w:t>
-      </w:r>
-      <w:r>
-        <w:t xml:space="preserve"> They dictate the transformation and control access.</w:t>
-      </w:r>
-    </w:p>
-    <w:p>
-      <w:pPr>
-        <w:pStyle w:val="NormalWeb"/>
-        <w:numPr>
-          <w:ilvl w:val="0"/>
-          <w:numId w:val="1"/>
-        </w:numPr>
-      </w:pPr>
-      <w:r>
-        <w:rPr>
-          <w:b/>
-          <w:bCs/>
-        </w:rPr>
-        <w:t>Encryption workflow:</w:t>
-      </w:r>
-      <w:r>
-        <w:t xml:space="preserve"> Routing data through cipher mapping transformations.</w:t>
-      </w:r>
-    </w:p>
-    <w:p>
-      <w:pPr>
-        <w:pStyle w:val="NormalWeb"/>
-        <w:numPr>
-          <w:ilvl w:val="0"/>
-          <w:numId w:val="1"/>
-        </w:numPr>
-      </w:pPr>
-      <w:r>
-        <w:rPr>
-          <w:b/>
-          <w:bCs/>
-        </w:rPr>
-        <w:t>Security weaknesses:</w:t>
-      </w:r>
-      <w:r>
-        <w:t xml:space="preserve"> Vulnerability to frequency analysis during key reuse.</w:t>
-      </w:r>
-    </w:p>
-    <w:p/>
-    <w:p>
-      <w:pPr>
-        <w:pStyle w:val="Heading1"/>
+      <w:bookmarkEnd w:id="50"/>
+      <w:bookmarkEnd w:id="51"/>
+    </w:p>
+    <w:p>
+      <w:pPr>
+        <w:pStyle w:val="Heading2"/>
         <w:rPr>
           <w:rFonts w:eastAsia="Times New Roman"/>
           <w:color w:val="auto"/>
         </w:rPr>
       </w:pPr>
-      <w:bookmarkStart w:id="22" w:name="_Toc231766935"/>
+      <w:bookmarkStart w:id="52" w:name="_Toc232378675"/>
       <w:r>
         <w:rPr>
           <w:rFonts w:eastAsia="Times New Roman"/>
           <w:color w:val="auto"/>
         </w:rPr>
-        <w:t>Week 3: Stream Ciphers and Randomness Testing</w:t>
-      </w:r>
-      <w:bookmarkEnd w:id="22"/>
-    </w:p>
-    <w:p>
-      <w:pPr>
-        <w:spacing w:before="100" w:beforeAutospacing="1" w:after="100" w:afterAutospacing="1" w:line="240" w:lineRule="auto"/>
-        <w:outlineLvl w:val="1"/>
-        <w:rPr>
-          <w:rFonts w:ascii="Times New Roman" w:eastAsia="Times New Roman" w:hAnsi="Times New Roman" w:cs="Times New Roman"/>
-          <w:b/>
-          <w:bCs/>
-          <w:sz w:val="36"/>
-          <w:szCs w:val="36"/>
-        </w:rPr>
-      </w:pPr>
-      <w:bookmarkStart w:id="23" w:name="_Toc231766936"/>
-      <w:r>
-        <w:rPr>
-          <w:rFonts w:ascii="Times New Roman" w:eastAsia="Times New Roman" w:hAnsi="Times New Roman" w:cs="Times New Roman"/>
-          <w:b/>
-          <w:bCs/>
-          <w:sz w:val="36"/>
-          <w:szCs w:val="36"/>
-        </w:rPr>
-        <w:t>Title</w:t>
-      </w:r>
-      <w:bookmarkEnd w:id="23"/>
-    </w:p>
-    <w:p>
-      <w:pPr>
-        <w:pStyle w:val="Heading2"/>
-        <w:rPr>
-          <w:rFonts w:eastAsia="Times New Roman"/>
-          <w:color w:val="auto"/>
-        </w:rPr>
-      </w:pPr>
-      <w:bookmarkStart w:id="24" w:name="_Toc231766937"/>
-      <w:r>
-        <w:rPr>
-          <w:rFonts w:eastAsia="Times New Roman"/>
-          <w:color w:val="auto"/>
-        </w:rPr>
-        <w:t>Implementation of Stream Cipher Systems and Random Sequence Analysis</w:t>
-      </w:r>
-      <w:bookmarkEnd w:id="24"/>
-    </w:p>
-    <w:p>
-      <w:pPr>
-        <w:pStyle w:val="Heading2"/>
-        <w:rPr>
-          <w:rFonts w:eastAsia="Times New Roman"/>
-          <w:color w:val="auto"/>
-        </w:rPr>
-      </w:pPr>
-      <w:bookmarkStart w:id="25" w:name="_Toc231766938"/>
-      <w:r>
-        <w:rPr>
-          <w:rFonts w:eastAsia="Times New Roman"/>
-          <w:color w:val="auto"/>
-        </w:rPr>
-        <w:t>Fig 1: LFSR Generator Implementation</w:t>
-      </w:r>
-      <w:bookmarkEnd w:id="25"/>
+        <w:t>Fig 3: File Encryption Demonstration</w:t>
+      </w:r>
+      <w:bookmarkEnd w:id="52"/>
     </w:p>
     <w:p/>
     <w:p>
@@ -4619,7 +8346,8 @@
           <w:szCs w:val="27"/>
         </w:rPr>
       </w:pPr>
-      <w:bookmarkStart w:id="26" w:name="_Toc231766939"/>
+      <w:bookmarkStart w:id="53" w:name="_Toc231766956"/>
+      <w:bookmarkStart w:id="54" w:name="_Toc232378676"/>
       <w:r>
         <w:rPr>
           <w:rFonts w:ascii="Times New Roman" w:eastAsia="Times New Roman" w:hAnsi="Times New Roman" w:cs="Times New Roman"/>
@@ -4629,12 +8357,11 @@
           <w:sz w:val="27"/>
           <w:szCs w:val="27"/>
         </w:rPr>
-        <w:lastRenderedPageBreak/>
         <w:drawing>
-          <wp:inline distT="0" distB="0" distL="0" distR="0" wp14:anchorId="41E252E8" wp14:editId="4E7FB854">
-            <wp:extent cx="5943600" cy="3437255"/>
+          <wp:inline distT="0" distB="0" distL="0" distR="0" wp14:anchorId="58C7795A" wp14:editId="688BE948">
+            <wp:extent cx="5943600" cy="580390"/>
             <wp:effectExtent l="0" t="0" r="0" b="0"/>
-            <wp:docPr id="10" name="Picture 10"/>
+            <wp:docPr id="19" name="Picture 19"/>
             <wp:cNvGraphicFramePr>
               <a:graphicFrameLocks xmlns:a="http://schemas.openxmlformats.org/drawingml/2006/main" noChangeAspect="1"/>
             </wp:cNvGraphicFramePr>
@@ -4654,7 +8381,7 @@
                   <pic:spPr>
                     <a:xfrm>
                       <a:off x="0" y="0"/>
-                      <a:ext cx="5943600" cy="3437255"/>
+                      <a:ext cx="5943600" cy="580390"/>
                     </a:xfrm>
                     <a:prstGeom prst="rect">
                       <a:avLst/>
@@ -4666,7 +8393,8 @@
           </wp:inline>
         </w:drawing>
       </w:r>
-      <w:bookmarkEnd w:id="26"/>
+      <w:bookmarkEnd w:id="53"/>
+      <w:bookmarkEnd w:id="54"/>
     </w:p>
     <w:p>
       <w:pPr>
@@ -4676,15 +8404,15 @@
           <w:color w:val="auto"/>
         </w:rPr>
       </w:pPr>
-      <w:bookmarkStart w:id="27" w:name="_Toc231766940"/>
+      <w:bookmarkStart w:id="55" w:name="_Toc232378677"/>
       <w:r>
         <w:rPr>
           <w:rFonts w:eastAsia="Times New Roman"/>
           <w:color w:val="auto"/>
         </w:rPr>
-        <w:t>Fig 2: Pseudorandom Sequence Output</w:t>
-      </w:r>
-      <w:bookmarkEnd w:id="27"/>
+        <w:t>Fig 4: Decryption Results</w:t>
+      </w:r>
+      <w:bookmarkEnd w:id="55"/>
     </w:p>
     <w:p/>
     <w:p>
@@ -4699,7 +8427,8 @@
           <w:szCs w:val="27"/>
         </w:rPr>
       </w:pPr>
-      <w:bookmarkStart w:id="28" w:name="_Toc231766941"/>
+      <w:bookmarkStart w:id="56" w:name="_Toc231766958"/>
+      <w:bookmarkStart w:id="57" w:name="_Toc232378678"/>
       <w:r>
         <w:rPr>
           <w:rFonts w:ascii="Times New Roman" w:eastAsia="Times New Roman" w:hAnsi="Times New Roman" w:cs="Times New Roman"/>
@@ -4710,10 +8439,10 @@
           <w:szCs w:val="27"/>
         </w:rPr>
         <w:drawing>
-          <wp:inline distT="0" distB="0" distL="0" distR="0" wp14:anchorId="2C37B6F7" wp14:editId="5AD65477">
-            <wp:extent cx="5943600" cy="1639570"/>
+          <wp:inline distT="0" distB="0" distL="0" distR="0" wp14:anchorId="0C307CFD" wp14:editId="64750996">
+            <wp:extent cx="5868219" cy="647790"/>
             <wp:effectExtent l="0" t="0" r="0" b="0"/>
-            <wp:docPr id="11" name="Picture 11"/>
+            <wp:docPr id="20" name="Picture 20"/>
             <wp:cNvGraphicFramePr>
               <a:graphicFrameLocks xmlns:a="http://schemas.openxmlformats.org/drawingml/2006/main" noChangeAspect="1"/>
             </wp:cNvGraphicFramePr>
@@ -4733,7 +8462,7 @@
                   <pic:spPr>
                     <a:xfrm>
                       <a:off x="0" y="0"/>
-                      <a:ext cx="5943600" cy="1639570"/>
+                      <a:ext cx="5868219" cy="647790"/>
                     </a:xfrm>
                     <a:prstGeom prst="rect">
                       <a:avLst/>
@@ -4745,7 +8474,8 @@
           </wp:inline>
         </w:drawing>
       </w:r>
-      <w:bookmarkEnd w:id="28"/>
+      <w:bookmarkEnd w:id="56"/>
+      <w:bookmarkEnd w:id="57"/>
     </w:p>
     <w:p>
       <w:pPr>
@@ -4755,15 +8485,15 @@
           <w:color w:val="auto"/>
         </w:rPr>
       </w:pPr>
-      <w:bookmarkStart w:id="29" w:name="_Toc231766942"/>
+      <w:bookmarkStart w:id="58" w:name="_Toc232378679"/>
       <w:r>
         <w:rPr>
           <w:rFonts w:eastAsia="Times New Roman"/>
           <w:color w:val="auto"/>
         </w:rPr>
-        <w:t>Fig 3: Statistical Randomness Testing</w:t>
-      </w:r>
-      <w:bookmarkEnd w:id="29"/>
+        <w:t>Fig 5: AES Performance Testing</w:t>
+      </w:r>
+      <w:bookmarkEnd w:id="58"/>
     </w:p>
     <w:p/>
     <w:p>
@@ -4778,7 +8508,8 @@
           <w:szCs w:val="27"/>
         </w:rPr>
       </w:pPr>
-      <w:bookmarkStart w:id="30" w:name="_Toc231766943"/>
+      <w:bookmarkStart w:id="59" w:name="_Toc231766960"/>
+      <w:bookmarkStart w:id="60" w:name="_Toc232378680"/>
       <w:r>
         <w:rPr>
           <w:rFonts w:ascii="Times New Roman" w:eastAsia="Times New Roman" w:hAnsi="Times New Roman" w:cs="Times New Roman"/>
@@ -4789,10 +8520,10 @@
           <w:szCs w:val="27"/>
         </w:rPr>
         <w:drawing>
-          <wp:inline distT="0" distB="0" distL="0" distR="0" wp14:anchorId="15A69D21" wp14:editId="36AB3B47">
-            <wp:extent cx="4686954" cy="838317"/>
-            <wp:effectExtent l="0" t="0" r="0" b="0"/>
-            <wp:docPr id="12" name="Picture 12"/>
+          <wp:inline distT="0" distB="0" distL="0" distR="0" wp14:anchorId="78D62D2C" wp14:editId="545DCE23">
+            <wp:extent cx="4563112" cy="924054"/>
+            <wp:effectExtent l="0" t="0" r="8890" b="9525"/>
+            <wp:docPr id="21" name="Picture 21"/>
             <wp:cNvGraphicFramePr>
               <a:graphicFrameLocks xmlns:a="http://schemas.openxmlformats.org/drawingml/2006/main" noChangeAspect="1"/>
             </wp:cNvGraphicFramePr>
@@ -4812,7 +8543,7 @@
                   <pic:spPr>
                     <a:xfrm>
                       <a:off x="0" y="0"/>
-                      <a:ext cx="4686954" cy="838317"/>
+                      <a:ext cx="4563112" cy="924054"/>
                     </a:xfrm>
                     <a:prstGeom prst="rect">
                       <a:avLst/>
@@ -4824,25 +8555,154 @@
           </wp:inline>
         </w:drawing>
       </w:r>
-      <w:bookmarkEnd w:id="30"/>
-    </w:p>
-    <w:p>
-      <w:pPr>
-        <w:pStyle w:val="Heading2"/>
+      <w:bookmarkEnd w:id="59"/>
+      <w:bookmarkEnd w:id="60"/>
+    </w:p>
+    <w:p>
+      <w:pPr>
+        <w:spacing w:after="0" w:line="240" w:lineRule="auto"/>
+        <w:rPr>
+          <w:rFonts w:ascii="Times New Roman" w:eastAsia="Times New Roman" w:hAnsi="Times New Roman" w:cs="Times New Roman"/>
+          <w:sz w:val="24"/>
+          <w:szCs w:val="24"/>
+        </w:rPr>
+      </w:pPr>
+    </w:p>
+    <w:p>
+      <w:pPr>
+        <w:pStyle w:val="Heading3"/>
         <w:rPr>
           <w:rFonts w:eastAsia="Times New Roman"/>
           <w:color w:val="auto"/>
         </w:rPr>
       </w:pPr>
-      <w:bookmarkStart w:id="31" w:name="_Toc231766944"/>
+      <w:bookmarkStart w:id="61" w:name="_Toc232378681"/>
       <w:r>
         <w:rPr>
           <w:rFonts w:eastAsia="Times New Roman"/>
           <w:color w:val="auto"/>
         </w:rPr>
-        <w:t>Fig 4: RC4 Stream Cipher Simulation</w:t>
-      </w:r>
-      <w:bookmarkEnd w:id="31"/>
+        <w:t>Student Reflection</w:t>
+      </w:r>
+      <w:bookmarkEnd w:id="61"/>
+      <w:r>
+        <w:rPr>
+          <w:rFonts w:eastAsia="Times New Roman"/>
+          <w:color w:val="auto"/>
+        </w:rPr>
+        <w:t xml:space="preserve"> </w:t>
+      </w:r>
+    </w:p>
+    <w:p>
+      <w:pPr>
+        <w:spacing w:before="100" w:beforeAutospacing="1" w:after="100" w:afterAutospacing="1" w:line="240" w:lineRule="auto"/>
+        <w:rPr>
+          <w:rFonts w:ascii="Times New Roman" w:eastAsia="Times New Roman" w:hAnsi="Times New Roman" w:cs="Times New Roman"/>
+          <w:sz w:val="24"/>
+          <w:szCs w:val="24"/>
+        </w:rPr>
+      </w:pPr>
+      <w:r>
+        <w:t>I mapped out the AES workflow by managing block padding and symmetric processing. Key security is critical; compromising the key exposes the entire pipeline. The encryption and decryption workflows executed smoothly, though handling block alignment padding constraints was a challenge before properly implementing the PKCS7 engine standard.</w:t>
+      </w:r>
+      <w:r>
+        <w:rPr>
+          <w:rFonts w:ascii="Times New Roman" w:eastAsia="Times New Roman" w:hAnsi="Times New Roman" w:cs="Times New Roman"/>
+          <w:sz w:val="24"/>
+          <w:szCs w:val="24"/>
+        </w:rPr>
+        <w:t>.</w:t>
+      </w:r>
+    </w:p>
+    <w:p>
+      <w:pPr>
+        <w:spacing w:after="0" w:line="240" w:lineRule="auto"/>
+        <w:rPr>
+          <w:rFonts w:ascii="Times New Roman" w:eastAsia="Times New Roman" w:hAnsi="Times New Roman" w:cs="Times New Roman"/>
+          <w:sz w:val="24"/>
+          <w:szCs w:val="24"/>
+        </w:rPr>
+      </w:pPr>
+    </w:p>
+    <w:p>
+      <w:pPr>
+        <w:pStyle w:val="Heading1"/>
+        <w:rPr>
+          <w:rFonts w:eastAsia="Times New Roman"/>
+          <w:color w:val="auto"/>
+        </w:rPr>
+      </w:pPr>
+      <w:bookmarkStart w:id="62" w:name="_Toc232378682"/>
+      <w:r>
+        <w:rPr>
+          <w:rFonts w:eastAsia="Times New Roman"/>
+          <w:color w:val="auto"/>
+        </w:rPr>
+        <w:lastRenderedPageBreak/>
+        <w:t>Week 5: Public Key Cryptography (RSA)</w:t>
+      </w:r>
+      <w:bookmarkEnd w:id="62"/>
+    </w:p>
+    <w:p>
+      <w:pPr>
+        <w:spacing w:before="100" w:beforeAutospacing="1" w:after="100" w:afterAutospacing="1" w:line="240" w:lineRule="auto"/>
+        <w:outlineLvl w:val="1"/>
+        <w:rPr>
+          <w:rFonts w:ascii="Times New Roman" w:eastAsia="Times New Roman" w:hAnsi="Times New Roman" w:cs="Times New Roman"/>
+          <w:b/>
+          <w:bCs/>
+          <w:sz w:val="36"/>
+          <w:szCs w:val="36"/>
+        </w:rPr>
+      </w:pPr>
+      <w:bookmarkStart w:id="63" w:name="_Toc232378683"/>
+      <w:r>
+        <w:rPr>
+          <w:rFonts w:ascii="Times New Roman" w:eastAsia="Times New Roman" w:hAnsi="Times New Roman" w:cs="Times New Roman"/>
+          <w:b/>
+          <w:bCs/>
+          <w:sz w:val="36"/>
+          <w:szCs w:val="36"/>
+        </w:rPr>
+        <w:t>Title</w:t>
+      </w:r>
+      <w:bookmarkEnd w:id="63"/>
+    </w:p>
+    <w:p>
+      <w:pPr>
+        <w:pStyle w:val="Heading2"/>
+        <w:rPr>
+          <w:rFonts w:eastAsia="Times New Roman"/>
+          <w:color w:val="auto"/>
+        </w:rPr>
+      </w:pPr>
+      <w:bookmarkStart w:id="64" w:name="_Toc232378684"/>
+      <w:r>
+        <w:rPr>
+          <w:rFonts w:eastAsia="Times New Roman"/>
+          <w:color w:val="auto"/>
+        </w:rPr>
+        <w:t>Implementation of RSA Encryption and Key Management</w:t>
+      </w:r>
+      <w:bookmarkEnd w:id="64"/>
+    </w:p>
+    <w:p>
+      <w:pPr>
+        <w:pStyle w:val="Heading2"/>
+        <w:rPr>
+          <w:rFonts w:eastAsia="Times New Roman"/>
+          <w:color w:val="auto"/>
+        </w:rPr>
+      </w:pPr>
+      <w:bookmarkStart w:id="65" w:name="_Toc232378685"/>
+      <w:r>
+        <w:rPr>
+          <w:rFonts w:eastAsia="Times New Roman"/>
+          <w:color w:val="auto"/>
+        </w:rPr>
+        <w:t>Fig 1: RSA Key Pair Generation</w:t>
+      </w:r>
+      <w:bookmarkEnd w:id="65"/>
     </w:p>
     <w:p/>
     <w:p>
@@ -4857,7 +8717,8 @@
           <w:szCs w:val="27"/>
         </w:rPr>
       </w:pPr>
-      <w:bookmarkStart w:id="32" w:name="_Toc231766945"/>
+      <w:bookmarkStart w:id="66" w:name="_Toc231766966"/>
+      <w:bookmarkStart w:id="67" w:name="_Toc232378686"/>
       <w:r>
         <w:rPr>
           <w:rFonts w:ascii="Times New Roman" w:eastAsia="Times New Roman" w:hAnsi="Times New Roman" w:cs="Times New Roman"/>
@@ -4867,12 +8728,11 @@
           <w:sz w:val="27"/>
           <w:szCs w:val="27"/>
         </w:rPr>
-        <w:lastRenderedPageBreak/>
         <w:drawing>
-          <wp:inline distT="0" distB="0" distL="0" distR="0" wp14:anchorId="521ED62C" wp14:editId="15AA343F">
-            <wp:extent cx="5943600" cy="518795"/>
-            <wp:effectExtent l="0" t="0" r="0" b="0"/>
-            <wp:docPr id="13" name="Picture 13"/>
+          <wp:inline distT="0" distB="0" distL="0" distR="0" wp14:anchorId="6B636B7E" wp14:editId="5C4D856E">
+            <wp:extent cx="5544324" cy="771633"/>
+            <wp:effectExtent l="0" t="0" r="0" b="9525"/>
+            <wp:docPr id="1" name="Picture 1"/>
             <wp:cNvGraphicFramePr>
               <a:graphicFrameLocks xmlns:a="http://schemas.openxmlformats.org/drawingml/2006/main" noChangeAspect="1"/>
             </wp:cNvGraphicFramePr>
@@ -4892,7 +8752,7 @@
                   <pic:spPr>
                     <a:xfrm>
                       <a:off x="0" y="0"/>
-                      <a:ext cx="5943600" cy="518795"/>
+                      <a:ext cx="5544324" cy="771633"/>
                     </a:xfrm>
                     <a:prstGeom prst="rect">
                       <a:avLst/>
@@ -4904,7 +8764,8 @@
           </wp:inline>
         </w:drawing>
       </w:r>
-      <w:bookmarkEnd w:id="32"/>
+      <w:bookmarkEnd w:id="66"/>
+      <w:bookmarkEnd w:id="67"/>
     </w:p>
     <w:p>
       <w:pPr>
@@ -4914,27 +8775,45 @@
           <w:color w:val="auto"/>
         </w:rPr>
       </w:pPr>
-      <w:bookmarkStart w:id="33" w:name="_Toc231766946"/>
+      <w:bookmarkStart w:id="68" w:name="_Toc232378687"/>
       <w:r>
         <w:rPr>
           <w:rFonts w:eastAsia="Times New Roman"/>
           <w:color w:val="auto"/>
         </w:rPr>
-        <w:t>Fig 5: Encryption Performance Results</w:t>
-      </w:r>
-      <w:bookmarkEnd w:id="33"/>
+        <w:t>Fig 2: Public Key Encryption Process</w:t>
+      </w:r>
+      <w:bookmarkEnd w:id="68"/>
     </w:p>
     <w:p/>
     <w:p>
-      <w:r>
-        <w:rPr>
+      <w:pPr>
+        <w:spacing w:before="100" w:beforeAutospacing="1" w:after="100" w:afterAutospacing="1" w:line="240" w:lineRule="auto"/>
+        <w:outlineLvl w:val="2"/>
+        <w:rPr>
+          <w:rFonts w:ascii="Times New Roman" w:eastAsia="Times New Roman" w:hAnsi="Times New Roman" w:cs="Times New Roman"/>
+          <w:b/>
+          <w:bCs/>
+          <w:sz w:val="27"/>
+          <w:szCs w:val="27"/>
+        </w:rPr>
+      </w:pPr>
+      <w:bookmarkStart w:id="69" w:name="_Toc231766968"/>
+      <w:bookmarkStart w:id="70" w:name="_Toc232378688"/>
+      <w:r>
+        <w:rPr>
+          <w:rFonts w:ascii="Times New Roman" w:eastAsia="Times New Roman" w:hAnsi="Times New Roman" w:cs="Times New Roman"/>
+          <w:b/>
+          <w:bCs/>
           <w:noProof/>
+          <w:sz w:val="27"/>
+          <w:szCs w:val="27"/>
         </w:rPr>
         <w:drawing>
-          <wp:inline distT="0" distB="0" distL="0" distR="0" wp14:anchorId="434E5722" wp14:editId="3458248A">
-            <wp:extent cx="5943600" cy="654685"/>
-            <wp:effectExtent l="0" t="0" r="0" b="0"/>
-            <wp:docPr id="14" name="Picture 14"/>
+          <wp:inline distT="0" distB="0" distL="0" distR="0" wp14:anchorId="757798A0" wp14:editId="5021B840">
+            <wp:extent cx="5887272" cy="752580"/>
+            <wp:effectExtent l="0" t="0" r="0" b="9525"/>
+            <wp:docPr id="22" name="Picture 22"/>
             <wp:cNvGraphicFramePr>
               <a:graphicFrameLocks xmlns:a="http://schemas.openxmlformats.org/drawingml/2006/main" noChangeAspect="1"/>
             </wp:cNvGraphicFramePr>
@@ -4954,7 +8833,7 @@
                   <pic:spPr>
                     <a:xfrm>
                       <a:off x="0" y="0"/>
-                      <a:ext cx="5943600" cy="654685"/>
+                      <a:ext cx="5887272" cy="752580"/>
                     </a:xfrm>
                     <a:prstGeom prst="rect">
                       <a:avLst/>
@@ -4966,106 +8845,26 @@
           </wp:inline>
         </w:drawing>
       </w:r>
-    </w:p>
-    <w:p>
-      <w:pPr>
-        <w:pStyle w:val="Heading3"/>
-      </w:pPr>
-      <w:bookmarkStart w:id="34" w:name="_Toc231766947"/>
-      <w:r>
-        <w:rPr>
-          <w:color w:val="auto"/>
-        </w:rPr>
-        <w:t>STUDENT REFLECTION</w:t>
-      </w:r>
-      <w:r>
-        <w:t>:</w:t>
-      </w:r>
-      <w:bookmarkEnd w:id="34"/>
-    </w:p>
-    <w:p>
-      <w:r>
-        <w:t>I learned how stream ciphers protect data by mixing plaintext with a continuous keystream bit-by-bit. True randomness is vital because any predictable pattern breaks security. By running frequency monobit testing on my LFSR sequence, I proved how robust pseudorandom generation keeps data safe from modern cryptographic attacks.</w:t>
-      </w:r>
-    </w:p>
-    <w:p>
-      <w:pPr>
-        <w:pStyle w:val="Heading1"/>
+      <w:bookmarkEnd w:id="69"/>
+      <w:bookmarkEnd w:id="70"/>
+    </w:p>
+    <w:p>
+      <w:pPr>
+        <w:pStyle w:val="Heading2"/>
         <w:rPr>
           <w:rFonts w:eastAsia="Times New Roman"/>
           <w:color w:val="auto"/>
         </w:rPr>
       </w:pPr>
-      <w:bookmarkStart w:id="35" w:name="_Toc231766948"/>
+      <w:bookmarkStart w:id="71" w:name="_Toc232378689"/>
       <w:r>
         <w:rPr>
           <w:rFonts w:eastAsia="Times New Roman"/>
           <w:color w:val="auto"/>
         </w:rPr>
-        <w:t>Week 4: Block Cipher Design and AES</w:t>
-      </w:r>
-      <w:bookmarkEnd w:id="35"/>
-    </w:p>
-    <w:p>
-      <w:pPr>
-        <w:spacing w:before="100" w:beforeAutospacing="1" w:after="100" w:afterAutospacing="1" w:line="240" w:lineRule="auto"/>
-        <w:outlineLvl w:val="1"/>
-        <w:rPr>
-          <w:rFonts w:ascii="Times New Roman" w:eastAsia="Times New Roman" w:hAnsi="Times New Roman" w:cs="Times New Roman"/>
-          <w:b/>
-          <w:bCs/>
-          <w:sz w:val="36"/>
-          <w:szCs w:val="36"/>
-        </w:rPr>
-      </w:pPr>
-      <w:bookmarkStart w:id="36" w:name="_Toc231766949"/>
-      <w:r>
-        <w:rPr>
-          <w:rFonts w:ascii="Times New Roman" w:eastAsia="Times New Roman" w:hAnsi="Times New Roman" w:cs="Times New Roman"/>
-          <w:b/>
-          <w:bCs/>
-          <w:sz w:val="36"/>
-          <w:szCs w:val="36"/>
-        </w:rPr>
-        <w:t>Title</w:t>
-      </w:r>
-      <w:bookmarkEnd w:id="36"/>
-    </w:p>
-    <w:p>
-      <w:pPr>
-        <w:pStyle w:val="Heading2"/>
-        <w:rPr>
-          <w:rFonts w:eastAsia="Times New Roman"/>
-          <w:color w:val="auto"/>
-        </w:rPr>
-      </w:pPr>
-      <w:bookmarkStart w:id="37" w:name="_Toc231766950"/>
-      <w:r>
-        <w:rPr>
-          <w:rFonts w:eastAsia="Times New Roman"/>
-          <w:color w:val="auto"/>
-        </w:rPr>
-        <w:t>Advanced Encryption Standard (AES) and Block Cipher Operations</w:t>
-      </w:r>
-      <w:bookmarkEnd w:id="37"/>
-    </w:p>
-    <w:p>
-      <w:pPr>
-        <w:pStyle w:val="Heading2"/>
-        <w:rPr>
-          <w:rFonts w:eastAsia="Times New Roman"/>
-          <w:color w:val="auto"/>
-        </w:rPr>
-      </w:pPr>
-      <w:bookmarkStart w:id="38" w:name="_Toc231766951"/>
-      <w:r>
-        <w:rPr>
-          <w:rFonts w:eastAsia="Times New Roman"/>
-          <w:color w:val="auto"/>
-        </w:rPr>
-        <w:t>Fig 1: AES Encryption Script</w:t>
-      </w:r>
-      <w:bookmarkEnd w:id="38"/>
+        <w:t>Fig 3: Private Key Decryption Results</w:t>
+      </w:r>
+      <w:bookmarkEnd w:id="71"/>
     </w:p>
     <w:p/>
     <w:p>
@@ -5080,16 +8879,22 @@
           <w:szCs w:val="27"/>
         </w:rPr>
       </w:pPr>
-      <w:bookmarkStart w:id="39" w:name="_Toc231766952"/>
-      <w:r>
-        <w:rPr>
+      <w:bookmarkStart w:id="72" w:name="_Toc231766970"/>
+      <w:bookmarkStart w:id="73" w:name="_Toc232378690"/>
+      <w:r>
+        <w:rPr>
+          <w:rFonts w:ascii="Times New Roman" w:eastAsia="Times New Roman" w:hAnsi="Times New Roman" w:cs="Times New Roman"/>
+          <w:b/>
+          <w:bCs/>
           <w:noProof/>
+          <w:sz w:val="27"/>
+          <w:szCs w:val="27"/>
         </w:rPr>
         <w:drawing>
-          <wp:inline distT="0" distB="0" distL="0" distR="0" wp14:anchorId="6D09695E" wp14:editId="1D1C1A4F">
-            <wp:extent cx="5943600" cy="1960245"/>
-            <wp:effectExtent l="0" t="0" r="0" b="1905"/>
-            <wp:docPr id="2" name="Picture 2"/>
+          <wp:inline distT="0" distB="0" distL="0" distR="0" wp14:anchorId="06284E70" wp14:editId="6B457A9F">
+            <wp:extent cx="5943600" cy="510540"/>
+            <wp:effectExtent l="0" t="0" r="0" b="3810"/>
+            <wp:docPr id="23" name="Picture 23"/>
             <wp:cNvGraphicFramePr>
               <a:graphicFrameLocks xmlns:a="http://schemas.openxmlformats.org/drawingml/2006/main" noChangeAspect="1"/>
             </wp:cNvGraphicFramePr>
@@ -5109,7 +8914,7 @@
                   <pic:spPr>
                     <a:xfrm>
                       <a:off x="0" y="0"/>
-                      <a:ext cx="5943600" cy="1960245"/>
+                      <a:ext cx="5943600" cy="510540"/>
                     </a:xfrm>
                     <a:prstGeom prst="rect">
                       <a:avLst/>
@@ -5121,7 +8926,8 @@
           </wp:inline>
         </w:drawing>
       </w:r>
-      <w:bookmarkEnd w:id="39"/>
+      <w:bookmarkEnd w:id="72"/>
+      <w:bookmarkEnd w:id="73"/>
     </w:p>
     <w:p>
       <w:pPr>
@@ -5131,15 +8937,15 @@
           <w:color w:val="auto"/>
         </w:rPr>
       </w:pPr>
-      <w:bookmarkStart w:id="40" w:name="_Toc231766953"/>
+      <w:bookmarkStart w:id="74" w:name="_Toc232378691"/>
       <w:r>
         <w:rPr>
           <w:rFonts w:eastAsia="Times New Roman"/>
           <w:color w:val="auto"/>
         </w:rPr>
-        <w:t>Fig 2: Key Generation Process</w:t>
-      </w:r>
-      <w:bookmarkEnd w:id="40"/>
+        <w:t>Fig 4: Secure Message Transmission</w:t>
+      </w:r>
+      <w:bookmarkEnd w:id="74"/>
     </w:p>
     <w:p/>
     <w:p>
@@ -5154,7 +8960,8 @@
           <w:szCs w:val="27"/>
         </w:rPr>
       </w:pPr>
-      <w:bookmarkStart w:id="41" w:name="_Toc231766954"/>
+      <w:bookmarkStart w:id="75" w:name="_Toc231766972"/>
+      <w:bookmarkStart w:id="76" w:name="_Toc232378692"/>
       <w:r>
         <w:rPr>
           <w:rFonts w:ascii="Times New Roman" w:eastAsia="Times New Roman" w:hAnsi="Times New Roman" w:cs="Times New Roman"/>
@@ -5164,12 +8971,11 @@
           <w:sz w:val="27"/>
           <w:szCs w:val="27"/>
         </w:rPr>
-        <w:lastRenderedPageBreak/>
         <w:drawing>
-          <wp:inline distT="0" distB="0" distL="0" distR="0" wp14:anchorId="7E8CD274" wp14:editId="3C46D893">
-            <wp:extent cx="5943600" cy="1899285"/>
-            <wp:effectExtent l="0" t="0" r="0" b="5715"/>
-            <wp:docPr id="4" name="Picture 4"/>
+          <wp:inline distT="0" distB="0" distL="0" distR="0" wp14:anchorId="13E1E381" wp14:editId="76D607A4">
+            <wp:extent cx="5753903" cy="476316"/>
+            <wp:effectExtent l="0" t="0" r="0" b="0"/>
+            <wp:docPr id="24" name="Picture 24"/>
             <wp:cNvGraphicFramePr>
               <a:graphicFrameLocks xmlns:a="http://schemas.openxmlformats.org/drawingml/2006/main" noChangeAspect="1"/>
             </wp:cNvGraphicFramePr>
@@ -5189,687 +8995,6 @@
                   <pic:spPr>
                     <a:xfrm>
                       <a:off x="0" y="0"/>
-                      <a:ext cx="5943600" cy="1899285"/>
-                    </a:xfrm>
-                    <a:prstGeom prst="rect">
-                      <a:avLst/>
-                    </a:prstGeom>
-                  </pic:spPr>
-                </pic:pic>
-              </a:graphicData>
-            </a:graphic>
-          </wp:inline>
-        </w:drawing>
-      </w:r>
-      <w:bookmarkEnd w:id="41"/>
-    </w:p>
-    <w:p>
-      <w:pPr>
-        <w:pStyle w:val="Heading2"/>
-        <w:rPr>
-          <w:rFonts w:eastAsia="Times New Roman"/>
-          <w:color w:val="auto"/>
-        </w:rPr>
-      </w:pPr>
-      <w:bookmarkStart w:id="42" w:name="_Toc231766955"/>
-      <w:r>
-        <w:rPr>
-          <w:rFonts w:eastAsia="Times New Roman"/>
-          <w:color w:val="auto"/>
-        </w:rPr>
-        <w:t>Fig 3: File Encryption Demonstration</w:t>
-      </w:r>
-      <w:bookmarkEnd w:id="42"/>
-    </w:p>
-    <w:p/>
-    <w:p>
-      <w:pPr>
-        <w:spacing w:before="100" w:beforeAutospacing="1" w:after="100" w:afterAutospacing="1" w:line="240" w:lineRule="auto"/>
-        <w:outlineLvl w:val="2"/>
-        <w:rPr>
-          <w:rFonts w:ascii="Times New Roman" w:eastAsia="Times New Roman" w:hAnsi="Times New Roman" w:cs="Times New Roman"/>
-          <w:b/>
-          <w:bCs/>
-          <w:sz w:val="27"/>
-          <w:szCs w:val="27"/>
-        </w:rPr>
-      </w:pPr>
-      <w:bookmarkStart w:id="43" w:name="_Toc231766956"/>
-      <w:r>
-        <w:rPr>
-          <w:rFonts w:ascii="Times New Roman" w:eastAsia="Times New Roman" w:hAnsi="Times New Roman" w:cs="Times New Roman"/>
-          <w:b/>
-          <w:bCs/>
-          <w:noProof/>
-          <w:sz w:val="27"/>
-          <w:szCs w:val="27"/>
-        </w:rPr>
-        <w:drawing>
-          <wp:inline distT="0" distB="0" distL="0" distR="0" wp14:anchorId="58C7795A" wp14:editId="688BE948">
-            <wp:extent cx="5943600" cy="580390"/>
-            <wp:effectExtent l="0" t="0" r="0" b="0"/>
-            <wp:docPr id="19" name="Picture 19"/>
-            <wp:cNvGraphicFramePr>
-              <a:graphicFrameLocks xmlns:a="http://schemas.openxmlformats.org/drawingml/2006/main" noChangeAspect="1"/>
-            </wp:cNvGraphicFramePr>
-            <a:graphic xmlns:a="http://schemas.openxmlformats.org/drawingml/2006/main">
-              <a:graphicData uri="http://schemas.openxmlformats.org/drawingml/2006/picture">
-                <pic:pic xmlns:pic="http://schemas.openxmlformats.org/drawingml/2006/picture">
-                  <pic:nvPicPr>
-                    <pic:cNvPr id="1" name=""/>
-                    <pic:cNvPicPr/>
-                  </pic:nvPicPr>
-                  <pic:blipFill>
-                    <a:blip r:embed="rId26"/>
-                    <a:stretch>
-                      <a:fillRect/>
-                    </a:stretch>
-                  </pic:blipFill>
-                  <pic:spPr>
-                    <a:xfrm>
-                      <a:off x="0" y="0"/>
-                      <a:ext cx="5943600" cy="580390"/>
-                    </a:xfrm>
-                    <a:prstGeom prst="rect">
-                      <a:avLst/>
-                    </a:prstGeom>
-                  </pic:spPr>
-                </pic:pic>
-              </a:graphicData>
-            </a:graphic>
-          </wp:inline>
-        </w:drawing>
-      </w:r>
-      <w:bookmarkEnd w:id="43"/>
-    </w:p>
-    <w:p>
-      <w:pPr>
-        <w:pStyle w:val="Heading2"/>
-        <w:rPr>
-          <w:rFonts w:eastAsia="Times New Roman"/>
-          <w:color w:val="auto"/>
-        </w:rPr>
-      </w:pPr>
-      <w:bookmarkStart w:id="44" w:name="_Toc231766957"/>
-      <w:r>
-        <w:rPr>
-          <w:rFonts w:eastAsia="Times New Roman"/>
-          <w:color w:val="auto"/>
-        </w:rPr>
-        <w:t>Fig 4: Decryption Results</w:t>
-      </w:r>
-      <w:bookmarkEnd w:id="44"/>
-    </w:p>
-    <w:p/>
-    <w:p>
-      <w:pPr>
-        <w:spacing w:before="100" w:beforeAutospacing="1" w:after="100" w:afterAutospacing="1" w:line="240" w:lineRule="auto"/>
-        <w:outlineLvl w:val="2"/>
-        <w:rPr>
-          <w:rFonts w:ascii="Times New Roman" w:eastAsia="Times New Roman" w:hAnsi="Times New Roman" w:cs="Times New Roman"/>
-          <w:b/>
-          <w:bCs/>
-          <w:sz w:val="27"/>
-          <w:szCs w:val="27"/>
-        </w:rPr>
-      </w:pPr>
-      <w:bookmarkStart w:id="45" w:name="_Toc231766958"/>
-      <w:r>
-        <w:rPr>
-          <w:rFonts w:ascii="Times New Roman" w:eastAsia="Times New Roman" w:hAnsi="Times New Roman" w:cs="Times New Roman"/>
-          <w:b/>
-          <w:bCs/>
-          <w:noProof/>
-          <w:sz w:val="27"/>
-          <w:szCs w:val="27"/>
-        </w:rPr>
-        <w:drawing>
-          <wp:inline distT="0" distB="0" distL="0" distR="0" wp14:anchorId="0C307CFD" wp14:editId="64750996">
-            <wp:extent cx="5868219" cy="647790"/>
-            <wp:effectExtent l="0" t="0" r="0" b="0"/>
-            <wp:docPr id="20" name="Picture 20"/>
-            <wp:cNvGraphicFramePr>
-              <a:graphicFrameLocks xmlns:a="http://schemas.openxmlformats.org/drawingml/2006/main" noChangeAspect="1"/>
-            </wp:cNvGraphicFramePr>
-            <a:graphic xmlns:a="http://schemas.openxmlformats.org/drawingml/2006/main">
-              <a:graphicData uri="http://schemas.openxmlformats.org/drawingml/2006/picture">
-                <pic:pic xmlns:pic="http://schemas.openxmlformats.org/drawingml/2006/picture">
-                  <pic:nvPicPr>
-                    <pic:cNvPr id="1" name=""/>
-                    <pic:cNvPicPr/>
-                  </pic:nvPicPr>
-                  <pic:blipFill>
-                    <a:blip r:embed="rId27"/>
-                    <a:stretch>
-                      <a:fillRect/>
-                    </a:stretch>
-                  </pic:blipFill>
-                  <pic:spPr>
-                    <a:xfrm>
-                      <a:off x="0" y="0"/>
-                      <a:ext cx="5868219" cy="647790"/>
-                    </a:xfrm>
-                    <a:prstGeom prst="rect">
-                      <a:avLst/>
-                    </a:prstGeom>
-                  </pic:spPr>
-                </pic:pic>
-              </a:graphicData>
-            </a:graphic>
-          </wp:inline>
-        </w:drawing>
-      </w:r>
-      <w:bookmarkEnd w:id="45"/>
-    </w:p>
-    <w:p>
-      <w:pPr>
-        <w:pStyle w:val="Heading2"/>
-        <w:rPr>
-          <w:rFonts w:eastAsia="Times New Roman"/>
-          <w:color w:val="auto"/>
-        </w:rPr>
-      </w:pPr>
-      <w:bookmarkStart w:id="46" w:name="_Toc231766959"/>
-      <w:r>
-        <w:rPr>
-          <w:rFonts w:eastAsia="Times New Roman"/>
-          <w:color w:val="auto"/>
-        </w:rPr>
-        <w:t>Fig 5: AES Performance Testing</w:t>
-      </w:r>
-      <w:bookmarkEnd w:id="46"/>
-    </w:p>
-    <w:p/>
-    <w:p>
-      <w:pPr>
-        <w:spacing w:before="100" w:beforeAutospacing="1" w:after="100" w:afterAutospacing="1" w:line="240" w:lineRule="auto"/>
-        <w:outlineLvl w:val="2"/>
-        <w:rPr>
-          <w:rFonts w:ascii="Times New Roman" w:eastAsia="Times New Roman" w:hAnsi="Times New Roman" w:cs="Times New Roman"/>
-          <w:b/>
-          <w:bCs/>
-          <w:sz w:val="27"/>
-          <w:szCs w:val="27"/>
-        </w:rPr>
-      </w:pPr>
-      <w:bookmarkStart w:id="47" w:name="_Toc231766960"/>
-      <w:r>
-        <w:rPr>
-          <w:rFonts w:ascii="Times New Roman" w:eastAsia="Times New Roman" w:hAnsi="Times New Roman" w:cs="Times New Roman"/>
-          <w:b/>
-          <w:bCs/>
-          <w:noProof/>
-          <w:sz w:val="27"/>
-          <w:szCs w:val="27"/>
-        </w:rPr>
-        <w:drawing>
-          <wp:inline distT="0" distB="0" distL="0" distR="0" wp14:anchorId="78D62D2C" wp14:editId="545DCE23">
-            <wp:extent cx="4563112" cy="924054"/>
-            <wp:effectExtent l="0" t="0" r="8890" b="9525"/>
-            <wp:docPr id="21" name="Picture 21"/>
-            <wp:cNvGraphicFramePr>
-              <a:graphicFrameLocks xmlns:a="http://schemas.openxmlformats.org/drawingml/2006/main" noChangeAspect="1"/>
-            </wp:cNvGraphicFramePr>
-            <a:graphic xmlns:a="http://schemas.openxmlformats.org/drawingml/2006/main">
-              <a:graphicData uri="http://schemas.openxmlformats.org/drawingml/2006/picture">
-                <pic:pic xmlns:pic="http://schemas.openxmlformats.org/drawingml/2006/picture">
-                  <pic:nvPicPr>
-                    <pic:cNvPr id="1" name=""/>
-                    <pic:cNvPicPr/>
-                  </pic:nvPicPr>
-                  <pic:blipFill>
-                    <a:blip r:embed="rId28"/>
-                    <a:stretch>
-                      <a:fillRect/>
-                    </a:stretch>
-                  </pic:blipFill>
-                  <pic:spPr>
-                    <a:xfrm>
-                      <a:off x="0" y="0"/>
-                      <a:ext cx="4563112" cy="924054"/>
-                    </a:xfrm>
-                    <a:prstGeom prst="rect">
-                      <a:avLst/>
-                    </a:prstGeom>
-                  </pic:spPr>
-                </pic:pic>
-              </a:graphicData>
-            </a:graphic>
-          </wp:inline>
-        </w:drawing>
-      </w:r>
-      <w:bookmarkEnd w:id="47"/>
-    </w:p>
-    <w:p>
-      <w:pPr>
-        <w:spacing w:after="0" w:line="240" w:lineRule="auto"/>
-        <w:rPr>
-          <w:rFonts w:ascii="Times New Roman" w:eastAsia="Times New Roman" w:hAnsi="Times New Roman" w:cs="Times New Roman"/>
-          <w:sz w:val="24"/>
-          <w:szCs w:val="24"/>
-        </w:rPr>
-      </w:pPr>
-    </w:p>
-    <w:p>
-      <w:pPr>
-        <w:pStyle w:val="Heading3"/>
-        <w:rPr>
-          <w:rFonts w:eastAsia="Times New Roman"/>
-          <w:color w:val="auto"/>
-        </w:rPr>
-      </w:pPr>
-      <w:bookmarkStart w:id="48" w:name="_Toc231766961"/>
-      <w:r>
-        <w:rPr>
-          <w:rFonts w:eastAsia="Times New Roman"/>
-          <w:color w:val="auto"/>
-        </w:rPr>
-        <w:t>Student Reflection</w:t>
-      </w:r>
-      <w:bookmarkEnd w:id="48"/>
-      <w:r>
-        <w:rPr>
-          <w:rFonts w:eastAsia="Times New Roman"/>
-          <w:color w:val="auto"/>
-        </w:rPr>
-        <w:t xml:space="preserve"> </w:t>
-      </w:r>
-    </w:p>
-    <w:p>
-      <w:pPr>
-        <w:spacing w:before="100" w:beforeAutospacing="1" w:after="100" w:afterAutospacing="1" w:line="240" w:lineRule="auto"/>
-        <w:rPr>
-          <w:rFonts w:ascii="Times New Roman" w:eastAsia="Times New Roman" w:hAnsi="Times New Roman" w:cs="Times New Roman"/>
-          <w:sz w:val="24"/>
-          <w:szCs w:val="24"/>
-        </w:rPr>
-      </w:pPr>
-      <w:r>
-        <w:t>I mapped out the AES workflow by managing block padding and symmetric processing. Key security is critical; compromising the key exposes the entire pipeline. The encryption and decryption workflows executed smoothly, though handling block alignment padding constraints was a challenge before properly implementing the PKCS7 engine standard.</w:t>
-      </w:r>
-      <w:r>
-        <w:rPr>
-          <w:rFonts w:ascii="Times New Roman" w:eastAsia="Times New Roman" w:hAnsi="Times New Roman" w:cs="Times New Roman"/>
-          <w:sz w:val="24"/>
-          <w:szCs w:val="24"/>
-        </w:rPr>
-        <w:t>.</w:t>
-      </w:r>
-    </w:p>
-    <w:p>
-      <w:pPr>
-        <w:spacing w:after="0" w:line="240" w:lineRule="auto"/>
-        <w:rPr>
-          <w:rFonts w:ascii="Times New Roman" w:eastAsia="Times New Roman" w:hAnsi="Times New Roman" w:cs="Times New Roman"/>
-          <w:sz w:val="24"/>
-          <w:szCs w:val="24"/>
-        </w:rPr>
-      </w:pPr>
-    </w:p>
-    <w:p>
-      <w:pPr>
-        <w:pStyle w:val="Heading1"/>
-        <w:rPr>
-          <w:rFonts w:eastAsia="Times New Roman"/>
-          <w:color w:val="auto"/>
-        </w:rPr>
-      </w:pPr>
-      <w:bookmarkStart w:id="49" w:name="_Toc231766962"/>
-      <w:r>
-        <w:rPr>
-          <w:rFonts w:eastAsia="Times New Roman"/>
-          <w:color w:val="auto"/>
-        </w:rPr>
-        <w:lastRenderedPageBreak/>
-        <w:t>Week 5: Public Key Cryptography (RSA)</w:t>
-      </w:r>
-      <w:bookmarkEnd w:id="49"/>
-    </w:p>
-    <w:p>
-      <w:pPr>
-        <w:spacing w:before="100" w:beforeAutospacing="1" w:after="100" w:afterAutospacing="1" w:line="240" w:lineRule="auto"/>
-        <w:outlineLvl w:val="1"/>
-        <w:rPr>
-          <w:rFonts w:ascii="Times New Roman" w:eastAsia="Times New Roman" w:hAnsi="Times New Roman" w:cs="Times New Roman"/>
-          <w:b/>
-          <w:bCs/>
-          <w:sz w:val="36"/>
-          <w:szCs w:val="36"/>
-        </w:rPr>
-      </w:pPr>
-      <w:bookmarkStart w:id="50" w:name="_Toc231766963"/>
-      <w:r>
-        <w:rPr>
-          <w:rFonts w:ascii="Times New Roman" w:eastAsia="Times New Roman" w:hAnsi="Times New Roman" w:cs="Times New Roman"/>
-          <w:b/>
-          <w:bCs/>
-          <w:sz w:val="36"/>
-          <w:szCs w:val="36"/>
-        </w:rPr>
-        <w:t>Title</w:t>
-      </w:r>
-      <w:bookmarkEnd w:id="50"/>
-    </w:p>
-    <w:p>
-      <w:pPr>
-        <w:pStyle w:val="Heading2"/>
-        <w:rPr>
-          <w:rFonts w:eastAsia="Times New Roman"/>
-          <w:color w:val="auto"/>
-        </w:rPr>
-      </w:pPr>
-      <w:bookmarkStart w:id="51" w:name="_Toc231766964"/>
-      <w:r>
-        <w:rPr>
-          <w:rFonts w:eastAsia="Times New Roman"/>
-          <w:color w:val="auto"/>
-        </w:rPr>
-        <w:t>Implementation of RSA Encryption and Key Management</w:t>
-      </w:r>
-      <w:bookmarkEnd w:id="51"/>
-    </w:p>
-    <w:p>
-      <w:pPr>
-        <w:pStyle w:val="Heading2"/>
-        <w:rPr>
-          <w:rFonts w:eastAsia="Times New Roman"/>
-          <w:color w:val="auto"/>
-        </w:rPr>
-      </w:pPr>
-      <w:bookmarkStart w:id="52" w:name="_Toc231766965"/>
-      <w:r>
-        <w:rPr>
-          <w:rFonts w:eastAsia="Times New Roman"/>
-          <w:color w:val="auto"/>
-        </w:rPr>
-        <w:t>Fig 1: RSA Key Pair Generation</w:t>
-      </w:r>
-      <w:bookmarkEnd w:id="52"/>
-    </w:p>
-    <w:p/>
-    <w:p>
-      <w:pPr>
-        <w:spacing w:before="100" w:beforeAutospacing="1" w:after="100" w:afterAutospacing="1" w:line="240" w:lineRule="auto"/>
-        <w:outlineLvl w:val="2"/>
-        <w:rPr>
-          <w:rFonts w:ascii="Times New Roman" w:eastAsia="Times New Roman" w:hAnsi="Times New Roman" w:cs="Times New Roman"/>
-          <w:b/>
-          <w:bCs/>
-          <w:sz w:val="27"/>
-          <w:szCs w:val="27"/>
-        </w:rPr>
-      </w:pPr>
-      <w:bookmarkStart w:id="53" w:name="_Toc231766966"/>
-      <w:r>
-        <w:rPr>
-          <w:rFonts w:ascii="Times New Roman" w:eastAsia="Times New Roman" w:hAnsi="Times New Roman" w:cs="Times New Roman"/>
-          <w:b/>
-          <w:bCs/>
-          <w:noProof/>
-          <w:sz w:val="27"/>
-          <w:szCs w:val="27"/>
-        </w:rPr>
-        <w:drawing>
-          <wp:inline distT="0" distB="0" distL="0" distR="0" wp14:anchorId="6B636B7E" wp14:editId="5C4D856E">
-            <wp:extent cx="5544324" cy="771633"/>
-            <wp:effectExtent l="0" t="0" r="0" b="9525"/>
-            <wp:docPr id="1" name="Picture 1"/>
-            <wp:cNvGraphicFramePr>
-              <a:graphicFrameLocks xmlns:a="http://schemas.openxmlformats.org/drawingml/2006/main" noChangeAspect="1"/>
-            </wp:cNvGraphicFramePr>
-            <a:graphic xmlns:a="http://schemas.openxmlformats.org/drawingml/2006/main">
-              <a:graphicData uri="http://schemas.openxmlformats.org/drawingml/2006/picture">
-                <pic:pic xmlns:pic="http://schemas.openxmlformats.org/drawingml/2006/picture">
-                  <pic:nvPicPr>
-                    <pic:cNvPr id="1" name=""/>
-                    <pic:cNvPicPr/>
-                  </pic:nvPicPr>
-                  <pic:blipFill>
-                    <a:blip r:embed="rId29"/>
-                    <a:stretch>
-                      <a:fillRect/>
-                    </a:stretch>
-                  </pic:blipFill>
-                  <pic:spPr>
-                    <a:xfrm>
-                      <a:off x="0" y="0"/>
-                      <a:ext cx="5544324" cy="771633"/>
-                    </a:xfrm>
-                    <a:prstGeom prst="rect">
-                      <a:avLst/>
-                    </a:prstGeom>
-                  </pic:spPr>
-                </pic:pic>
-              </a:graphicData>
-            </a:graphic>
-          </wp:inline>
-        </w:drawing>
-      </w:r>
-      <w:bookmarkEnd w:id="53"/>
-    </w:p>
-    <w:p>
-      <w:pPr>
-        <w:pStyle w:val="Heading2"/>
-        <w:rPr>
-          <w:rFonts w:eastAsia="Times New Roman"/>
-          <w:color w:val="auto"/>
-        </w:rPr>
-      </w:pPr>
-      <w:bookmarkStart w:id="54" w:name="_Toc231766967"/>
-      <w:r>
-        <w:rPr>
-          <w:rFonts w:eastAsia="Times New Roman"/>
-          <w:color w:val="auto"/>
-        </w:rPr>
-        <w:t>Fig 2: Public Key Encryption Process</w:t>
-      </w:r>
-      <w:bookmarkEnd w:id="54"/>
-    </w:p>
-    <w:p/>
-    <w:p>
-      <w:pPr>
-        <w:spacing w:before="100" w:beforeAutospacing="1" w:after="100" w:afterAutospacing="1" w:line="240" w:lineRule="auto"/>
-        <w:outlineLvl w:val="2"/>
-        <w:rPr>
-          <w:rFonts w:ascii="Times New Roman" w:eastAsia="Times New Roman" w:hAnsi="Times New Roman" w:cs="Times New Roman"/>
-          <w:b/>
-          <w:bCs/>
-          <w:sz w:val="27"/>
-          <w:szCs w:val="27"/>
-        </w:rPr>
-      </w:pPr>
-      <w:bookmarkStart w:id="55" w:name="_Toc231766968"/>
-      <w:r>
-        <w:rPr>
-          <w:rFonts w:ascii="Times New Roman" w:eastAsia="Times New Roman" w:hAnsi="Times New Roman" w:cs="Times New Roman"/>
-          <w:b/>
-          <w:bCs/>
-          <w:noProof/>
-          <w:sz w:val="27"/>
-          <w:szCs w:val="27"/>
-        </w:rPr>
-        <w:drawing>
-          <wp:inline distT="0" distB="0" distL="0" distR="0" wp14:anchorId="757798A0" wp14:editId="5021B840">
-            <wp:extent cx="5887272" cy="752580"/>
-            <wp:effectExtent l="0" t="0" r="0" b="9525"/>
-            <wp:docPr id="22" name="Picture 22"/>
-            <wp:cNvGraphicFramePr>
-              <a:graphicFrameLocks xmlns:a="http://schemas.openxmlformats.org/drawingml/2006/main" noChangeAspect="1"/>
-            </wp:cNvGraphicFramePr>
-            <a:graphic xmlns:a="http://schemas.openxmlformats.org/drawingml/2006/main">
-              <a:graphicData uri="http://schemas.openxmlformats.org/drawingml/2006/picture">
-                <pic:pic xmlns:pic="http://schemas.openxmlformats.org/drawingml/2006/picture">
-                  <pic:nvPicPr>
-                    <pic:cNvPr id="1" name=""/>
-                    <pic:cNvPicPr/>
-                  </pic:nvPicPr>
-                  <pic:blipFill>
-                    <a:blip r:embed="rId30"/>
-                    <a:stretch>
-                      <a:fillRect/>
-                    </a:stretch>
-                  </pic:blipFill>
-                  <pic:spPr>
-                    <a:xfrm>
-                      <a:off x="0" y="0"/>
-                      <a:ext cx="5887272" cy="752580"/>
-                    </a:xfrm>
-                    <a:prstGeom prst="rect">
-                      <a:avLst/>
-                    </a:prstGeom>
-                  </pic:spPr>
-                </pic:pic>
-              </a:graphicData>
-            </a:graphic>
-          </wp:inline>
-        </w:drawing>
-      </w:r>
-      <w:bookmarkEnd w:id="55"/>
-    </w:p>
-    <w:p>
-      <w:pPr>
-        <w:pStyle w:val="Heading2"/>
-        <w:rPr>
-          <w:rFonts w:eastAsia="Times New Roman"/>
-          <w:color w:val="auto"/>
-        </w:rPr>
-      </w:pPr>
-      <w:bookmarkStart w:id="56" w:name="_Toc231766969"/>
-      <w:r>
-        <w:rPr>
-          <w:rFonts w:eastAsia="Times New Roman"/>
-          <w:color w:val="auto"/>
-        </w:rPr>
-        <w:t>Fig 3: Private Key Decryption Results</w:t>
-      </w:r>
-      <w:bookmarkEnd w:id="56"/>
-    </w:p>
-    <w:p/>
-    <w:p>
-      <w:pPr>
-        <w:spacing w:before="100" w:beforeAutospacing="1" w:after="100" w:afterAutospacing="1" w:line="240" w:lineRule="auto"/>
-        <w:outlineLvl w:val="2"/>
-        <w:rPr>
-          <w:rFonts w:ascii="Times New Roman" w:eastAsia="Times New Roman" w:hAnsi="Times New Roman" w:cs="Times New Roman"/>
-          <w:b/>
-          <w:bCs/>
-          <w:sz w:val="27"/>
-          <w:szCs w:val="27"/>
-        </w:rPr>
-      </w:pPr>
-      <w:bookmarkStart w:id="57" w:name="_Toc231766970"/>
-      <w:r>
-        <w:rPr>
-          <w:rFonts w:ascii="Times New Roman" w:eastAsia="Times New Roman" w:hAnsi="Times New Roman" w:cs="Times New Roman"/>
-          <w:b/>
-          <w:bCs/>
-          <w:noProof/>
-          <w:sz w:val="27"/>
-          <w:szCs w:val="27"/>
-        </w:rPr>
-        <w:drawing>
-          <wp:inline distT="0" distB="0" distL="0" distR="0" wp14:anchorId="06284E70" wp14:editId="6B457A9F">
-            <wp:extent cx="5943600" cy="510540"/>
-            <wp:effectExtent l="0" t="0" r="0" b="3810"/>
-            <wp:docPr id="23" name="Picture 23"/>
-            <wp:cNvGraphicFramePr>
-              <a:graphicFrameLocks xmlns:a="http://schemas.openxmlformats.org/drawingml/2006/main" noChangeAspect="1"/>
-            </wp:cNvGraphicFramePr>
-            <a:graphic xmlns:a="http://schemas.openxmlformats.org/drawingml/2006/main">
-              <a:graphicData uri="http://schemas.openxmlformats.org/drawingml/2006/picture">
-                <pic:pic xmlns:pic="http://schemas.openxmlformats.org/drawingml/2006/picture">
-                  <pic:nvPicPr>
-                    <pic:cNvPr id="1" name=""/>
-                    <pic:cNvPicPr/>
-                  </pic:nvPicPr>
-                  <pic:blipFill>
-                    <a:blip r:embed="rId31"/>
-                    <a:stretch>
-                      <a:fillRect/>
-                    </a:stretch>
-                  </pic:blipFill>
-                  <pic:spPr>
-                    <a:xfrm>
-                      <a:off x="0" y="0"/>
-                      <a:ext cx="5943600" cy="510540"/>
-                    </a:xfrm>
-                    <a:prstGeom prst="rect">
-                      <a:avLst/>
-                    </a:prstGeom>
-                  </pic:spPr>
-                </pic:pic>
-              </a:graphicData>
-            </a:graphic>
-          </wp:inline>
-        </w:drawing>
-      </w:r>
-      <w:bookmarkEnd w:id="57"/>
-    </w:p>
-    <w:p>
-      <w:pPr>
-        <w:pStyle w:val="Heading2"/>
-        <w:rPr>
-          <w:rFonts w:eastAsia="Times New Roman"/>
-          <w:color w:val="auto"/>
-        </w:rPr>
-      </w:pPr>
-      <w:bookmarkStart w:id="58" w:name="_Toc231766971"/>
-      <w:r>
-        <w:rPr>
-          <w:rFonts w:eastAsia="Times New Roman"/>
-          <w:color w:val="auto"/>
-        </w:rPr>
-        <w:t>Fig 4: Secure Message Transmission</w:t>
-      </w:r>
-      <w:bookmarkEnd w:id="58"/>
-    </w:p>
-    <w:p/>
-    <w:p>
-      <w:pPr>
-        <w:spacing w:before="100" w:beforeAutospacing="1" w:after="100" w:afterAutospacing="1" w:line="240" w:lineRule="auto"/>
-        <w:outlineLvl w:val="2"/>
-        <w:rPr>
-          <w:rFonts w:ascii="Times New Roman" w:eastAsia="Times New Roman" w:hAnsi="Times New Roman" w:cs="Times New Roman"/>
-          <w:b/>
-          <w:bCs/>
-          <w:sz w:val="27"/>
-          <w:szCs w:val="27"/>
-        </w:rPr>
-      </w:pPr>
-      <w:bookmarkStart w:id="59" w:name="_Toc231766972"/>
-      <w:r>
-        <w:rPr>
-          <w:rFonts w:ascii="Times New Roman" w:eastAsia="Times New Roman" w:hAnsi="Times New Roman" w:cs="Times New Roman"/>
-          <w:b/>
-          <w:bCs/>
-          <w:noProof/>
-          <w:sz w:val="27"/>
-          <w:szCs w:val="27"/>
-        </w:rPr>
-        <w:drawing>
-          <wp:inline distT="0" distB="0" distL="0" distR="0" wp14:anchorId="13E1E381" wp14:editId="76D607A4">
-            <wp:extent cx="5753903" cy="476316"/>
-            <wp:effectExtent l="0" t="0" r="0" b="0"/>
-            <wp:docPr id="24" name="Picture 24"/>
-            <wp:cNvGraphicFramePr>
-              <a:graphicFrameLocks xmlns:a="http://schemas.openxmlformats.org/drawingml/2006/main" noChangeAspect="1"/>
-            </wp:cNvGraphicFramePr>
-            <a:graphic xmlns:a="http://schemas.openxmlformats.org/drawingml/2006/main">
-              <a:graphicData uri="http://schemas.openxmlformats.org/drawingml/2006/picture">
-                <pic:pic xmlns:pic="http://schemas.openxmlformats.org/drawingml/2006/picture">
-                  <pic:nvPicPr>
-                    <pic:cNvPr id="1" name=""/>
-                    <pic:cNvPicPr/>
-                  </pic:nvPicPr>
-                  <pic:blipFill>
-                    <a:blip r:embed="rId32"/>
-                    <a:stretch>
-                      <a:fillRect/>
-                    </a:stretch>
-                  </pic:blipFill>
-                  <pic:spPr>
-                    <a:xfrm>
-                      <a:off x="0" y="0"/>
                       <a:ext cx="5753903" cy="476316"/>
                     </a:xfrm>
                     <a:prstGeom prst="rect">
@@ -5882,7 +9007,8 @@
           </wp:inline>
         </w:drawing>
       </w:r>
-      <w:bookmarkEnd w:id="59"/>
+      <w:bookmarkEnd w:id="75"/>
+      <w:bookmarkEnd w:id="76"/>
     </w:p>
     <w:p>
       <w:pPr>
@@ -5892,7 +9018,7 @@
           <w:color w:val="auto"/>
         </w:rPr>
       </w:pPr>
-      <w:bookmarkStart w:id="60" w:name="_Toc231766973"/>
+      <w:bookmarkStart w:id="77" w:name="_Toc232378693"/>
       <w:r>
         <w:rPr>
           <w:rFonts w:eastAsia="Times New Roman"/>
@@ -5900,7 +9026,7 @@
         </w:rPr>
         <w:t>Fig 5: RSA Testing and Validation</w:t>
       </w:r>
-      <w:bookmarkEnd w:id="60"/>
+      <w:bookmarkEnd w:id="77"/>
     </w:p>
     <w:p/>
     <w:p>
@@ -5964,7 +9090,7 @@
           <w:color w:val="auto"/>
         </w:rPr>
       </w:pPr>
-      <w:bookmarkStart w:id="61" w:name="_Toc231766974"/>
+      <w:bookmarkStart w:id="78" w:name="_Toc232378694"/>
       <w:r>
         <w:rPr>
           <w:rFonts w:eastAsia="Times New Roman"/>
@@ -5973,7 +9099,7 @@
         <w:lastRenderedPageBreak/>
         <w:t>Student Reflection</w:t>
       </w:r>
-      <w:bookmarkEnd w:id="61"/>
+      <w:bookmarkEnd w:id="78"/>
       <w:r>
         <w:rPr>
           <w:rFonts w:eastAsia="Times New Roman"/>
@@ -5996,22 +9122,16 @@
           <w:color w:val="000000" w:themeColor="text1"/>
         </w:rPr>
       </w:pPr>
+      <w:bookmarkStart w:id="79" w:name="_Toc232378695"/>
       <w:r>
         <w:rPr>
           <w:rFonts w:eastAsia="Times New Roman"/>
           <w:b/>
           <w:color w:val="000000" w:themeColor="text1"/>
         </w:rPr>
-        <w:t>Week 6: Symmetric Ciphers II – Substitution-Permutation Networks (SPN), S-Boxes and Non-Linearity</w:t>
-      </w:r>
-      <w:r>
-        <w:rPr>
-          <w:rFonts w:eastAsia="Times New Roman"/>
-          <w:b/>
-          <w:color w:val="000000" w:themeColor="text1"/>
-        </w:rPr>
-        <w:t>.</w:t>
-      </w:r>
+        <w:t>Week 6: Symmetric Ciphers II – Substitution-Permutation Networks (SPN), S-Boxes and Non-Linearity.</w:t>
+      </w:r>
+      <w:bookmarkEnd w:id="79"/>
     </w:p>
     <w:p>
       <w:pPr>
@@ -6021,6 +9141,7 @@
           <w:color w:val="000000" w:themeColor="text1"/>
         </w:rPr>
       </w:pPr>
+      <w:bookmarkStart w:id="80" w:name="_Toc232378696"/>
       <w:r>
         <w:rPr>
           <w:rFonts w:eastAsia="Times New Roman"/>
@@ -6028,6 +9149,7 @@
         </w:rPr>
         <w:t>Practical Task 1</w:t>
       </w:r>
+      <w:bookmarkEnd w:id="80"/>
     </w:p>
     <w:p>
       <w:pPr>
@@ -6037,6 +9159,7 @@
           <w:color w:val="000000" w:themeColor="text1"/>
         </w:rPr>
       </w:pPr>
+      <w:bookmarkStart w:id="81" w:name="_Toc232378697"/>
       <w:r>
         <w:rPr>
           <w:rFonts w:eastAsia="Times New Roman"/>
@@ -6051,6 +9174,7 @@
         </w:rPr>
         <w:t>Basic SPN Design</w:t>
       </w:r>
+      <w:bookmarkEnd w:id="81"/>
     </w:p>
     <w:p>
       <w:pPr>
@@ -6072,6 +9196,9 @@
     </w:p>
     <w:p>
       <w:r>
+        <w:rPr>
+          <w:noProof/>
+        </w:rPr>
         <w:drawing>
           <wp:inline distT="0" distB="0" distL="0" distR="0" wp14:anchorId="6894BE2A" wp14:editId="0BAE29D7">
             <wp:extent cx="5943600" cy="3021330"/>
@@ -6117,6 +9244,7 @@
           <w:color w:val="000000" w:themeColor="text1"/>
         </w:rPr>
       </w:pPr>
+      <w:bookmarkStart w:id="82" w:name="_Toc232378698"/>
       <w:r>
         <w:rPr>
           <w:rFonts w:eastAsia="Times New Roman"/>
@@ -6125,6 +9253,7 @@
         <w:lastRenderedPageBreak/>
         <w:t>Practical Task 2</w:t>
       </w:r>
+      <w:bookmarkEnd w:id="82"/>
     </w:p>
     <w:p>
       <w:pPr>
@@ -6134,6 +9263,7 @@
           <w:color w:val="000000" w:themeColor="text1"/>
         </w:rPr>
       </w:pPr>
+      <w:bookmarkStart w:id="83" w:name="_Toc232378699"/>
       <w:r>
         <w:rPr>
           <w:rFonts w:eastAsia="Times New Roman"/>
@@ -6141,9 +9271,13 @@
         </w:rPr>
         <w:t>Non-Linearity Investigation</w:t>
       </w:r>
-    </w:p>
-    <w:p>
-      <w:r>
+      <w:bookmarkEnd w:id="83"/>
+    </w:p>
+    <w:p>
+      <w:r>
+        <w:rPr>
+          <w:noProof/>
+        </w:rPr>
         <w:drawing>
           <wp:inline distT="0" distB="0" distL="0" distR="0" wp14:anchorId="4B11A184" wp14:editId="49B2FED1">
             <wp:extent cx="5943600" cy="3140710"/>
@@ -6189,6 +9323,7 @@
           <w:color w:val="000000" w:themeColor="text1"/>
         </w:rPr>
       </w:pPr>
+      <w:bookmarkStart w:id="84" w:name="_Toc232378700"/>
       <w:r>
         <w:rPr>
           <w:rFonts w:eastAsia="Times New Roman"/>
@@ -6196,6 +9331,7 @@
         </w:rPr>
         <w:t>Practical Task 3</w:t>
       </w:r>
+      <w:bookmarkEnd w:id="84"/>
     </w:p>
     <w:p>
       <w:pPr>
@@ -6205,6 +9341,7 @@
           <w:color w:val="000000" w:themeColor="text1"/>
         </w:rPr>
       </w:pPr>
+      <w:bookmarkStart w:id="85" w:name="_Toc232378701"/>
       <w:r>
         <w:rPr>
           <w:rFonts w:eastAsia="Times New Roman"/>
@@ -6212,9 +9349,13 @@
         </w:rPr>
         <w:t>SPN Security Evaluation</w:t>
       </w:r>
-    </w:p>
-    <w:p>
-      <w:r>
+      <w:bookmarkEnd w:id="85"/>
+    </w:p>
+    <w:p>
+      <w:r>
+        <w:rPr>
+          <w:noProof/>
+        </w:rPr>
         <w:drawing>
           <wp:inline distT="0" distB="0" distL="0" distR="0" wp14:anchorId="460AF51C" wp14:editId="1FE8CB8E">
             <wp:extent cx="5943600" cy="1315720"/>
@@ -6254,6 +9395,9 @@
     </w:p>
     <w:p>
       <w:r>
+        <w:rPr>
+          <w:noProof/>
+        </w:rPr>
         <w:drawing>
           <wp:inline distT="0" distB="0" distL="0" distR="0" wp14:anchorId="70B1694D" wp14:editId="758AB4BB">
             <wp:extent cx="5943600" cy="763905"/>
@@ -6302,6 +9446,7 @@
           <w:color w:val="000000" w:themeColor="text1"/>
         </w:rPr>
       </w:pPr>
+      <w:bookmarkStart w:id="86" w:name="_Toc232378702"/>
       <w:r>
         <w:rPr>
           <w:color w:val="000000" w:themeColor="text1"/>
@@ -6309,9 +9454,13 @@
         <w:lastRenderedPageBreak/>
         <w:t>ii)Advanced SPN</w:t>
       </w:r>
-    </w:p>
-    <w:p>
-      <w:r>
+      <w:bookmarkEnd w:id="86"/>
+    </w:p>
+    <w:p>
+      <w:r>
+        <w:rPr>
+          <w:noProof/>
+        </w:rPr>
         <w:drawing>
           <wp:inline distT="0" distB="0" distL="0" distR="0" wp14:anchorId="1B1BFED1" wp14:editId="6258175B">
             <wp:extent cx="5943600" cy="3469640"/>
@@ -6352,6 +9501,9 @@
     <w:p/>
     <w:p>
       <w:r>
+        <w:rPr>
+          <w:noProof/>
+        </w:rPr>
         <w:drawing>
           <wp:inline distT="0" distB="0" distL="0" distR="0" wp14:anchorId="036763FB" wp14:editId="080E04AB">
             <wp:extent cx="5943600" cy="1553210"/>
@@ -6401,6 +9553,7 @@
           <w:szCs w:val="28"/>
         </w:rPr>
       </w:pPr>
+      <w:bookmarkStart w:id="87" w:name="_Toc232378703"/>
       <w:r>
         <w:rPr>
           <w:rFonts w:eastAsia="Times New Roman"/>
@@ -6412,6 +9565,7 @@
         <w:lastRenderedPageBreak/>
         <w:t>Challenge Task</w:t>
       </w:r>
+      <w:bookmarkEnd w:id="87"/>
     </w:p>
     <w:p>
       <w:pPr>
@@ -6427,6 +9581,7 @@
         </w:rPr>
         <w:t xml:space="preserve"> </w:t>
       </w:r>
+      <w:bookmarkStart w:id="88" w:name="_Toc232378704"/>
       <w:r>
         <w:rPr>
           <w:rFonts w:eastAsia="Times New Roman"/>
@@ -6434,9 +9589,13 @@
         </w:rPr>
         <w:t>mini AES-inspired encryption simulator</w:t>
       </w:r>
-    </w:p>
-    <w:p>
-      <w:r>
+      <w:bookmarkEnd w:id="88"/>
+    </w:p>
+    <w:p>
+      <w:r>
+        <w:rPr>
+          <w:noProof/>
+        </w:rPr>
         <w:drawing>
           <wp:inline distT="0" distB="0" distL="0" distR="0" wp14:anchorId="724B46F7" wp14:editId="28EB30D0">
             <wp:extent cx="5943600" cy="2843530"/>
@@ -6481,12 +9640,14 @@
           <w:color w:val="000000" w:themeColor="text1"/>
         </w:rPr>
       </w:pPr>
+      <w:bookmarkStart w:id="89" w:name="_Toc232378705"/>
       <w:r>
         <w:rPr>
           <w:color w:val="000000" w:themeColor="text1"/>
         </w:rPr>
         <w:t>Student reflection</w:t>
       </w:r>
+      <w:bookmarkEnd w:id="89"/>
     </w:p>
     <w:p>
       <w:pPr>
@@ -6513,8 +9674,6 @@
         </w:rPr>
         <w:t xml:space="preserve"> inside the main listener loop. It turned out to be an infinite loop bottleneck where my data types were clashing during string-to-byte conversions</w:t>
       </w:r>
-      <w:bookmarkStart w:id="62" w:name="_GoBack"/>
-      <w:bookmarkEnd w:id="62"/>
     </w:p>
     <w:p/>
     <w:p>
@@ -6526,6 +9685,7 @@
           <w:color w:val="000000" w:themeColor="text1"/>
         </w:rPr>
       </w:pPr>
+      <w:bookmarkStart w:id="90" w:name="_Toc232378706"/>
       <w:r>
         <w:rPr>
           <w:rStyle w:val="Heading1Char"/>
@@ -6543,6 +9703,7 @@
         </w:rPr>
         <w:t>.</w:t>
       </w:r>
+      <w:bookmarkEnd w:id="90"/>
     </w:p>
     <w:p>
       <w:pPr>
@@ -6553,6 +9714,7 @@
           <w:color w:val="000000" w:themeColor="text1"/>
         </w:rPr>
       </w:pPr>
+      <w:bookmarkStart w:id="91" w:name="_Toc232378707"/>
       <w:r>
         <w:rPr>
           <w:rFonts w:eastAsia="Times New Roman"/>
@@ -6560,6 +9722,7 @@
         </w:rPr>
         <w:t>Practical Task 1</w:t>
       </w:r>
+      <w:bookmarkEnd w:id="91"/>
     </w:p>
     <w:p>
       <w:pPr>
@@ -6569,6 +9732,7 @@
           <w:color w:val="000000" w:themeColor="text1"/>
         </w:rPr>
       </w:pPr>
+      <w:bookmarkStart w:id="92" w:name="_Toc232378708"/>
       <w:r>
         <w:rPr>
           <w:rFonts w:eastAsia="Times New Roman"/>
@@ -6576,9 +9740,13 @@
         </w:rPr>
         <w:t>Differential Cryptanalysis Simulation</w:t>
       </w:r>
-    </w:p>
-    <w:p>
-      <w:r>
+      <w:bookmarkEnd w:id="92"/>
+    </w:p>
+    <w:p>
+      <w:r>
+        <w:rPr>
+          <w:noProof/>
+        </w:rPr>
         <w:drawing>
           <wp:inline distT="0" distB="0" distL="0" distR="0" wp14:anchorId="6C93172B" wp14:editId="58F5D931">
             <wp:extent cx="5943600" cy="3012440"/>
@@ -6626,6 +9794,7 @@
           <w:color w:val="000000" w:themeColor="text1"/>
         </w:rPr>
       </w:pPr>
+      <w:bookmarkStart w:id="93" w:name="_Toc232378709"/>
       <w:r>
         <w:rPr>
           <w:rFonts w:eastAsia="Times New Roman"/>
@@ -6635,11 +9804,13 @@
         <w:lastRenderedPageBreak/>
         <w:t>Advanced Programming Task</w:t>
       </w:r>
+      <w:bookmarkEnd w:id="93"/>
     </w:p>
     <w:p>
       <w:pPr>
         <w:pStyle w:val="Heading3"/>
       </w:pPr>
+      <w:bookmarkStart w:id="94" w:name="_Toc232378710"/>
       <w:r>
         <w:rPr>
           <w:rFonts w:eastAsia="Times New Roman"/>
@@ -6660,9 +9831,13 @@
         </w:rPr>
         <w:t>:</w:t>
       </w:r>
-    </w:p>
-    <w:p>
-      <w:r>
+      <w:bookmarkEnd w:id="94"/>
+    </w:p>
+    <w:p>
+      <w:r>
+        <w:rPr>
+          <w:noProof/>
+        </w:rPr>
         <w:drawing>
           <wp:inline distT="0" distB="0" distL="0" distR="0" wp14:anchorId="46AEDE07" wp14:editId="61E3BF01">
             <wp:extent cx="5943600" cy="4868545"/>
@@ -6702,6 +9877,9 @@
     </w:p>
     <w:p>
       <w:r>
+        <w:rPr>
+          <w:noProof/>
+        </w:rPr>
         <w:drawing>
           <wp:inline distT="0" distB="0" distL="0" distR="0" wp14:anchorId="00F3894C" wp14:editId="5A58CB2F">
             <wp:extent cx="5611008" cy="1533739"/>
@@ -6741,6 +9919,9 @@
     </w:p>
     <w:p>
       <w:r>
+        <w:rPr>
+          <w:noProof/>
+        </w:rPr>
         <w:lastRenderedPageBreak/>
         <w:drawing>
           <wp:inline distT="0" distB="0" distL="0" distR="0" wp14:anchorId="2FF3433F" wp14:editId="7C65B4FC">
@@ -6781,6 +9962,9 @@
     </w:p>
     <w:p>
       <w:r>
+        <w:rPr>
+          <w:noProof/>
+        </w:rPr>
         <w:drawing>
           <wp:inline distT="0" distB="0" distL="0" distR="0" wp14:anchorId="59A1485C" wp14:editId="256F1B66">
             <wp:extent cx="5943600" cy="917575"/>
@@ -6828,6 +10012,7 @@
           <w:color w:val="000000" w:themeColor="text1"/>
         </w:rPr>
       </w:pPr>
+      <w:bookmarkStart w:id="95" w:name="_Toc232378711"/>
       <w:r>
         <w:rPr>
           <w:rFonts w:eastAsia="Times New Roman"/>
@@ -6836,6 +10021,7 @@
         </w:rPr>
         <w:t>Challenge Task</w:t>
       </w:r>
+      <w:bookmarkEnd w:id="95"/>
     </w:p>
     <w:p>
       <w:pPr>
@@ -6846,6 +10032,7 @@
           <w:szCs w:val="24"/>
         </w:rPr>
       </w:pPr>
+      <w:bookmarkStart w:id="96" w:name="_Toc232378712"/>
       <w:r>
         <w:rPr>
           <w:rStyle w:val="Heading3Char"/>
@@ -6853,6 +10040,7 @@
         </w:rPr>
         <w:t>Block Cipher Security Analyzer</w:t>
       </w:r>
+      <w:bookmarkEnd w:id="96"/>
       <w:r>
         <w:rPr>
           <w:rFonts w:ascii="Times New Roman" w:eastAsia="Times New Roman" w:hAnsi="Times New Roman" w:cs="Times New Roman"/>
@@ -6865,6 +10053,9 @@
     <w:p/>
     <w:p>
       <w:r>
+        <w:rPr>
+          <w:noProof/>
+        </w:rPr>
         <w:lastRenderedPageBreak/>
         <w:drawing>
           <wp:inline distT="0" distB="0" distL="0" distR="0" wp14:anchorId="70101041" wp14:editId="5D633432">
@@ -6905,6 +10096,9 @@
     </w:p>
     <w:p>
       <w:r>
+        <w:rPr>
+          <w:noProof/>
+        </w:rPr>
         <w:drawing>
           <wp:inline distT="0" distB="0" distL="0" distR="0" wp14:anchorId="750765E6" wp14:editId="1AF56847">
             <wp:extent cx="5943600" cy="3300095"/>
@@ -6944,6 +10138,9 @@
     </w:p>
     <w:p>
       <w:r>
+        <w:rPr>
+          <w:noProof/>
+        </w:rPr>
         <w:lastRenderedPageBreak/>
         <w:drawing>
           <wp:inline distT="0" distB="0" distL="0" distR="0" wp14:anchorId="19004823" wp14:editId="34F05CF9">
@@ -6989,12 +10186,14 @@
           <w:color w:val="000000" w:themeColor="text1"/>
         </w:rPr>
       </w:pPr>
+      <w:bookmarkStart w:id="97" w:name="_Toc232378713"/>
       <w:r>
         <w:rPr>
           <w:color w:val="000000" w:themeColor="text1"/>
         </w:rPr>
         <w:t>Student reflection</w:t>
       </w:r>
+      <w:bookmarkEnd w:id="97"/>
     </w:p>
     <w:p>
       <w:pPr>
@@ -8680,7 +11879,7 @@
 </file>
 
 <file path=customXml/itemProps1.xml><?xml version="1.0" encoding="utf-8"?>
-<ds:datastoreItem xmlns:ds="http://schemas.openxmlformats.org/officeDocument/2006/customXml" ds:itemID="{9BC27DC8-BB26-4E11-A7D7-7CB3A6E26952}">
+<ds:datastoreItem xmlns:ds="http://schemas.openxmlformats.org/officeDocument/2006/customXml" ds:itemID="{6EA2FD44-2404-40DF-97BB-E594D3AF2706}">
   <ds:schemaRefs>
     <ds:schemaRef ds:uri="http://schemas.openxmlformats.org/officeDocument/2006/bibliography"/>
   </ds:schemaRefs>
